--- a/deliverables/V-Trace_Final_Report.docx
+++ b/deliverables/V-Trace_Final_Report.docx
@@ -2,42 +2,6 @@
 <file path=word/document.xml><?xml version="1.0" encoding="utf-8"?>
 <w:document xmlns:wpc="http://schemas.microsoft.com/office/word/2010/wordprocessingCanvas" xmlns:mo="http://schemas.microsoft.com/office/mac/office/2008/main" xmlns:mc="http://schemas.openxmlformats.org/markup-compatibility/2006" xmlns:mv="urn:schemas-microsoft-com:mac:vml" xmlns:o="urn:schemas-microsoft-com:office:office" xmlns:r="http://schemas.openxmlformats.org/officeDocument/2006/relationships" xmlns:m="http://schemas.openxmlformats.org/officeDocument/2006/math" xmlns:v="urn:schemas-microsoft-com:vml" xmlns:wp14="http://schemas.microsoft.com/office/word/2010/wordprocessingDrawing" xmlns:wp="http://schemas.openxmlformats.org/drawingml/2006/wordprocessingDrawing" xmlns:w10="urn:schemas-microsoft-com:office:word" xmlns:w="http://schemas.openxmlformats.org/wordprocessingml/2006/main" xmlns:w14="http://schemas.microsoft.com/office/word/2010/wordml" xmlns:wpg="http://schemas.microsoft.com/office/word/2010/wordprocessingGroup" xmlns:wpi="http://schemas.microsoft.com/office/word/2010/wordprocessingInk" xmlns:wne="http://schemas.microsoft.com/office/word/2006/wordml" xmlns:wps="http://schemas.microsoft.com/office/word/2010/wordprocessingShape" mc:Ignorable="w14 wp14">
   <w:body>
-    <w:p>
-      <w:r>
-        <w:drawing>
-          <wp:inline xmlns:a="http://schemas.openxmlformats.org/drawingml/2006/main" xmlns:pic="http://schemas.openxmlformats.org/drawingml/2006/picture">
-            <wp:extent cx="2160000" cy="653684"/>
-            <wp:docPr id="1" name="Picture 1"/>
-            <wp:cNvGraphicFramePr>
-              <a:graphicFrameLocks noChangeAspect="1"/>
-            </wp:cNvGraphicFramePr>
-            <a:graphic>
-              <a:graphicData uri="http://schemas.openxmlformats.org/drawingml/2006/picture">
-                <pic:pic>
-                  <pic:nvPicPr>
-                    <pic:cNvPr id="0" name="nus_iss_logo.png"/>
-                    <pic:cNvPicPr/>
-                  </pic:nvPicPr>
-                  <pic:blipFill>
-                    <a:blip r:embed="rId9"/>
-                    <a:stretch>
-                      <a:fillRect/>
-                    </a:stretch>
-                  </pic:blipFill>
-                  <pic:spPr>
-                    <a:xfrm>
-                      <a:off x="0" y="0"/>
-                      <a:ext cx="2160000" cy="653684"/>
-                    </a:xfrm>
-                    <a:prstGeom prst="rect"/>
-                  </pic:spPr>
-                </pic:pic>
-              </a:graphicData>
-            </a:graphic>
-          </wp:inline>
-        </w:drawing>
-      </w:r>
-    </w:p>
     <w:p/>
     <w:p/>
     <w:p/>
@@ -114,7 +78,7 @@
     <w:p>
       <w:pPr>
         <w:sectPr>
-          <w:footerReference w:type="default" r:id="rId10"/>
+          <w:footerReference w:type="default" r:id="rId9"/>
           <w:pgSz w:w="11906" w:h="16838"/>
           <w:pgMar w:top="1247" w:right="1247" w:bottom="1247" w:left="1247" w:header="720" w:footer="720" w:gutter="0"/>
           <w:cols w:space="720"/>
@@ -1716,7 +1680,7 @@
         <w:drawing>
           <wp:inline xmlns:a="http://schemas.openxmlformats.org/drawingml/2006/main" xmlns:pic="http://schemas.openxmlformats.org/drawingml/2006/picture">
             <wp:extent cx="5976620" cy="3735388"/>
-            <wp:docPr id="2" name="Picture 2"/>
+            <wp:docPr id="1" name="Picture 1"/>
             <wp:cNvGraphicFramePr>
               <a:graphicFrameLocks noChangeAspect="1"/>
             </wp:cNvGraphicFramePr>
@@ -1728,7 +1692,7 @@
                     <pic:cNvPicPr/>
                   </pic:nvPicPr>
                   <pic:blipFill>
-                    <a:blip r:embed="rId12"/>
+                    <a:blip r:embed="rId11"/>
                     <a:stretch>
                       <a:fillRect/>
                     </a:stretch>
@@ -1768,7 +1732,7 @@
         <w:drawing>
           <wp:inline xmlns:a="http://schemas.openxmlformats.org/drawingml/2006/main" xmlns:pic="http://schemas.openxmlformats.org/drawingml/2006/picture">
             <wp:extent cx="5976620" cy="3735388"/>
-            <wp:docPr id="3" name="Picture 3"/>
+            <wp:docPr id="2" name="Picture 2"/>
             <wp:cNvGraphicFramePr>
               <a:graphicFrameLocks noChangeAspect="1"/>
             </wp:cNvGraphicFramePr>
@@ -1780,7 +1744,7 @@
                     <pic:cNvPicPr/>
                   </pic:nvPicPr>
                   <pic:blipFill>
-                    <a:blip r:embed="rId13"/>
+                    <a:blip r:embed="rId12"/>
                     <a:stretch>
                       <a:fillRect/>
                     </a:stretch>
@@ -2367,7 +2331,7 @@
         <w:drawing>
           <wp:inline xmlns:a="http://schemas.openxmlformats.org/drawingml/2006/main" xmlns:pic="http://schemas.openxmlformats.org/drawingml/2006/picture">
             <wp:extent cx="5976620" cy="3361849"/>
-            <wp:docPr id="4" name="Picture 4"/>
+            <wp:docPr id="3" name="Picture 3"/>
             <wp:cNvGraphicFramePr>
               <a:graphicFrameLocks noChangeAspect="1"/>
             </wp:cNvGraphicFramePr>
@@ -2379,7 +2343,7 @@
                     <pic:cNvPicPr/>
                   </pic:nvPicPr>
                   <pic:blipFill>
-                    <a:blip r:embed="rId14"/>
+                    <a:blip r:embed="rId13"/>
                     <a:stretch>
                       <a:fillRect/>
                     </a:stretch>
@@ -3691,7 +3655,7 @@
         <w:drawing>
           <wp:inline xmlns:a="http://schemas.openxmlformats.org/drawingml/2006/main" xmlns:pic="http://schemas.openxmlformats.org/drawingml/2006/picture">
             <wp:extent cx="5976620" cy="2988310"/>
-            <wp:docPr id="5" name="Picture 5"/>
+            <wp:docPr id="4" name="Picture 4"/>
             <wp:cNvGraphicFramePr>
               <a:graphicFrameLocks noChangeAspect="1"/>
             </wp:cNvGraphicFramePr>
@@ -3703,7 +3667,7 @@
                     <pic:cNvPicPr/>
                   </pic:nvPicPr>
                   <pic:blipFill>
-                    <a:blip r:embed="rId15"/>
+                    <a:blip r:embed="rId14"/>
                     <a:stretch>
                       <a:fillRect/>
                     </a:stretch>
@@ -4292,7 +4256,7 @@
         <w:drawing>
           <wp:inline xmlns:a="http://schemas.openxmlformats.org/drawingml/2006/main" xmlns:pic="http://schemas.openxmlformats.org/drawingml/2006/picture">
             <wp:extent cx="5976620" cy="3415211"/>
-            <wp:docPr id="6" name="Picture 6"/>
+            <wp:docPr id="5" name="Picture 5"/>
             <wp:cNvGraphicFramePr>
               <a:graphicFrameLocks noChangeAspect="1"/>
             </wp:cNvGraphicFramePr>
@@ -4304,7 +4268,7 @@
                     <pic:cNvPicPr/>
                   </pic:nvPicPr>
                   <pic:blipFill>
-                    <a:blip r:embed="rId16"/>
+                    <a:blip r:embed="rId15"/>
                     <a:stretch>
                       <a:fillRect/>
                     </a:stretch>
@@ -4869,7 +4833,7 @@
         <w:drawing>
           <wp:inline xmlns:a="http://schemas.openxmlformats.org/drawingml/2006/main" xmlns:pic="http://schemas.openxmlformats.org/drawingml/2006/picture">
             <wp:extent cx="4680000" cy="4680000"/>
-            <wp:docPr id="7" name="Picture 7"/>
+            <wp:docPr id="6" name="Picture 6"/>
             <wp:cNvGraphicFramePr>
               <a:graphicFrameLocks noChangeAspect="1"/>
             </wp:cNvGraphicFramePr>
@@ -4881,7 +4845,7 @@
                     <pic:cNvPicPr/>
                   </pic:nvPicPr>
                   <pic:blipFill>
-                    <a:blip r:embed="rId17"/>
+                    <a:blip r:embed="rId16"/>
                     <a:stretch>
                       <a:fillRect/>
                     </a:stretch>
@@ -6451,7 +6415,7 @@
         <w:drawing>
           <wp:inline xmlns:a="http://schemas.openxmlformats.org/drawingml/2006/main" xmlns:pic="http://schemas.openxmlformats.org/drawingml/2006/picture">
             <wp:extent cx="5976620" cy="2539087"/>
-            <wp:docPr id="8" name="Picture 8"/>
+            <wp:docPr id="7" name="Picture 7"/>
             <wp:cNvGraphicFramePr>
               <a:graphicFrameLocks noChangeAspect="1"/>
             </wp:cNvGraphicFramePr>
@@ -6463,7 +6427,7 @@
                     <pic:cNvPicPr/>
                   </pic:nvPicPr>
                   <pic:blipFill>
-                    <a:blip r:embed="rId18"/>
+                    <a:blip r:embed="rId17"/>
                     <a:stretch>
                       <a:fillRect/>
                     </a:stretch>
@@ -6726,7 +6690,7 @@
         <w:drawing>
           <wp:inline xmlns:a="http://schemas.openxmlformats.org/drawingml/2006/main" xmlns:pic="http://schemas.openxmlformats.org/drawingml/2006/picture">
             <wp:extent cx="5976620" cy="1569617"/>
-            <wp:docPr id="9" name="Picture 9"/>
+            <wp:docPr id="8" name="Picture 8"/>
             <wp:cNvGraphicFramePr>
               <a:graphicFrameLocks noChangeAspect="1"/>
             </wp:cNvGraphicFramePr>
@@ -6738,7 +6702,7 @@
                     <pic:cNvPicPr/>
                   </pic:nvPicPr>
                   <pic:blipFill>
-                    <a:blip r:embed="rId19"/>
+                    <a:blip r:embed="rId18"/>
                     <a:stretch>
                       <a:fillRect/>
                     </a:stretch>
@@ -7530,7 +7494,7 @@
                 <w:color w:val="0E8782"/>
                 <w:sz w:val="17"/>
               </w:rPr>
-              <w:t>V-Trace_First_Presentation.pptx</w:t>
+              <w:t>V-Trace_First_Presentation.pdf</w:t>
             </w:r>
             <w:r>
               <w:rPr>
@@ -7605,7 +7569,7 @@
       </w:r>
     </w:p>
     <w:sectPr>
-      <w:footerReference w:type="default" r:id="rId11"/>
+      <w:footerReference w:type="default" r:id="rId10"/>
       <w:pgSz w:w="11906" w:h="16838"/>
       <w:pgMar w:top="1247" w:right="1247" w:bottom="1247" w:left="1247" w:header="720" w:footer="720" w:gutter="0"/>
       <w:cols w:space="720"/>

--- a/deliverables/V-Trace_Final_Report.docx
+++ b/deliverables/V-Trace_Final_Report.docx
@@ -1623,18 +1623,8 @@
       </w:r>
     </w:p>
     <w:p>
-      <w:pPr>
-        <w:pStyle w:val="ListBullet"/>
-        <w:spacing w:after="60"/>
-      </w:pPr>
-      <w:r>
-        <w:rPr>
-          <w:b/>
-        </w:rPr>
-        <w:t>Admin sign-in</w:t>
-      </w:r>
-      <w:r>
-        <w:t>: username and password from Streamlit secrets or environment variables; constant-time comparison; the app stays locked if no account is configured.</w:t>
+      <w:r>
+        <w:t>The interface follows the layout used in vehicle Re-ID work: a query vehicle and a ranked list of matches, labelled with camera and time. It is deliberately simple, with one search page and one analysis page.</w:t>
       </w:r>
     </w:p>
     <w:p>
@@ -1646,10 +1636,69 @@
         <w:rPr>
           <w:b/>
         </w:rPr>
-        <w:t>Theme</w:t>
-      </w:r>
-      <w:r>
-        <w:t>: the proposal deck's teal/navy palette in dark (default) and light modes.</w:t>
+        <w:t>Search page.</w:t>
+      </w:r>
+      <w:r>
+        <w:t xml:space="preserve"> </w:t>
+      </w:r>
+      <w:r>
+        <w:rPr>
+          <w:b/>
+        </w:rPr>
+        <w:t>① Find the vehicle</w:t>
+      </w:r>
+      <w:r>
+        <w:t>: describe it (colour, type, partial plate, optional cues or free text) or pick</w:t>
+      </w:r>
+    </w:p>
+    <w:p>
+      <w:r>
+        <w:t xml:space="preserve">it straight from a camera's list of vehicles, then click </w:t>
+      </w:r>
+      <w:r>
+        <w:rPr>
+          <w:b/>
+        </w:rPr>
+        <w:t>Select</w:t>
+      </w:r>
+      <w:r>
+        <w:t xml:space="preserve">. </w:t>
+      </w:r>
+      <w:r>
+        <w:rPr>
+          <w:b/>
+        </w:rPr>
+        <w:t>② Its route across the cameras</w:t>
+      </w:r>
+      <w:r>
+        <w:t xml:space="preserve">: a timeline of the vehicle's sightings, with the suggested ones marked ⭐ until confirmed. </w:t>
+      </w:r>
+      <w:r>
+        <w:rPr>
+          <w:b/>
+        </w:rPr>
+        <w:t>③ Where else was it seen?</w:t>
+      </w:r>
+      <w:r>
+        <w:t xml:space="preserve">: for each other camera, the top three ranked matches with time and score, and a </w:t>
+      </w:r>
+      <w:r>
+        <w:rPr>
+          <w:b/>
+        </w:rPr>
+        <w:t>✓ Same vehicle</w:t>
+      </w:r>
+      <w:r>
+        <w:t xml:space="preserve"> button. A </w:t>
+      </w:r>
+      <w:r>
+        <w:rPr>
+          <w:i/>
+        </w:rPr>
+        <w:t>Why these matches?</w:t>
+      </w:r>
+      <w:r>
+        <w:t xml:space="preserve"> panel shows the evidence vector behind every candidate.</w:t>
       </w:r>
     </w:p>
     <w:p>
@@ -1661,15 +1710,68 @@
         <w:rPr>
           <w:b/>
         </w:rPr>
-        <w:t>Tabs</w:t>
-      </w:r>
-      <w:r>
-        <w:t>: 1 Upload &amp; process videos (with a one-click demo); 2 Describe &amp; search (Stage 1, with a Confirm button per</w:t>
+        <w:t>Analysis page.</w:t>
+      </w:r>
+      <w:r>
+        <w:t xml:space="preserve"> VeRi-776 benchmark results, the SOM vehicle map and a manual tracking check.</w:t>
       </w:r>
     </w:p>
     <w:p>
-      <w:r>
-        <w:t>candidate); 3 Confirm &amp; re-identify (route tracing, per-camera confirmation, then all ranked candidates with their evidence vectors and frames); Track review (manual tracking check); SOM; Evaluation (benchmark results).</w:t>
+      <w:pPr>
+        <w:pStyle w:val="ListBullet"/>
+        <w:spacing w:after="60"/>
+      </w:pPr>
+      <w:r>
+        <w:rPr>
+          <w:b/>
+        </w:rPr>
+        <w:t>Sidebar.</w:t>
+      </w:r>
+      <w:r>
+        <w:t xml:space="preserve"> The cameras being searched (the four demo cameras load automatically), </w:t>
+      </w:r>
+      <w:r>
+        <w:rPr>
+          <w:i/>
+        </w:rPr>
+        <w:t>Use your own videos</w:t>
+      </w:r>
+      <w:r>
+        <w:t xml:space="preserve"> (upload</w:t>
+      </w:r>
+    </w:p>
+    <w:p>
+      <w:r>
+        <w:t xml:space="preserve">and process), </w:t>
+      </w:r>
+      <w:r>
+        <w:rPr>
+          <w:i/>
+        </w:rPr>
+        <w:t>Matching settings</w:t>
+      </w:r>
+      <w:r>
+        <w:t xml:space="preserve"> (matcher, time window, suggestion threshold) and sign-out.</w:t>
+      </w:r>
+    </w:p>
+    <w:p>
+      <w:pPr>
+        <w:pStyle w:val="ListBullet"/>
+        <w:spacing w:after="60"/>
+      </w:pPr>
+      <w:r>
+        <w:rPr>
+          <w:b/>
+        </w:rPr>
+        <w:t>Admin sign-in</w:t>
+      </w:r>
+      <w:r>
+        <w:t xml:space="preserve"> (Streamlit secrets or environment variables, constant-time comparison) and the V-Trace theme</w:t>
+      </w:r>
+    </w:p>
+    <w:p>
+      <w:r>
+        <w:t>(logo, Inter font, teal/navy palette; dark by default, light available).</w:t>
       </w:r>
     </w:p>
     <w:p>
@@ -1773,7 +1875,7 @@
           <w:color w:val="34454D"/>
           <w:sz w:val="19"/>
         </w:rPr>
-        <w:t>Figure 2 – Stage 2: the vehicle's route across cameras, with per-camera candidates to confirm</w:t>
+        <w:t>Figure 2 – the vehicle's route across cameras after confirming each camera (screenshot)</w:t>
       </w:r>
     </w:p>
     <w:p>
@@ -7031,16 +7133,7 @@
         <w:t>python scripts/prepare_demo_clips.py</w:t>
       </w:r>
       <w:r>
-        <w:t xml:space="preserve">; in the app, tab 1 → </w:t>
-      </w:r>
-      <w:r>
-        <w:rPr>
-          <w:b/>
-        </w:rPr>
-        <w:t>Quick demo</w:t>
-      </w:r>
-      <w:r>
-        <w:t>.</w:t>
+        <w:t>; the app loads the demo cameras automatically.</w:t>
       </w:r>
     </w:p>
     <w:p>

--- a/deliverables/V-Trace_Final_Report.docx
+++ b/deliverables/V-Trace_Final_Report.docx
@@ -102,28 +102,60 @@
         <w:rPr>
           <w:b/>
         </w:rPr>
-        <w:t>multi-attribute vehicle search and cross-camera re-identification (Re-ID)</w:t>
+        <w:t>vehicle search and cross-camera re-identification (Re-ID)</w:t>
       </w:r>
       <w:r>
-        <w:t xml:space="preserve">. A user describes a vehicle with whatever is known (colour, type, a full or partial licence plate, distinctive cues), V-Trace ranks the vehicles found in the uploaded camera videos, the user </w:t>
+        <w:t xml:space="preserve">. The user loads short dash-cam or traffic-camera videos, either the demo videos already on the platform or new uploads, and V-Trace processes each video into </w:t>
+      </w:r>
+      <w:r>
+        <w:rPr>
+          <w:i/>
+        </w:rPr>
+        <w:t>sightings</w:t>
+      </w:r>
+      <w:r>
+        <w:t xml:space="preserve">: every vehicle is detected, followed while it stays in view, and described. The user then describes the vehicle they are looking for (colour, type, full or partial licence plate, distinctive features, free text). V-Trace returns a </w:t>
       </w:r>
       <w:r>
         <w:rPr>
           <w:b/>
         </w:rPr>
-        <w:t>confirms</w:t>
+        <w:t>ranked list of best matches</w:t>
       </w:r>
       <w:r>
-        <w:t xml:space="preserve"> the right one, and V-Trace then re-identifies that vehicle in the other cameras and </w:t>
+        <w:t xml:space="preserve">. When the user selects one, V-Trace shows </w:t>
       </w:r>
       <w:r>
         <w:rPr>
           <w:b/>
         </w:rPr>
-        <w:t>traces its route</w:t>
+        <w:t>every camera the vehicle was seen in, with the time span and one frame from each sighting</w:t>
       </w:r>
       <w:r>
-        <w:t xml:space="preserve"> camera by camera, with timestamps and frame evidence. Results are always ranked candidates for human review.</w:t>
+        <w:t>.</w:t>
+      </w:r>
+    </w:p>
+    <w:p>
+      <w:r>
+        <w:t xml:space="preserve">The system is built entirely from </w:t>
+      </w:r>
+      <w:r>
+        <w:rPr>
+          <w:b/>
+        </w:rPr>
+        <w:t>published, pretrained models</w:t>
+      </w:r>
+      <w:r>
+        <w:t xml:space="preserve">. Nothing is trained for this project: YOLO11 detects vehicles, ByteTrack follows them, CLIP scores the description zero-shot, EasyOCR reads plates, and the </w:t>
+      </w:r>
+      <w:r>
+        <w:rPr>
+          <w:b/>
+        </w:rPr>
+        <w:t>FastReID VeRi-776 model</w:t>
+      </w:r>
+      <w:r>
+        <w:t xml:space="preserve"> released by the VeRi-776 authors' team (JDAI-CV) matches vehicles across cameras.</w:t>
       </w:r>
     </w:p>
     <w:p>
@@ -140,15 +172,15 @@
         <w:rPr>
           <w:b/>
         </w:rPr>
-        <w:t>Main hypothesis supported.</w:t>
+        <w:t>The Re-ID model as published, on the official VeRi-776 split:</w:t>
       </w:r>
       <w:r>
-        <w:t xml:space="preserve"> On VeRi-776, plate-only retrieval collapses from 100% to 3.6% mAP as plates degrade,</w:t>
+        <w:t xml:space="preserve"> Rank-1 97.0%, Rank-5 98.6%,</w:t>
       </w:r>
     </w:p>
     <w:p>
       <w:r>
-        <w:t>while fused evidence stays well above appearance-only at every plate level (weighted fusion: 99 / 64 / 70 / 43 mAP for clear / partial / blurred / hidden plates, vs 27 for appearance only).</w:t>
+        <w:t>mAP 81.6% (1,678 queries, 11,579 gallery images; FastReID reports 97.0% / 81.9%).</w:t>
       </w:r>
     </w:p>
     <w:p>
@@ -160,15 +192,24 @@
         <w:rPr>
           <w:b/>
         </w:rPr>
-        <w:t>Supervised metric learning</w:t>
+        <w:t>On the demo cameras</w:t>
       </w:r>
       <w:r>
-        <w:t xml:space="preserve"> (LDA on ResNet-50 + CLIP embeddings, trained on VeRi identities) is the single</w:t>
+        <w:t xml:space="preserve"> (real street footage, 187 sightings in four cameras): the correct sighting</w:t>
       </w:r>
     </w:p>
     <w:p>
       <w:r>
-        <w:t>strongest cue: Rank-1 77.0% and mAP 48.0% with plates hidden, vs 61.3% and 27.1% for the ImageNet embedding.</w:t>
+        <w:t xml:space="preserve">of the same vehicle in another camera is ranked first for 36% of queries (Rank-5 58%, mAP 38%). At the default threshold, </w:t>
+      </w:r>
+      <w:r>
+        <w:rPr>
+          <w:b/>
+        </w:rPr>
+        <w:t>71% of the cameras V-Trace reports are correct</w:t>
+      </w:r>
+      <w:r>
+        <w:t xml:space="preserve"> and it finds 32% of the cameras the vehicle really passed through.</w:t>
       </w:r>
     </w:p>
     <w:p>
@@ -177,56 +218,12 @@
         <w:spacing w:after="60"/>
       </w:pPr>
       <w:r>
-        <w:rPr>
-          <w:b/>
-        </w:rPr>
-        <w:t>Description search</w:t>
-      </w:r>
-      <w:r>
-        <w:t xml:space="preserve"> with colour + type + a partial plate puts the right vehicle in the top 5 for 84% of queries,</w:t>
+        <w:t>One Streamlit application with an admin sign-in covers the whole flow: videos → describe → ranked matches → select →</w:t>
       </w:r>
     </w:p>
     <w:p>
       <w:r>
-        <w:t>and a supervised colour/type probe doubles type accuracy over zero-shot CLIP (38% → 79%).</w:t>
-      </w:r>
-    </w:p>
-    <w:p>
-      <w:pPr>
-        <w:pStyle w:val="ListBullet"/>
-        <w:spacing w:after="60"/>
-      </w:pPr>
-      <w:r>
-        <w:rPr>
-          <w:b/>
-        </w:rPr>
-        <w:t>Multi-camera demo footage.</w:t>
-      </w:r>
-      <w:r>
-        <w:t xml:space="preserve"> The fused matcher reaches Rank-1 38% (appearance only: 24%).</w:t>
-      </w:r>
-    </w:p>
-    <w:p>
-      <w:r>
-        <w:t>The automatic route suggestion is 70% precise, and with one-click human confirmation per camera the right sighting is among the three shown for 65% of camera hops.</w:t>
-      </w:r>
-    </w:p>
-    <w:p>
-      <w:pPr>
-        <w:pStyle w:val="ListBullet"/>
-        <w:spacing w:after="60"/>
-      </w:pPr>
-      <w:r>
-        <w:t xml:space="preserve">All </w:t>
-      </w:r>
-      <w:r>
-        <w:rPr>
-          <w:b/>
-        </w:rPr>
-        <w:t>four technique groups</w:t>
-      </w:r>
-      <w:r>
-        <w:t xml:space="preserve"> are integrated in one Streamlit application with an admin sign-in.</w:t>
+        <w:t>where it was seen.</w:t>
       </w:r>
     </w:p>
     <w:p>
@@ -239,21 +236,30 @@
     </w:p>
     <w:p>
       <w:r>
-        <w:t>Vehicle re-identification means deciding whether a vehicle seen by one camera is likely the same vehicle seen by another. A licence plate is the strongest single identifier, but CCTV footage often can't read it: the plate may be too small, blurred by motion, occluded, badly lit or facing away from the camera. Investigators also rarely start with a clean image. They usually start with a partial description, such as "a white SUV, plate starting SGX12, dent on the rear door".</w:t>
+        <w:t>Vehicle re-identification means deciding whether a vehicle seen by one camera is the same vehicle seen by another. A licence plate is the strongest single identifier, but in traffic footage it is often unreadable: too small, blurred, occluded, badly lit or facing away. Investigators also rarely start with an image. They start with a description, such as "a red sedan with a spoiler, plate starting SGX12".</w:t>
       </w:r>
     </w:p>
     <w:p>
       <w:r>
-        <w:t xml:space="preserve">V-Trace treats vehicle search as a </w:t>
+        <w:t xml:space="preserve">V-Trace therefore works in two steps. First, a </w:t>
       </w:r>
       <w:r>
         <w:rPr>
           <w:b/>
         </w:rPr>
-        <w:t>two-stage, multi-evidence pattern-recognition problem</w:t>
+        <w:t>description search</w:t>
       </w:r>
       <w:r>
-        <w:t>. It uses the plate when the plate is readable, but never depends on it alone, and it keeps a human confirmation step between the stages.</w:t>
+        <w:t xml:space="preserve"> turns what the user knows into a ranked list of sightings. Second, once the user has picked the right sighting, </w:t>
+      </w:r>
+      <w:r>
+        <w:rPr>
+          <w:b/>
+        </w:rPr>
+        <w:t>image-based Re-ID</w:t>
+      </w:r>
+      <w:r>
+        <w:t xml:space="preserve"> finds the same vehicle in every other camera, without needing the plate.</w:t>
       </w:r>
     </w:p>
     <w:p>
@@ -272,7 +278,7 @@
         <w:t>Objective.</w:t>
       </w:r>
       <w:r>
-        <w:t xml:space="preserve"> Build a runnable system that:</w:t>
+        <w:t xml:space="preserve"> Build a basic, working vehicle Re-ID platform that:</w:t>
       </w:r>
     </w:p>
     <w:p>
@@ -281,7 +287,7 @@
         <w:spacing w:after="60"/>
       </w:pPr>
       <w:r>
-        <w:t>processes uploaded traffic/CCTV videos, one video per camera;</w:t>
+        <w:t>offers two inputs: demo videos already on the platform, or new short uploaded videos (one video = one camera);</w:t>
       </w:r>
     </w:p>
     <w:p>
@@ -290,7 +296,18 @@
         <w:spacing w:after="60"/>
       </w:pPr>
       <w:r>
-        <w:t>lets a user describe a target with whatever cues they have (colour, type, full or partial plate, distinctive cues, free text);</w:t>
+        <w:t xml:space="preserve">processes each video and groups the frames in which one vehicle is seen continuously into one </w:t>
+      </w:r>
+      <w:r>
+        <w:rPr>
+          <w:b/>
+        </w:rPr>
+        <w:t>sighting</w:t>
+      </w:r>
+    </w:p>
+    <w:p>
+      <w:r>
+        <w:t>(e.g. a red sedan visible for 4 s in camera 1);</w:t>
       </w:r>
     </w:p>
     <w:p>
@@ -299,7 +316,7 @@
         <w:spacing w:after="60"/>
       </w:pPr>
       <w:r>
-        <w:t>returns ranked candidate vehicles;</w:t>
+        <w:t>takes a description of the target (colour, type, plate, distinctive features, free text) and returns ranked best matches;</w:t>
       </w:r>
     </w:p>
     <w:p>
@@ -308,7 +325,12 @@
         <w:spacing w:after="60"/>
       </w:pPr>
       <w:r>
-        <w:t>after the user confirms a candidate, re-identifies that vehicle across the other videos and traces its route, with video, timestamp and frame evidence.</w:t>
+        <w:t>after the user selects a match, shows every camera in which that vehicle was seen, with the time span and one frame</w:t>
+      </w:r>
+    </w:p>
+    <w:p>
+      <w:r>
+        <w:t>from each sighting.</w:t>
       </w:r>
     </w:p>
     <w:tbl>
@@ -375,7 +397,7 @@
               <w:rPr>
                 <w:sz w:val="19"/>
               </w:rPr>
-              <w:t>Uploaded multi-camera videos; detection; within-video tracking; tracklets</w:t>
+              <w:t>Short uploaded or bundled videos; detection; tracking; sightings</w:t>
             </w:r>
           </w:p>
         </w:tc>
@@ -391,7 +413,7 @@
               <w:rPr>
                 <w:sz w:val="19"/>
               </w:rPr>
-              <w:t>Operational live CCTV networks</w:t>
+              <w:t>Live CCTV networks</w:t>
             </w:r>
           </w:p>
         </w:tc>
@@ -410,7 +432,7 @@
               <w:rPr>
                 <w:sz w:val="19"/>
               </w:rPr>
-              <w:t>Colour / type / plate / appearance / distinctive-cue descriptors</w:t>
+              <w:t>Colour / type / plate / distinctive-feature description search</w:t>
             </w:r>
           </w:p>
         </w:tc>
@@ -427,7 +449,7 @@
               <w:rPr>
                 <w:sz w:val="19"/>
               </w:rPr>
-              <w:t>Vehicle-owner records</w:t>
+              <w:t>Vehicle-owner records, facial recognition</w:t>
             </w:r>
           </w:p>
         </w:tc>
@@ -445,7 +467,7 @@
               <w:rPr>
                 <w:sz w:val="19"/>
               </w:rPr>
-              <w:t>Description-based retrieval; human confirmation</w:t>
+              <w:t>Cross-camera Re-ID with a pretrained model; ranked results with frames and timestamps</w:t>
             </w:r>
           </w:p>
         </w:tc>
@@ -461,77 +483,7 @@
               <w:rPr>
                 <w:sz w:val="19"/>
               </w:rPr>
-              <w:t>Facial recognition of occupants</w:t>
-            </w:r>
-          </w:p>
-        </w:tc>
-      </w:tr>
-      <w:tr>
-        <w:tc>
-          <w:tcPr>
-            <w:tcW w:type="dxa" w:w="4706"/>
-            <w:shd w:val="clear" w:color="auto" w:fill="EAF7F6"/>
-          </w:tcPr>
-          <w:p>
-            <w:pPr>
-              <w:spacing w:after="0"/>
-            </w:pPr>
-            <w:r>
-              <w:rPr>
-                <w:sz w:val="19"/>
-              </w:rPr>
-              <w:t>Metric learning, SOM, weighted fusion, Random Forest, cross-video Re-ID, route tracing</w:t>
-            </w:r>
-          </w:p>
-        </w:tc>
-        <w:tc>
-          <w:tcPr>
-            <w:tcW w:type="dxa" w:w="4706"/>
-            <w:shd w:val="clear" w:color="auto" w:fill="EAF7F6"/>
-          </w:tcPr>
-          <w:p>
-            <w:pPr>
-              <w:spacing w:after="0"/>
-            </w:pPr>
-            <w:r>
-              <w:rPr>
-                <w:sz w:val="19"/>
-              </w:rPr>
-              <w:t>Definitive forensic identification</w:t>
-            </w:r>
-          </w:p>
-        </w:tc>
-      </w:tr>
-      <w:tr>
-        <w:tc>
-          <w:tcPr>
-            <w:tcW w:type="dxa" w:w="4706"/>
-          </w:tcPr>
-          <w:p>
-            <w:pPr>
-              <w:spacing w:after="0"/>
-            </w:pPr>
-            <w:r>
-              <w:rPr>
-                <w:sz w:val="19"/>
-              </w:rPr>
-              <w:t>Ranked results with frames and timestamps in a Streamlit app</w:t>
-            </w:r>
-          </w:p>
-        </w:tc>
-        <w:tc>
-          <w:tcPr>
-            <w:tcW w:type="dxa" w:w="4706"/>
-          </w:tcPr>
-          <w:p>
-            <w:pPr>
-              <w:spacing w:after="0"/>
-            </w:pPr>
-            <w:r>
-              <w:rPr>
-                <w:sz w:val="19"/>
-              </w:rPr>
-              <w:t>Training large detection / Re-ID networks from scratch</w:t>
+              <w:t>Training detection or Re-ID networks</w:t>
             </w:r>
           </w:p>
         </w:tc>
@@ -550,7 +502,7 @@
         <w:rPr>
           <w:b/>
         </w:rPr>
-        <w:t>ranked list for human review</w:t>
+        <w:t>ranked list for a person to review</w:t>
       </w:r>
       <w:r>
         <w:t>, never an identity claim.</w:t>
@@ -588,7 +540,7 @@
                 <w:rFonts w:ascii="Consolas" w:hAnsi="Consolas"/>
                 <w:sz w:val="17"/>
               </w:rPr>
-              <w:t>Videos ─► YOLO11n detection ─► ByteTrack tracking ─► tracklets ─► descriptors ─► vehicle index (this session)</w:t>
+              <w:t>Videos ─► YOLO11n detection ─► ByteTrack tracking ─► sightings ─► descriptors ─► vehicle index</w:t>
             </w:r>
           </w:p>
           <w:p>
@@ -600,7 +552,7 @@
                 <w:rFonts w:ascii="Consolas" w:hAnsi="Consolas"/>
                 <w:sz w:val="17"/>
               </w:rPr>
-              <w:t xml:space="preserve">                                                                                        │</w:t>
+              <w:t xml:space="preserve">                                                                   │</w:t>
             </w:r>
           </w:p>
           <w:p>
@@ -612,7 +564,7 @@
                 <w:rFonts w:ascii="Consolas" w:hAnsi="Consolas"/>
                 <w:sz w:val="17"/>
               </w:rPr>
-              <w:t>User description ─► Stage 1 ranked candidates ─► human CONFIRM ─► Stage 2 Re-ID ◄───────┘</w:t>
+              <w:t xml:space="preserve">            FastReID VeRi-776 embedding · CLIP zero-shot colour/type/features · EasyOCR plate</w:t>
             </w:r>
           </w:p>
           <w:p>
@@ -624,7 +576,7 @@
                 <w:rFonts w:ascii="Consolas" w:hAnsi="Consolas"/>
                 <w:sz w:val="17"/>
               </w:rPr>
-              <w:t xml:space="preserve">                                       (learned metric · SOM pre-filter · weighted fusion / Random Forest)</w:t>
+              <w:t xml:space="preserve">                                                                   │</w:t>
             </w:r>
           </w:p>
           <w:p>
@@ -636,191 +588,13 @@
                 <w:rFonts w:ascii="Consolas" w:hAnsi="Consolas"/>
                 <w:sz w:val="17"/>
               </w:rPr>
-              <w:t xml:space="preserve">                                                                     │</w:t>
-            </w:r>
-          </w:p>
-          <w:p>
-            <w:pPr>
-              <w:spacing w:after="0"/>
-            </w:pPr>
-            <w:r>
-              <w:rPr>
-                <w:rFonts w:ascii="Consolas" w:hAnsi="Consolas"/>
-                <w:sz w:val="17"/>
-              </w:rPr>
-              <w:t xml:space="preserve">                       route tracing: suggested route + per-camera top-3 for human confirmation</w:t>
-            </w:r>
-          </w:p>
-          <w:p>
-            <w:pPr>
-              <w:spacing w:after="0"/>
-            </w:pPr>
-            <w:r>
-              <w:rPr>
-                <w:rFonts w:ascii="Consolas" w:hAnsi="Consolas"/>
-                <w:sz w:val="17"/>
-              </w:rPr>
-              <w:t xml:space="preserve">                                                                     │</w:t>
-            </w:r>
-          </w:p>
-          <w:p>
-            <w:pPr>
-              <w:spacing w:after="0"/>
-            </w:pPr>
-            <w:r>
-              <w:rPr>
-                <w:rFonts w:ascii="Consolas" w:hAnsi="Consolas"/>
-                <w:sz w:val="17"/>
-              </w:rPr>
-              <w:t xml:space="preserve">                                       ranked sightings + route + frames + timestamps</w:t>
+              <w:t>Description ─► ranked best matches ─► user SELECTS one ─► same vehicle in every camera ─► time span + frame</w:t>
             </w:r>
           </w:p>
         </w:tc>
       </w:tr>
     </w:tbl>
     <w:p/>
-    <w:p>
-      <w:pPr>
-        <w:pStyle w:val="Heading3"/>
-      </w:pPr>
-      <w:r>
-        <w:t>3.1 Video ingestion, detection and tracking (</w:t>
-      </w:r>
-      <w:r>
-        <w:rPr>
-          <w:rFonts w:ascii="Consolas" w:hAnsi="Consolas"/>
-          <w:color w:val="0E8782"/>
-          <w:sz w:val="20"/>
-        </w:rPr>
-        <w:t>vtrace/video.py</w:t>
-      </w:r>
-      <w:r>
-        <w:t>)</w:t>
-      </w:r>
-    </w:p>
-    <w:p>
-      <w:pPr>
-        <w:pStyle w:val="ListBullet"/>
-        <w:spacing w:after="60"/>
-      </w:pPr>
-      <w:r>
-        <w:t>Each uploaded video is treated as one camera.</w:t>
-      </w:r>
-    </w:p>
-    <w:p>
-      <w:pPr>
-        <w:pStyle w:val="ListBullet"/>
-        <w:spacing w:after="60"/>
-      </w:pPr>
-      <w:r>
-        <w:t xml:space="preserve">A pretrained </w:t>
-      </w:r>
-      <w:r>
-        <w:rPr>
-          <w:b/>
-        </w:rPr>
-        <w:t>YOLO11n</w:t>
-      </w:r>
-      <w:r>
-        <w:t xml:space="preserve"> detector (COCO classes car, motorcycle, bus, truck) runs on every </w:t>
-      </w:r>
-      <w:r>
-        <w:rPr>
-          <w:i/>
-        </w:rPr>
-        <w:t>n</w:t>
-      </w:r>
-      <w:r>
-        <w:t>-th frame</w:t>
-      </w:r>
-    </w:p>
-    <w:p>
-      <w:r>
-        <w:t>(speed presets: Fast = every 5th frame without OCR, Balanced = every 3rd, Detailed = every 2nd).</w:t>
-      </w:r>
-    </w:p>
-    <w:p>
-      <w:pPr>
-        <w:pStyle w:val="ListBullet"/>
-        <w:spacing w:after="60"/>
-      </w:pPr>
-      <w:r>
-        <w:rPr>
-          <w:b/>
-        </w:rPr>
-        <w:t>ByteTrack</w:t>
-      </w:r>
-      <w:r>
-        <w:t xml:space="preserve"> links detections into tracks within each video. Tracks with fewer than 4 detections are discarded.</w:t>
-      </w:r>
-    </w:p>
-    <w:p>
-      <w:pPr>
-        <w:pStyle w:val="ListBullet"/>
-        <w:spacing w:after="60"/>
-      </w:pPr>
-      <w:r>
-        <w:t xml:space="preserve">For each </w:t>
-      </w:r>
-      <w:r>
-        <w:rPr>
-          <w:b/>
-        </w:rPr>
-        <w:t>tracklet</w:t>
-      </w:r>
-      <w:r>
-        <w:t>, V-Trace keeps four high-quality crops spread out in time (quality = box area × confidence,</w:t>
-      </w:r>
-    </w:p>
-    <w:p>
-      <w:r>
-        <w:t>halved at the frame edge), the box positions, and one annotated evidence frame with camera, track id and timestamp.</w:t>
-      </w:r>
-    </w:p>
-    <w:p>
-      <w:pPr>
-        <w:pStyle w:val="ListBullet"/>
-        <w:spacing w:after="60"/>
-      </w:pPr>
-      <w:r>
-        <w:t>Processed videos are cached with a signature (size, modification time, speed setting), so re-processing is instant.</w:t>
-      </w:r>
-    </w:p>
-    <w:p>
-      <w:pPr>
-        <w:pStyle w:val="Heading3"/>
-      </w:pPr>
-      <w:r>
-        <w:t>3.2 Vehicle representation (</w:t>
-      </w:r>
-      <w:r>
-        <w:rPr>
-          <w:rFonts w:ascii="Consolas" w:hAnsi="Consolas"/>
-          <w:color w:val="0E8782"/>
-          <w:sz w:val="20"/>
-        </w:rPr>
-        <w:t>vtrace/features.py</w:t>
-      </w:r>
-      <w:r>
-        <w:t xml:space="preserve">, </w:t>
-      </w:r>
-      <w:r>
-        <w:rPr>
-          <w:rFonts w:ascii="Consolas" w:hAnsi="Consolas"/>
-          <w:color w:val="0E8782"/>
-          <w:sz w:val="20"/>
-        </w:rPr>
-        <w:t>vtrace/metric.py</w:t>
-      </w:r>
-      <w:r>
-        <w:t>)</w:t>
-      </w:r>
-    </w:p>
-    <w:p>
-      <w:r>
-        <w:t>Each tracklet is summarised by complementary descriptors averaged over its crops:</w:t>
-      </w:r>
-    </w:p>
     <w:tbl>
       <w:tblPr>
         <w:tblStyle w:val="TableGrid"/>
@@ -849,7 +623,7 @@
                 <w:color w:val="FFFFFF"/>
                 <w:sz w:val="19"/>
               </w:rPr>
-              <w:t>Descriptor</w:t>
+              <w:t>Step</w:t>
             </w:r>
           </w:p>
         </w:tc>
@@ -868,7 +642,7 @@
                 <w:color w:val="FFFFFF"/>
                 <w:sz w:val="19"/>
               </w:rPr>
-              <w:t>Model</w:t>
+              <w:t>Model (pretrained, used as published)</w:t>
             </w:r>
           </w:p>
         </w:tc>
@@ -887,7 +661,7 @@
                 <w:color w:val="FFFFFF"/>
                 <w:sz w:val="19"/>
               </w:rPr>
-              <w:t>Role</w:t>
+              <w:t>Source</w:t>
             </w:r>
           </w:p>
         </w:tc>
@@ -905,7 +679,7 @@
               <w:rPr>
                 <w:sz w:val="19"/>
               </w:rPr>
-              <w:t>Appearance embedding (2048-d)</w:t>
+              <w:t>Detect vehicles</w:t>
             </w:r>
           </w:p>
         </w:tc>
@@ -921,7 +695,7 @@
               <w:rPr>
                 <w:sz w:val="19"/>
               </w:rPr>
-              <w:t>ResNet-50, ImageNet-pretrained</w:t>
+              <w:t>YOLO11n, COCO classes car / motorcycle / bus / truck</w:t>
             </w:r>
           </w:p>
         </w:tc>
@@ -937,7 +711,7 @@
               <w:rPr>
                 <w:sz w:val="19"/>
               </w:rPr>
-              <w:t>generic visual cue</w:t>
+              <w:t>Ultralytics</w:t>
             </w:r>
           </w:p>
         </w:tc>
@@ -956,7 +730,7 @@
               <w:rPr>
                 <w:sz w:val="19"/>
               </w:rPr>
-              <w:t>CLIP image embedding (512-d)</w:t>
+              <w:t>Follow a vehicle while it is in view</w:t>
             </w:r>
           </w:p>
         </w:tc>
@@ -973,7 +747,7 @@
               <w:rPr>
                 <w:sz w:val="19"/>
               </w:rPr>
-              <w:t>CLIP ViT-B/32</w:t>
+              <w:t>ByteTrack</w:t>
             </w:r>
           </w:p>
         </w:tc>
@@ -990,7 +764,7 @@
               <w:rPr>
                 <w:sz w:val="19"/>
               </w:rPr>
-              <w:t>second visual cue; basis for colour, type and cues</w:t>
+              <w:t>Ultralytics</w:t>
             </w:r>
           </w:p>
         </w:tc>
@@ -1006,10 +780,9 @@
             </w:pPr>
             <w:r>
               <w:rPr>
-                <w:b/>
                 <w:sz w:val="19"/>
               </w:rPr>
-              <w:t>Learned Re-ID embedding</w:t>
+              <w:t>Colour, type, distinctive features, free text</w:t>
             </w:r>
           </w:p>
         </w:tc>
@@ -1025,7 +798,7 @@
               <w:rPr>
                 <w:sz w:val="19"/>
               </w:rPr>
-              <w:t>standardise [ResNet, CLIP] → PCA (256) → LDA, trained on VeRi-776 identities</w:t>
+              <w:t>CLIP ViT-B/32, zero-shot</w:t>
             </w:r>
           </w:p>
         </w:tc>
@@ -1041,7 +814,7 @@
               <w:rPr>
                 <w:sz w:val="19"/>
               </w:rPr>
-              <w:t>main Re-ID cue</w:t>
+              <w:t>OpenAI (open_clip)</w:t>
             </w:r>
           </w:p>
         </w:tc>
@@ -1060,7 +833,7 @@
               <w:rPr>
                 <w:sz w:val="19"/>
               </w:rPr>
-              <w:t>Colour &amp; type probabilities</w:t>
+              <w:t>Licence plate</w:t>
             </w:r>
           </w:p>
         </w:tc>
@@ -1077,7 +850,7 @@
               <w:rPr>
                 <w:sz w:val="19"/>
               </w:rPr>
-              <w:t>supervised linear probe on CLIP embeddings (VeRi labels); CLIP zero-shot fallback</w:t>
+              <w:t>EasyOCR</w:t>
             </w:r>
           </w:p>
         </w:tc>
@@ -1094,7 +867,7 @@
               <w:rPr>
                 <w:sz w:val="19"/>
               </w:rPr>
-              <w:t>description search; attribute agreement</w:t>
+              <w:t>JaidedAI</w:t>
             </w:r>
           </w:p>
         </w:tc>
@@ -1112,7 +885,7 @@
               <w:rPr>
                 <w:sz w:val="19"/>
               </w:rPr>
-              <w:t>HSV colour histogram (16×4×4)</w:t>
+              <w:t>Same vehicle in another camera</w:t>
             </w:r>
           </w:p>
         </w:tc>
@@ -1128,7 +901,7 @@
               <w:rPr>
                 <w:sz w:val="19"/>
               </w:rPr>
-              <w:t>hand-crafted</w:t>
+              <w:t>FastReID SBS(R50-ibn), trained on VeRi-776</w:t>
             </w:r>
           </w:p>
         </w:tc>
@@ -1144,163 +917,7 @@
               <w:rPr>
                 <w:sz w:val="19"/>
               </w:rPr>
-              <w:t>colour similarity</w:t>
-            </w:r>
-          </w:p>
-        </w:tc>
-      </w:tr>
-      <w:tr>
-        <w:tc>
-          <w:tcPr>
-            <w:tcW w:type="dxa" w:w="3137"/>
-            <w:shd w:val="clear" w:color="auto" w:fill="EAF7F6"/>
-          </w:tcPr>
-          <w:p>
-            <w:pPr>
-              <w:spacing w:after="0"/>
-            </w:pPr>
-            <w:r>
-              <w:rPr>
-                <w:sz w:val="19"/>
-              </w:rPr>
-              <w:t>Distinctive-cue scores</w:t>
-            </w:r>
-          </w:p>
-        </w:tc>
-        <w:tc>
-          <w:tcPr>
-            <w:tcW w:type="dxa" w:w="3137"/>
-            <w:shd w:val="clear" w:color="auto" w:fill="EAF7F6"/>
-          </w:tcPr>
-          <w:p>
-            <w:pPr>
-              <w:spacing w:after="0"/>
-            </w:pPr>
-            <w:r>
-              <w:rPr>
-                <w:sz w:val="19"/>
-              </w:rPr>
-              <w:t>CLIP text–image similarity over a controlled vocabulary (roof rack, spoiler, dent, decal, roof cargo)</w:t>
-            </w:r>
-          </w:p>
-        </w:tc>
-        <w:tc>
-          <w:tcPr>
-            <w:tcW w:type="dxa" w:w="3137"/>
-            <w:shd w:val="clear" w:color="auto" w:fill="EAF7F6"/>
-          </w:tcPr>
-          <w:p>
-            <w:pPr>
-              <w:spacing w:after="0"/>
-            </w:pPr>
-            <w:r>
-              <w:rPr>
-                <w:sz w:val="19"/>
-              </w:rPr>
-              <w:t>optional supporting evidence</w:t>
-            </w:r>
-          </w:p>
-        </w:tc>
-      </w:tr>
-      <w:tr>
-        <w:tc>
-          <w:tcPr>
-            <w:tcW w:type="dxa" w:w="3137"/>
-          </w:tcPr>
-          <w:p>
-            <w:pPr>
-              <w:spacing w:after="0"/>
-            </w:pPr>
-            <w:r>
-              <w:rPr>
-                <w:sz w:val="19"/>
-              </w:rPr>
-              <w:t>Plate text</w:t>
-            </w:r>
-          </w:p>
-        </w:tc>
-        <w:tc>
-          <w:tcPr>
-            <w:tcW w:type="dxa" w:w="3137"/>
-          </w:tcPr>
-          <w:p>
-            <w:pPr>
-              <w:spacing w:after="0"/>
-            </w:pPr>
-            <w:r>
-              <w:rPr>
-                <w:sz w:val="19"/>
-              </w:rPr>
-              <w:t>EasyOCR on the largest crops, kept only when confidently read</w:t>
-            </w:r>
-          </w:p>
-        </w:tc>
-        <w:tc>
-          <w:tcPr>
-            <w:tcW w:type="dxa" w:w="3137"/>
-          </w:tcPr>
-          <w:p>
-            <w:pPr>
-              <w:spacing w:after="0"/>
-            </w:pPr>
-            <w:r>
-              <w:rPr>
-                <w:sz w:val="19"/>
-              </w:rPr>
-              <w:t>strong evidence when available</w:t>
-            </w:r>
-          </w:p>
-        </w:tc>
-      </w:tr>
-      <w:tr>
-        <w:tc>
-          <w:tcPr>
-            <w:tcW w:type="dxa" w:w="3137"/>
-            <w:shd w:val="clear" w:color="auto" w:fill="EAF7F6"/>
-          </w:tcPr>
-          <w:p>
-            <w:pPr>
-              <w:spacing w:after="0"/>
-            </w:pPr>
-            <w:r>
-              <w:rPr>
-                <w:sz w:val="19"/>
-              </w:rPr>
-              <w:t>Track consistency</w:t>
-            </w:r>
-          </w:p>
-        </w:tc>
-        <w:tc>
-          <w:tcPr>
-            <w:tcW w:type="dxa" w:w="3137"/>
-            <w:shd w:val="clear" w:color="auto" w:fill="EAF7F6"/>
-          </w:tcPr>
-          <w:p>
-            <w:pPr>
-              <w:spacing w:after="0"/>
-            </w:pPr>
-            <w:r>
-              <w:rPr>
-                <w:sz w:val="19"/>
-              </w:rPr>
-              <w:t>mean cosine of crops to the tracklet centroid</w:t>
-            </w:r>
-          </w:p>
-        </w:tc>
-        <w:tc>
-          <w:tcPr>
-            <w:tcW w:type="dxa" w:w="3137"/>
-            <w:shd w:val="clear" w:color="auto" w:fill="EAF7F6"/>
-          </w:tcPr>
-          <w:p>
-            <w:pPr>
-              <w:spacing w:after="0"/>
-            </w:pPr>
-            <w:r>
-              <w:rPr>
-                <w:sz w:val="19"/>
-              </w:rPr>
-              <w:t>track-level reliability</w:t>
+              <w:t>JDAI-CV/fast-reid</w:t>
             </w:r>
           </w:p>
         </w:tc>
@@ -1312,22 +929,45 @@
       </w:pPr>
     </w:p>
     <w:p>
+      <w:pPr>
+        <w:pStyle w:val="Heading3"/>
+      </w:pPr>
       <w:r>
-        <w:t xml:space="preserve">The ImageNet and CLIP embeddings describe "a car" well but were never trained to tell two cars apart. </w:t>
+        <w:t>3.1 Videos → sightings (</w:t>
+      </w:r>
+      <w:r>
+        <w:rPr>
+          <w:rFonts w:ascii="Consolas" w:hAnsi="Consolas"/>
+          <w:color w:val="0E8782"/>
+          <w:sz w:val="20"/>
+        </w:rPr>
+        <w:t>vtrace/video.py</w:t>
+      </w:r>
+      <w:r>
+        <w:t>)</w:t>
+      </w:r>
+    </w:p>
+    <w:p>
+      <w:r>
+        <w:t xml:space="preserve">Every 3rd frame (every 5th in </w:t>
+      </w:r>
+      <w:r>
+        <w:rPr>
+          <w:i/>
+        </w:rPr>
+        <w:t>Fast processing</w:t>
+      </w:r>
+      <w:r>
+        <w:t xml:space="preserve">) goes through YOLO11n; ByteTrack links the detections of one vehicle over time. One track is one </w:t>
       </w:r>
       <w:r>
         <w:rPr>
           <w:b/>
         </w:rPr>
-        <w:t>Linear Discriminant Analysis</w:t>
+        <w:t>sighting</w:t>
       </w:r>
       <w:r>
-        <w:t xml:space="preserve"> learns, from labelled vehicle identities, a projection that keeps the directions separating identities and suppresses within-identity variation such as viewpoint, scale and lighting. It is cheap (a linear map on stored embeddings), so existing indexes need no reprocessing.</w:t>
-      </w:r>
-    </w:p>
-    <w:p>
-      <w:r>
-        <w:t>No single descriptor is required. A missing descriptor lowers confidence but never blocks a search.</w:t>
+        <w:t>: the vehicle's camera, its first and last time, its boxes, four good crops spread over time, and one full frame with the vehicle boxed (the frame where its crop is largest and sharpest). Tracks shorter than 4 detections are dropped as noise.</w:t>
       </w:r>
     </w:p>
     <w:p>
@@ -1335,7 +975,123 @@
         <w:pStyle w:val="Heading3"/>
       </w:pPr>
       <w:r>
-        <w:t>3.3 Stage 1 – description-to-vehicle retrieval (</w:t>
+        <w:t>3.2 Describing each sighting (</w:t>
+      </w:r>
+      <w:r>
+        <w:rPr>
+          <w:rFonts w:ascii="Consolas" w:hAnsi="Consolas"/>
+          <w:color w:val="0E8782"/>
+          <w:sz w:val="20"/>
+        </w:rPr>
+        <w:t>vtrace/features.py</w:t>
+      </w:r>
+      <w:r>
+        <w:t xml:space="preserve">, </w:t>
+      </w:r>
+      <w:r>
+        <w:rPr>
+          <w:rFonts w:ascii="Consolas" w:hAnsi="Consolas"/>
+          <w:color w:val="0E8782"/>
+          <w:sz w:val="20"/>
+        </w:rPr>
+        <w:t>vtrace/fastreid.py</w:t>
+      </w:r>
+      <w:r>
+        <w:t>)</w:t>
+      </w:r>
+    </w:p>
+    <w:p>
+      <w:pPr>
+        <w:pStyle w:val="ListBullet"/>
+        <w:spacing w:after="60"/>
+      </w:pPr>
+      <w:r>
+        <w:rPr>
+          <w:b/>
+        </w:rPr>
+        <w:t>Re-ID embedding.</w:t>
+      </w:r>
+      <w:r>
+        <w:t xml:space="preserve"> Each crop goes through the FastReID VeRi-776 network (ResNet-50 with IBN-a and non-local blocks,</w:t>
+      </w:r>
+    </w:p>
+    <w:p>
+      <w:r>
+        <w:t xml:space="preserve">GeM pooling, BN-neck; 256×256 input); the four 2048-d embeddings are averaged and L2-normalised. FastReID is a large training framework, so </w:t>
+      </w:r>
+      <w:r>
+        <w:rPr>
+          <w:rFonts w:ascii="Consolas" w:hAnsi="Consolas"/>
+          <w:color w:val="0E8782"/>
+          <w:sz w:val="20"/>
+        </w:rPr>
+        <w:t>vtrace/fastreid.py</w:t>
+      </w:r>
+      <w:r>
+        <w:t xml:space="preserve"> only re-declares the network so that the published checkpoint loads with plain PyTorch; the weights are used unchanged.</w:t>
+      </w:r>
+    </w:p>
+    <w:p>
+      <w:pPr>
+        <w:pStyle w:val="ListBullet"/>
+        <w:spacing w:after="60"/>
+      </w:pPr>
+      <w:r>
+        <w:rPr>
+          <w:b/>
+        </w:rPr>
+        <w:t>Colour and type.</w:t>
+      </w:r>
+      <w:r>
+        <w:t xml:space="preserve"> CLIP compares the averaged crop embedding with prompts such as "a photo of a red car" or</w:t>
+      </w:r>
+    </w:p>
+    <w:p>
+      <w:r>
+        <w:t>"a photo of a sedan car" (ten VeRi colours, nine VeRi types) and keeps the softmax probabilities.</w:t>
+      </w:r>
+    </w:p>
+    <w:p>
+      <w:pPr>
+        <w:pStyle w:val="ListBullet"/>
+        <w:spacing w:after="60"/>
+      </w:pPr>
+      <w:r>
+        <w:rPr>
+          <w:b/>
+        </w:rPr>
+        <w:t>Distinctive features and free text.</w:t>
+      </w:r>
+      <w:r>
+        <w:t xml:space="preserve"> CLIP scores prompts such as "a photo of a car with a rear spoiler" against</w:t>
+      </w:r>
+    </w:p>
+    <w:p>
+      <w:r>
+        <w:t>the neutral "a photo of a car".</w:t>
+      </w:r>
+    </w:p>
+    <w:p>
+      <w:pPr>
+        <w:pStyle w:val="ListBullet"/>
+        <w:spacing w:after="60"/>
+      </w:pPr>
+      <w:r>
+        <w:rPr>
+          <w:b/>
+        </w:rPr>
+        <w:t>Plate.</w:t>
+      </w:r>
+      <w:r>
+        <w:t xml:space="preserve"> EasyOCR reads the lower part of the two largest crops; a plate is kept only if it is confidently read.</w:t>
+      </w:r>
+    </w:p>
+    <w:p>
+      <w:pPr>
+        <w:pStyle w:val="Heading3"/>
+      </w:pPr>
+      <w:r>
+        <w:t>3.3 Description → ranked matches (</w:t>
       </w:r>
       <w:r>
         <w:rPr>
@@ -1350,17 +1106,8 @@
       </w:r>
     </w:p>
     <w:p>
-      <w:pPr>
-        <w:pStyle w:val="ListBullet"/>
-        <w:spacing w:after="60"/>
-      </w:pPr>
       <w:r>
-        <w:t>Each field the user provides gets a score in [0, 1]: colour and type probability; wildcard-aware plate similarity</w:t>
-      </w:r>
-    </w:p>
-    <w:p>
-      <w:r>
-        <w:t>(</w:t>
+        <w:t xml:space="preserve">Each field the user fills in gives every sighting a 0–1 score: colour and type (the CLIP probability of the requested value, relative to the most likely value), plate (wildcard-aware similarity; </w:t>
       </w:r>
       <w:r>
         <w:rPr>
@@ -1371,39 +1118,16 @@
         <w:t>?</w:t>
       </w:r>
       <w:r>
-        <w:t xml:space="preserve"> = unknown character, partial plates match any part of the plate); CLIP cue and free-text scores.</w:t>
-      </w:r>
-    </w:p>
-    <w:p>
-      <w:pPr>
-        <w:pStyle w:val="ListBullet"/>
-        <w:spacing w:after="60"/>
-      </w:pPr>
-      <w:r>
-        <w:t xml:space="preserve">The final score is a weighted mean </w:t>
+        <w:t xml:space="preserve"> = unknown character; a sighting whose plate could not be read gets a neutral 0.3), distinctive features and free text (CLIP prompt scores). The final score is the weighted mean over </w:t>
       </w:r>
       <w:r>
         <w:rPr>
           <w:b/>
         </w:rPr>
-        <w:t>over the provided fields only</w:t>
+        <w:t>only the fields provided</w:t>
       </w:r>
       <w:r>
-        <w:t>. A tracklet whose plate could not be read gets</w:t>
-      </w:r>
-    </w:p>
-    <w:p>
-      <w:r>
-        <w:t>a neutral plate score rather than zero, so it is not excluded.</w:t>
-      </w:r>
-    </w:p>
-    <w:p>
-      <w:pPr>
-        <w:pStyle w:val="ListBullet"/>
-        <w:spacing w:after="60"/>
-      </w:pPr>
-      <w:r>
-        <w:t>Only the videos processed in the current session are searched.</w:t>
+        <w:t xml:space="preserve"> (plate 0.35, colour 0.30, type 0.25, features 0.10, text 0.10), so a missing field never counts against a vehicle. The 12 best sightings are shown.</w:t>
       </w:r>
     </w:p>
     <w:p>
@@ -1411,7 +1135,7 @@
         <w:pStyle w:val="Heading3"/>
       </w:pPr>
       <w:r>
-        <w:t>3.4 Stage 2 – confirmed-candidate cross-camera Re-ID (</w:t>
+        <w:t>3.4 Selected match → where it was seen (</w:t>
       </w:r>
       <w:r>
         <w:rPr>
@@ -1427,81 +1151,71 @@
     </w:p>
     <w:p>
       <w:r>
-        <w:t>The confirmed tracklet becomes the visual query. For every tracklet in the other videos, V-Trace computes an 11-dimensional pairwise evidence vector: learned-metric cosine; ResNet cosine; CLIP cosine; colour-histogram intersection; colour and type agreement; plate similarity and a flag for whether both plates were read; cue agreement; track quality and track consistency. Four scorers are compared:</w:t>
+        <w:t>The similarity of two sightings is the cosine of their FastReID embeddings. For the selected sighting, V-Trace checks every other camera and takes that camera's most similar sighting. It is reported as the same vehicle only if</w:t>
       </w:r>
     </w:p>
     <w:p>
       <w:pPr>
-        <w:pStyle w:val="ListNumber"/>
+        <w:pStyle w:val="ListBullet"/>
         <w:spacing w:after="60"/>
       </w:pPr>
       <w:r>
-        <w:rPr>
-          <w:b/>
-        </w:rPr>
-        <w:t>Appearance only</w:t>
-      </w:r>
-      <w:r>
-        <w:t xml:space="preserve"> (baseline): ResNet-50 cosine.</w:t>
-      </w:r>
-    </w:p>
-    <w:p>
-      <w:pPr>
-        <w:pStyle w:val="ListNumber"/>
-        <w:spacing w:after="60"/>
-      </w:pPr>
-      <w:r>
-        <w:rPr>
-          <w:b/>
-        </w:rPr>
-        <w:t>Learned metric</w:t>
-      </w:r>
-      <w:r>
-        <w:t xml:space="preserve"> (supervised baseline): cosine in the LDA space.</w:t>
-      </w:r>
-    </w:p>
-    <w:p>
-      <w:pPr>
-        <w:pStyle w:val="ListNumber"/>
-        <w:spacing w:after="60"/>
-      </w:pPr>
-      <w:r>
-        <w:rPr>
-          <w:b/>
-        </w:rPr>
-        <w:t>Weighted fusion</w:t>
-      </w:r>
-      <w:r>
-        <w:t xml:space="preserve"> (transparent): fixed weights; the plate weight is used only when both plates were read.</w:t>
-      </w:r>
-    </w:p>
-    <w:p>
-      <w:pPr>
-        <w:pStyle w:val="ListNumber"/>
-        <w:spacing w:after="60"/>
-      </w:pPr>
-      <w:r>
-        <w:rPr>
-          <w:b/>
-        </w:rPr>
-        <w:t>Random Forest</w:t>
-      </w:r>
-      <w:r>
-        <w:t xml:space="preserve"> (ensemble): 300 trees, class-balanced, monotonic constraints, trained on labelled same/different-vehicle pairs.</w:t>
-      </w:r>
-    </w:p>
-    <w:p>
-      <w:r>
-        <w:t xml:space="preserve">When the cameras share a clock, an optional </w:t>
+        <w:t xml:space="preserve">its similarity is at least </w:t>
       </w:r>
       <w:r>
         <w:rPr>
           <w:b/>
         </w:rPr>
-        <w:t>time window</w:t>
+        <w:t>0.40</w:t>
       </w:r>
       <w:r>
-        <w:t xml:space="preserve"> (default 10 s) drops candidates too far in time from the query.</w:t>
+        <w:t xml:space="preserve"> (chosen from the VeRi-776 score distributions, Section 5.1);</w:t>
+      </w:r>
+    </w:p>
+    <w:p>
+      <w:pPr>
+        <w:pStyle w:val="ListBullet"/>
+        <w:spacing w:after="60"/>
+      </w:pPr>
+      <w:r>
+        <w:t xml:space="preserve">it beats the camera's second-best sighting by at least </w:t>
+      </w:r>
+      <w:r>
+        <w:rPr>
+          <w:b/>
+        </w:rPr>
+        <w:t>0.08</w:t>
+      </w:r>
+      <w:r>
+        <w:t>. This is a ratio test (as in Lowe's SIFT matching):</w:t>
+      </w:r>
+    </w:p>
+    <w:p>
+      <w:r>
+        <w:t>when two vehicles are almost equally similar, the answer is ambiguous and is left to the user;</w:t>
+      </w:r>
+    </w:p>
+    <w:p>
+      <w:pPr>
+        <w:pStyle w:val="ListBullet"/>
+        <w:spacing w:after="60"/>
+      </w:pPr>
+      <w:r>
+        <w:t xml:space="preserve">when the videos were recorded at the same time (the demo cameras), it is within </w:t>
+      </w:r>
+      <w:r>
+        <w:rPr>
+          <w:b/>
+        </w:rPr>
+        <w:t>10 s</w:t>
+      </w:r>
+      <w:r>
+        <w:t xml:space="preserve"> of the selected sighting.</w:t>
+      </w:r>
+    </w:p>
+    <w:p>
+      <w:r>
+        <w:t>Each reported sighting is shown with its camera, time span, a crop and the full frame, and the route lists them in time order. For cameras with no confident match, the three closest vehicles are shown so the user can judge. All three settings can be changed in the app; uploaded videos are assumed to be recorded at different times (no time window).</w:t>
       </w:r>
     </w:p>
     <w:p>
@@ -1509,106 +1223,7 @@
         <w:pStyle w:val="Heading3"/>
       </w:pPr>
       <w:r>
-        <w:t>3.5 Route tracing (</w:t>
-      </w:r>
-      <w:r>
-        <w:rPr>
-          <w:rFonts w:ascii="Consolas" w:hAnsi="Consolas"/>
-          <w:color w:val="0E8782"/>
-          <w:sz w:val="20"/>
-        </w:rPr>
-        <w:t>reid.trace_path</w:t>
-      </w:r>
-      <w:r>
-        <w:t xml:space="preserve">, </w:t>
-      </w:r>
-      <w:r>
-        <w:rPr>
-          <w:rFonts w:ascii="Consolas" w:hAnsi="Consolas"/>
-          <w:color w:val="0E8782"/>
-          <w:sz w:val="20"/>
-        </w:rPr>
-        <w:t>reid.camera_candidates</w:t>
-      </w:r>
-      <w:r>
-        <w:t>)</w:t>
-      </w:r>
-    </w:p>
-    <w:p>
-      <w:r>
-        <w:t>Following one vehicle through several cameras is done in two layers.</w:t>
-      </w:r>
-    </w:p>
-    <w:p>
-      <w:r>
-        <w:rPr>
-          <w:b/>
-        </w:rPr>
-        <w:t>Suggested route (automatic).</w:t>
-      </w:r>
-      <w:r>
-        <w:t xml:space="preserve"> The path grows greedily from the confirmed sighting. Every camera's candidates are scored against </w:t>
-      </w:r>
-      <w:r>
-        <w:rPr>
-          <w:b/>
-        </w:rPr>
-        <w:t>all</w:t>
-      </w:r>
-      <w:r>
-        <w:t xml:space="preserve"> sightings already on the path (the best score counts), so a camera in between bridges a far, small view and a near, large view of the same car. A camera's best candidate joins only if it scores at least 0.5 </w:t>
-      </w:r>
-      <w:r>
-        <w:rPr>
-          <w:b/>
-        </w:rPr>
-        <w:t>and</w:t>
-      </w:r>
-      <w:r>
-        <w:t xml:space="preserve"> beats that camera's runner-up by a margin of 0.1. This ambiguity test, similar in spirit to Lowe's ratio test, leaves two similar cars close in time for the human to decide. The strongest such camera joins first, and the rest are re-scored.</w:t>
-      </w:r>
-    </w:p>
-    <w:p>
-      <w:r>
-        <w:rPr>
-          <w:b/>
-        </w:rPr>
-        <w:t>Human confirmation per camera (interactive).</w:t>
-      </w:r>
-      <w:r>
-        <w:t xml:space="preserve"> For each other camera the app shows the top three candidates, marking the suggested one. One click confirms the right sighting. Each confirmation joins the set of known views of the vehicle, and every remaining camera is re-scored against all of them. This keeps the human-in-the-loop principle of Stage 1 for every hop of the route.</w:t>
-      </w:r>
-    </w:p>
-    <w:p>
-      <w:pPr>
-        <w:pStyle w:val="Heading3"/>
-      </w:pPr>
-      <w:r>
-        <w:t>3.6 Unsupervised SOM (</w:t>
-      </w:r>
-      <w:r>
-        <w:rPr>
-          <w:rFonts w:ascii="Consolas" w:hAnsi="Consolas"/>
-          <w:color w:val="0E8782"/>
-          <w:sz w:val="20"/>
-        </w:rPr>
-        <w:t>vtrace/som.py</w:t>
-      </w:r>
-      <w:r>
-        <w:t>)</w:t>
-      </w:r>
-    </w:p>
-    <w:p>
-      <w:r>
-        <w:t>Appearance embeddings are reduced with PCA (32-d) and mapped onto a Self-Organizing Map (grid size by the 5√N heuristic). No identity labels are used. The SOM is used to (a) visualise groups of similar vehicles (U-matrix) and (b) optionally pre-filter Re-ID candidates to map nodes near the query's best-matching unit.</w:t>
-      </w:r>
-    </w:p>
-    <w:p>
-      <w:pPr>
-        <w:pStyle w:val="Heading3"/>
-      </w:pPr>
-      <w:r>
-        <w:t>3.7 Streamlit application (</w:t>
+        <w:t>3.5 Streamlit application (</w:t>
       </w:r>
       <w:r>
         <w:rPr>
@@ -1624,36 +1239,52 @@
     </w:p>
     <w:p>
       <w:r>
-        <w:t>The interface follows the layout used in vehicle Re-ID work: a query vehicle and a ranked list of matches, labelled with camera and time. It is deliberately simple, with one search page and one analysis page.</w:t>
-      </w:r>
-    </w:p>
-    <w:p>
-      <w:pPr>
-        <w:pStyle w:val="ListBullet"/>
-        <w:spacing w:after="60"/>
-      </w:pPr>
-      <w:r>
-        <w:rPr>
-          <w:b/>
-        </w:rPr>
-        <w:t>Search page.</w:t>
-      </w:r>
-      <w:r>
-        <w:t xml:space="preserve"> </w:t>
+        <w:t xml:space="preserve">An admin sign-in (credentials in Streamlit secrets, compared in constant time) protects the app. The sidebar chooses </w:t>
       </w:r>
       <w:r>
         <w:rPr>
           <w:b/>
         </w:rPr>
-        <w:t>① Find the vehicle</w:t>
+        <w:t>Demo videos</w:t>
       </w:r>
       <w:r>
-        <w:t>: describe it (colour, type, partial plate, optional cues or free text) or pick</w:t>
+        <w:t xml:space="preserve"> or </w:t>
       </w:r>
-    </w:p>
-    <w:p>
       <w:r>
-        <w:t xml:space="preserve">it straight from a camera's list of vehicles, then click </w:t>
+        <w:rPr>
+          <w:b/>
+        </w:rPr>
+        <w:t>Upload new videos</w:t>
+      </w:r>
+      <w:r>
+        <w:t xml:space="preserve"> (with a </w:t>
+      </w:r>
+      <w:r>
+        <w:rPr>
+          <w:i/>
+        </w:rPr>
+        <w:t>Fast processing</w:t>
+      </w:r>
+      <w:r>
+        <w:t xml:space="preserve"> switch) and lists the processed cameras. The Search page has three steps: </w:t>
+      </w:r>
+      <w:r>
+        <w:rPr>
+          <w:i/>
+        </w:rPr>
+        <w:t>1 Describe the vehicle</w:t>
+      </w:r>
+      <w:r>
+        <w:t xml:space="preserve">, </w:t>
+      </w:r>
+      <w:r>
+        <w:rPr>
+          <w:i/>
+        </w:rPr>
+        <w:t>2 Best matches</w:t>
+      </w:r>
+      <w:r>
+        <w:t xml:space="preserve"> (cards with crop, camera, time span, colour/type, plate, score and </w:t>
       </w:r>
       <w:r>
         <w:rPr>
@@ -1662,116 +1293,36 @@
         <w:t>Select</w:t>
       </w:r>
       <w:r>
-        <w:t xml:space="preserve">. </w:t>
-      </w:r>
-      <w:r>
-        <w:rPr>
-          <w:b/>
-        </w:rPr>
-        <w:t>② Its route across the cameras</w:t>
-      </w:r>
-      <w:r>
-        <w:t xml:space="preserve">: a timeline of the vehicle's sightings, with the suggested ones marked ⭐ until confirmed. </w:t>
-      </w:r>
-      <w:r>
-        <w:rPr>
-          <w:b/>
-        </w:rPr>
-        <w:t>③ Where else was it seen?</w:t>
-      </w:r>
-      <w:r>
-        <w:t xml:space="preserve">: for each other camera, the top three ranked matches with time and score, and a </w:t>
-      </w:r>
-      <w:r>
-        <w:rPr>
-          <w:b/>
-        </w:rPr>
-        <w:t>✓ Same vehicle</w:t>
-      </w:r>
-      <w:r>
-        <w:t xml:space="preserve"> button. A </w:t>
+        <w:t xml:space="preserve">), </w:t>
       </w:r>
       <w:r>
         <w:rPr>
           <w:i/>
         </w:rPr>
-        <w:t>Why these matches?</w:t>
+        <w:t>3 Where this vehicle was seen</w:t>
       </w:r>
       <w:r>
-        <w:t xml:space="preserve"> panel shows the evidence vector behind every candidate.</w:t>
-      </w:r>
-    </w:p>
-    <w:p>
-      <w:pPr>
-        <w:pStyle w:val="ListBullet"/>
-        <w:spacing w:after="60"/>
-      </w:pPr>
-      <w:r>
-        <w:rPr>
-          <w:b/>
-        </w:rPr>
-        <w:t>Analysis page.</w:t>
-      </w:r>
-      <w:r>
-        <w:t xml:space="preserve"> VeRi-776 benchmark results, the SOM vehicle map and a manual tracking check.</w:t>
-      </w:r>
-    </w:p>
-    <w:p>
-      <w:pPr>
-        <w:pStyle w:val="ListBullet"/>
-        <w:spacing w:after="60"/>
-      </w:pPr>
-      <w:r>
-        <w:rPr>
-          <w:b/>
-        </w:rPr>
-        <w:t>Sidebar.</w:t>
-      </w:r>
-      <w:r>
-        <w:t xml:space="preserve"> The cameras being searched (the four demo cameras load automatically), </w:t>
+        <w:t xml:space="preserve"> (route, then one row per sighting with time span, crop and frame). A </w:t>
       </w:r>
       <w:r>
         <w:rPr>
           <w:i/>
         </w:rPr>
-        <w:t>Use your own videos</w:t>
+        <w:t>How it works</w:t>
       </w:r>
       <w:r>
-        <w:t xml:space="preserve"> (upload</w:t>
-      </w:r>
-    </w:p>
-    <w:p>
-      <w:r>
-        <w:t xml:space="preserve">and process), </w:t>
+        <w:t xml:space="preserve"> page lists the models and the benchmark numbers. The app opens in dark mode with the V-Trace logo and palette. The demo cameras are bundled pre-processed (</w:t>
       </w:r>
       <w:r>
         <w:rPr>
-          <w:i/>
+          <w:rFonts w:ascii="Consolas" w:hAnsi="Consolas"/>
+          <w:color w:val="0E8782"/>
+          <w:sz w:val="20"/>
         </w:rPr>
-        <w:t>Matching settings</w:t>
+        <w:t>demo_bundle/</w:t>
       </w:r>
       <w:r>
-        <w:t xml:space="preserve"> (matcher, time window, suggestion threshold) and sign-out.</w:t>
-      </w:r>
-    </w:p>
-    <w:p>
-      <w:pPr>
-        <w:pStyle w:val="ListBullet"/>
-        <w:spacing w:after="60"/>
-      </w:pPr>
-      <w:r>
-        <w:rPr>
-          <w:b/>
-        </w:rPr>
-        <w:t>Admin sign-in</w:t>
-      </w:r>
-      <w:r>
-        <w:t xml:space="preserve"> (Streamlit secrets or environment variables, constant-time comparison) and the V-Trace theme</w:t>
-      </w:r>
-    </w:p>
-    <w:p>
-      <w:r>
-        <w:t>(logo, Inter font, teal/navy palette; dark by default, light available).</w:t>
+        <w:t>) so the hosted app loads them instantly.</w:t>
       </w:r>
     </w:p>
     <w:p>
@@ -1823,7 +1374,7 @@
           <w:color w:val="34454D"/>
           <w:sz w:val="19"/>
         </w:rPr>
-        <w:t>Figure 1 – Stage 1: describe and search</w:t>
+        <w:t>Figure 1 – describe the vehicle and pick it from the ranked best matches</w:t>
       </w:r>
     </w:p>
     <w:p>
@@ -1842,7 +1393,7 @@
               <a:graphicData uri="http://schemas.openxmlformats.org/drawingml/2006/picture">
                 <pic:pic>
                   <pic:nvPicPr>
-                    <pic:cNvPr id="0" name="path.png"/>
+                    <pic:cNvPr id="0" name="seen.png"/>
                     <pic:cNvPicPr/>
                   </pic:nvPicPr>
                   <pic:blipFill>
@@ -1875,7 +1426,7 @@
           <w:color w:val="34454D"/>
           <w:sz w:val="19"/>
         </w:rPr>
-        <w:t>Figure 2 – the vehicle's route across cameras after confirming each camera (screenshot)</w:t>
+        <w:t>Figure 2 – where the selected vehicle was seen: camera, time span and a frame per sighting</w:t>
       </w:r>
     </w:p>
     <w:p>
@@ -1884,6 +1435,243 @@
       </w:pPr>
       <w:r>
         <w:t>4. Technique group mapping</w:t>
+      </w:r>
+    </w:p>
+    <w:tbl>
+      <w:tblPr>
+        <w:tblStyle w:val="TableGrid"/>
+        <w:tblW w:type="auto" w:w="0"/>
+        <w:jc w:val="center"/>
+        <w:tblLook w:firstColumn="1" w:firstRow="1" w:lastColumn="0" w:lastRow="0" w:noHBand="0" w:noVBand="1" w:val="04A0"/>
+      </w:tblPr>
+      <w:tblGrid>
+        <w:gridCol w:w="4706"/>
+        <w:gridCol w:w="4706"/>
+      </w:tblGrid>
+      <w:tr>
+        <w:tc>
+          <w:tcPr>
+            <w:tcW w:type="dxa" w:w="4706"/>
+            <w:shd w:val="clear" w:color="auto" w:fill="34454D"/>
+          </w:tcPr>
+          <w:p>
+            <w:pPr>
+              <w:spacing w:after="0"/>
+            </w:pPr>
+            <w:r>
+              <w:rPr>
+                <w:b/>
+                <w:color w:val="FFFFFF"/>
+                <w:sz w:val="19"/>
+              </w:rPr>
+              <w:t>Technique group</w:t>
+            </w:r>
+          </w:p>
+        </w:tc>
+        <w:tc>
+          <w:tcPr>
+            <w:tcW w:type="dxa" w:w="4706"/>
+            <w:shd w:val="clear" w:color="auto" w:fill="34454D"/>
+          </w:tcPr>
+          <w:p>
+            <w:pPr>
+              <w:spacing w:after="0"/>
+            </w:pPr>
+            <w:r>
+              <w:rPr>
+                <w:b/>
+                <w:color w:val="FFFFFF"/>
+                <w:sz w:val="19"/>
+              </w:rPr>
+              <w:t>In V-Trace</w:t>
+            </w:r>
+          </w:p>
+        </w:tc>
+      </w:tr>
+      <w:tr>
+        <w:tc>
+          <w:tcPr>
+            <w:tcW w:type="dxa" w:w="4706"/>
+          </w:tcPr>
+          <w:p>
+            <w:pPr>
+              <w:spacing w:after="0"/>
+            </w:pPr>
+            <w:r>
+              <w:rPr>
+                <w:b/>
+                <w:sz w:val="19"/>
+              </w:rPr>
+              <w:t>Machine / deep learning</w:t>
+            </w:r>
+          </w:p>
+        </w:tc>
+        <w:tc>
+          <w:tcPr>
+            <w:tcW w:type="dxa" w:w="4706"/>
+          </w:tcPr>
+          <w:p>
+            <w:pPr>
+              <w:spacing w:after="0"/>
+            </w:pPr>
+            <w:r>
+              <w:rPr>
+                <w:sz w:val="19"/>
+              </w:rPr>
+              <w:t>Pretrained deep models: YOLO11 detector, FastReID Re-ID network, CLIP, EasyOCR</w:t>
+            </w:r>
+          </w:p>
+        </w:tc>
+      </w:tr>
+      <w:tr>
+        <w:tc>
+          <w:tcPr>
+            <w:tcW w:type="dxa" w:w="4706"/>
+            <w:shd w:val="clear" w:color="auto" w:fill="EAF7F6"/>
+          </w:tcPr>
+          <w:p>
+            <w:pPr>
+              <w:spacing w:after="0"/>
+            </w:pPr>
+            <w:r>
+              <w:rPr>
+                <w:b/>
+                <w:sz w:val="19"/>
+              </w:rPr>
+              <w:t>Supervised learning</w:t>
+            </w:r>
+          </w:p>
+        </w:tc>
+        <w:tc>
+          <w:tcPr>
+            <w:tcW w:type="dxa" w:w="4706"/>
+            <w:shd w:val="clear" w:color="auto" w:fill="EAF7F6"/>
+          </w:tcPr>
+          <w:p>
+            <w:pPr>
+              <w:spacing w:after="0"/>
+            </w:pPr>
+            <w:r>
+              <w:rPr>
+                <w:sz w:val="19"/>
+              </w:rPr>
+              <w:t>The FastReID model is a supervised metric-learning model (trained by its authors on VeRi-776 identities with softmax + triplet losses); we apply it to new footage</w:t>
+            </w:r>
+          </w:p>
+        </w:tc>
+      </w:tr>
+      <w:tr>
+        <w:tc>
+          <w:tcPr>
+            <w:tcW w:type="dxa" w:w="4706"/>
+          </w:tcPr>
+          <w:p>
+            <w:pPr>
+              <w:spacing w:after="0"/>
+            </w:pPr>
+            <w:r>
+              <w:rPr>
+                <w:b/>
+                <w:sz w:val="19"/>
+              </w:rPr>
+              <w:t>Hybrid / multi-evidence</w:t>
+            </w:r>
+          </w:p>
+        </w:tc>
+        <w:tc>
+          <w:tcPr>
+            <w:tcW w:type="dxa" w:w="4706"/>
+          </w:tcPr>
+          <w:p>
+            <w:pPr>
+              <w:spacing w:after="0"/>
+            </w:pPr>
+            <w:r>
+              <w:rPr>
+                <w:sz w:val="19"/>
+              </w:rPr>
+              <w:t>Description search combines colour, type, plate, feature and free-text evidence with weights that adapt to the fields given</w:t>
+            </w:r>
+          </w:p>
+        </w:tc>
+      </w:tr>
+      <w:tr>
+        <w:tc>
+          <w:tcPr>
+            <w:tcW w:type="dxa" w:w="4706"/>
+            <w:shd w:val="clear" w:color="auto" w:fill="EAF7F6"/>
+          </w:tcPr>
+          <w:p>
+            <w:pPr>
+              <w:spacing w:after="0"/>
+            </w:pPr>
+            <w:r>
+              <w:rPr>
+                <w:b/>
+                <w:sz w:val="19"/>
+              </w:rPr>
+              <w:t>Intelligent sensing / sense-making</w:t>
+            </w:r>
+          </w:p>
+        </w:tc>
+        <w:tc>
+          <w:tcPr>
+            <w:tcW w:type="dxa" w:w="4706"/>
+            <w:shd w:val="clear" w:color="auto" w:fill="EAF7F6"/>
+          </w:tcPr>
+          <w:p>
+            <w:pPr>
+              <w:spacing w:after="0"/>
+            </w:pPr>
+            <w:r>
+              <w:rPr>
+                <w:sz w:val="19"/>
+              </w:rPr>
+              <w:t>Raw video → detections → tracks → sightings → descriptors → ranked matches → selected vehicle → sightings across cameras</w:t>
+            </w:r>
+          </w:p>
+        </w:tc>
+      </w:tr>
+    </w:tbl>
+    <w:p>
+      <w:pPr>
+        <w:spacing w:after="40"/>
+      </w:pPr>
+    </w:p>
+    <w:p>
+      <w:pPr>
+        <w:pStyle w:val="Heading2"/>
+      </w:pPr>
+      <w:r>
+        <w:t>5. Evaluation</w:t>
+      </w:r>
+    </w:p>
+    <w:p>
+      <w:pPr>
+        <w:pStyle w:val="Heading3"/>
+      </w:pPr>
+      <w:r>
+        <w:t>5.1 The Re-ID model on VeRi-776</w:t>
+      </w:r>
+    </w:p>
+    <w:p>
+      <w:r>
+        <w:rPr>
+          <w:b/>
+        </w:rPr>
+        <w:t>VeRi-776</w:t>
+      </w:r>
+      <w:r>
+        <w:t xml:space="preserve"> (Liu et al., 2016) has more than 50,000 images of 776 vehicles from 20 cameras. We ran the published checkpoint on the </w:t>
+      </w:r>
+      <w:r>
+        <w:rPr>
+          <w:b/>
+        </w:rPr>
+        <w:t>official split</w:t>
+      </w:r>
+      <w:r>
+        <w:t>: each of the 1,678 query images is ranked against the 11,579 test images; gallery images of the same vehicle from the same camera are ignored (standard protocol). Nothing was trained.</w:t>
       </w:r>
     </w:p>
     <w:tbl>
@@ -1914,7 +1702,7 @@
                 <w:color w:val="FFFFFF"/>
                 <w:sz w:val="19"/>
               </w:rPr>
-              <w:t>Technique group</w:t>
+              <w:t>Metric</w:t>
             </w:r>
           </w:p>
         </w:tc>
@@ -1933,7 +1721,7 @@
                 <w:color w:val="FFFFFF"/>
                 <w:sz w:val="19"/>
               </w:rPr>
-              <w:t>Implementation in V-Trace</w:t>
+              <w:t>Our run</w:t>
             </w:r>
           </w:p>
         </w:tc>
@@ -1952,7 +1740,7 @@
                 <w:color w:val="FFFFFF"/>
                 <w:sz w:val="19"/>
               </w:rPr>
-              <w:t>Evidence</w:t>
+              <w:t>FastReID model zoo</w:t>
             </w:r>
           </w:p>
         </w:tc>
@@ -1970,7 +1758,7 @@
               <w:rPr>
                 <w:sz w:val="19"/>
               </w:rPr>
-              <w:t>1. Supervised / unsupervised learning</w:t>
+              <w:t>Rank-1</w:t>
             </w:r>
           </w:p>
         </w:tc>
@@ -1986,7 +1774,7 @@
               <w:rPr>
                 <w:sz w:val="19"/>
               </w:rPr>
-              <w:t>LDA metric learning on vehicle identities; Random Forest same/different matcher; colour/type linear probe; unsupervised SOM (+ PCA)</w:t>
+              <w:t>97.0%</w:t>
             </w:r>
           </w:p>
         </w:tc>
@@ -2002,7 +1790,7 @@
               <w:rPr>
                 <w:sz w:val="19"/>
               </w:rPr>
-              <w:t>learned metric vs ImageNet Re-ID; probe vs zero-shot accuracy; SOM purity and pre-filter recall</w:t>
+              <w:t>97.0%</w:t>
             </w:r>
           </w:p>
         </w:tc>
@@ -2021,7 +1809,7 @@
               <w:rPr>
                 <w:sz w:val="19"/>
               </w:rPr>
-              <w:t>2. Machine / deep learning</w:t>
+              <w:t>Rank-5</w:t>
             </w:r>
           </w:p>
         </w:tc>
@@ -2038,7 +1826,7 @@
               <w:rPr>
                 <w:sz w:val="19"/>
               </w:rPr>
-              <w:t>YOLO11n detector, ResNet-50 embeddings, CLIP vision-language model, EasyOCR</w:t>
+              <w:t>98.6%</w:t>
             </w:r>
           </w:p>
         </w:tc>
@@ -2055,7 +1843,7 @@
               <w:rPr>
                 <w:sz w:val="19"/>
               </w:rPr>
-              <w:t>appearance-only Rank-1/5, mAP; attribute accuracy</w:t>
+              <w:t>–</w:t>
             </w:r>
           </w:p>
         </w:tc>
@@ -2073,7 +1861,7 @@
               <w:rPr>
                 <w:sz w:val="19"/>
               </w:rPr>
-              <w:t>3. Hybrid / ensemble</w:t>
+              <w:t>mAP</w:t>
             </w:r>
           </w:p>
         </w:tc>
@@ -2089,7 +1877,7 @@
               <w:rPr>
                 <w:sz w:val="19"/>
               </w:rPr>
-              <w:t>Random Forest and weighted fusion over 11 evidence features vs single cues</w:t>
+              <w:t>81.6%</w:t>
             </w:r>
           </w:p>
         </w:tc>
@@ -2105,60 +1893,7 @@
               <w:rPr>
                 <w:sz w:val="19"/>
               </w:rPr>
-              <w:t>ablation; plate-degradation robustness</w:t>
-            </w:r>
-          </w:p>
-        </w:tc>
-      </w:tr>
-      <w:tr>
-        <w:tc>
-          <w:tcPr>
-            <w:tcW w:type="dxa" w:w="3137"/>
-            <w:shd w:val="clear" w:color="auto" w:fill="EAF7F6"/>
-          </w:tcPr>
-          <w:p>
-            <w:pPr>
-              <w:spacing w:after="0"/>
-            </w:pPr>
-            <w:r>
-              <w:rPr>
-                <w:sz w:val="19"/>
-              </w:rPr>
-              <w:t>4. Intelligent sensing / sense-making</w:t>
-            </w:r>
-          </w:p>
-        </w:tc>
-        <w:tc>
-          <w:tcPr>
-            <w:tcW w:type="dxa" w:w="3137"/>
-            <w:shd w:val="clear" w:color="auto" w:fill="EAF7F6"/>
-          </w:tcPr>
-          <w:p>
-            <w:pPr>
-              <w:spacing w:after="0"/>
-            </w:pPr>
-            <w:r>
-              <w:rPr>
-                <w:sz w:val="19"/>
-              </w:rPr>
-              <w:t>raw video → detections → tracks → tracklets → descriptors → candidates → confirmed target → route</w:t>
-            </w:r>
-          </w:p>
-        </w:tc>
-        <w:tc>
-          <w:tcPr>
-            <w:tcW w:type="dxa" w:w="3137"/>
-            <w:shd w:val="clear" w:color="auto" w:fill="EAF7F6"/>
-          </w:tcPr>
-          <w:p>
-            <w:pPr>
-              <w:spacing w:after="0"/>
-            </w:pPr>
-            <w:r>
-              <w:rPr>
-                <w:sz w:val="19"/>
-              </w:rPr>
-              <w:t>end-to-end Streamlit demo; demo-camera evaluation</w:t>
+              <w:t>81.9%</w:t>
             </w:r>
           </w:p>
         </w:tc>
@@ -2170,11 +1905,14 @@
       </w:pPr>
     </w:p>
     <w:p>
-      <w:pPr>
-        <w:pStyle w:val="Heading2"/>
-      </w:pPr>
       <w:r>
-        <w:t>5. Data and experimental protocol</w:t>
+        <w:rPr>
+          <w:b/>
+        </w:rPr>
+        <w:t>Choosing the threshold.</w:t>
+      </w:r>
+      <w:r>
+        <w:t xml:space="preserve"> Same-vehicle pairs from different cameras have a median similarity of 0.62 (10th percentile 0.39), while 99% of different-vehicle pairs score below 0.38. At the default threshold of 0.40, 89% of same-vehicle pairs and 0.8% of different-vehicle pairs pass.</w:t>
       </w:r>
     </w:p>
     <w:p>
@@ -2182,238 +1920,12 @@
         <w:pStyle w:val="Heading3"/>
       </w:pPr>
       <w:r>
-        <w:t>5.1 VeRi-776 benchmark</w:t>
+        <w:t>5.2 Demo cameras</w:t>
       </w:r>
     </w:p>
     <w:p>
       <w:r>
-        <w:rPr>
-          <w:b/>
-        </w:rPr>
-        <w:t>VeRi-776</w:t>
-      </w:r>
-      <w:r>
-        <w:t xml:space="preserve"> (Liu et al.) has more than 50,000 images of 776 vehicles from 20 cameras, with colour and type labels.</w:t>
-      </w:r>
-    </w:p>
-    <w:p>
-      <w:pPr>
-        <w:pStyle w:val="ListBullet"/>
-        <w:spacing w:after="60"/>
-      </w:pPr>
-      <w:r>
-        <w:t>Images of the same vehicle in the same camera are consecutive frames of one pass, so they are grouped into</w:t>
-      </w:r>
-    </w:p>
-    <w:p>
-      <w:r>
-        <w:rPr>
-          <w:b/>
-        </w:rPr>
-        <w:t>tracklets</w:t>
-      </w:r>
-      <w:r>
-        <w:t>, the same unit the video pipeline produces. Four images are sampled evenly per tracklet.</w:t>
-      </w:r>
-    </w:p>
-    <w:p>
-      <w:pPr>
-        <w:pStyle w:val="ListBullet"/>
-        <w:spacing w:after="60"/>
-      </w:pPr>
-      <w:r>
-        <w:t xml:space="preserve">Training uses identities from </w:t>
-      </w:r>
-      <w:r>
-        <w:rPr>
-          <w:rFonts w:ascii="Consolas" w:hAnsi="Consolas"/>
-          <w:color w:val="0E8782"/>
-          <w:sz w:val="20"/>
-        </w:rPr>
-        <w:t>image_train</w:t>
-      </w:r>
-      <w:r>
-        <w:t xml:space="preserve">; testing uses identities from </w:t>
-      </w:r>
-      <w:r>
-        <w:rPr>
-          <w:rFonts w:ascii="Consolas" w:hAnsi="Consolas"/>
-          <w:color w:val="0E8782"/>
-          <w:sz w:val="20"/>
-        </w:rPr>
-        <w:t>image_test</w:t>
-      </w:r>
-      <w:r>
-        <w:t>. The sets are</w:t>
-      </w:r>
-    </w:p>
-    <w:p>
-      <w:r>
-        <w:rPr>
-          <w:b/>
-        </w:rPr>
-        <w:t>identity-disjoint</w:t>
-      </w:r>
-      <w:r>
-        <w:t>, which prevents data leakage.</w:t>
-      </w:r>
-    </w:p>
-    <w:p>
-      <w:pPr>
-        <w:pStyle w:val="ListBullet"/>
-        <w:spacing w:after="60"/>
-      </w:pPr>
-      <w:r>
-        <w:t xml:space="preserve">Subset: </w:t>
-      </w:r>
-      <w:r>
-        <w:rPr>
-          <w:b/>
-        </w:rPr>
-        <w:t>150 training vehicles (1,290 tracklets)</w:t>
-      </w:r>
-      <w:r>
-        <w:t xml:space="preserve"> and </w:t>
-      </w:r>
-      <w:r>
-        <w:rPr>
-          <w:b/>
-        </w:rPr>
-        <w:t>100 test vehicles (830 tracklets)</w:t>
-      </w:r>
-      <w:r>
-        <w:t>, chosen at random (seed 0).</w:t>
-      </w:r>
-    </w:p>
-    <w:p>
-      <w:r>
-        <w:rPr>
-          <w:b/>
-        </w:rPr>
-        <w:t>Re-ID protocol.</w:t>
-      </w:r>
-      <w:r>
-        <w:t xml:space="preserve"> Each test tracklet is a query (300 queries); the gallery is every test tracklet from other cameras; a match is relevant if it has the same vehicle id. Metrics: Rank-1, Rank-5, mAP.</w:t>
-      </w:r>
-    </w:p>
-    <w:p>
-      <w:r>
-        <w:rPr>
-          <w:b/>
-        </w:rPr>
-        <w:t>Learned models.</w:t>
-      </w:r>
-      <w:r>
-        <w:t xml:space="preserve"> The colour/type probes and the LDA metric are fitted on the training vehicles. The Random Forest is trained on 6,000 positive pairs (same vehicle, different camera) and 18,000 negatives, half random and half </w:t>
-      </w:r>
-      <w:r>
-        <w:rPr>
-          <w:i/>
-        </w:rPr>
-        <w:t>hard</w:t>
-      </w:r>
-      <w:r>
-        <w:t xml:space="preserve"> (same predicted colour and type). Every learned input to the forest (colour/type probabilities and LDA projections) comes from </w:t>
-      </w:r>
-      <w:r>
-        <w:rPr>
-          <w:b/>
-        </w:rPr>
-        <w:t>out-of-fold</w:t>
-      </w:r>
-      <w:r>
-        <w:t xml:space="preserve"> models (5-fold </w:t>
-      </w:r>
-      <w:r>
-        <w:rPr>
-          <w:rFonts w:ascii="Consolas" w:hAnsi="Consolas"/>
-          <w:color w:val="0E8782"/>
-          <w:sz w:val="20"/>
-        </w:rPr>
-        <w:t>GroupKFold</w:t>
-      </w:r>
-      <w:r>
-        <w:t xml:space="preserve"> by vehicle), so its training features are as noisy as at test time, and the forest uses </w:t>
-      </w:r>
-      <w:r>
-        <w:rPr>
-          <w:b/>
-        </w:rPr>
-        <w:t>monotonic constraints</w:t>
-      </w:r>
-      <w:r>
-        <w:t xml:space="preserve"> (a higher similarity can never lower the score). Section 7 explains both choices.</w:t>
-      </w:r>
-    </w:p>
-    <w:p>
-      <w:r>
-        <w:rPr>
-          <w:b/>
-        </w:rPr>
-        <w:t>Plate robustness.</w:t>
-      </w:r>
-      <w:r>
-        <w:t xml:space="preserve"> VeRi has no plate text, so each identity gets a synthetic Singapore-style plate, degraded per observation at four levels: </w:t>
-      </w:r>
-      <w:r>
-        <w:rPr>
-          <w:i/>
-        </w:rPr>
-        <w:t>clear</w:t>
-      </w:r>
-      <w:r>
-        <w:t xml:space="preserve"> (occasional single OCR slip), </w:t>
-      </w:r>
-      <w:r>
-        <w:rPr>
-          <w:i/>
-        </w:rPr>
-        <w:t>partial</w:t>
-      </w:r>
-      <w:r>
-        <w:t xml:space="preserve"> (about 45% of characters unknown), </w:t>
-      </w:r>
-      <w:r>
-        <w:rPr>
-          <w:i/>
-        </w:rPr>
-        <w:t>blurred</w:t>
-      </w:r>
-      <w:r>
-        <w:t xml:space="preserve"> (about 45% confusable substitutions, sometimes a dropped character) and </w:t>
-      </w:r>
-      <w:r>
-        <w:rPr>
-          <w:i/>
-        </w:rPr>
-        <w:t>hidden</w:t>
-      </w:r>
-      <w:r>
-        <w:t xml:space="preserve"> (no plate). The RF is trained on a mixture of all levels and tested at each level separately.</w:t>
-      </w:r>
-    </w:p>
-    <w:p>
-      <w:pPr>
-        <w:pStyle w:val="Heading3"/>
-      </w:pPr>
-      <w:r>
-        <w:t>5.2 Multi-camera demo footage</w:t>
-      </w:r>
-    </w:p>
-    <w:p>
-      <w:r>
-        <w:t xml:space="preserve">The end-to-end demo uses a 46 s, 1080p street recording from Ljubljana (Wikimedia Commons, CC BY 3.0; see </w:t>
-      </w:r>
-      <w:r>
-        <w:rPr>
-          <w:rFonts w:ascii="Consolas" w:hAnsi="Consolas"/>
-          <w:color w:val="0E8782"/>
-          <w:sz w:val="20"/>
-        </w:rPr>
-        <w:t>docs/DEMO_DATA.md</w:t>
-      </w:r>
-      <w:r>
-        <w:t xml:space="preserve">). About thirty vehicles cross the whole frame in 5–10 s, so the frame is cut into </w:t>
+        <w:t xml:space="preserve">The demo uses a 46 s, 1080p street recording from Ljubljana (Wikimedia Commons, CC BY 3.0). The frame is cut into </w:t>
       </w:r>
       <w:r>
         <w:rPr>
@@ -2422,7 +1934,7 @@
         <w:t>three non-overlapping camera zones along the road</w:t>
       </w:r>
       <w:r>
-        <w:t>, with gaps between them and a different exposure, colour cast and sharpness per zone (Figure 3). A car on the near lane is seen in camA, then camB, then camC; a car on the far lane in the reverse order. Along the way its scale and viewpoint really change, which makes cross-camera matching non-trivial. A fourth camera (camD) shows a different road and acts as a distractor: its vehicles never appear in A–C.</w:t>
+        <w:t xml:space="preserve"> (camA_west, camB_centre, camC_east), each with a different exposure and colour cast, so a car on the near lane passes A → B → C and a car on the far lane C → B → A. A fourth camera (camD_other_road) is a different road whose vehicles never appear in A–C.</w:t>
       </w:r>
     </w:p>
     <w:p>
@@ -2474,18 +1986,12 @@
           <w:color w:val="34454D"/>
           <w:sz w:val="19"/>
         </w:rPr>
-        <w:t>Figure 3 – the three demo camera zones cut from one wide street recording</w:t>
+        <w:t>Figure 3 – the three demo camera zones cut from one street recording</w:t>
       </w:r>
     </w:p>
     <w:p>
       <w:r>
-        <w:rPr>
-          <w:b/>
-        </w:rPr>
-        <w:t>Demo evaluation (pseudo ground truth).</w:t>
-      </w:r>
-      <w:r>
-        <w:t xml:space="preserve"> Because the three cameras come from one recording, the uncropped clip is tracked once at high resolution (YOLO11n + ByteTrack, every 2nd frame, 1280 px) and every camera tracklet is mapped back onto it by box overlap (IoU &gt; 0.3, majority vote). This gives a reference identity per tracklet without manual labelling. It is </w:t>
+        <w:t>Processing gives 187 sightings (camA_west 71, camB_centre 42, camC_east 46, camD_other_road 28). Because the three street cameras come from one recording, tracking the uncropped clip once at high resolution and mapping every zone sighting back onto it by box overlap gives a reference identity per sighting without manual labelling (</w:t>
       </w:r>
       <w:r>
         <w:rPr>
@@ -2494,34 +2000,7 @@
         <w:t>pseudo</w:t>
       </w:r>
       <w:r>
-        <w:t xml:space="preserve"> ground truth: it inherits the reference tracker's own mistakes. It is used to measure tracking quality, cross-camera Re-ID and route tracing on the demo cameras (</w:t>
-      </w:r>
-      <w:r>
-        <w:rPr>
-          <w:rFonts w:ascii="Consolas" w:hAnsi="Consolas"/>
-          <w:color w:val="0E8782"/>
-          <w:sz w:val="20"/>
-        </w:rPr>
-        <w:t>scripts/demo_eval.py</w:t>
-      </w:r>
-      <w:r>
-        <w:t>). The 10 s time window and the 0.5 / 0.1 route thresholds are the app's defaults and were not tuned on these results.</w:t>
-      </w:r>
-    </w:p>
-    <w:p>
-      <w:pPr>
-        <w:pStyle w:val="Heading2"/>
-      </w:pPr>
-      <w:r>
-        <w:t>6. Results</w:t>
-      </w:r>
-    </w:p>
-    <w:p>
-      <w:pPr>
-        <w:pStyle w:val="Heading3"/>
-      </w:pPr>
-      <w:r>
-        <w:t>6.1 Attribute recognition (accuracy %, 830 VeRi test tracklets)</w:t>
+        <w:t xml:space="preserve"> ground truth: it inherits the reference tracker's own mistakes). 19 vehicles appear in two or more cameras and 7 in all three.</w:t>
       </w:r>
     </w:p>
     <w:tbl>
@@ -2532,14 +2011,13 @@
         <w:tblLook w:firstColumn="1" w:firstRow="1" w:lastColumn="0" w:lastRow="0" w:noHBand="0" w:noVBand="1" w:val="04A0"/>
       </w:tblPr>
       <w:tblGrid>
-        <w:gridCol w:w="3137"/>
-        <w:gridCol w:w="3137"/>
-        <w:gridCol w:w="3137"/>
+        <w:gridCol w:w="4706"/>
+        <w:gridCol w:w="4706"/>
       </w:tblGrid>
       <w:tr>
         <w:tc>
           <w:tcPr>
-            <w:tcW w:type="dxa" w:w="3137"/>
+            <w:tcW w:type="dxa" w:w="4706"/>
             <w:shd w:val="clear" w:color="auto" w:fill="34454D"/>
           </w:tcPr>
           <w:p>
@@ -2552,13 +2030,30 @@
                 <w:color w:val="FFFFFF"/>
                 <w:sz w:val="19"/>
               </w:rPr>
-              <w:t>Attribute</w:t>
+              <w:t>Measure (</w:t>
+            </w:r>
+            <w:r>
+              <w:rPr>
+                <w:rFonts w:ascii="Consolas" w:hAnsi="Consolas"/>
+                <w:b/>
+                <w:color w:val="0E8782"/>
+                <w:sz w:val="17"/>
+              </w:rPr>
+              <w:t>scripts/demo_eval.py</w:t>
+            </w:r>
+            <w:r>
+              <w:rPr>
+                <w:b/>
+                <w:color w:val="FFFFFF"/>
+                <w:sz w:val="19"/>
+              </w:rPr>
+              <w:t>)</w:t>
             </w:r>
           </w:p>
         </w:tc>
         <w:tc>
           <w:tcPr>
-            <w:tcW w:type="dxa" w:w="3137"/>
+            <w:tcW w:type="dxa" w:w="4706"/>
             <w:shd w:val="clear" w:color="auto" w:fill="34454D"/>
           </w:tcPr>
           <w:p>
@@ -2571,26 +2066,7 @@
                 <w:color w:val="FFFFFF"/>
                 <w:sz w:val="19"/>
               </w:rPr>
-              <w:t>CLIP zero-shot</w:t>
-            </w:r>
-          </w:p>
-        </w:tc>
-        <w:tc>
-          <w:tcPr>
-            <w:tcW w:type="dxa" w:w="3137"/>
-            <w:shd w:val="clear" w:color="auto" w:fill="34454D"/>
-          </w:tcPr>
-          <w:p>
-            <w:pPr>
-              <w:spacing w:after="0"/>
-            </w:pPr>
-            <w:r>
-              <w:rPr>
-                <w:b/>
-                <w:color w:val="FFFFFF"/>
-                <w:sz w:val="19"/>
-              </w:rPr>
-              <w:t>Supervised linear probe</w:t>
+              <w:t>Value</w:t>
             </w:r>
           </w:p>
         </w:tc>
@@ -2598,7 +2074,7 @@
       <w:tr>
         <w:tc>
           <w:tcPr>
-            <w:tcW w:type="dxa" w:w="3137"/>
+            <w:tcW w:type="dxa" w:w="4706"/>
           </w:tcPr>
           <w:p>
             <w:pPr>
@@ -2608,13 +2084,13 @@
               <w:rPr>
                 <w:sz w:val="19"/>
               </w:rPr>
-              <w:t>Colour</w:t>
+              <w:t>Queries (sightings whose vehicle also appears in another camera)</w:t>
             </w:r>
           </w:p>
         </w:tc>
         <w:tc>
           <w:tcPr>
-            <w:tcW w:type="dxa" w:w="3137"/>
+            <w:tcW w:type="dxa" w:w="4706"/>
           </w:tcPr>
           <w:p>
             <w:pPr>
@@ -2624,24 +2100,7 @@
               <w:rPr>
                 <w:sz w:val="19"/>
               </w:rPr>
-              <w:t>67.0</w:t>
-            </w:r>
-          </w:p>
-        </w:tc>
-        <w:tc>
-          <w:tcPr>
-            <w:tcW w:type="dxa" w:w="3137"/>
-          </w:tcPr>
-          <w:p>
-            <w:pPr>
-              <w:spacing w:after="0"/>
-            </w:pPr>
-            <w:r>
-              <w:rPr>
-                <w:b/>
-                <w:sz w:val="19"/>
-              </w:rPr>
-              <w:t>72.9</w:t>
+              <w:t>55</w:t>
             </w:r>
           </w:p>
         </w:tc>
@@ -2649,7 +2108,7 @@
       <w:tr>
         <w:tc>
           <w:tcPr>
-            <w:tcW w:type="dxa" w:w="3137"/>
+            <w:tcW w:type="dxa" w:w="4706"/>
             <w:shd w:val="clear" w:color="auto" w:fill="EAF7F6"/>
           </w:tcPr>
           <w:p>
@@ -2660,13 +2119,13 @@
               <w:rPr>
                 <w:sz w:val="19"/>
               </w:rPr>
-              <w:t>Type</w:t>
+              <w:t>Rank-1 / Rank-5 / mAP, other cameras only</w:t>
             </w:r>
           </w:p>
         </w:tc>
         <w:tc>
           <w:tcPr>
-            <w:tcW w:type="dxa" w:w="3137"/>
+            <w:tcW w:type="dxa" w:w="4706"/>
             <w:shd w:val="clear" w:color="auto" w:fill="EAF7F6"/>
           </w:tcPr>
           <w:p>
@@ -2677,135 +2136,7 @@
               <w:rPr>
                 <w:sz w:val="19"/>
               </w:rPr>
-              <w:t>38.3</w:t>
-            </w:r>
-          </w:p>
-        </w:tc>
-        <w:tc>
-          <w:tcPr>
-            <w:tcW w:type="dxa" w:w="3137"/>
-            <w:shd w:val="clear" w:color="auto" w:fill="EAF7F6"/>
-          </w:tcPr>
-          <w:p>
-            <w:pPr>
-              <w:spacing w:after="0"/>
-            </w:pPr>
-            <w:r>
-              <w:rPr>
-                <w:b/>
-                <w:sz w:val="19"/>
-              </w:rPr>
-              <w:t>79.3</w:t>
-            </w:r>
-          </w:p>
-        </w:tc>
-      </w:tr>
-    </w:tbl>
-    <w:p>
-      <w:pPr>
-        <w:spacing w:after="40"/>
-      </w:pPr>
-    </w:p>
-    <w:p>
-      <w:r>
-        <w:t>The supervised probe roughly doubles type accuracy. Zero-shot CLIP confuses sedan, hatchback and estate.</w:t>
-      </w:r>
-    </w:p>
-    <w:p>
-      <w:pPr>
-        <w:pStyle w:val="Heading3"/>
-      </w:pPr>
-      <w:r>
-        <w:t>6.2 Stage 1 – description search (query = a test vehicle's true attributes)</w:t>
-      </w:r>
-    </w:p>
-    <w:tbl>
-      <w:tblPr>
-        <w:tblStyle w:val="TableGrid"/>
-        <w:tblW w:type="auto" w:w="0"/>
-        <w:jc w:val="center"/>
-        <w:tblLook w:firstColumn="1" w:firstRow="1" w:lastColumn="0" w:lastRow="0" w:noHBand="0" w:noVBand="1" w:val="04A0"/>
-      </w:tblPr>
-      <w:tblGrid>
-        <w:gridCol w:w="2353"/>
-        <w:gridCol w:w="2353"/>
-        <w:gridCol w:w="2353"/>
-        <w:gridCol w:w="2353"/>
-      </w:tblGrid>
-      <w:tr>
-        <w:tc>
-          <w:tcPr>
-            <w:tcW w:type="dxa" w:w="2353"/>
-            <w:shd w:val="clear" w:color="auto" w:fill="34454D"/>
-          </w:tcPr>
-          <w:p>
-            <w:pPr>
-              <w:spacing w:after="0"/>
-            </w:pPr>
-            <w:r>
-              <w:rPr>
-                <w:b/>
-                <w:color w:val="FFFFFF"/>
-                <w:sz w:val="19"/>
-              </w:rPr>
-              <w:t>Query</w:t>
-            </w:r>
-          </w:p>
-        </w:tc>
-        <w:tc>
-          <w:tcPr>
-            <w:tcW w:type="dxa" w:w="2353"/>
-            <w:shd w:val="clear" w:color="auto" w:fill="34454D"/>
-          </w:tcPr>
-          <w:p>
-            <w:pPr>
-              <w:spacing w:after="0"/>
-            </w:pPr>
-            <w:r>
-              <w:rPr>
-                <w:b/>
-                <w:color w:val="FFFFFF"/>
-                <w:sz w:val="19"/>
-              </w:rPr>
-              <w:t>Rank-1</w:t>
-            </w:r>
-          </w:p>
-        </w:tc>
-        <w:tc>
-          <w:tcPr>
-            <w:tcW w:type="dxa" w:w="2353"/>
-            <w:shd w:val="clear" w:color="auto" w:fill="34454D"/>
-          </w:tcPr>
-          <w:p>
-            <w:pPr>
-              <w:spacing w:after="0"/>
-            </w:pPr>
-            <w:r>
-              <w:rPr>
-                <w:b/>
-                <w:color w:val="FFFFFF"/>
-                <w:sz w:val="19"/>
-              </w:rPr>
-              <w:t>Rank-5</w:t>
-            </w:r>
-          </w:p>
-        </w:tc>
-        <w:tc>
-          <w:tcPr>
-            <w:tcW w:type="dxa" w:w="2353"/>
-            <w:shd w:val="clear" w:color="auto" w:fill="34454D"/>
-          </w:tcPr>
-          <w:p>
-            <w:pPr>
-              <w:spacing w:after="0"/>
-            </w:pPr>
-            <w:r>
-              <w:rPr>
-                <w:b/>
-                <w:color w:val="FFFFFF"/>
-                <w:sz w:val="19"/>
-              </w:rPr>
-              <w:t>mAP</w:t>
+              <w:t>36% / 58% / 38%</w:t>
             </w:r>
           </w:p>
         </w:tc>
@@ -2813,7 +2144,7 @@
       <w:tr>
         <w:tc>
           <w:tcPr>
-            <w:tcW w:type="dxa" w:w="2353"/>
+            <w:tcW w:type="dxa" w:w="4706"/>
           </w:tcPr>
           <w:p>
             <w:pPr>
@@ -2823,13 +2154,13 @@
               <w:rPr>
                 <w:sz w:val="19"/>
               </w:rPr>
-              <w:t>colour + type</w:t>
+              <w:t>Cameras reported that are correct (precision), with / without the 10 s window</w:t>
             </w:r>
           </w:p>
         </w:tc>
         <w:tc>
           <w:tcPr>
-            <w:tcW w:type="dxa" w:w="2353"/>
+            <w:tcW w:type="dxa" w:w="4706"/>
           </w:tcPr>
           <w:p>
             <w:pPr>
@@ -2839,39 +2170,7 @@
               <w:rPr>
                 <w:sz w:val="19"/>
               </w:rPr>
-              <w:t>16.0</w:t>
-            </w:r>
-          </w:p>
-        </w:tc>
-        <w:tc>
-          <w:tcPr>
-            <w:tcW w:type="dxa" w:w="2353"/>
-          </w:tcPr>
-          <w:p>
-            <w:pPr>
-              <w:spacing w:after="0"/>
-            </w:pPr>
-            <w:r>
-              <w:rPr>
-                <w:sz w:val="19"/>
-              </w:rPr>
-              <w:t>45.0</w:t>
-            </w:r>
-          </w:p>
-        </w:tc>
-        <w:tc>
-          <w:tcPr>
-            <w:tcW w:type="dxa" w:w="2353"/>
-          </w:tcPr>
-          <w:p>
-            <w:pPr>
-              <w:spacing w:after="0"/>
-            </w:pPr>
-            <w:r>
-              <w:rPr>
-                <w:sz w:val="19"/>
-              </w:rPr>
-              <w:t>19.1</w:t>
+              <w:t>71% / 53%</w:t>
             </w:r>
           </w:p>
         </w:tc>
@@ -2879,7 +2178,7 @@
       <w:tr>
         <w:tc>
           <w:tcPr>
-            <w:tcW w:type="dxa" w:w="2353"/>
+            <w:tcW w:type="dxa" w:w="4706"/>
             <w:shd w:val="clear" w:color="auto" w:fill="EAF7F6"/>
           </w:tcPr>
           <w:p>
@@ -2890,13 +2189,13 @@
               <w:rPr>
                 <w:sz w:val="19"/>
               </w:rPr>
-              <w:t>partial plate only</w:t>
+              <w:t>Cameras passed through that are reported (recall), with / without the window</w:t>
             </w:r>
           </w:p>
         </w:tc>
         <w:tc>
           <w:tcPr>
-            <w:tcW w:type="dxa" w:w="2353"/>
+            <w:tcW w:type="dxa" w:w="4706"/>
             <w:shd w:val="clear" w:color="auto" w:fill="EAF7F6"/>
           </w:tcPr>
           <w:p>
@@ -2907,14 +2206,15 @@
               <w:rPr>
                 <w:sz w:val="19"/>
               </w:rPr>
-              <w:t>21.0</w:t>
+              <w:t>32% / 22%</w:t>
             </w:r>
           </w:p>
         </w:tc>
+      </w:tr>
+      <w:tr>
         <w:tc>
           <w:tcPr>
-            <w:tcW w:type="dxa" w:w="2353"/>
-            <w:shd w:val="clear" w:color="auto" w:fill="EAF7F6"/>
+            <w:tcW w:type="dxa" w:w="4706"/>
           </w:tcPr>
           <w:p>
             <w:pPr>
@@ -2924,14 +2224,13 @@
               <w:rPr>
                 <w:sz w:val="19"/>
               </w:rPr>
-              <w:t>49.0</w:t>
+              <w:t>Queries wrongly reported in the distractor camera camD, with / without the window</w:t>
             </w:r>
           </w:p>
         </w:tc>
         <w:tc>
           <w:tcPr>
-            <w:tcW w:type="dxa" w:w="2353"/>
-            <w:shd w:val="clear" w:color="auto" w:fill="EAF7F6"/>
+            <w:tcW w:type="dxa" w:w="4706"/>
           </w:tcPr>
           <w:p>
             <w:pPr>
@@ -2941,793 +2240,7 @@
               <w:rPr>
                 <w:sz w:val="19"/>
               </w:rPr>
-              <w:t>21.6</w:t>
-            </w:r>
-          </w:p>
-        </w:tc>
-      </w:tr>
-      <w:tr>
-        <w:tc>
-          <w:tcPr>
-            <w:tcW w:type="dxa" w:w="2353"/>
-          </w:tcPr>
-          <w:p>
-            <w:pPr>
-              <w:spacing w:after="0"/>
-            </w:pPr>
-            <w:r>
-              <w:rPr>
-                <w:sz w:val="19"/>
-              </w:rPr>
-              <w:t>colour + type + partial plate</w:t>
-            </w:r>
-          </w:p>
-        </w:tc>
-        <w:tc>
-          <w:tcPr>
-            <w:tcW w:type="dxa" w:w="2353"/>
-          </w:tcPr>
-          <w:p>
-            <w:pPr>
-              <w:spacing w:after="0"/>
-            </w:pPr>
-            <w:r>
-              <w:rPr>
-                <w:sz w:val="19"/>
-              </w:rPr>
-              <w:t>58.0</w:t>
-            </w:r>
-          </w:p>
-        </w:tc>
-        <w:tc>
-          <w:tcPr>
-            <w:tcW w:type="dxa" w:w="2353"/>
-          </w:tcPr>
-          <w:p>
-            <w:pPr>
-              <w:spacing w:after="0"/>
-            </w:pPr>
-            <w:r>
-              <w:rPr>
-                <w:sz w:val="19"/>
-              </w:rPr>
-              <w:t>84.0</w:t>
-            </w:r>
-          </w:p>
-        </w:tc>
-        <w:tc>
-          <w:tcPr>
-            <w:tcW w:type="dxa" w:w="2353"/>
-          </w:tcPr>
-          <w:p>
-            <w:pPr>
-              <w:spacing w:after="0"/>
-            </w:pPr>
-            <w:r>
-              <w:rPr>
-                <w:sz w:val="19"/>
-              </w:rPr>
-              <w:t>40.9</w:t>
-            </w:r>
-          </w:p>
-        </w:tc>
-      </w:tr>
-    </w:tbl>
-    <w:p>
-      <w:pPr>
-        <w:spacing w:after="40"/>
-      </w:pPr>
-    </w:p>
-    <w:p>
-      <w:r>
-        <w:t>Each cue alone is weak, but together they put the right vehicle in the top 5 for 84% of queries. That is what Stage 1 needs: a short list for the human to confirm from.</w:t>
-      </w:r>
-    </w:p>
-    <w:p>
-      <w:pPr>
-        <w:pStyle w:val="Heading3"/>
-      </w:pPr>
-      <w:r>
-        <w:t>6.3 Stage 2 – Re-ID ablation, plates hidden (VeRi-776)</w:t>
-      </w:r>
-    </w:p>
-    <w:tbl>
-      <w:tblPr>
-        <w:tblStyle w:val="TableGrid"/>
-        <w:tblW w:type="auto" w:w="0"/>
-        <w:jc w:val="center"/>
-        <w:tblLook w:firstColumn="1" w:firstRow="1" w:lastColumn="0" w:lastRow="0" w:noHBand="0" w:noVBand="1" w:val="04A0"/>
-      </w:tblPr>
-      <w:tblGrid>
-        <w:gridCol w:w="2353"/>
-        <w:gridCol w:w="2353"/>
-        <w:gridCol w:w="2353"/>
-        <w:gridCol w:w="2353"/>
-      </w:tblGrid>
-      <w:tr>
-        <w:tc>
-          <w:tcPr>
-            <w:tcW w:type="dxa" w:w="2353"/>
-            <w:shd w:val="clear" w:color="auto" w:fill="34454D"/>
-          </w:tcPr>
-          <w:p>
-            <w:pPr>
-              <w:spacing w:after="0"/>
-            </w:pPr>
-            <w:r>
-              <w:rPr>
-                <w:b/>
-                <w:color w:val="FFFFFF"/>
-                <w:sz w:val="19"/>
-              </w:rPr>
-              <w:t>Method</w:t>
-            </w:r>
-          </w:p>
-        </w:tc>
-        <w:tc>
-          <w:tcPr>
-            <w:tcW w:type="dxa" w:w="2353"/>
-            <w:shd w:val="clear" w:color="auto" w:fill="34454D"/>
-          </w:tcPr>
-          <w:p>
-            <w:pPr>
-              <w:spacing w:after="0"/>
-            </w:pPr>
-            <w:r>
-              <w:rPr>
-                <w:b/>
-                <w:color w:val="FFFFFF"/>
-                <w:sz w:val="19"/>
-              </w:rPr>
-              <w:t>Rank-1</w:t>
-            </w:r>
-          </w:p>
-        </w:tc>
-        <w:tc>
-          <w:tcPr>
-            <w:tcW w:type="dxa" w:w="2353"/>
-            <w:shd w:val="clear" w:color="auto" w:fill="34454D"/>
-          </w:tcPr>
-          <w:p>
-            <w:pPr>
-              <w:spacing w:after="0"/>
-            </w:pPr>
-            <w:r>
-              <w:rPr>
-                <w:b/>
-                <w:color w:val="FFFFFF"/>
-                <w:sz w:val="19"/>
-              </w:rPr>
-              <w:t>Rank-5</w:t>
-            </w:r>
-          </w:p>
-        </w:tc>
-        <w:tc>
-          <w:tcPr>
-            <w:tcW w:type="dxa" w:w="2353"/>
-            <w:shd w:val="clear" w:color="auto" w:fill="34454D"/>
-          </w:tcPr>
-          <w:p>
-            <w:pPr>
-              <w:spacing w:after="0"/>
-            </w:pPr>
-            <w:r>
-              <w:rPr>
-                <w:b/>
-                <w:color w:val="FFFFFF"/>
-                <w:sz w:val="19"/>
-              </w:rPr>
-              <w:t>mAP</w:t>
-            </w:r>
-          </w:p>
-        </w:tc>
-      </w:tr>
-      <w:tr>
-        <w:tc>
-          <w:tcPr>
-            <w:tcW w:type="dxa" w:w="2353"/>
-          </w:tcPr>
-          <w:p>
-            <w:pPr>
-              <w:spacing w:after="0"/>
-            </w:pPr>
-            <w:r>
-              <w:rPr>
-                <w:sz w:val="19"/>
-              </w:rPr>
-              <w:t>Learned metric (LDA) only</w:t>
-            </w:r>
-          </w:p>
-        </w:tc>
-        <w:tc>
-          <w:tcPr>
-            <w:tcW w:type="dxa" w:w="2353"/>
-          </w:tcPr>
-          <w:p>
-            <w:pPr>
-              <w:spacing w:after="0"/>
-            </w:pPr>
-            <w:r>
-              <w:rPr>
-                <w:sz w:val="19"/>
-              </w:rPr>
-              <w:t>77.0</w:t>
-            </w:r>
-          </w:p>
-        </w:tc>
-        <w:tc>
-          <w:tcPr>
-            <w:tcW w:type="dxa" w:w="2353"/>
-          </w:tcPr>
-          <w:p>
-            <w:pPr>
-              <w:spacing w:after="0"/>
-            </w:pPr>
-            <w:r>
-              <w:rPr>
-                <w:sz w:val="19"/>
-              </w:rPr>
-              <w:t>91.3</w:t>
-            </w:r>
-          </w:p>
-        </w:tc>
-        <w:tc>
-          <w:tcPr>
-            <w:tcW w:type="dxa" w:w="2353"/>
-          </w:tcPr>
-          <w:p>
-            <w:pPr>
-              <w:spacing w:after="0"/>
-            </w:pPr>
-            <w:r>
-              <w:rPr>
-                <w:sz w:val="19"/>
-              </w:rPr>
-              <w:t>48.0</w:t>
-            </w:r>
-          </w:p>
-        </w:tc>
-      </w:tr>
-      <w:tr>
-        <w:tc>
-          <w:tcPr>
-            <w:tcW w:type="dxa" w:w="2353"/>
-            <w:shd w:val="clear" w:color="auto" w:fill="EAF7F6"/>
-          </w:tcPr>
-          <w:p>
-            <w:pPr>
-              <w:spacing w:after="0"/>
-            </w:pPr>
-            <w:r>
-              <w:rPr>
-                <w:sz w:val="19"/>
-              </w:rPr>
-              <w:t>Weighted fusion (all cues)</w:t>
-            </w:r>
-          </w:p>
-        </w:tc>
-        <w:tc>
-          <w:tcPr>
-            <w:tcW w:type="dxa" w:w="2353"/>
-            <w:shd w:val="clear" w:color="auto" w:fill="EAF7F6"/>
-          </w:tcPr>
-          <w:p>
-            <w:pPr>
-              <w:spacing w:after="0"/>
-            </w:pPr>
-            <w:r>
-              <w:rPr>
-                <w:sz w:val="19"/>
-              </w:rPr>
-              <w:t>71.3</w:t>
-            </w:r>
-          </w:p>
-        </w:tc>
-        <w:tc>
-          <w:tcPr>
-            <w:tcW w:type="dxa" w:w="2353"/>
-            <w:shd w:val="clear" w:color="auto" w:fill="EAF7F6"/>
-          </w:tcPr>
-          <w:p>
-            <w:pPr>
-              <w:spacing w:after="0"/>
-            </w:pPr>
-            <w:r>
-              <w:rPr>
-                <w:sz w:val="19"/>
-              </w:rPr>
-              <w:t>88.7</w:t>
-            </w:r>
-          </w:p>
-        </w:tc>
-        <w:tc>
-          <w:tcPr>
-            <w:tcW w:type="dxa" w:w="2353"/>
-            <w:shd w:val="clear" w:color="auto" w:fill="EAF7F6"/>
-          </w:tcPr>
-          <w:p>
-            <w:pPr>
-              <w:spacing w:after="0"/>
-            </w:pPr>
-            <w:r>
-              <w:rPr>
-                <w:sz w:val="19"/>
-              </w:rPr>
-              <w:t>43.3</w:t>
-            </w:r>
-          </w:p>
-        </w:tc>
-      </w:tr>
-      <w:tr>
-        <w:tc>
-          <w:tcPr>
-            <w:tcW w:type="dxa" w:w="2353"/>
-          </w:tcPr>
-          <w:p>
-            <w:pPr>
-              <w:spacing w:after="0"/>
-            </w:pPr>
-            <w:r>
-              <w:rPr>
-                <w:sz w:val="19"/>
-              </w:rPr>
-              <w:t>Random Forest (all cues)</w:t>
-            </w:r>
-          </w:p>
-        </w:tc>
-        <w:tc>
-          <w:tcPr>
-            <w:tcW w:type="dxa" w:w="2353"/>
-          </w:tcPr>
-          <w:p>
-            <w:pPr>
-              <w:spacing w:after="0"/>
-            </w:pPr>
-            <w:r>
-              <w:rPr>
-                <w:sz w:val="19"/>
-              </w:rPr>
-              <w:t>69.7</w:t>
-            </w:r>
-          </w:p>
-        </w:tc>
-        <w:tc>
-          <w:tcPr>
-            <w:tcW w:type="dxa" w:w="2353"/>
-          </w:tcPr>
-          <w:p>
-            <w:pPr>
-              <w:spacing w:after="0"/>
-            </w:pPr>
-            <w:r>
-              <w:rPr>
-                <w:sz w:val="19"/>
-              </w:rPr>
-              <w:t>88.3</w:t>
-            </w:r>
-          </w:p>
-        </w:tc>
-        <w:tc>
-          <w:tcPr>
-            <w:tcW w:type="dxa" w:w="2353"/>
-          </w:tcPr>
-          <w:p>
-            <w:pPr>
-              <w:spacing w:after="0"/>
-            </w:pPr>
-            <w:r>
-              <w:rPr>
-                <w:sz w:val="19"/>
-              </w:rPr>
-              <w:t>42.4</w:t>
-            </w:r>
-          </w:p>
-        </w:tc>
-      </w:tr>
-      <w:tr>
-        <w:tc>
-          <w:tcPr>
-            <w:tcW w:type="dxa" w:w="2353"/>
-            <w:shd w:val="clear" w:color="auto" w:fill="EAF7F6"/>
-          </w:tcPr>
-          <w:p>
-            <w:pPr>
-              <w:spacing w:after="0"/>
-            </w:pPr>
-            <w:r>
-              <w:rPr>
-                <w:sz w:val="19"/>
-              </w:rPr>
-              <w:t>CLIP cosine only</w:t>
-            </w:r>
-          </w:p>
-        </w:tc>
-        <w:tc>
-          <w:tcPr>
-            <w:tcW w:type="dxa" w:w="2353"/>
-            <w:shd w:val="clear" w:color="auto" w:fill="EAF7F6"/>
-          </w:tcPr>
-          <w:p>
-            <w:pPr>
-              <w:spacing w:after="0"/>
-            </w:pPr>
-            <w:r>
-              <w:rPr>
-                <w:sz w:val="19"/>
-              </w:rPr>
-              <w:t>58.3</w:t>
-            </w:r>
-          </w:p>
-        </w:tc>
-        <w:tc>
-          <w:tcPr>
-            <w:tcW w:type="dxa" w:w="2353"/>
-            <w:shd w:val="clear" w:color="auto" w:fill="EAF7F6"/>
-          </w:tcPr>
-          <w:p>
-            <w:pPr>
-              <w:spacing w:after="0"/>
-            </w:pPr>
-            <w:r>
-              <w:rPr>
-                <w:sz w:val="19"/>
-              </w:rPr>
-              <w:t>75.7</w:t>
-            </w:r>
-          </w:p>
-        </w:tc>
-        <w:tc>
-          <w:tcPr>
-            <w:tcW w:type="dxa" w:w="2353"/>
-            <w:shd w:val="clear" w:color="auto" w:fill="EAF7F6"/>
-          </w:tcPr>
-          <w:p>
-            <w:pPr>
-              <w:spacing w:after="0"/>
-            </w:pPr>
-            <w:r>
-              <w:rPr>
-                <w:sz w:val="19"/>
-              </w:rPr>
-              <w:t>28.2</w:t>
-            </w:r>
-          </w:p>
-        </w:tc>
-      </w:tr>
-      <w:tr>
-        <w:tc>
-          <w:tcPr>
-            <w:tcW w:type="dxa" w:w="2353"/>
-          </w:tcPr>
-          <w:p>
-            <w:pPr>
-              <w:spacing w:after="0"/>
-            </w:pPr>
-            <w:r>
-              <w:rPr>
-                <w:sz w:val="19"/>
-              </w:rPr>
-              <w:t>ResNet-50 appearance only</w:t>
-            </w:r>
-          </w:p>
-        </w:tc>
-        <w:tc>
-          <w:tcPr>
-            <w:tcW w:type="dxa" w:w="2353"/>
-          </w:tcPr>
-          <w:p>
-            <w:pPr>
-              <w:spacing w:after="0"/>
-            </w:pPr>
-            <w:r>
-              <w:rPr>
-                <w:sz w:val="19"/>
-              </w:rPr>
-              <w:t>61.3</w:t>
-            </w:r>
-          </w:p>
-        </w:tc>
-        <w:tc>
-          <w:tcPr>
-            <w:tcW w:type="dxa" w:w="2353"/>
-          </w:tcPr>
-          <w:p>
-            <w:pPr>
-              <w:spacing w:after="0"/>
-            </w:pPr>
-            <w:r>
-              <w:rPr>
-                <w:sz w:val="19"/>
-              </w:rPr>
-              <w:t>79.3</w:t>
-            </w:r>
-          </w:p>
-        </w:tc>
-        <w:tc>
-          <w:tcPr>
-            <w:tcW w:type="dxa" w:w="2353"/>
-          </w:tcPr>
-          <w:p>
-            <w:pPr>
-              <w:spacing w:after="0"/>
-            </w:pPr>
-            <w:r>
-              <w:rPr>
-                <w:sz w:val="19"/>
-              </w:rPr>
-              <w:t>27.1</w:t>
-            </w:r>
-          </w:p>
-        </w:tc>
-      </w:tr>
-      <w:tr>
-        <w:tc>
-          <w:tcPr>
-            <w:tcW w:type="dxa" w:w="2353"/>
-            <w:shd w:val="clear" w:color="auto" w:fill="EAF7F6"/>
-          </w:tcPr>
-          <w:p>
-            <w:pPr>
-              <w:spacing w:after="0"/>
-            </w:pPr>
-            <w:r>
-              <w:rPr>
-                <w:sz w:val="19"/>
-              </w:rPr>
-              <w:t>HSV colour histogram only</w:t>
-            </w:r>
-          </w:p>
-        </w:tc>
-        <w:tc>
-          <w:tcPr>
-            <w:tcW w:type="dxa" w:w="2353"/>
-            <w:shd w:val="clear" w:color="auto" w:fill="EAF7F6"/>
-          </w:tcPr>
-          <w:p>
-            <w:pPr>
-              <w:spacing w:after="0"/>
-            </w:pPr>
-            <w:r>
-              <w:rPr>
-                <w:sz w:val="19"/>
-              </w:rPr>
-              <w:t>24.0</w:t>
-            </w:r>
-          </w:p>
-        </w:tc>
-        <w:tc>
-          <w:tcPr>
-            <w:tcW w:type="dxa" w:w="2353"/>
-            <w:shd w:val="clear" w:color="auto" w:fill="EAF7F6"/>
-          </w:tcPr>
-          <w:p>
-            <w:pPr>
-              <w:spacing w:after="0"/>
-            </w:pPr>
-            <w:r>
-              <w:rPr>
-                <w:sz w:val="19"/>
-              </w:rPr>
-              <w:t>44.3</w:t>
-            </w:r>
-          </w:p>
-        </w:tc>
-        <w:tc>
-          <w:tcPr>
-            <w:tcW w:type="dxa" w:w="2353"/>
-            <w:shd w:val="clear" w:color="auto" w:fill="EAF7F6"/>
-          </w:tcPr>
-          <w:p>
-            <w:pPr>
-              <w:spacing w:after="0"/>
-            </w:pPr>
-            <w:r>
-              <w:rPr>
-                <w:sz w:val="19"/>
-              </w:rPr>
-              <w:t>12.7</w:t>
-            </w:r>
-          </w:p>
-        </w:tc>
-      </w:tr>
-      <w:tr>
-        <w:tc>
-          <w:tcPr>
-            <w:tcW w:type="dxa" w:w="2353"/>
-          </w:tcPr>
-          <w:p>
-            <w:pPr>
-              <w:spacing w:after="0"/>
-            </w:pPr>
-            <w:r>
-              <w:rPr>
-                <w:sz w:val="19"/>
-              </w:rPr>
-              <w:t>colour agreement only</w:t>
-            </w:r>
-          </w:p>
-        </w:tc>
-        <w:tc>
-          <w:tcPr>
-            <w:tcW w:type="dxa" w:w="2353"/>
-          </w:tcPr>
-          <w:p>
-            <w:pPr>
-              <w:spacing w:after="0"/>
-            </w:pPr>
-            <w:r>
-              <w:rPr>
-                <w:sz w:val="19"/>
-              </w:rPr>
-              <w:t>5.3</w:t>
-            </w:r>
-          </w:p>
-        </w:tc>
-        <w:tc>
-          <w:tcPr>
-            <w:tcW w:type="dxa" w:w="2353"/>
-          </w:tcPr>
-          <w:p>
-            <w:pPr>
-              <w:spacing w:after="0"/>
-            </w:pPr>
-            <w:r>
-              <w:rPr>
-                <w:sz w:val="19"/>
-              </w:rPr>
-              <w:t>16.3</w:t>
-            </w:r>
-          </w:p>
-        </w:tc>
-        <w:tc>
-          <w:tcPr>
-            <w:tcW w:type="dxa" w:w="2353"/>
-          </w:tcPr>
-          <w:p>
-            <w:pPr>
-              <w:spacing w:after="0"/>
-            </w:pPr>
-            <w:r>
-              <w:rPr>
-                <w:sz w:val="19"/>
-              </w:rPr>
-              <w:t>11.3</w:t>
-            </w:r>
-          </w:p>
-        </w:tc>
-      </w:tr>
-      <w:tr>
-        <w:tc>
-          <w:tcPr>
-            <w:tcW w:type="dxa" w:w="2353"/>
-            <w:shd w:val="clear" w:color="auto" w:fill="EAF7F6"/>
-          </w:tcPr>
-          <w:p>
-            <w:pPr>
-              <w:spacing w:after="0"/>
-            </w:pPr>
-            <w:r>
-              <w:rPr>
-                <w:sz w:val="19"/>
-              </w:rPr>
-              <w:t>type agreement only</w:t>
-            </w:r>
-          </w:p>
-        </w:tc>
-        <w:tc>
-          <w:tcPr>
-            <w:tcW w:type="dxa" w:w="2353"/>
-            <w:shd w:val="clear" w:color="auto" w:fill="EAF7F6"/>
-          </w:tcPr>
-          <w:p>
-            <w:pPr>
-              <w:spacing w:after="0"/>
-            </w:pPr>
-            <w:r>
-              <w:rPr>
-                <w:sz w:val="19"/>
-              </w:rPr>
-              <w:t>7.0</w:t>
-            </w:r>
-          </w:p>
-        </w:tc>
-        <w:tc>
-          <w:tcPr>
-            <w:tcW w:type="dxa" w:w="2353"/>
-            <w:shd w:val="clear" w:color="auto" w:fill="EAF7F6"/>
-          </w:tcPr>
-          <w:p>
-            <w:pPr>
-              <w:spacing w:after="0"/>
-            </w:pPr>
-            <w:r>
-              <w:rPr>
-                <w:sz w:val="19"/>
-              </w:rPr>
-              <w:t>18.0</w:t>
-            </w:r>
-          </w:p>
-        </w:tc>
-        <w:tc>
-          <w:tcPr>
-            <w:tcW w:type="dxa" w:w="2353"/>
-            <w:shd w:val="clear" w:color="auto" w:fill="EAF7F6"/>
-          </w:tcPr>
-          <w:p>
-            <w:pPr>
-              <w:spacing w:after="0"/>
-            </w:pPr>
-            <w:r>
-              <w:rPr>
-                <w:sz w:val="19"/>
-              </w:rPr>
-              <w:t>10.3</w:t>
-            </w:r>
-          </w:p>
-        </w:tc>
-      </w:tr>
-      <w:tr>
-        <w:tc>
-          <w:tcPr>
-            <w:tcW w:type="dxa" w:w="2353"/>
-          </w:tcPr>
-          <w:p>
-            <w:pPr>
-              <w:spacing w:after="0"/>
-            </w:pPr>
-            <w:r>
-              <w:rPr>
-                <w:sz w:val="19"/>
-              </w:rPr>
-              <w:t>distinctive-cue agreement only</w:t>
-            </w:r>
-          </w:p>
-        </w:tc>
-        <w:tc>
-          <w:tcPr>
-            <w:tcW w:type="dxa" w:w="2353"/>
-          </w:tcPr>
-          <w:p>
-            <w:pPr>
-              <w:spacing w:after="0"/>
-            </w:pPr>
-            <w:r>
-              <w:rPr>
-                <w:sz w:val="19"/>
-              </w:rPr>
-              <w:t>13.0</w:t>
-            </w:r>
-          </w:p>
-        </w:tc>
-        <w:tc>
-          <w:tcPr>
-            <w:tcW w:type="dxa" w:w="2353"/>
-          </w:tcPr>
-          <w:p>
-            <w:pPr>
-              <w:spacing w:after="0"/>
-            </w:pPr>
-            <w:r>
-              <w:rPr>
-                <w:sz w:val="19"/>
-              </w:rPr>
-              <w:t>30.7</w:t>
-            </w:r>
-          </w:p>
-        </w:tc>
-        <w:tc>
-          <w:tcPr>
-            <w:tcW w:type="dxa" w:w="2353"/>
-          </w:tcPr>
-          <w:p>
-            <w:pPr>
-              <w:spacing w:after="0"/>
-            </w:pPr>
-            <w:r>
-              <w:rPr>
-                <w:sz w:val="19"/>
-              </w:rPr>
-              <w:t>9.1</w:t>
+              <w:t>7% / 16%</w:t>
             </w:r>
           </w:p>
         </w:tc>
@@ -3743,70 +2256,10 @@
         <w:rPr>
           <w:b/>
         </w:rPr>
-        <w:t>Metric learning is the largest single gain</w:t>
+        <w:t>Why the decision rule matters.</w:t>
       </w:r>
       <w:r>
-        <w:t>: the LDA projection lifts Rank-1 from 61.3% to 77.0% and mAP from 27.1% to 48.0% over the same ImageNet embedding, using only 150 training vehicles. Colour, type and cues are too coarse to rank on their own.</w:t>
-      </w:r>
-    </w:p>
-    <w:p>
-      <w:pPr>
-        <w:jc w:val="center"/>
-      </w:pPr>
-      <w:r>
-        <w:drawing>
-          <wp:inline xmlns:a="http://schemas.openxmlformats.org/drawingml/2006/main" xmlns:pic="http://schemas.openxmlformats.org/drawingml/2006/picture">
-            <wp:extent cx="5976620" cy="2988310"/>
-            <wp:docPr id="4" name="Picture 4"/>
-            <wp:cNvGraphicFramePr>
-              <a:graphicFrameLocks noChangeAspect="1"/>
-            </wp:cNvGraphicFramePr>
-            <a:graphic>
-              <a:graphicData uri="http://schemas.openxmlformats.org/drawingml/2006/picture">
-                <pic:pic>
-                  <pic:nvPicPr>
-                    <pic:cNvPr id="0" name="ablation.png"/>
-                    <pic:cNvPicPr/>
-                  </pic:nvPicPr>
-                  <pic:blipFill>
-                    <a:blip r:embed="rId14"/>
-                    <a:stretch>
-                      <a:fillRect/>
-                    </a:stretch>
-                  </pic:blipFill>
-                  <pic:spPr>
-                    <a:xfrm>
-                      <a:off x="0" y="0"/>
-                      <a:ext cx="5976620" cy="2988310"/>
-                    </a:xfrm>
-                    <a:prstGeom prst="rect"/>
-                  </pic:spPr>
-                </pic:pic>
-              </a:graphicData>
-            </a:graphic>
-          </wp:inline>
-        </w:drawing>
-      </w:r>
-    </w:p>
-    <w:p>
-      <w:pPr>
-        <w:jc w:val="center"/>
-      </w:pPr>
-      <w:r>
-        <w:rPr>
-          <w:i/>
-          <w:color w:val="34454D"/>
-          <w:sz w:val="19"/>
-        </w:rPr>
-        <w:t>Figure 4 – single-cue ablation</w:t>
-      </w:r>
-    </w:p>
-    <w:p>
-      <w:pPr>
-        <w:pStyle w:val="Heading3"/>
-      </w:pPr>
-      <w:r>
-        <w:t>6.4 Plate-degradation robustness (mAP %, VeRi-776)</w:t>
+        <w:t xml:space="preserve"> With a similarity threshold alone (every sighting above it reported), only about 40% of the reported cameras were correct and more than half of the queries were wrongly placed on the distractor road. Keeping only each camera's best sighting, adding the ratio test and the time window raised precision to 71% without any training. The cost is recall: for cameras without a confident match the user sees the closest candidates instead.</w:t>
       </w:r>
     </w:p>
     <w:tbl>
@@ -3817,16 +2270,13 @@
         <w:tblLook w:firstColumn="1" w:firstRow="1" w:lastColumn="0" w:lastRow="0" w:noHBand="0" w:noVBand="1" w:val="04A0"/>
       </w:tblPr>
       <w:tblGrid>
-        <w:gridCol w:w="1882"/>
-        <w:gridCol w:w="1882"/>
-        <w:gridCol w:w="1882"/>
-        <w:gridCol w:w="1882"/>
-        <w:gridCol w:w="1882"/>
+        <w:gridCol w:w="4706"/>
+        <w:gridCol w:w="4706"/>
       </w:tblGrid>
       <w:tr>
         <w:tc>
           <w:tcPr>
-            <w:tcW w:type="dxa" w:w="1882"/>
+            <w:tcW w:type="dxa" w:w="4706"/>
             <w:shd w:val="clear" w:color="auto" w:fill="34454D"/>
           </w:tcPr>
           <w:p>
@@ -3839,13 +2289,13 @@
                 <w:color w:val="FFFFFF"/>
                 <w:sz w:val="19"/>
               </w:rPr>
-              <w:t>Method</w:t>
+              <w:t>Sightings that follow one vehicle only (tracking purity ≥ 95%)</w:t>
             </w:r>
           </w:p>
         </w:tc>
         <w:tc>
           <w:tcPr>
-            <w:tcW w:type="dxa" w:w="1882"/>
+            <w:tcW w:type="dxa" w:w="4706"/>
             <w:shd w:val="clear" w:color="auto" w:fill="34454D"/>
           </w:tcPr>
           <w:p>
@@ -3858,488 +2308,7 @@
                 <w:color w:val="FFFFFF"/>
                 <w:sz w:val="19"/>
               </w:rPr>
-              <w:t>Clear</w:t>
-            </w:r>
-          </w:p>
-        </w:tc>
-        <w:tc>
-          <w:tcPr>
-            <w:tcW w:type="dxa" w:w="1882"/>
-            <w:shd w:val="clear" w:color="auto" w:fill="34454D"/>
-          </w:tcPr>
-          <w:p>
-            <w:pPr>
-              <w:spacing w:after="0"/>
-            </w:pPr>
-            <w:r>
-              <w:rPr>
-                <w:b/>
-                <w:color w:val="FFFFFF"/>
-                <w:sz w:val="19"/>
-              </w:rPr>
-              <w:t>Partial</w:t>
-            </w:r>
-          </w:p>
-        </w:tc>
-        <w:tc>
-          <w:tcPr>
-            <w:tcW w:type="dxa" w:w="1882"/>
-            <w:shd w:val="clear" w:color="auto" w:fill="34454D"/>
-          </w:tcPr>
-          <w:p>
-            <w:pPr>
-              <w:spacing w:after="0"/>
-            </w:pPr>
-            <w:r>
-              <w:rPr>
-                <w:b/>
-                <w:color w:val="FFFFFF"/>
-                <w:sz w:val="19"/>
-              </w:rPr>
-              <w:t>Blurred</w:t>
-            </w:r>
-          </w:p>
-        </w:tc>
-        <w:tc>
-          <w:tcPr>
-            <w:tcW w:type="dxa" w:w="1882"/>
-            <w:shd w:val="clear" w:color="auto" w:fill="34454D"/>
-          </w:tcPr>
-          <w:p>
-            <w:pPr>
-              <w:spacing w:after="0"/>
-            </w:pPr>
-            <w:r>
-              <w:rPr>
-                <w:b/>
-                <w:color w:val="FFFFFF"/>
-                <w:sz w:val="19"/>
-              </w:rPr>
-              <w:t>Hidden</w:t>
-            </w:r>
-          </w:p>
-        </w:tc>
-      </w:tr>
-      <w:tr>
-        <w:tc>
-          <w:tcPr>
-            <w:tcW w:type="dxa" w:w="1882"/>
-          </w:tcPr>
-          <w:p>
-            <w:pPr>
-              <w:spacing w:after="0"/>
-            </w:pPr>
-            <w:r>
-              <w:rPr>
-                <w:sz w:val="19"/>
-              </w:rPr>
-              <w:t>Appearance only</w:t>
-            </w:r>
-          </w:p>
-        </w:tc>
-        <w:tc>
-          <w:tcPr>
-            <w:tcW w:type="dxa" w:w="1882"/>
-          </w:tcPr>
-          <w:p>
-            <w:pPr>
-              <w:spacing w:after="0"/>
-            </w:pPr>
-            <w:r>
-              <w:rPr>
-                <w:sz w:val="19"/>
-              </w:rPr>
-              <w:t>27.1</w:t>
-            </w:r>
-          </w:p>
-        </w:tc>
-        <w:tc>
-          <w:tcPr>
-            <w:tcW w:type="dxa" w:w="1882"/>
-          </w:tcPr>
-          <w:p>
-            <w:pPr>
-              <w:spacing w:after="0"/>
-            </w:pPr>
-            <w:r>
-              <w:rPr>
-                <w:sz w:val="19"/>
-              </w:rPr>
-              <w:t>27.1</w:t>
-            </w:r>
-          </w:p>
-        </w:tc>
-        <w:tc>
-          <w:tcPr>
-            <w:tcW w:type="dxa" w:w="1882"/>
-          </w:tcPr>
-          <w:p>
-            <w:pPr>
-              <w:spacing w:after="0"/>
-            </w:pPr>
-            <w:r>
-              <w:rPr>
-                <w:sz w:val="19"/>
-              </w:rPr>
-              <w:t>27.1</w:t>
-            </w:r>
-          </w:p>
-        </w:tc>
-        <w:tc>
-          <w:tcPr>
-            <w:tcW w:type="dxa" w:w="1882"/>
-          </w:tcPr>
-          <w:p>
-            <w:pPr>
-              <w:spacing w:after="0"/>
-            </w:pPr>
-            <w:r>
-              <w:rPr>
-                <w:sz w:val="19"/>
-              </w:rPr>
-              <w:t>27.1</w:t>
-            </w:r>
-          </w:p>
-        </w:tc>
-      </w:tr>
-      <w:tr>
-        <w:tc>
-          <w:tcPr>
-            <w:tcW w:type="dxa" w:w="1882"/>
-            <w:shd w:val="clear" w:color="auto" w:fill="EAF7F6"/>
-          </w:tcPr>
-          <w:p>
-            <w:pPr>
-              <w:spacing w:after="0"/>
-            </w:pPr>
-            <w:r>
-              <w:rPr>
-                <w:sz w:val="19"/>
-              </w:rPr>
-              <w:t>Learned metric only</w:t>
-            </w:r>
-          </w:p>
-        </w:tc>
-        <w:tc>
-          <w:tcPr>
-            <w:tcW w:type="dxa" w:w="1882"/>
-            <w:shd w:val="clear" w:color="auto" w:fill="EAF7F6"/>
-          </w:tcPr>
-          <w:p>
-            <w:pPr>
-              <w:spacing w:after="0"/>
-            </w:pPr>
-            <w:r>
-              <w:rPr>
-                <w:sz w:val="19"/>
-              </w:rPr>
-              <w:t>48.0</w:t>
-            </w:r>
-          </w:p>
-        </w:tc>
-        <w:tc>
-          <w:tcPr>
-            <w:tcW w:type="dxa" w:w="1882"/>
-            <w:shd w:val="clear" w:color="auto" w:fill="EAF7F6"/>
-          </w:tcPr>
-          <w:p>
-            <w:pPr>
-              <w:spacing w:after="0"/>
-            </w:pPr>
-            <w:r>
-              <w:rPr>
-                <w:sz w:val="19"/>
-              </w:rPr>
-              <w:t>48.0</w:t>
-            </w:r>
-          </w:p>
-        </w:tc>
-        <w:tc>
-          <w:tcPr>
-            <w:tcW w:type="dxa" w:w="1882"/>
-            <w:shd w:val="clear" w:color="auto" w:fill="EAF7F6"/>
-          </w:tcPr>
-          <w:p>
-            <w:pPr>
-              <w:spacing w:after="0"/>
-            </w:pPr>
-            <w:r>
-              <w:rPr>
-                <w:sz w:val="19"/>
-              </w:rPr>
-              <w:t>48.0</w:t>
-            </w:r>
-          </w:p>
-        </w:tc>
-        <w:tc>
-          <w:tcPr>
-            <w:tcW w:type="dxa" w:w="1882"/>
-            <w:shd w:val="clear" w:color="auto" w:fill="EAF7F6"/>
-          </w:tcPr>
-          <w:p>
-            <w:pPr>
-              <w:spacing w:after="0"/>
-            </w:pPr>
-            <w:r>
-              <w:rPr>
-                <w:b/>
-                <w:sz w:val="19"/>
-              </w:rPr>
-              <w:t>48.0</w:t>
-            </w:r>
-          </w:p>
-        </w:tc>
-      </w:tr>
-      <w:tr>
-        <w:tc>
-          <w:tcPr>
-            <w:tcW w:type="dxa" w:w="1882"/>
-          </w:tcPr>
-          <w:p>
-            <w:pPr>
-              <w:spacing w:after="0"/>
-            </w:pPr>
-            <w:r>
-              <w:rPr>
-                <w:sz w:val="19"/>
-              </w:rPr>
-              <w:t>Plate only</w:t>
-            </w:r>
-          </w:p>
-        </w:tc>
-        <w:tc>
-          <w:tcPr>
-            <w:tcW w:type="dxa" w:w="1882"/>
-          </w:tcPr>
-          <w:p>
-            <w:pPr>
-              <w:spacing w:after="0"/>
-            </w:pPr>
-            <w:r>
-              <w:rPr>
-                <w:sz w:val="19"/>
-              </w:rPr>
-              <w:t>100.0</w:t>
-            </w:r>
-          </w:p>
-        </w:tc>
-        <w:tc>
-          <w:tcPr>
-            <w:tcW w:type="dxa" w:w="1882"/>
-          </w:tcPr>
-          <w:p>
-            <w:pPr>
-              <w:spacing w:after="0"/>
-            </w:pPr>
-            <w:r>
-              <w:rPr>
-                <w:sz w:val="19"/>
-              </w:rPr>
-              <w:t>30.2</w:t>
-            </w:r>
-          </w:p>
-        </w:tc>
-        <w:tc>
-          <w:tcPr>
-            <w:tcW w:type="dxa" w:w="1882"/>
-          </w:tcPr>
-          <w:p>
-            <w:pPr>
-              <w:spacing w:after="0"/>
-            </w:pPr>
-            <w:r>
-              <w:rPr>
-                <w:sz w:val="19"/>
-              </w:rPr>
-              <w:t>44.8</w:t>
-            </w:r>
-          </w:p>
-        </w:tc>
-        <w:tc>
-          <w:tcPr>
-            <w:tcW w:type="dxa" w:w="1882"/>
-          </w:tcPr>
-          <w:p>
-            <w:pPr>
-              <w:spacing w:after="0"/>
-            </w:pPr>
-            <w:r>
-              <w:rPr>
-                <w:sz w:val="19"/>
-              </w:rPr>
-              <w:t>3.6</w:t>
-            </w:r>
-          </w:p>
-        </w:tc>
-      </w:tr>
-      <w:tr>
-        <w:tc>
-          <w:tcPr>
-            <w:tcW w:type="dxa" w:w="1882"/>
-            <w:shd w:val="clear" w:color="auto" w:fill="EAF7F6"/>
-          </w:tcPr>
-          <w:p>
-            <w:pPr>
-              <w:spacing w:after="0"/>
-            </w:pPr>
-            <w:r>
-              <w:rPr>
-                <w:sz w:val="19"/>
-              </w:rPr>
-              <w:t>Weighted fusion</w:t>
-            </w:r>
-          </w:p>
-        </w:tc>
-        <w:tc>
-          <w:tcPr>
-            <w:tcW w:type="dxa" w:w="1882"/>
-            <w:shd w:val="clear" w:color="auto" w:fill="EAF7F6"/>
-          </w:tcPr>
-          <w:p>
-            <w:pPr>
-              <w:spacing w:after="0"/>
-            </w:pPr>
-            <w:r>
-              <w:rPr>
-                <w:b/>
-                <w:sz w:val="19"/>
-              </w:rPr>
-              <w:t>99.3</w:t>
-            </w:r>
-          </w:p>
-        </w:tc>
-        <w:tc>
-          <w:tcPr>
-            <w:tcW w:type="dxa" w:w="1882"/>
-            <w:shd w:val="clear" w:color="auto" w:fill="EAF7F6"/>
-          </w:tcPr>
-          <w:p>
-            <w:pPr>
-              <w:spacing w:after="0"/>
-            </w:pPr>
-            <w:r>
-              <w:rPr>
-                <w:b/>
-                <w:sz w:val="19"/>
-              </w:rPr>
-              <w:t>63.5</w:t>
-            </w:r>
-          </w:p>
-        </w:tc>
-        <w:tc>
-          <w:tcPr>
-            <w:tcW w:type="dxa" w:w="1882"/>
-            <w:shd w:val="clear" w:color="auto" w:fill="EAF7F6"/>
-          </w:tcPr>
-          <w:p>
-            <w:pPr>
-              <w:spacing w:after="0"/>
-            </w:pPr>
-            <w:r>
-              <w:rPr>
-                <w:b/>
-                <w:sz w:val="19"/>
-              </w:rPr>
-              <w:t>69.5</w:t>
-            </w:r>
-          </w:p>
-        </w:tc>
-        <w:tc>
-          <w:tcPr>
-            <w:tcW w:type="dxa" w:w="1882"/>
-            <w:shd w:val="clear" w:color="auto" w:fill="EAF7F6"/>
-          </w:tcPr>
-          <w:p>
-            <w:pPr>
-              <w:spacing w:after="0"/>
-            </w:pPr>
-            <w:r>
-              <w:rPr>
-                <w:sz w:val="19"/>
-              </w:rPr>
-              <w:t>43.3</w:t>
-            </w:r>
-          </w:p>
-        </w:tc>
-      </w:tr>
-      <w:tr>
-        <w:tc>
-          <w:tcPr>
-            <w:tcW w:type="dxa" w:w="1882"/>
-          </w:tcPr>
-          <w:p>
-            <w:pPr>
-              <w:spacing w:after="0"/>
-            </w:pPr>
-            <w:r>
-              <w:rPr>
-                <w:sz w:val="19"/>
-              </w:rPr>
-              <w:t>Random Forest</w:t>
-            </w:r>
-          </w:p>
-        </w:tc>
-        <w:tc>
-          <w:tcPr>
-            <w:tcW w:type="dxa" w:w="1882"/>
-          </w:tcPr>
-          <w:p>
-            <w:pPr>
-              <w:spacing w:after="0"/>
-            </w:pPr>
-            <w:r>
-              <w:rPr>
-                <w:sz w:val="19"/>
-              </w:rPr>
-              <w:t>88.1</w:t>
-            </w:r>
-          </w:p>
-        </w:tc>
-        <w:tc>
-          <w:tcPr>
-            <w:tcW w:type="dxa" w:w="1882"/>
-          </w:tcPr>
-          <w:p>
-            <w:pPr>
-              <w:spacing w:after="0"/>
-            </w:pPr>
-            <w:r>
-              <w:rPr>
-                <w:sz w:val="19"/>
-              </w:rPr>
-              <w:t>59.3</w:t>
-            </w:r>
-          </w:p>
-        </w:tc>
-        <w:tc>
-          <w:tcPr>
-            <w:tcW w:type="dxa" w:w="1882"/>
-          </w:tcPr>
-          <w:p>
-            <w:pPr>
-              <w:spacing w:after="0"/>
-            </w:pPr>
-            <w:r>
-              <w:rPr>
-                <w:sz w:val="19"/>
-              </w:rPr>
-              <w:t>48.2</w:t>
-            </w:r>
-          </w:p>
-        </w:tc>
-        <w:tc>
-          <w:tcPr>
-            <w:tcW w:type="dxa" w:w="1882"/>
-          </w:tcPr>
-          <w:p>
-            <w:pPr>
-              <w:spacing w:after="0"/>
-            </w:pPr>
-            <w:r>
-              <w:rPr>
-                <w:sz w:val="19"/>
-              </w:rPr>
-              <w:t>42.4</w:t>
+              <w:t>61%</w:t>
             </w:r>
           </w:p>
         </w:tc>
@@ -4352,2327 +2321,10 @@
     </w:p>
     <w:p>
       <w:pPr>
-        <w:jc w:val="center"/>
-      </w:pPr>
-      <w:r>
-        <w:drawing>
-          <wp:inline xmlns:a="http://schemas.openxmlformats.org/drawingml/2006/main" xmlns:pic="http://schemas.openxmlformats.org/drawingml/2006/picture">
-            <wp:extent cx="5976620" cy="3415211"/>
-            <wp:docPr id="5" name="Picture 5"/>
-            <wp:cNvGraphicFramePr>
-              <a:graphicFrameLocks noChangeAspect="1"/>
-            </wp:cNvGraphicFramePr>
-            <a:graphic>
-              <a:graphicData uri="http://schemas.openxmlformats.org/drawingml/2006/picture">
-                <pic:pic>
-                  <pic:nvPicPr>
-                    <pic:cNvPr id="0" name="plate_robustness.png"/>
-                    <pic:cNvPicPr/>
-                  </pic:nvPicPr>
-                  <pic:blipFill>
-                    <a:blip r:embed="rId15"/>
-                    <a:stretch>
-                      <a:fillRect/>
-                    </a:stretch>
-                  </pic:blipFill>
-                  <pic:spPr>
-                    <a:xfrm>
-                      <a:off x="0" y="0"/>
-                      <a:ext cx="5976620" cy="3415211"/>
-                    </a:xfrm>
-                    <a:prstGeom prst="rect"/>
-                  </pic:spPr>
-                </pic:pic>
-              </a:graphicData>
-            </a:graphic>
-          </wp:inline>
-        </w:drawing>
-      </w:r>
-    </w:p>
-    <w:p>
-      <w:pPr>
-        <w:jc w:val="center"/>
-      </w:pPr>
-      <w:r>
-        <w:rPr>
-          <w:i/>
-          <w:color w:val="34454D"/>
-          <w:sz w:val="19"/>
-        </w:rPr>
-        <w:t>Figure 5 – Re-ID mAP by plate visibility</w:t>
-      </w:r>
-    </w:p>
-    <w:p>
-      <w:r>
-        <w:t xml:space="preserve">Plate-only retrieval collapses as plates degrade (100 → 3.6 mAP). The fused methods stay far above appearance-only at every level, which </w:t>
-      </w:r>
-      <w:r>
-        <w:rPr>
-          <w:b/>
-        </w:rPr>
-        <w:t>supports the main hypothesis</w:t>
-      </w:r>
-      <w:r>
-        <w:t xml:space="preserve">. The transparent weighted fusion is now the best fusion at every level. With plates hidden, however, the learned metric </w:t>
-      </w:r>
-      <w:r>
-        <w:rPr>
-          <w:i/>
-        </w:rPr>
-        <w:t>alone</w:t>
-      </w:r>
-      <w:r>
-        <w:t xml:space="preserve"> beats both fusions (48.0 vs 43.3 mAP): colour and type are already encoded in the learned embedding, so adding the probes' imperfect attribute agreement mostly adds noise.</w:t>
-      </w:r>
-    </w:p>
-    <w:p>
-      <w:pPr>
-        <w:pStyle w:val="Heading3"/>
-      </w:pPr>
-      <w:r>
-        <w:t>6.5 SOM (10×10, unsupervised)</w:t>
-      </w:r>
-    </w:p>
-    <w:p>
-      <w:pPr>
-        <w:pStyle w:val="ListBullet"/>
-        <w:spacing w:after="60"/>
-      </w:pPr>
-      <w:r>
-        <w:rPr>
-          <w:b/>
-        </w:rPr>
-        <w:t>Purity:</w:t>
-      </w:r>
-      <w:r>
-        <w:t xml:space="preserve"> vehicle ID 0.27, colour 0.67, type 0.75. The map organises vehicles by </w:t>
-      </w:r>
-      <w:r>
-        <w:rPr>
-          <w:b/>
-        </w:rPr>
-        <w:t>type and colour</w:t>
-      </w:r>
-      <w:r>
-        <w:t>, not identity.</w:t>
-      </w:r>
-    </w:p>
-    <w:p>
-      <w:pPr>
-        <w:pStyle w:val="ListBullet"/>
-        <w:spacing w:after="60"/>
-      </w:pPr>
-      <w:r>
-        <w:rPr>
-          <w:b/>
-        </w:rPr>
-        <w:t>As a pre-filter</w:t>
-      </w:r>
-      <w:r>
-        <w:t xml:space="preserve"> (plates hidden, Random Forest):</w:t>
-      </w:r>
-    </w:p>
-    <w:tbl>
-      <w:tblPr>
-        <w:tblStyle w:val="TableGrid"/>
-        <w:tblW w:type="auto" w:w="0"/>
-        <w:jc w:val="center"/>
-        <w:tblLook w:firstColumn="1" w:firstRow="1" w:lastColumn="0" w:lastRow="0" w:noHBand="0" w:noVBand="1" w:val="04A0"/>
-      </w:tblPr>
-      <w:tblGrid>
-        <w:gridCol w:w="1882"/>
-        <w:gridCol w:w="1882"/>
-        <w:gridCol w:w="1882"/>
-        <w:gridCol w:w="1882"/>
-        <w:gridCol w:w="1882"/>
-      </w:tblGrid>
-      <w:tr>
-        <w:tc>
-          <w:tcPr>
-            <w:tcW w:type="dxa" w:w="1882"/>
-            <w:shd w:val="clear" w:color="auto" w:fill="34454D"/>
-          </w:tcPr>
-          <w:p>
-            <w:pPr>
-              <w:spacing w:after="0"/>
-            </w:pPr>
-            <w:r>
-              <w:rPr>
-                <w:b/>
-                <w:color w:val="FFFFFF"/>
-                <w:sz w:val="19"/>
-              </w:rPr>
-              <w:t>Radius</w:t>
-            </w:r>
-          </w:p>
-        </w:tc>
-        <w:tc>
-          <w:tcPr>
-            <w:tcW w:type="dxa" w:w="1882"/>
-            <w:shd w:val="clear" w:color="auto" w:fill="34454D"/>
-          </w:tcPr>
-          <w:p>
-            <w:pPr>
-              <w:spacing w:after="0"/>
-            </w:pPr>
-            <w:r>
-              <w:rPr>
-                <w:b/>
-                <w:color w:val="FFFFFF"/>
-                <w:sz w:val="19"/>
-              </w:rPr>
-              <w:t>Candidates kept</w:t>
-            </w:r>
-          </w:p>
-        </w:tc>
-        <w:tc>
-          <w:tcPr>
-            <w:tcW w:type="dxa" w:w="1882"/>
-            <w:shd w:val="clear" w:color="auto" w:fill="34454D"/>
-          </w:tcPr>
-          <w:p>
-            <w:pPr>
-              <w:spacing w:after="0"/>
-            </w:pPr>
-            <w:r>
-              <w:rPr>
-                <w:b/>
-                <w:color w:val="FFFFFF"/>
-                <w:sz w:val="19"/>
-              </w:rPr>
-              <w:t>True matches kept</w:t>
-            </w:r>
-          </w:p>
-        </w:tc>
-        <w:tc>
-          <w:tcPr>
-            <w:tcW w:type="dxa" w:w="1882"/>
-            <w:shd w:val="clear" w:color="auto" w:fill="34454D"/>
-          </w:tcPr>
-          <w:p>
-            <w:pPr>
-              <w:spacing w:after="0"/>
-            </w:pPr>
-            <w:r>
-              <w:rPr>
-                <w:b/>
-                <w:color w:val="FFFFFF"/>
-                <w:sz w:val="19"/>
-              </w:rPr>
-              <w:t>Rank-1</w:t>
-            </w:r>
-          </w:p>
-        </w:tc>
-        <w:tc>
-          <w:tcPr>
-            <w:tcW w:type="dxa" w:w="1882"/>
-            <w:shd w:val="clear" w:color="auto" w:fill="34454D"/>
-          </w:tcPr>
-          <w:p>
-            <w:pPr>
-              <w:spacing w:after="0"/>
-            </w:pPr>
-            <w:r>
-              <w:rPr>
-                <w:b/>
-                <w:color w:val="FFFFFF"/>
-                <w:sz w:val="19"/>
-              </w:rPr>
-              <w:t>mAP</w:t>
-            </w:r>
-          </w:p>
-        </w:tc>
-      </w:tr>
-      <w:tr>
-        <w:tc>
-          <w:tcPr>
-            <w:tcW w:type="dxa" w:w="1882"/>
-          </w:tcPr>
-          <w:p>
-            <w:pPr>
-              <w:spacing w:after="0"/>
-            </w:pPr>
-            <w:r>
-              <w:rPr>
-                <w:sz w:val="19"/>
-              </w:rPr>
-              <w:t>1</w:t>
-            </w:r>
-          </w:p>
-        </w:tc>
-        <w:tc>
-          <w:tcPr>
-            <w:tcW w:type="dxa" w:w="1882"/>
-          </w:tcPr>
-          <w:p>
-            <w:pPr>
-              <w:spacing w:after="0"/>
-            </w:pPr>
-            <w:r>
-              <w:rPr>
-                <w:sz w:val="19"/>
-              </w:rPr>
-              <w:t>6.6%</w:t>
-            </w:r>
-          </w:p>
-        </w:tc>
-        <w:tc>
-          <w:tcPr>
-            <w:tcW w:type="dxa" w:w="1882"/>
-          </w:tcPr>
-          <w:p>
-            <w:pPr>
-              <w:spacing w:after="0"/>
-            </w:pPr>
-            <w:r>
-              <w:rPr>
-                <w:sz w:val="19"/>
-              </w:rPr>
-              <w:t>31.9%</w:t>
-            </w:r>
-          </w:p>
-        </w:tc>
-        <w:tc>
-          <w:tcPr>
-            <w:tcW w:type="dxa" w:w="1882"/>
-          </w:tcPr>
-          <w:p>
-            <w:pPr>
-              <w:spacing w:after="0"/>
-            </w:pPr>
-            <w:r>
-              <w:rPr>
-                <w:sz w:val="19"/>
-              </w:rPr>
-              <w:t>59.7</w:t>
-            </w:r>
-          </w:p>
-        </w:tc>
-        <w:tc>
-          <w:tcPr>
-            <w:tcW w:type="dxa" w:w="1882"/>
-          </w:tcPr>
-          <w:p>
-            <w:pPr>
-              <w:spacing w:after="0"/>
-            </w:pPr>
-            <w:r>
-              <w:rPr>
-                <w:sz w:val="19"/>
-              </w:rPr>
-              <w:t>24.6</w:t>
-            </w:r>
-          </w:p>
-        </w:tc>
-      </w:tr>
-      <w:tr>
-        <w:tc>
-          <w:tcPr>
-            <w:tcW w:type="dxa" w:w="1882"/>
-            <w:shd w:val="clear" w:color="auto" w:fill="EAF7F6"/>
-          </w:tcPr>
-          <w:p>
-            <w:pPr>
-              <w:spacing w:after="0"/>
-            </w:pPr>
-            <w:r>
-              <w:rPr>
-                <w:sz w:val="19"/>
-              </w:rPr>
-              <w:t>2</w:t>
-            </w:r>
-          </w:p>
-        </w:tc>
-        <w:tc>
-          <w:tcPr>
-            <w:tcW w:type="dxa" w:w="1882"/>
-            <w:shd w:val="clear" w:color="auto" w:fill="EAF7F6"/>
-          </w:tcPr>
-          <w:p>
-            <w:pPr>
-              <w:spacing w:after="0"/>
-            </w:pPr>
-            <w:r>
-              <w:rPr>
-                <w:sz w:val="19"/>
-              </w:rPr>
-              <w:t>17.0%</w:t>
-            </w:r>
-          </w:p>
-        </w:tc>
-        <w:tc>
-          <w:tcPr>
-            <w:tcW w:type="dxa" w:w="1882"/>
-            <w:shd w:val="clear" w:color="auto" w:fill="EAF7F6"/>
-          </w:tcPr>
-          <w:p>
-            <w:pPr>
-              <w:spacing w:after="0"/>
-            </w:pPr>
-            <w:r>
-              <w:rPr>
-                <w:sz w:val="19"/>
-              </w:rPr>
-              <w:t>43.7%</w:t>
-            </w:r>
-          </w:p>
-        </w:tc>
-        <w:tc>
-          <w:tcPr>
-            <w:tcW w:type="dxa" w:w="1882"/>
-            <w:shd w:val="clear" w:color="auto" w:fill="EAF7F6"/>
-          </w:tcPr>
-          <w:p>
-            <w:pPr>
-              <w:spacing w:after="0"/>
-            </w:pPr>
-            <w:r>
-              <w:rPr>
-                <w:sz w:val="19"/>
-              </w:rPr>
-              <w:t>66.3</w:t>
-            </w:r>
-          </w:p>
-        </w:tc>
-        <w:tc>
-          <w:tcPr>
-            <w:tcW w:type="dxa" w:w="1882"/>
-            <w:shd w:val="clear" w:color="auto" w:fill="EAF7F6"/>
-          </w:tcPr>
-          <w:p>
-            <w:pPr>
-              <w:spacing w:after="0"/>
-            </w:pPr>
-            <w:r>
-              <w:rPr>
-                <w:sz w:val="19"/>
-              </w:rPr>
-              <w:t>28.9</w:t>
-            </w:r>
-          </w:p>
-        </w:tc>
-      </w:tr>
-      <w:tr>
-        <w:tc>
-          <w:tcPr>
-            <w:tcW w:type="dxa" w:w="1882"/>
-          </w:tcPr>
-          <w:p>
-            <w:pPr>
-              <w:spacing w:after="0"/>
-            </w:pPr>
-            <w:r>
-              <w:rPr>
-                <w:sz w:val="19"/>
-              </w:rPr>
-              <w:t>3</w:t>
-            </w:r>
-          </w:p>
-        </w:tc>
-        <w:tc>
-          <w:tcPr>
-            <w:tcW w:type="dxa" w:w="1882"/>
-          </w:tcPr>
-          <w:p>
-            <w:pPr>
-              <w:spacing w:after="0"/>
-            </w:pPr>
-            <w:r>
-              <w:rPr>
-                <w:sz w:val="19"/>
-              </w:rPr>
-              <w:t>29.5%</w:t>
-            </w:r>
-          </w:p>
-        </w:tc>
-        <w:tc>
-          <w:tcPr>
-            <w:tcW w:type="dxa" w:w="1882"/>
-          </w:tcPr>
-          <w:p>
-            <w:pPr>
-              <w:spacing w:after="0"/>
-            </w:pPr>
-            <w:r>
-              <w:rPr>
-                <w:sz w:val="19"/>
-              </w:rPr>
-              <w:t>53.8%</w:t>
-            </w:r>
-          </w:p>
-        </w:tc>
-        <w:tc>
-          <w:tcPr>
-            <w:tcW w:type="dxa" w:w="1882"/>
-          </w:tcPr>
-          <w:p>
-            <w:pPr>
-              <w:spacing w:after="0"/>
-            </w:pPr>
-            <w:r>
-              <w:rPr>
-                <w:sz w:val="19"/>
-              </w:rPr>
-              <w:t>68.3</w:t>
-            </w:r>
-          </w:p>
-        </w:tc>
-        <w:tc>
-          <w:tcPr>
-            <w:tcW w:type="dxa" w:w="1882"/>
-          </w:tcPr>
-          <w:p>
-            <w:pPr>
-              <w:spacing w:after="0"/>
-            </w:pPr>
-            <w:r>
-              <w:rPr>
-                <w:sz w:val="19"/>
-              </w:rPr>
-              <w:t>31.7</w:t>
-            </w:r>
-          </w:p>
-        </w:tc>
-      </w:tr>
-      <w:tr>
-        <w:tc>
-          <w:tcPr>
-            <w:tcW w:type="dxa" w:w="1882"/>
-            <w:shd w:val="clear" w:color="auto" w:fill="EAF7F6"/>
-          </w:tcPr>
-          <w:p>
-            <w:pPr>
-              <w:spacing w:after="0"/>
-            </w:pPr>
-            <w:r>
-              <w:rPr>
-                <w:sz w:val="19"/>
-              </w:rPr>
-              <w:t>no pre-filter</w:t>
-            </w:r>
-          </w:p>
-        </w:tc>
-        <w:tc>
-          <w:tcPr>
-            <w:tcW w:type="dxa" w:w="1882"/>
-            <w:shd w:val="clear" w:color="auto" w:fill="EAF7F6"/>
-          </w:tcPr>
-          <w:p>
-            <w:pPr>
-              <w:spacing w:after="0"/>
-            </w:pPr>
-            <w:r>
-              <w:rPr>
-                <w:sz w:val="19"/>
-              </w:rPr>
-              <w:t>100%</w:t>
-            </w:r>
-          </w:p>
-        </w:tc>
-        <w:tc>
-          <w:tcPr>
-            <w:tcW w:type="dxa" w:w="1882"/>
-            <w:shd w:val="clear" w:color="auto" w:fill="EAF7F6"/>
-          </w:tcPr>
-          <w:p>
-            <w:pPr>
-              <w:spacing w:after="0"/>
-            </w:pPr>
-            <w:r>
-              <w:rPr>
-                <w:sz w:val="19"/>
-              </w:rPr>
-              <w:t>100%</w:t>
-            </w:r>
-          </w:p>
-        </w:tc>
-        <w:tc>
-          <w:tcPr>
-            <w:tcW w:type="dxa" w:w="1882"/>
-            <w:shd w:val="clear" w:color="auto" w:fill="EAF7F6"/>
-          </w:tcPr>
-          <w:p>
-            <w:pPr>
-              <w:spacing w:after="0"/>
-            </w:pPr>
-            <w:r>
-              <w:rPr>
-                <w:sz w:val="19"/>
-              </w:rPr>
-              <w:t>69.7</w:t>
-            </w:r>
-          </w:p>
-        </w:tc>
-        <w:tc>
-          <w:tcPr>
-            <w:tcW w:type="dxa" w:w="1882"/>
-            <w:shd w:val="clear" w:color="auto" w:fill="EAF7F6"/>
-          </w:tcPr>
-          <w:p>
-            <w:pPr>
-              <w:spacing w:after="0"/>
-            </w:pPr>
-            <w:r>
-              <w:rPr>
-                <w:sz w:val="19"/>
-              </w:rPr>
-              <w:t>42.4</w:t>
-            </w:r>
-          </w:p>
-        </w:tc>
-      </w:tr>
-    </w:tbl>
-    <w:p>
-      <w:pPr>
-        <w:spacing w:after="40"/>
-      </w:pPr>
-    </w:p>
-    <w:p>
-      <w:pPr>
-        <w:jc w:val="center"/>
-      </w:pPr>
-      <w:r>
-        <w:drawing>
-          <wp:inline xmlns:a="http://schemas.openxmlformats.org/drawingml/2006/main" xmlns:pic="http://schemas.openxmlformats.org/drawingml/2006/picture">
-            <wp:extent cx="4680000" cy="4680000"/>
-            <wp:docPr id="6" name="Picture 6"/>
-            <wp:cNvGraphicFramePr>
-              <a:graphicFrameLocks noChangeAspect="1"/>
-            </wp:cNvGraphicFramePr>
-            <a:graphic>
-              <a:graphicData uri="http://schemas.openxmlformats.org/drawingml/2006/picture">
-                <pic:pic>
-                  <pic:nvPicPr>
-                    <pic:cNvPr id="0" name="som_umatrix.png"/>
-                    <pic:cNvPicPr/>
-                  </pic:nvPicPr>
-                  <pic:blipFill>
-                    <a:blip r:embed="rId16"/>
-                    <a:stretch>
-                      <a:fillRect/>
-                    </a:stretch>
-                  </pic:blipFill>
-                  <pic:spPr>
-                    <a:xfrm>
-                      <a:off x="0" y="0"/>
-                      <a:ext cx="4680000" cy="4680000"/>
-                    </a:xfrm>
-                    <a:prstGeom prst="rect"/>
-                  </pic:spPr>
-                </pic:pic>
-              </a:graphicData>
-            </a:graphic>
-          </wp:inline>
-        </w:drawing>
-      </w:r>
-    </w:p>
-    <w:p>
-      <w:pPr>
-        <w:jc w:val="center"/>
-      </w:pPr>
-      <w:r>
-        <w:rPr>
-          <w:i/>
-          <w:color w:val="34454D"/>
-          <w:sz w:val="19"/>
-        </w:rPr>
-        <w:t>Figure 6 – SOM U-matrix of VeRi test tracklets (dot colour = true vehicle colour)</w:t>
-      </w:r>
-    </w:p>
-    <w:p>
-      <w:r>
-        <w:t>The pre-filter removes 70–94% of candidates but loses too many true matches, so it lowers accuracy. This is a useful negative result: the SOM is good for visual exploration, but at this scale it shouldn't filter Re-ID candidates.</w:t>
-      </w:r>
-    </w:p>
-    <w:p>
-      <w:pPr>
-        <w:pStyle w:val="Heading3"/>
-      </w:pPr>
-      <w:r>
-        <w:t>6.6 Tracking quality on the demo cameras</w:t>
-      </w:r>
-    </w:p>
-    <w:p>
-      <w:r>
-        <w:t xml:space="preserve">Against the reference tracks (Section 5.2), </w:t>
-      </w:r>
-      <w:r>
-        <w:rPr>
-          <w:b/>
-        </w:rPr>
-        <w:t>61%</w:t>
-      </w:r>
-      <w:r>
-        <w:t xml:space="preserve"> of the camera tracklets are </w:t>
-      </w:r>
-      <w:r>
-        <w:rPr>
-          <w:i/>
-        </w:rPr>
-        <w:t>clean</w:t>
-      </w:r>
-      <w:r>
-        <w:t xml:space="preserve"> (at least 95% of their boxes belong to one reference vehicle; mean purity 0.90). On average a vehicle produces </w:t>
-      </w:r>
-      <w:r>
-        <w:rPr>
-          <w:b/>
-        </w:rPr>
-        <w:t>1.19</w:t>
-      </w:r>
-      <w:r>
-        <w:t xml:space="preserve"> tracklets per camera (1.0 would mean no fragmentation), and 14% of tracklets could not be mapped reliably (for example parked or heavily occluded vehicles). The demo cameras contain 187 tracklets in total (camA_west 71, camB_centre 42, camC_east 46, camD_other_road 28); 19 reference vehicles appear in at least two of cameras A–C and 7 in all three.</w:t>
-      </w:r>
-    </w:p>
-    <w:p>
-      <w:pPr>
-        <w:pStyle w:val="Heading3"/>
-      </w:pPr>
-      <w:r>
-        <w:t>6.7 Cross-camera Re-ID and route tracing on the demo cameras</w:t>
-      </w:r>
-    </w:p>
-    <w:p>
-      <w:r>
-        <w:t xml:space="preserve">Every mapped tracklet in cameras A–C that has a true match in another of those cameras is a query (55 queries); the gallery is all other cameras, including the distractor camD. </w:t>
-      </w:r>
-      <w:r>
-        <w:rPr>
-          <w:i/>
-        </w:rPr>
-        <w:t>Route precision</w:t>
-      </w:r>
-      <w:r>
-        <w:t xml:space="preserve"> is the share of suggested route steps that are correct; </w:t>
-      </w:r>
-      <w:r>
-        <w:rPr>
-          <w:i/>
-        </w:rPr>
-        <w:t>route recall</w:t>
-      </w:r>
-      <w:r>
-        <w:t xml:space="preserve"> is the share of the vehicle's true cameras the suggestion finds; </w:t>
-      </w:r>
-      <w:r>
-        <w:rPr>
-          <w:i/>
-        </w:rPr>
-        <w:t>camera hit@k</w:t>
-      </w:r>
-      <w:r>
-        <w:t xml:space="preserve"> is the share of true camera hops whose correct sighting is among the top </w:t>
-      </w:r>
-      <w:r>
-        <w:rPr>
-          <w:i/>
-        </w:rPr>
-        <w:t>k</w:t>
-      </w:r>
-      <w:r>
-        <w:t xml:space="preserve"> shown for that camera (scored against the query only, before any confirmation).</w:t>
-      </w:r>
-    </w:p>
-    <w:p>
-      <w:r>
-        <w:t>With the 10 s time window (cameras share a clock):</w:t>
-      </w:r>
-    </w:p>
-    <w:tbl>
-      <w:tblPr>
-        <w:tblStyle w:val="TableGrid"/>
-        <w:tblW w:type="auto" w:w="0"/>
-        <w:jc w:val="center"/>
-        <w:tblLook w:firstColumn="1" w:firstRow="1" w:lastColumn="0" w:lastRow="0" w:noHBand="0" w:noVBand="1" w:val="04A0"/>
-      </w:tblPr>
-      <w:tblGrid>
-        <w:gridCol w:w="1176"/>
-        <w:gridCol w:w="1176"/>
-        <w:gridCol w:w="1176"/>
-        <w:gridCol w:w="1176"/>
-        <w:gridCol w:w="1176"/>
-        <w:gridCol w:w="1176"/>
-        <w:gridCol w:w="1176"/>
-        <w:gridCol w:w="1176"/>
-      </w:tblGrid>
-      <w:tr>
-        <w:tc>
-          <w:tcPr>
-            <w:tcW w:type="dxa" w:w="1176"/>
-            <w:shd w:val="clear" w:color="auto" w:fill="34454D"/>
-          </w:tcPr>
-          <w:p>
-            <w:pPr>
-              <w:spacing w:after="0"/>
-            </w:pPr>
-            <w:r>
-              <w:rPr>
-                <w:b/>
-                <w:color w:val="FFFFFF"/>
-                <w:sz w:val="19"/>
-              </w:rPr>
-              <w:t>Method</w:t>
-            </w:r>
-          </w:p>
-        </w:tc>
-        <w:tc>
-          <w:tcPr>
-            <w:tcW w:type="dxa" w:w="1176"/>
-            <w:shd w:val="clear" w:color="auto" w:fill="34454D"/>
-          </w:tcPr>
-          <w:p>
-            <w:pPr>
-              <w:spacing w:after="0"/>
-            </w:pPr>
-            <w:r>
-              <w:rPr>
-                <w:b/>
-                <w:color w:val="FFFFFF"/>
-                <w:sz w:val="19"/>
-              </w:rPr>
-              <w:t>Rank-1</w:t>
-            </w:r>
-          </w:p>
-        </w:tc>
-        <w:tc>
-          <w:tcPr>
-            <w:tcW w:type="dxa" w:w="1176"/>
-            <w:shd w:val="clear" w:color="auto" w:fill="34454D"/>
-          </w:tcPr>
-          <w:p>
-            <w:pPr>
-              <w:spacing w:after="0"/>
-            </w:pPr>
-            <w:r>
-              <w:rPr>
-                <w:b/>
-                <w:color w:val="FFFFFF"/>
-                <w:sz w:val="19"/>
-              </w:rPr>
-              <w:t>Rank-5</w:t>
-            </w:r>
-          </w:p>
-        </w:tc>
-        <w:tc>
-          <w:tcPr>
-            <w:tcW w:type="dxa" w:w="1176"/>
-            <w:shd w:val="clear" w:color="auto" w:fill="34454D"/>
-          </w:tcPr>
-          <w:p>
-            <w:pPr>
-              <w:spacing w:after="0"/>
-            </w:pPr>
-            <w:r>
-              <w:rPr>
-                <w:b/>
-                <w:color w:val="FFFFFF"/>
-                <w:sz w:val="19"/>
-              </w:rPr>
-              <w:t>mAP</w:t>
-            </w:r>
-          </w:p>
-        </w:tc>
-        <w:tc>
-          <w:tcPr>
-            <w:tcW w:type="dxa" w:w="1176"/>
-            <w:shd w:val="clear" w:color="auto" w:fill="34454D"/>
-          </w:tcPr>
-          <w:p>
-            <w:pPr>
-              <w:spacing w:after="0"/>
-            </w:pPr>
-            <w:r>
-              <w:rPr>
-                <w:b/>
-                <w:color w:val="FFFFFF"/>
-                <w:sz w:val="19"/>
-              </w:rPr>
-              <w:t>Route precision</w:t>
-            </w:r>
-          </w:p>
-        </w:tc>
-        <w:tc>
-          <w:tcPr>
-            <w:tcW w:type="dxa" w:w="1176"/>
-            <w:shd w:val="clear" w:color="auto" w:fill="34454D"/>
-          </w:tcPr>
-          <w:p>
-            <w:pPr>
-              <w:spacing w:after="0"/>
-            </w:pPr>
-            <w:r>
-              <w:rPr>
-                <w:b/>
-                <w:color w:val="FFFFFF"/>
-                <w:sz w:val="19"/>
-              </w:rPr>
-              <w:t>Route recall</w:t>
-            </w:r>
-          </w:p>
-        </w:tc>
-        <w:tc>
-          <w:tcPr>
-            <w:tcW w:type="dxa" w:w="1176"/>
-            <w:shd w:val="clear" w:color="auto" w:fill="34454D"/>
-          </w:tcPr>
-          <w:p>
-            <w:pPr>
-              <w:spacing w:after="0"/>
-            </w:pPr>
-            <w:r>
-              <w:rPr>
-                <w:b/>
-                <w:color w:val="FFFFFF"/>
-                <w:sz w:val="19"/>
-              </w:rPr>
-              <w:t>Camera hit@1</w:t>
-            </w:r>
-          </w:p>
-        </w:tc>
-        <w:tc>
-          <w:tcPr>
-            <w:tcW w:type="dxa" w:w="1176"/>
-            <w:shd w:val="clear" w:color="auto" w:fill="34454D"/>
-          </w:tcPr>
-          <w:p>
-            <w:pPr>
-              <w:spacing w:after="0"/>
-            </w:pPr>
-            <w:r>
-              <w:rPr>
-                <w:b/>
-                <w:color w:val="FFFFFF"/>
-                <w:sz w:val="19"/>
-              </w:rPr>
-              <w:t>Camera hit@3</w:t>
-            </w:r>
-          </w:p>
-        </w:tc>
-      </w:tr>
-      <w:tr>
-        <w:tc>
-          <w:tcPr>
-            <w:tcW w:type="dxa" w:w="1176"/>
-          </w:tcPr>
-          <w:p>
-            <w:pPr>
-              <w:spacing w:after="0"/>
-            </w:pPr>
-            <w:r>
-              <w:rPr>
-                <w:sz w:val="19"/>
-              </w:rPr>
-              <w:t>Appearance only</w:t>
-            </w:r>
-          </w:p>
-        </w:tc>
-        <w:tc>
-          <w:tcPr>
-            <w:tcW w:type="dxa" w:w="1176"/>
-          </w:tcPr>
-          <w:p>
-            <w:pPr>
-              <w:spacing w:after="0"/>
-            </w:pPr>
-            <w:r>
-              <w:rPr>
-                <w:sz w:val="19"/>
-              </w:rPr>
-              <w:t>23.6</w:t>
-            </w:r>
-          </w:p>
-        </w:tc>
-        <w:tc>
-          <w:tcPr>
-            <w:tcW w:type="dxa" w:w="1176"/>
-          </w:tcPr>
-          <w:p>
-            <w:pPr>
-              <w:spacing w:after="0"/>
-            </w:pPr>
-            <w:r>
-              <w:rPr>
-                <w:sz w:val="19"/>
-              </w:rPr>
-              <w:t>54.5</w:t>
-            </w:r>
-          </w:p>
-        </w:tc>
-        <w:tc>
-          <w:tcPr>
-            <w:tcW w:type="dxa" w:w="1176"/>
-          </w:tcPr>
-          <w:p>
-            <w:pPr>
-              <w:spacing w:after="0"/>
-            </w:pPr>
-            <w:r>
-              <w:rPr>
-                <w:sz w:val="19"/>
-              </w:rPr>
-              <w:t>26.3</w:t>
-            </w:r>
-          </w:p>
-        </w:tc>
-        <w:tc>
-          <w:tcPr>
-            <w:tcW w:type="dxa" w:w="1176"/>
-          </w:tcPr>
-          <w:p>
-            <w:pPr>
-              <w:spacing w:after="0"/>
-            </w:pPr>
-            <w:r>
-              <w:rPr>
-                <w:sz w:val="19"/>
-              </w:rPr>
-              <w:t>42.9</w:t>
-            </w:r>
-          </w:p>
-        </w:tc>
-        <w:tc>
-          <w:tcPr>
-            <w:tcW w:type="dxa" w:w="1176"/>
-          </w:tcPr>
-          <w:p>
-            <w:pPr>
-              <w:spacing w:after="0"/>
-            </w:pPr>
-            <w:r>
-              <w:rPr>
-                <w:sz w:val="19"/>
-              </w:rPr>
-              <w:t>3.8</w:t>
-            </w:r>
-          </w:p>
-        </w:tc>
-        <w:tc>
-          <w:tcPr>
-            <w:tcW w:type="dxa" w:w="1176"/>
-          </w:tcPr>
-          <w:p>
-            <w:pPr>
-              <w:spacing w:after="0"/>
-            </w:pPr>
-            <w:r>
-              <w:rPr>
-                <w:sz w:val="19"/>
-              </w:rPr>
-              <w:t>28.2</w:t>
-            </w:r>
-          </w:p>
-        </w:tc>
-        <w:tc>
-          <w:tcPr>
-            <w:tcW w:type="dxa" w:w="1176"/>
-          </w:tcPr>
-          <w:p>
-            <w:pPr>
-              <w:spacing w:after="0"/>
-            </w:pPr>
-            <w:r>
-              <w:rPr>
-                <w:sz w:val="19"/>
-              </w:rPr>
-              <w:t>46.2</w:t>
-            </w:r>
-          </w:p>
-        </w:tc>
-      </w:tr>
-      <w:tr>
-        <w:tc>
-          <w:tcPr>
-            <w:tcW w:type="dxa" w:w="1176"/>
-            <w:shd w:val="clear" w:color="auto" w:fill="EAF7F6"/>
-          </w:tcPr>
-          <w:p>
-            <w:pPr>
-              <w:spacing w:after="0"/>
-            </w:pPr>
-            <w:r>
-              <w:rPr>
-                <w:sz w:val="19"/>
-              </w:rPr>
-              <w:t>Learned metric</w:t>
-            </w:r>
-          </w:p>
-        </w:tc>
-        <w:tc>
-          <w:tcPr>
-            <w:tcW w:type="dxa" w:w="1176"/>
-            <w:shd w:val="clear" w:color="auto" w:fill="EAF7F6"/>
-          </w:tcPr>
-          <w:p>
-            <w:pPr>
-              <w:spacing w:after="0"/>
-            </w:pPr>
-            <w:r>
-              <w:rPr>
-                <w:sz w:val="19"/>
-              </w:rPr>
-              <w:t>30.9</w:t>
-            </w:r>
-          </w:p>
-        </w:tc>
-        <w:tc>
-          <w:tcPr>
-            <w:tcW w:type="dxa" w:w="1176"/>
-            <w:shd w:val="clear" w:color="auto" w:fill="EAF7F6"/>
-          </w:tcPr>
-          <w:p>
-            <w:pPr>
-              <w:spacing w:after="0"/>
-            </w:pPr>
-            <w:r>
-              <w:rPr>
-                <w:sz w:val="19"/>
-              </w:rPr>
-              <w:t>63.6</w:t>
-            </w:r>
-          </w:p>
-        </w:tc>
-        <w:tc>
-          <w:tcPr>
-            <w:tcW w:type="dxa" w:w="1176"/>
-            <w:shd w:val="clear" w:color="auto" w:fill="EAF7F6"/>
-          </w:tcPr>
-          <w:p>
-            <w:pPr>
-              <w:spacing w:after="0"/>
-            </w:pPr>
-            <w:r>
-              <w:rPr>
-                <w:sz w:val="19"/>
-              </w:rPr>
-              <w:t>37.6</w:t>
-            </w:r>
-          </w:p>
-        </w:tc>
-        <w:tc>
-          <w:tcPr>
-            <w:tcW w:type="dxa" w:w="1176"/>
-            <w:shd w:val="clear" w:color="auto" w:fill="EAF7F6"/>
-          </w:tcPr>
-          <w:p>
-            <w:pPr>
-              <w:spacing w:after="0"/>
-            </w:pPr>
-            <w:r>
-              <w:rPr>
-                <w:sz w:val="19"/>
-              </w:rPr>
-              <w:t>78.6</w:t>
-            </w:r>
-          </w:p>
-        </w:tc>
-        <w:tc>
-          <w:tcPr>
-            <w:tcW w:type="dxa" w:w="1176"/>
-            <w:shd w:val="clear" w:color="auto" w:fill="EAF7F6"/>
-          </w:tcPr>
-          <w:p>
-            <w:pPr>
-              <w:spacing w:after="0"/>
-            </w:pPr>
-            <w:r>
-              <w:rPr>
-                <w:sz w:val="19"/>
-              </w:rPr>
-              <w:t>14.1</w:t>
-            </w:r>
-          </w:p>
-        </w:tc>
-        <w:tc>
-          <w:tcPr>
-            <w:tcW w:type="dxa" w:w="1176"/>
-            <w:shd w:val="clear" w:color="auto" w:fill="EAF7F6"/>
-          </w:tcPr>
-          <w:p>
-            <w:pPr>
-              <w:spacing w:after="0"/>
-            </w:pPr>
-            <w:r>
-              <w:rPr>
-                <w:sz w:val="19"/>
-              </w:rPr>
-              <w:t>43.6</w:t>
-            </w:r>
-          </w:p>
-        </w:tc>
-        <w:tc>
-          <w:tcPr>
-            <w:tcW w:type="dxa" w:w="1176"/>
-            <w:shd w:val="clear" w:color="auto" w:fill="EAF7F6"/>
-          </w:tcPr>
-          <w:p>
-            <w:pPr>
-              <w:spacing w:after="0"/>
-            </w:pPr>
-            <w:r>
-              <w:rPr>
-                <w:sz w:val="19"/>
-              </w:rPr>
-              <w:t>61.5</w:t>
-            </w:r>
-          </w:p>
-        </w:tc>
-      </w:tr>
-      <w:tr>
-        <w:tc>
-          <w:tcPr>
-            <w:tcW w:type="dxa" w:w="1176"/>
-          </w:tcPr>
-          <w:p>
-            <w:pPr>
-              <w:spacing w:after="0"/>
-            </w:pPr>
-            <w:r>
-              <w:rPr>
-                <w:sz w:val="19"/>
-              </w:rPr>
-              <w:t>Weighted fusion</w:t>
-            </w:r>
-          </w:p>
-        </w:tc>
-        <w:tc>
-          <w:tcPr>
-            <w:tcW w:type="dxa" w:w="1176"/>
-          </w:tcPr>
-          <w:p>
-            <w:pPr>
-              <w:spacing w:after="0"/>
-            </w:pPr>
-            <w:r>
-              <w:rPr>
-                <w:sz w:val="19"/>
-              </w:rPr>
-              <w:t>36.4</w:t>
-            </w:r>
-          </w:p>
-        </w:tc>
-        <w:tc>
-          <w:tcPr>
-            <w:tcW w:type="dxa" w:w="1176"/>
-          </w:tcPr>
-          <w:p>
-            <w:pPr>
-              <w:spacing w:after="0"/>
-            </w:pPr>
-            <w:r>
-              <w:rPr>
-                <w:sz w:val="19"/>
-              </w:rPr>
-              <w:t>56.4</w:t>
-            </w:r>
-          </w:p>
-        </w:tc>
-        <w:tc>
-          <w:tcPr>
-            <w:tcW w:type="dxa" w:w="1176"/>
-          </w:tcPr>
-          <w:p>
-            <w:pPr>
-              <w:spacing w:after="0"/>
-            </w:pPr>
-            <w:r>
-              <w:rPr>
-                <w:sz w:val="19"/>
-              </w:rPr>
-              <w:t>39.7</w:t>
-            </w:r>
-          </w:p>
-        </w:tc>
-        <w:tc>
-          <w:tcPr>
-            <w:tcW w:type="dxa" w:w="1176"/>
-          </w:tcPr>
-          <w:p>
-            <w:pPr>
-              <w:spacing w:after="0"/>
-            </w:pPr>
-            <w:r>
-              <w:rPr>
-                <w:sz w:val="19"/>
-              </w:rPr>
-              <w:t>100.0</w:t>
-            </w:r>
-          </w:p>
-        </w:tc>
-        <w:tc>
-          <w:tcPr>
-            <w:tcW w:type="dxa" w:w="1176"/>
-          </w:tcPr>
-          <w:p>
-            <w:pPr>
-              <w:spacing w:after="0"/>
-            </w:pPr>
-            <w:r>
-              <w:rPr>
-                <w:sz w:val="19"/>
-              </w:rPr>
-              <w:t>11.5</w:t>
-            </w:r>
-          </w:p>
-        </w:tc>
-        <w:tc>
-          <w:tcPr>
-            <w:tcW w:type="dxa" w:w="1176"/>
-          </w:tcPr>
-          <w:p>
-            <w:pPr>
-              <w:spacing w:after="0"/>
-            </w:pPr>
-            <w:r>
-              <w:rPr>
-                <w:sz w:val="19"/>
-              </w:rPr>
-              <w:t>51.3</w:t>
-            </w:r>
-          </w:p>
-        </w:tc>
-        <w:tc>
-          <w:tcPr>
-            <w:tcW w:type="dxa" w:w="1176"/>
-          </w:tcPr>
-          <w:p>
-            <w:pPr>
-              <w:spacing w:after="0"/>
-            </w:pPr>
-            <w:r>
-              <w:rPr>
-                <w:sz w:val="19"/>
-              </w:rPr>
-              <w:t>64.1</w:t>
-            </w:r>
-          </w:p>
-        </w:tc>
-      </w:tr>
-      <w:tr>
-        <w:tc>
-          <w:tcPr>
-            <w:tcW w:type="dxa" w:w="1176"/>
-            <w:shd w:val="clear" w:color="auto" w:fill="EAF7F6"/>
-          </w:tcPr>
-          <w:p>
-            <w:pPr>
-              <w:spacing w:after="0"/>
-            </w:pPr>
-            <w:r>
-              <w:rPr>
-                <w:sz w:val="19"/>
-              </w:rPr>
-              <w:t>Random forest</w:t>
-            </w:r>
-          </w:p>
-        </w:tc>
-        <w:tc>
-          <w:tcPr>
-            <w:tcW w:type="dxa" w:w="1176"/>
-            <w:shd w:val="clear" w:color="auto" w:fill="EAF7F6"/>
-          </w:tcPr>
-          <w:p>
-            <w:pPr>
-              <w:spacing w:after="0"/>
-            </w:pPr>
-            <w:r>
-              <w:rPr>
-                <w:sz w:val="19"/>
-              </w:rPr>
-              <w:t>38.2</w:t>
-            </w:r>
-          </w:p>
-        </w:tc>
-        <w:tc>
-          <w:tcPr>
-            <w:tcW w:type="dxa" w:w="1176"/>
-            <w:shd w:val="clear" w:color="auto" w:fill="EAF7F6"/>
-          </w:tcPr>
-          <w:p>
-            <w:pPr>
-              <w:spacing w:after="0"/>
-            </w:pPr>
-            <w:r>
-              <w:rPr>
-                <w:sz w:val="19"/>
-              </w:rPr>
-              <w:t>61.8</w:t>
-            </w:r>
-          </w:p>
-        </w:tc>
-        <w:tc>
-          <w:tcPr>
-            <w:tcW w:type="dxa" w:w="1176"/>
-            <w:shd w:val="clear" w:color="auto" w:fill="EAF7F6"/>
-          </w:tcPr>
-          <w:p>
-            <w:pPr>
-              <w:spacing w:after="0"/>
-            </w:pPr>
-            <w:r>
-              <w:rPr>
-                <w:sz w:val="19"/>
-              </w:rPr>
-              <w:t>40.9</w:t>
-            </w:r>
-          </w:p>
-        </w:tc>
-        <w:tc>
-          <w:tcPr>
-            <w:tcW w:type="dxa" w:w="1176"/>
-            <w:shd w:val="clear" w:color="auto" w:fill="EAF7F6"/>
-          </w:tcPr>
-          <w:p>
-            <w:pPr>
-              <w:spacing w:after="0"/>
-            </w:pPr>
-            <w:r>
-              <w:rPr>
-                <w:sz w:val="19"/>
-              </w:rPr>
-              <w:t>70.0</w:t>
-            </w:r>
-          </w:p>
-        </w:tc>
-        <w:tc>
-          <w:tcPr>
-            <w:tcW w:type="dxa" w:w="1176"/>
-            <w:shd w:val="clear" w:color="auto" w:fill="EAF7F6"/>
-          </w:tcPr>
-          <w:p>
-            <w:pPr>
-              <w:spacing w:after="0"/>
-            </w:pPr>
-            <w:r>
-              <w:rPr>
-                <w:sz w:val="19"/>
-              </w:rPr>
-              <w:t>26.9</w:t>
-            </w:r>
-          </w:p>
-        </w:tc>
-        <w:tc>
-          <w:tcPr>
-            <w:tcW w:type="dxa" w:w="1176"/>
-            <w:shd w:val="clear" w:color="auto" w:fill="EAF7F6"/>
-          </w:tcPr>
-          <w:p>
-            <w:pPr>
-              <w:spacing w:after="0"/>
-            </w:pPr>
-            <w:r>
-              <w:rPr>
-                <w:sz w:val="19"/>
-              </w:rPr>
-              <w:t>47.4</w:t>
-            </w:r>
-          </w:p>
-        </w:tc>
-        <w:tc>
-          <w:tcPr>
-            <w:tcW w:type="dxa" w:w="1176"/>
-            <w:shd w:val="clear" w:color="auto" w:fill="EAF7F6"/>
-          </w:tcPr>
-          <w:p>
-            <w:pPr>
-              <w:spacing w:after="0"/>
-            </w:pPr>
-            <w:r>
-              <w:rPr>
-                <w:sz w:val="19"/>
-              </w:rPr>
-              <w:t>65.4</w:t>
-            </w:r>
-          </w:p>
-        </w:tc>
-      </w:tr>
-    </w:tbl>
-    <w:p>
-      <w:pPr>
-        <w:spacing w:after="40"/>
-      </w:pPr>
-    </w:p>
-    <w:p>
-      <w:r>
-        <w:t>Without a time window:</w:t>
-      </w:r>
-    </w:p>
-    <w:tbl>
-      <w:tblPr>
-        <w:tblStyle w:val="TableGrid"/>
-        <w:tblW w:type="auto" w:w="0"/>
-        <w:jc w:val="center"/>
-        <w:tblLook w:firstColumn="1" w:firstRow="1" w:lastColumn="0" w:lastRow="0" w:noHBand="0" w:noVBand="1" w:val="04A0"/>
-      </w:tblPr>
-      <w:tblGrid>
-        <w:gridCol w:w="1176"/>
-        <w:gridCol w:w="1176"/>
-        <w:gridCol w:w="1176"/>
-        <w:gridCol w:w="1176"/>
-        <w:gridCol w:w="1176"/>
-        <w:gridCol w:w="1176"/>
-        <w:gridCol w:w="1176"/>
-        <w:gridCol w:w="1176"/>
-      </w:tblGrid>
-      <w:tr>
-        <w:tc>
-          <w:tcPr>
-            <w:tcW w:type="dxa" w:w="1176"/>
-            <w:shd w:val="clear" w:color="auto" w:fill="34454D"/>
-          </w:tcPr>
-          <w:p>
-            <w:pPr>
-              <w:spacing w:after="0"/>
-            </w:pPr>
-            <w:r>
-              <w:rPr>
-                <w:b/>
-                <w:color w:val="FFFFFF"/>
-                <w:sz w:val="19"/>
-              </w:rPr>
-              <w:t>Method</w:t>
-            </w:r>
-          </w:p>
-        </w:tc>
-        <w:tc>
-          <w:tcPr>
-            <w:tcW w:type="dxa" w:w="1176"/>
-            <w:shd w:val="clear" w:color="auto" w:fill="34454D"/>
-          </w:tcPr>
-          <w:p>
-            <w:pPr>
-              <w:spacing w:after="0"/>
-            </w:pPr>
-            <w:r>
-              <w:rPr>
-                <w:b/>
-                <w:color w:val="FFFFFF"/>
-                <w:sz w:val="19"/>
-              </w:rPr>
-              <w:t>Rank-1</w:t>
-            </w:r>
-          </w:p>
-        </w:tc>
-        <w:tc>
-          <w:tcPr>
-            <w:tcW w:type="dxa" w:w="1176"/>
-            <w:shd w:val="clear" w:color="auto" w:fill="34454D"/>
-          </w:tcPr>
-          <w:p>
-            <w:pPr>
-              <w:spacing w:after="0"/>
-            </w:pPr>
-            <w:r>
-              <w:rPr>
-                <w:b/>
-                <w:color w:val="FFFFFF"/>
-                <w:sz w:val="19"/>
-              </w:rPr>
-              <w:t>Rank-5</w:t>
-            </w:r>
-          </w:p>
-        </w:tc>
-        <w:tc>
-          <w:tcPr>
-            <w:tcW w:type="dxa" w:w="1176"/>
-            <w:shd w:val="clear" w:color="auto" w:fill="34454D"/>
-          </w:tcPr>
-          <w:p>
-            <w:pPr>
-              <w:spacing w:after="0"/>
-            </w:pPr>
-            <w:r>
-              <w:rPr>
-                <w:b/>
-                <w:color w:val="FFFFFF"/>
-                <w:sz w:val="19"/>
-              </w:rPr>
-              <w:t>mAP</w:t>
-            </w:r>
-          </w:p>
-        </w:tc>
-        <w:tc>
-          <w:tcPr>
-            <w:tcW w:type="dxa" w:w="1176"/>
-            <w:shd w:val="clear" w:color="auto" w:fill="34454D"/>
-          </w:tcPr>
-          <w:p>
-            <w:pPr>
-              <w:spacing w:after="0"/>
-            </w:pPr>
-            <w:r>
-              <w:rPr>
-                <w:b/>
-                <w:color w:val="FFFFFF"/>
-                <w:sz w:val="19"/>
-              </w:rPr>
-              <w:t>Route precision</w:t>
-            </w:r>
-          </w:p>
-        </w:tc>
-        <w:tc>
-          <w:tcPr>
-            <w:tcW w:type="dxa" w:w="1176"/>
-            <w:shd w:val="clear" w:color="auto" w:fill="34454D"/>
-          </w:tcPr>
-          <w:p>
-            <w:pPr>
-              <w:spacing w:after="0"/>
-            </w:pPr>
-            <w:r>
-              <w:rPr>
-                <w:b/>
-                <w:color w:val="FFFFFF"/>
-                <w:sz w:val="19"/>
-              </w:rPr>
-              <w:t>Route recall</w:t>
-            </w:r>
-          </w:p>
-        </w:tc>
-        <w:tc>
-          <w:tcPr>
-            <w:tcW w:type="dxa" w:w="1176"/>
-            <w:shd w:val="clear" w:color="auto" w:fill="34454D"/>
-          </w:tcPr>
-          <w:p>
-            <w:pPr>
-              <w:spacing w:after="0"/>
-            </w:pPr>
-            <w:r>
-              <w:rPr>
-                <w:b/>
-                <w:color w:val="FFFFFF"/>
-                <w:sz w:val="19"/>
-              </w:rPr>
-              <w:t>Camera hit@1</w:t>
-            </w:r>
-          </w:p>
-        </w:tc>
-        <w:tc>
-          <w:tcPr>
-            <w:tcW w:type="dxa" w:w="1176"/>
-            <w:shd w:val="clear" w:color="auto" w:fill="34454D"/>
-          </w:tcPr>
-          <w:p>
-            <w:pPr>
-              <w:spacing w:after="0"/>
-            </w:pPr>
-            <w:r>
-              <w:rPr>
-                <w:b/>
-                <w:color w:val="FFFFFF"/>
-                <w:sz w:val="19"/>
-              </w:rPr>
-              <w:t>Camera hit@3</w:t>
-            </w:r>
-          </w:p>
-        </w:tc>
-      </w:tr>
-      <w:tr>
-        <w:tc>
-          <w:tcPr>
-            <w:tcW w:type="dxa" w:w="1176"/>
-          </w:tcPr>
-          <w:p>
-            <w:pPr>
-              <w:spacing w:after="0"/>
-            </w:pPr>
-            <w:r>
-              <w:rPr>
-                <w:sz w:val="19"/>
-              </w:rPr>
-              <w:t>Appearance only</w:t>
-            </w:r>
-          </w:p>
-        </w:tc>
-        <w:tc>
-          <w:tcPr>
-            <w:tcW w:type="dxa" w:w="1176"/>
-          </w:tcPr>
-          <w:p>
-            <w:pPr>
-              <w:spacing w:after="0"/>
-            </w:pPr>
-            <w:r>
-              <w:rPr>
-                <w:sz w:val="19"/>
-              </w:rPr>
-              <w:t>18.2</w:t>
-            </w:r>
-          </w:p>
-        </w:tc>
-        <w:tc>
-          <w:tcPr>
-            <w:tcW w:type="dxa" w:w="1176"/>
-          </w:tcPr>
-          <w:p>
-            <w:pPr>
-              <w:spacing w:after="0"/>
-            </w:pPr>
-            <w:r>
-              <w:rPr>
-                <w:sz w:val="19"/>
-              </w:rPr>
-              <w:t>34.5</w:t>
-            </w:r>
-          </w:p>
-        </w:tc>
-        <w:tc>
-          <w:tcPr>
-            <w:tcW w:type="dxa" w:w="1176"/>
-          </w:tcPr>
-          <w:p>
-            <w:pPr>
-              <w:spacing w:after="0"/>
-            </w:pPr>
-            <w:r>
-              <w:rPr>
-                <w:sz w:val="19"/>
-              </w:rPr>
-              <w:t>19.5</w:t>
-            </w:r>
-          </w:p>
-        </w:tc>
-        <w:tc>
-          <w:tcPr>
-            <w:tcW w:type="dxa" w:w="1176"/>
-          </w:tcPr>
-          <w:p>
-            <w:pPr>
-              <w:spacing w:after="0"/>
-            </w:pPr>
-            <w:r>
-              <w:rPr>
-                <w:sz w:val="19"/>
-              </w:rPr>
-              <w:t>0.0</w:t>
-            </w:r>
-          </w:p>
-        </w:tc>
-        <w:tc>
-          <w:tcPr>
-            <w:tcW w:type="dxa" w:w="1176"/>
-          </w:tcPr>
-          <w:p>
-            <w:pPr>
-              <w:spacing w:after="0"/>
-            </w:pPr>
-            <w:r>
-              <w:rPr>
-                <w:sz w:val="19"/>
-              </w:rPr>
-              <w:t>0.0</w:t>
-            </w:r>
-          </w:p>
-        </w:tc>
-        <w:tc>
-          <w:tcPr>
-            <w:tcW w:type="dxa" w:w="1176"/>
-          </w:tcPr>
-          <w:p>
-            <w:pPr>
-              <w:spacing w:after="0"/>
-            </w:pPr>
-            <w:r>
-              <w:rPr>
-                <w:sz w:val="19"/>
-              </w:rPr>
-              <w:t>20.5</w:t>
-            </w:r>
-          </w:p>
-        </w:tc>
-        <w:tc>
-          <w:tcPr>
-            <w:tcW w:type="dxa" w:w="1176"/>
-          </w:tcPr>
-          <w:p>
-            <w:pPr>
-              <w:spacing w:after="0"/>
-            </w:pPr>
-            <w:r>
-              <w:rPr>
-                <w:sz w:val="19"/>
-              </w:rPr>
-              <w:t>33.3</w:t>
-            </w:r>
-          </w:p>
-        </w:tc>
-      </w:tr>
-      <w:tr>
-        <w:tc>
-          <w:tcPr>
-            <w:tcW w:type="dxa" w:w="1176"/>
-            <w:shd w:val="clear" w:color="auto" w:fill="EAF7F6"/>
-          </w:tcPr>
-          <w:p>
-            <w:pPr>
-              <w:spacing w:after="0"/>
-            </w:pPr>
-            <w:r>
-              <w:rPr>
-                <w:sz w:val="19"/>
-              </w:rPr>
-              <w:t>Learned metric</w:t>
-            </w:r>
-          </w:p>
-        </w:tc>
-        <w:tc>
-          <w:tcPr>
-            <w:tcW w:type="dxa" w:w="1176"/>
-            <w:shd w:val="clear" w:color="auto" w:fill="EAF7F6"/>
-          </w:tcPr>
-          <w:p>
-            <w:pPr>
-              <w:spacing w:after="0"/>
-            </w:pPr>
-            <w:r>
-              <w:rPr>
-                <w:sz w:val="19"/>
-              </w:rPr>
-              <w:t>29.1</w:t>
-            </w:r>
-          </w:p>
-        </w:tc>
-        <w:tc>
-          <w:tcPr>
-            <w:tcW w:type="dxa" w:w="1176"/>
-            <w:shd w:val="clear" w:color="auto" w:fill="EAF7F6"/>
-          </w:tcPr>
-          <w:p>
-            <w:pPr>
-              <w:spacing w:after="0"/>
-            </w:pPr>
-            <w:r>
-              <w:rPr>
-                <w:sz w:val="19"/>
-              </w:rPr>
-              <w:t>52.7</w:t>
-            </w:r>
-          </w:p>
-        </w:tc>
-        <w:tc>
-          <w:tcPr>
-            <w:tcW w:type="dxa" w:w="1176"/>
-            <w:shd w:val="clear" w:color="auto" w:fill="EAF7F6"/>
-          </w:tcPr>
-          <w:p>
-            <w:pPr>
-              <w:spacing w:after="0"/>
-            </w:pPr>
-            <w:r>
-              <w:rPr>
-                <w:sz w:val="19"/>
-              </w:rPr>
-              <w:t>31.4</w:t>
-            </w:r>
-          </w:p>
-        </w:tc>
-        <w:tc>
-          <w:tcPr>
-            <w:tcW w:type="dxa" w:w="1176"/>
-            <w:shd w:val="clear" w:color="auto" w:fill="EAF7F6"/>
-          </w:tcPr>
-          <w:p>
-            <w:pPr>
-              <w:spacing w:after="0"/>
-            </w:pPr>
-            <w:r>
-              <w:rPr>
-                <w:sz w:val="19"/>
-              </w:rPr>
-              <w:t>55.0</w:t>
-            </w:r>
-          </w:p>
-        </w:tc>
-        <w:tc>
-          <w:tcPr>
-            <w:tcW w:type="dxa" w:w="1176"/>
-            <w:shd w:val="clear" w:color="auto" w:fill="EAF7F6"/>
-          </w:tcPr>
-          <w:p>
-            <w:pPr>
-              <w:spacing w:after="0"/>
-            </w:pPr>
-            <w:r>
-              <w:rPr>
-                <w:sz w:val="19"/>
-              </w:rPr>
-              <w:t>14.1</w:t>
-            </w:r>
-          </w:p>
-        </w:tc>
-        <w:tc>
-          <w:tcPr>
-            <w:tcW w:type="dxa" w:w="1176"/>
-            <w:shd w:val="clear" w:color="auto" w:fill="EAF7F6"/>
-          </w:tcPr>
-          <w:p>
-            <w:pPr>
-              <w:spacing w:after="0"/>
-            </w:pPr>
-            <w:r>
-              <w:rPr>
-                <w:sz w:val="19"/>
-              </w:rPr>
-              <w:t>39.7</w:t>
-            </w:r>
-          </w:p>
-        </w:tc>
-        <w:tc>
-          <w:tcPr>
-            <w:tcW w:type="dxa" w:w="1176"/>
-            <w:shd w:val="clear" w:color="auto" w:fill="EAF7F6"/>
-          </w:tcPr>
-          <w:p>
-            <w:pPr>
-              <w:spacing w:after="0"/>
-            </w:pPr>
-            <w:r>
-              <w:rPr>
-                <w:sz w:val="19"/>
-              </w:rPr>
-              <w:t>53.8</w:t>
-            </w:r>
-          </w:p>
-        </w:tc>
-      </w:tr>
-      <w:tr>
-        <w:tc>
-          <w:tcPr>
-            <w:tcW w:type="dxa" w:w="1176"/>
-          </w:tcPr>
-          <w:p>
-            <w:pPr>
-              <w:spacing w:after="0"/>
-            </w:pPr>
-            <w:r>
-              <w:rPr>
-                <w:sz w:val="19"/>
-              </w:rPr>
-              <w:t>Weighted fusion</w:t>
-            </w:r>
-          </w:p>
-        </w:tc>
-        <w:tc>
-          <w:tcPr>
-            <w:tcW w:type="dxa" w:w="1176"/>
-          </w:tcPr>
-          <w:p>
-            <w:pPr>
-              <w:spacing w:after="0"/>
-            </w:pPr>
-            <w:r>
-              <w:rPr>
-                <w:sz w:val="19"/>
-              </w:rPr>
-              <w:t>23.6</w:t>
-            </w:r>
-          </w:p>
-        </w:tc>
-        <w:tc>
-          <w:tcPr>
-            <w:tcW w:type="dxa" w:w="1176"/>
-          </w:tcPr>
-          <w:p>
-            <w:pPr>
-              <w:spacing w:after="0"/>
-            </w:pPr>
-            <w:r>
-              <w:rPr>
-                <w:sz w:val="19"/>
-              </w:rPr>
-              <w:t>49.1</w:t>
-            </w:r>
-          </w:p>
-        </w:tc>
-        <w:tc>
-          <w:tcPr>
-            <w:tcW w:type="dxa" w:w="1176"/>
-          </w:tcPr>
-          <w:p>
-            <w:pPr>
-              <w:spacing w:after="0"/>
-            </w:pPr>
-            <w:r>
-              <w:rPr>
-                <w:sz w:val="19"/>
-              </w:rPr>
-              <w:t>29.7</w:t>
-            </w:r>
-          </w:p>
-        </w:tc>
-        <w:tc>
-          <w:tcPr>
-            <w:tcW w:type="dxa" w:w="1176"/>
-          </w:tcPr>
-          <w:p>
-            <w:pPr>
-              <w:spacing w:after="0"/>
-            </w:pPr>
-            <w:r>
-              <w:rPr>
-                <w:sz w:val="19"/>
-              </w:rPr>
-              <w:t>77.8</w:t>
-            </w:r>
-          </w:p>
-        </w:tc>
-        <w:tc>
-          <w:tcPr>
-            <w:tcW w:type="dxa" w:w="1176"/>
-          </w:tcPr>
-          <w:p>
-            <w:pPr>
-              <w:spacing w:after="0"/>
-            </w:pPr>
-            <w:r>
-              <w:rPr>
-                <w:sz w:val="19"/>
-              </w:rPr>
-              <w:t>9.0</w:t>
-            </w:r>
-          </w:p>
-        </w:tc>
-        <w:tc>
-          <w:tcPr>
-            <w:tcW w:type="dxa" w:w="1176"/>
-          </w:tcPr>
-          <w:p>
-            <w:pPr>
-              <w:spacing w:after="0"/>
-            </w:pPr>
-            <w:r>
-              <w:rPr>
-                <w:sz w:val="19"/>
-              </w:rPr>
-              <w:t>47.4</w:t>
-            </w:r>
-          </w:p>
-        </w:tc>
-        <w:tc>
-          <w:tcPr>
-            <w:tcW w:type="dxa" w:w="1176"/>
-          </w:tcPr>
-          <w:p>
-            <w:pPr>
-              <w:spacing w:after="0"/>
-            </w:pPr>
-            <w:r>
-              <w:rPr>
-                <w:sz w:val="19"/>
-              </w:rPr>
-              <w:t>57.7</w:t>
-            </w:r>
-          </w:p>
-        </w:tc>
-      </w:tr>
-      <w:tr>
-        <w:tc>
-          <w:tcPr>
-            <w:tcW w:type="dxa" w:w="1176"/>
-            <w:shd w:val="clear" w:color="auto" w:fill="EAF7F6"/>
-          </w:tcPr>
-          <w:p>
-            <w:pPr>
-              <w:spacing w:after="0"/>
-            </w:pPr>
-            <w:r>
-              <w:rPr>
-                <w:sz w:val="19"/>
-              </w:rPr>
-              <w:t>Random forest</w:t>
-            </w:r>
-          </w:p>
-        </w:tc>
-        <w:tc>
-          <w:tcPr>
-            <w:tcW w:type="dxa" w:w="1176"/>
-            <w:shd w:val="clear" w:color="auto" w:fill="EAF7F6"/>
-          </w:tcPr>
-          <w:p>
-            <w:pPr>
-              <w:spacing w:after="0"/>
-            </w:pPr>
-            <w:r>
-              <w:rPr>
-                <w:sz w:val="19"/>
-              </w:rPr>
-              <w:t>27.3</w:t>
-            </w:r>
-          </w:p>
-        </w:tc>
-        <w:tc>
-          <w:tcPr>
-            <w:tcW w:type="dxa" w:w="1176"/>
-            <w:shd w:val="clear" w:color="auto" w:fill="EAF7F6"/>
-          </w:tcPr>
-          <w:p>
-            <w:pPr>
-              <w:spacing w:after="0"/>
-            </w:pPr>
-            <w:r>
-              <w:rPr>
-                <w:sz w:val="19"/>
-              </w:rPr>
-              <w:t>54.5</w:t>
-            </w:r>
-          </w:p>
-        </w:tc>
-        <w:tc>
-          <w:tcPr>
-            <w:tcW w:type="dxa" w:w="1176"/>
-            <w:shd w:val="clear" w:color="auto" w:fill="EAF7F6"/>
-          </w:tcPr>
-          <w:p>
-            <w:pPr>
-              <w:spacing w:after="0"/>
-            </w:pPr>
-            <w:r>
-              <w:rPr>
-                <w:sz w:val="19"/>
-              </w:rPr>
-              <w:t>31.4</w:t>
-            </w:r>
-          </w:p>
-        </w:tc>
-        <w:tc>
-          <w:tcPr>
-            <w:tcW w:type="dxa" w:w="1176"/>
-            <w:shd w:val="clear" w:color="auto" w:fill="EAF7F6"/>
-          </w:tcPr>
-          <w:p>
-            <w:pPr>
-              <w:spacing w:after="0"/>
-            </w:pPr>
-            <w:r>
-              <w:rPr>
-                <w:sz w:val="19"/>
-              </w:rPr>
-              <w:t>50.0</w:t>
-            </w:r>
-          </w:p>
-        </w:tc>
-        <w:tc>
-          <w:tcPr>
-            <w:tcW w:type="dxa" w:w="1176"/>
-            <w:shd w:val="clear" w:color="auto" w:fill="EAF7F6"/>
-          </w:tcPr>
-          <w:p>
-            <w:pPr>
-              <w:spacing w:after="0"/>
-            </w:pPr>
-            <w:r>
-              <w:rPr>
-                <w:sz w:val="19"/>
-              </w:rPr>
-              <w:t>23.1</w:t>
-            </w:r>
-          </w:p>
-        </w:tc>
-        <w:tc>
-          <w:tcPr>
-            <w:tcW w:type="dxa" w:w="1176"/>
-            <w:shd w:val="clear" w:color="auto" w:fill="EAF7F6"/>
-          </w:tcPr>
-          <w:p>
-            <w:pPr>
-              <w:spacing w:after="0"/>
-            </w:pPr>
-            <w:r>
-              <w:rPr>
-                <w:sz w:val="19"/>
-              </w:rPr>
-              <w:t>39.7</w:t>
-            </w:r>
-          </w:p>
-        </w:tc>
-        <w:tc>
-          <w:tcPr>
-            <w:tcW w:type="dxa" w:w="1176"/>
-            <w:shd w:val="clear" w:color="auto" w:fill="EAF7F6"/>
-          </w:tcPr>
-          <w:p>
-            <w:pPr>
-              <w:spacing w:after="0"/>
-            </w:pPr>
-            <w:r>
-              <w:rPr>
-                <w:sz w:val="19"/>
-              </w:rPr>
-              <w:t>61.5</w:t>
-            </w:r>
-          </w:p>
-        </w:tc>
-      </w:tr>
-    </w:tbl>
-    <w:p>
-      <w:pPr>
-        <w:spacing w:after="40"/>
-      </w:pPr>
-    </w:p>
-    <w:p>
-      <w:pPr>
-        <w:jc w:val="center"/>
-      </w:pPr>
-      <w:r>
-        <w:drawing>
-          <wp:inline xmlns:a="http://schemas.openxmlformats.org/drawingml/2006/main" xmlns:pic="http://schemas.openxmlformats.org/drawingml/2006/picture">
-            <wp:extent cx="5976620" cy="2539087"/>
-            <wp:docPr id="7" name="Picture 7"/>
-            <wp:cNvGraphicFramePr>
-              <a:graphicFrameLocks noChangeAspect="1"/>
-            </wp:cNvGraphicFramePr>
-            <a:graphic>
-              <a:graphicData uri="http://schemas.openxmlformats.org/drawingml/2006/picture">
-                <pic:pic>
-                  <pic:nvPicPr>
-                    <pic:cNvPr id="0" name="demo_path_example.jpg"/>
-                    <pic:cNvPicPr/>
-                  </pic:nvPicPr>
-                  <pic:blipFill>
-                    <a:blip r:embed="rId17"/>
-                    <a:stretch>
-                      <a:fillRect/>
-                    </a:stretch>
-                  </pic:blipFill>
-                  <pic:spPr>
-                    <a:xfrm>
-                      <a:off x="0" y="0"/>
-                      <a:ext cx="5976620" cy="2539087"/>
-                    </a:xfrm>
-                    <a:prstGeom prst="rect"/>
-                  </pic:spPr>
-                </pic:pic>
-              </a:graphicData>
-            </a:graphic>
-          </wp:inline>
-        </w:drawing>
-      </w:r>
-    </w:p>
-    <w:p>
-      <w:pPr>
-        <w:jc w:val="center"/>
-      </w:pPr>
-      <w:r>
-        <w:rPr>
-          <w:i/>
-          <w:color w:val="34454D"/>
-          <w:sz w:val="19"/>
-        </w:rPr>
-        <w:t>Figure 7 – a traced route: the same car found in camA, camB and camC</w:t>
-      </w:r>
-    </w:p>
-    <w:p>
-      <w:r>
-        <w:t xml:space="preserve">On this footage the </w:t>
-      </w:r>
-      <w:r>
-        <w:rPr>
-          <w:b/>
-        </w:rPr>
-        <w:t>fused scorers beat both appearance-only and the learned metric alone</w:t>
-      </w:r>
-      <w:r>
-        <w:t>, unlike on VeRi with hidden plates. Colour, type and the HSV histogram reject look-alike vehicles of the wrong colour or body type, and the zones' different colour casts make the learned metric alone less reliable. The time window helps every method (Random Forest Rank-1 27% → 38%).</w:t>
-      </w:r>
-    </w:p>
-    <w:p>
-      <w:r>
-        <w:t xml:space="preserve">The automatic route suggestion is deliberately </w:t>
-      </w:r>
-      <w:r>
-        <w:rPr>
-          <w:b/>
-        </w:rPr>
-        <w:t>conservative</w:t>
-      </w:r>
-      <w:r>
-        <w:t>: when it adds a camera it is usually right, but it finds only about a quarter of the true cameras on its own, for example when a vehicle is small or partly occluded in one zone. This is why the interface shows the top three per camera. The right sighting is among them for about two thirds of camera hops, and confirming one camera re-scores the others: for the silver car in camA (track 1), the true camC sighting is outside the top three when scored against the camA view alone, and becomes the #1 candidate once its camB sighting is confirmed.</w:t>
-      </w:r>
-    </w:p>
-    <w:p>
-      <w:pPr>
         <w:pStyle w:val="Heading2"/>
       </w:pPr>
       <w:r>
-        <w:t>7. Discussion and failure analysis</w:t>
-      </w:r>
-    </w:p>
-    <w:p>
-      <w:r>
-        <w:rPr>
-          <w:b/>
-        </w:rPr>
-        <w:t>Leak-free stacking.</w:t>
-      </w:r>
-      <w:r>
-        <w:t xml:space="preserve"> The Random Forest's training pairs first used colour/type probabilities from a probe fitted on the </w:t>
-      </w:r>
-      <w:r>
-        <w:rPr>
-          <w:i/>
-        </w:rPr>
-        <w:t>same</w:t>
-      </w:r>
-      <w:r>
-        <w:t xml:space="preserve"> training vehicles. On those vehicles the attributes were near-perfect, so the forest relied on colour/type agreement (combined importance 0.33), and on unseen vehicles it ranked worse than appearance alone (hidden plates, Rank-1 38 vs 59 at the time). Out-of-fold probabilities fixed this. The same rule was applied to the LDA metric: in-sample projections would make same-vehicle training pairs look unrealistically similar.</w:t>
-      </w:r>
-    </w:p>
-    <w:p>
-      <w:r>
-        <w:rPr>
-          <w:b/>
-        </w:rPr>
-        <w:t>Monotonic constraints.</w:t>
-      </w:r>
-      <w:r>
-        <w:t xml:space="preserve"> VeRi has large viewpoint changes, and the unconstrained forest learned splits where </w:t>
-      </w:r>
-      <w:r>
-        <w:rPr>
-          <w:i/>
-        </w:rPr>
-        <w:t>higher</w:t>
-      </w:r>
-      <w:r>
-        <w:t xml:space="preserve"> similarity could </w:t>
-      </w:r>
-      <w:r>
-        <w:rPr>
-          <w:i/>
-        </w:rPr>
-        <w:t>lower</w:t>
-      </w:r>
-      <w:r>
-        <w:t xml:space="preserve"> the score. Monotonic constraints fixed this (hidden plates: mAP 21 → 30 before metric learning). Caveat: this choice came from a diagnostic on test queries, so the RF-vs-fusion comparison is indicative, not a tuned final number.</w:t>
-      </w:r>
-    </w:p>
-    <w:p>
-      <w:r>
-        <w:rPr>
-          <w:b/>
-        </w:rPr>
-        <w:t>Learned vs hand-set fusion.</w:t>
-      </w:r>
-      <w:r>
-        <w:t xml:space="preserve"> After metric learning, the forest gives the learned-metric cosine most of its importance (0.45), followed by plate similarity (0.13) and colour agreement (0.13), yet the transparent weighted fusion matches or beats it at every plate level, by a wide margin with blurred plates (69.5 vs 48.2 mAP) and with clear plates (99.3 vs 88.1). The forest learns from a balanced pair set, so it optimises </w:t>
-      </w:r>
-      <w:r>
-        <w:rPr>
-          <w:i/>
-        </w:rPr>
-        <w:t>same vs different classification</w:t>
-      </w:r>
-      <w:r>
-        <w:t xml:space="preserve">, not </w:t>
-      </w:r>
-      <w:r>
-        <w:rPr>
-          <w:i/>
-        </w:rPr>
-        <w:t>ranking within one gallery</w:t>
-      </w:r>
-      <w:r>
-        <w:t>. A ranking objective (learning-to-rank, or per-query calibration) and a separate validation split for model choice are the clear next steps. For a system whose users must understand the scores, the transparent fusion is a strong default.</w:t>
+        <w:t>6. Discussion and failure analysis</w:t>
       </w:r>
     </w:p>
     <w:p>
@@ -6683,7 +2335,7 @@
         <w:t>Benchmark vs real footage.</w:t>
       </w:r>
       <w:r>
-        <w:t xml:space="preserve"> The best method depends on the data: the learned metric alone is best on VeRi with hidden plates, while fusion is best on the demo footage, where colour casts and small, distant vehicles make any single cue less reliable. This is an argument for keeping several evidence sources and a human in the loop rather than trusting one score.</w:t>
+        <w:t xml:space="preserve"> The model is excellent on VeRi-776, the data it was trained for, and clearly weaker on the demo footage, which comes from a different city, camera height and resolution: many vehicles are small (60–150 px) and seen from very different angles in neighbouring zones. This domain gap is the main reason for keeping a person in the loop: V-Trace shows its evidence (frames, time spans, scores, and the closest candidate where nothing passed the threshold) rather than making an identity claim.</w:t>
       </w:r>
     </w:p>
     <w:p>
@@ -6691,7 +2343,7 @@
         <w:rPr>
           <w:b/>
         </w:rPr>
-        <w:t>Observed failure modes on the demo footage</w:t>
+        <w:t>Observed failure modes</w:t>
       </w:r>
     </w:p>
     <w:p>
@@ -6711,7 +2363,7 @@
     </w:p>
     <w:p>
       <w:r>
-        <w:t>dissimilar embeddings; confirming the middle camera bridges many of these cases.</w:t>
+        <w:t>lower similarity and can fall below the threshold.</w:t>
       </w:r>
     </w:p>
     <w:p>
@@ -6723,15 +2375,10 @@
         <w:rPr>
           <w:b/>
         </w:rPr>
-        <w:t>Look-alike vehicles and colour casts:</w:t>
+        <w:t>Look-alike vehicles:</w:t>
       </w:r>
       <w:r>
-        <w:t xml:space="preserve"> in Figure 8 a silver Citroën in camA is matched to a similar white Citroën on</w:t>
-      </w:r>
-    </w:p>
-    <w:p>
-      <w:r>
-        <w:t>the distractor road (score 0.63), while the true match in camB looks bluish because of that camera's colder colour cast.</w:t>
+        <w:t xml:space="preserve"> silver and white compact cars are common; a similar car can pass the threshold.</w:t>
       </w:r>
     </w:p>
     <w:p>
@@ -6743,7 +2390,7 @@
         <w:rPr>
           <w:b/>
         </w:rPr>
-        <w:t>Track fragmentation and occlusion:</w:t>
+        <w:t>Track fragmentation and switches:</w:t>
       </w:r>
       <w:r>
         <w:t xml:space="preserve"> buses occlude cars in the far lane and the zone edges cut vehicles, splitting one</w:t>
@@ -6751,7 +2398,7 @@
     </w:p>
     <w:p>
       <w:r>
-        <w:t>vehicle into several tracklets (1.19 per vehicle per camera).</w:t>
+        <w:t>vehicle into several sightings; occasionally a track switches between two cars.</w:t>
       </w:r>
     </w:p>
     <w:p>
@@ -6766,7 +2413,7 @@
         <w:t>Attribute errors:</w:t>
       </w:r>
       <w:r>
-        <w:t xml:space="preserve"> CLIP-based type labels confuse estate, hatchback and MPV; colour is unreliable for silver/grey.</w:t>
+        <w:t xml:space="preserve"> CLIP zero-shot confuses estate, hatchback and MPV, and silver vs grey vs white.</w:t>
       </w:r>
     </w:p>
     <w:p>
@@ -6781,59 +2428,7 @@
         <w:t>No plates:</w:t>
       </w:r>
       <w:r>
-        <w:t xml:space="preserve"> none were readable at this camera distance. This is exactly the setting V-Trace targets.</w:t>
-      </w:r>
-    </w:p>
-    <w:p>
-      <w:pPr>
-        <w:jc w:val="center"/>
-      </w:pPr>
-      <w:r>
-        <w:drawing>
-          <wp:inline xmlns:a="http://schemas.openxmlformats.org/drawingml/2006/main" xmlns:pic="http://schemas.openxmlformats.org/drawingml/2006/picture">
-            <wp:extent cx="5976620" cy="1569617"/>
-            <wp:docPr id="8" name="Picture 8"/>
-            <wp:cNvGraphicFramePr>
-              <a:graphicFrameLocks noChangeAspect="1"/>
-            </wp:cNvGraphicFramePr>
-            <a:graphic>
-              <a:graphicData uri="http://schemas.openxmlformats.org/drawingml/2006/picture">
-                <pic:pic>
-                  <pic:nvPicPr>
-                    <pic:cNvPr id="0" name="demo_failure_example.jpg"/>
-                    <pic:cNvPicPr/>
-                  </pic:nvPicPr>
-                  <pic:blipFill>
-                    <a:blip r:embed="rId18"/>
-                    <a:stretch>
-                      <a:fillRect/>
-                    </a:stretch>
-                  </pic:blipFill>
-                  <pic:spPr>
-                    <a:xfrm>
-                      <a:off x="0" y="0"/>
-                      <a:ext cx="5976620" cy="1569617"/>
-                    </a:xfrm>
-                    <a:prstGeom prst="rect"/>
-                  </pic:spPr>
-                </pic:pic>
-              </a:graphicData>
-            </a:graphic>
-          </wp:inline>
-        </w:drawing>
-      </w:r>
-    </w:p>
-    <w:p>
-      <w:pPr>
-        <w:jc w:val="center"/>
-      </w:pPr>
-      <w:r>
-        <w:rPr>
-          <w:i/>
-          <w:color w:val="34454D"/>
-          <w:sz w:val="19"/>
-        </w:rPr>
-        <w:t>Figure 8 – a failure case: the #1 candidate is a similar car on another road; the true match is ranked lower</w:t>
+        <w:t xml:space="preserve"> none were readable at this camera distance, which is exactly why image-based Re-ID is needed.</w:t>
       </w:r>
     </w:p>
     <w:p>
@@ -6841,7 +2436,7 @@
         <w:pStyle w:val="Heading2"/>
       </w:pPr>
       <w:r>
-        <w:t>8. Limitations and future work</w:t>
+        <w:t>7. Limitations and future work</w:t>
       </w:r>
     </w:p>
     <w:p>
@@ -6850,12 +2445,12 @@
         <w:spacing w:after="60"/>
       </w:pPr>
       <w:r>
-        <w:t>The LDA metric is linear and trained on only 150 vehicles. Training on all 576 VeRi training identities, or</w:t>
+        <w:t>The demo cameras are zones of one recording, not separate physical cameras; a multi-camera dataset such as CityFlow</w:t>
       </w:r>
     </w:p>
     <w:p>
       <w:r>
-        <w:t>fine-tuning the backbone with a triplet loss, is the clearest accuracy gain.</w:t>
+        <w:t>would be a stronger test.</w:t>
       </w:r>
     </w:p>
     <w:p>
@@ -6864,12 +2459,7 @@
         <w:spacing w:after="60"/>
       </w:pPr>
       <w:r>
-        <w:t>The plate experiment uses synthetic plate strings, and OCR runs on whole-vehicle crops. Real plate data and a</w:t>
-      </w:r>
-    </w:p>
-    <w:p>
-      <w:r>
-        <w:t>dedicated plate detector before OCR would strengthen the plate evidence.</w:t>
+        <w:t>Learned travel times between camera pairs would replace the fixed 10 s window.</w:t>
       </w:r>
     </w:p>
     <w:p>
@@ -6878,7 +2468,7 @@
         <w:spacing w:after="60"/>
       </w:pPr>
       <w:r>
-        <w:t>The Random Forest optimises pair classification; learning-to-rank and a validation split for model choice are next.</w:t>
+        <w:t>A dedicated plate detector before OCR would make plate evidence usable at longer distances.</w:t>
       </w:r>
     </w:p>
     <w:p>
@@ -6887,21 +2477,7 @@
         <w:spacing w:after="60"/>
       </w:pPr>
       <w:r>
-        <w:t>The three demo cameras are zones of one recording, not separate physical cameras; a multi-camera dataset such as</w:t>
-      </w:r>
-    </w:p>
-    <w:p>
-      <w:r>
-        <w:t>CityFlow (data-use request required) would be a stronger test. Learned travel-time distributions between camera pairs would replace the fixed time window.</w:t>
-      </w:r>
-    </w:p>
-    <w:p>
-      <w:pPr>
-        <w:pStyle w:val="ListBullet"/>
-        <w:spacing w:after="60"/>
-      </w:pPr>
-      <w:r>
-        <w:t>The pipeline reads files but works frame by frame, so live RTSP streams are a small change.</w:t>
+        <w:t>The pipeline reads files frame by frame, so live streams are a small change.</w:t>
       </w:r>
     </w:p>
     <w:p>
@@ -6909,12 +2485,12 @@
         <w:pStyle w:val="Heading2"/>
       </w:pPr>
       <w:r>
-        <w:t>9. Conclusion</w:t>
+        <w:t>8. Conclusion</w:t>
       </w:r>
     </w:p>
     <w:p>
       <w:r>
-        <w:t>V-Trace starts from incomplete information about a vehicle, retrieves likely candidates, keeps a human confirmation step, and then re-identifies and traces the confirmed vehicle across the remaining cameras using several complementary sources of evidence. On VeRi-776, plate-only retrieval collapses from 100% to 3.6% mAP as plates degrade, while multi-evidence fusion stays far above appearance-only throughout, and supervised metric learning nearly doubles the mAP of the generic embedding. Description search with colour, type and a partial plate puts the right vehicle in the top 5 for 84% of queries. On real multi-camera footage, fusion beats appearance-only and the learned metric alone, and route tracing combines a conservative automatic suggestion with one-click human confirmation per camera. The SOM reveals type/colour structure but is not a reliable candidate filter, and a learned fusion needs care (leak-free features, monotonic constraints) and is not automatically better than a transparent one.</w:t>
+        <w:t>V-Trace shows that a useful vehicle search and Re-ID platform can be assembled from published pretrained models: YOLO11 + ByteTrack turn video into sightings, CLIP and EasyOCR make them searchable by description, and the FastReID VeRi-776 model links the selected vehicle across cameras. The model reproduces its published accuracy on VeRi-776 (mAP 81.6%), and on real street footage it reports the right cameras with 71% precision, while the frames and time spans let a person check every result.</w:t>
       </w:r>
     </w:p>
     <w:p>
@@ -6932,6 +2508,24 @@
       </w:pPr>
       <w:r>
         <w:t>Liu, X., Liu, W., Mei, T., &amp; Ma, H. (2016). A Deep Learning-Based Approach to Progressive Vehicle Re-identification for Urban Surveillance (VeRi-776). ECCV.</w:t>
+      </w:r>
+    </w:p>
+    <w:p>
+      <w:pPr>
+        <w:pStyle w:val="ListBullet"/>
+        <w:spacing w:after="60"/>
+      </w:pPr>
+      <w:r>
+        <w:t>He, L., Liao, X., Liu, W., Liu, X., Cheng, P., &amp; Mei, T. (2020). FastReID: A Pytorch Toolbox for General Instance Re-identification. arXiv:2006.02631. https://github.com/JDAI-CV/fast-reid</w:t>
+      </w:r>
+    </w:p>
+    <w:p>
+      <w:pPr>
+        <w:pStyle w:val="ListBullet"/>
+        <w:spacing w:after="60"/>
+      </w:pPr>
+      <w:r>
+        <w:t>Pan, X., Luo, P., Shi, J., &amp; Tang, X. (2018). Two at Once: Enhancing Learning and Generalization Capacities via IBN-Net. ECCV.</w:t>
       </w:r>
     </w:p>
     <w:p>
@@ -6958,7 +2552,7 @@
         <w:spacing w:after="60"/>
       </w:pPr>
       <w:r>
-        <w:t>He, K. et al. (2016). Deep Residual Learning for Image Recognition (ResNet). CVPR.</w:t>
+        <w:t>Jocher, G. et al. Ultralytics YOLO11 and multi-object tracking documentation. https://docs.ultralytics.com/</w:t>
       </w:r>
     </w:p>
     <w:p>
@@ -6967,43 +2561,7 @@
         <w:spacing w:after="60"/>
       </w:pPr>
       <w:r>
-        <w:t>Fisher, R. A. (1936). The Use of Multiple Measurements in Taxonomic Problems (linear discriminant analysis). Annals of Eugenics.</w:t>
-      </w:r>
-    </w:p>
-    <w:p>
-      <w:pPr>
-        <w:pStyle w:val="ListBullet"/>
-        <w:spacing w:after="60"/>
-      </w:pPr>
-      <w:r>
-        <w:t>Lowe, D. G. (2004). Distinctive Image Features from Scale-Invariant Keypoints (ratio test). IJCV.</w:t>
-      </w:r>
-    </w:p>
-    <w:p>
-      <w:pPr>
-        <w:pStyle w:val="ListBullet"/>
-        <w:spacing w:after="60"/>
-      </w:pPr>
-      <w:r>
-        <w:t>Kohonen, T. (1990). The Self-Organizing Map. Proceedings of the IEEE.</w:t>
-      </w:r>
-    </w:p>
-    <w:p>
-      <w:pPr>
-        <w:pStyle w:val="ListBullet"/>
-        <w:spacing w:after="60"/>
-      </w:pPr>
-      <w:r>
-        <w:t>Breiman, L. (2001). Random Forests. Machine Learning.</w:t>
-      </w:r>
-    </w:p>
-    <w:p>
-      <w:pPr>
-        <w:pStyle w:val="ListBullet"/>
-        <w:spacing w:after="60"/>
-      </w:pPr>
-      <w:r>
-        <w:t>Jocher, G. et al. Ultralytics YOLO11 and multi-object tracking documentation. https://docs.ultralytics.com/</w:t>
+        <w:t>JaidedAI. EasyOCR. https://github.com/JaidedAI/EasyOCR</w:t>
       </w:r>
     </w:p>
     <w:p>
@@ -7102,7 +2660,7 @@
         <w:t>.venv\Scripts\python -m streamlit run app.py</w:t>
       </w:r>
       <w:r>
-        <w:t>, open http://localhost:8501 and sign in.</w:t>
+        <w:t>, open http://localhost:8501 and sign in. The pretrained weights download on first use.</w:t>
       </w:r>
     </w:p>
     <w:p>
@@ -7111,7 +2669,7 @@
         <w:spacing w:after="60"/>
       </w:pPr>
       <w:r>
-        <w:t xml:space="preserve">Demo footage: place the two Commons clips in </w:t>
+        <w:t xml:space="preserve">Benchmark: download VeRi-776 from its authors, then run </w:t>
       </w:r>
       <w:r>
         <w:rPr>
@@ -7119,41 +2677,10 @@
           <w:color w:val="0E8782"/>
           <w:sz w:val="20"/>
         </w:rPr>
-        <w:t>data/videos/raw/</w:t>
+        <w:t>python scripts/eval_veri.py</w:t>
       </w:r>
       <w:r>
-        <w:t xml:space="preserve"> and run </w:t>
-      </w:r>
-      <w:r>
-        <w:rPr>
-          <w:rFonts w:ascii="Consolas" w:hAnsi="Consolas"/>
-          <w:color w:val="0E8782"/>
-          <w:sz w:val="20"/>
-        </w:rPr>
-        <w:t>python scripts/prepare_demo_clips.py</w:t>
-      </w:r>
-      <w:r>
-        <w:t>; the app loads the demo cameras automatically.</w:t>
-      </w:r>
-    </w:p>
-    <w:p>
-      <w:pPr>
-        <w:pStyle w:val="ListNumber"/>
-        <w:spacing w:after="60"/>
-      </w:pPr>
-      <w:r>
-        <w:t xml:space="preserve">Benchmark: download VeRi-776 (request from the authors), then run </w:t>
-      </w:r>
-      <w:r>
-        <w:rPr>
-          <w:rFonts w:ascii="Consolas" w:hAnsi="Consolas"/>
-          <w:color w:val="0E8782"/>
-          <w:sz w:val="20"/>
-        </w:rPr>
-        <w:t>python scripts/train_eval.py</w:t>
-      </w:r>
-      <w:r>
-        <w:t xml:space="preserve"> and </w:t>
+        <w:t xml:space="preserve">; demo evaluation: </w:t>
       </w:r>
       <w:r>
         <w:rPr>
@@ -7255,7 +2782,7 @@
               <w:rPr>
                 <w:sz w:val="19"/>
               </w:rPr>
-              <w:t>Runnable system (source code, tests, CI)</w:t>
+              <w:t>Runnable system (source code, tests)</w:t>
             </w:r>
           </w:p>
         </w:tc>
@@ -7334,7 +2861,7 @@
               <w:rPr>
                 <w:sz w:val="19"/>
               </w:rPr>
-              <w:t>Trained models</w:t>
+              <w:t>Pretrained models</w:t>
             </w:r>
           </w:p>
         </w:tc>
@@ -7349,17 +2876,9 @@
             </w:pPr>
             <w:r>
               <w:rPr>
-                <w:rFonts w:ascii="Consolas" w:hAnsi="Consolas"/>
-                <w:color w:val="0E8782"/>
-                <w:sz w:val="17"/>
-              </w:rPr>
-              <w:t>models/metric_lda.joblib</w:t>
-            </w:r>
-            <w:r>
-              <w:rPr>
                 <w:sz w:val="19"/>
               </w:rPr>
-              <w:t xml:space="preserve">, </w:t>
+              <w:t xml:space="preserve">downloaded on first use (FastReID VeRi-776 checkpoint into </w:t>
             </w:r>
             <w:r>
               <w:rPr>
@@ -7367,21 +2886,13 @@
                 <w:color w:val="0E8782"/>
                 <w:sz w:val="17"/>
               </w:rPr>
-              <w:t>models/rf_matcher.joblib</w:t>
+              <w:t>models/</w:t>
             </w:r>
             <w:r>
               <w:rPr>
                 <w:sz w:val="19"/>
               </w:rPr>
-              <w:t xml:space="preserve">, </w:t>
-            </w:r>
-            <w:r>
-              <w:rPr>
-                <w:rFonts w:ascii="Consolas" w:hAnsi="Consolas"/>
-                <w:color w:val="0E8782"/>
-                <w:sz w:val="17"/>
-              </w:rPr>
-              <w:t>models/attr_probe.joblib</w:t>
+              <w:t>)</w:t>
             </w:r>
           </w:p>
         </w:tc>
@@ -7423,7 +2934,7 @@
                 <w:color w:val="0E8782"/>
                 <w:sz w:val="17"/>
               </w:rPr>
-              <w:t>data/videos/</w:t>
+              <w:t>demo_bundle/</w:t>
             </w:r>
             <w:r>
               <w:rPr>
@@ -7481,21 +2992,7 @@
                 <w:color w:val="0E8782"/>
                 <w:sz w:val="17"/>
               </w:rPr>
-              <w:t>results/metrics.json</w:t>
-            </w:r>
-            <w:r>
-              <w:rPr>
-                <w:sz w:val="19"/>
-              </w:rPr>
-              <w:t xml:space="preserve">, </w:t>
-            </w:r>
-            <w:r>
-              <w:rPr>
-                <w:rFonts w:ascii="Consolas" w:hAnsi="Consolas"/>
-                <w:color w:val="0E8782"/>
-                <w:sz w:val="17"/>
-              </w:rPr>
-              <w:t>results/tables.md</w:t>
+              <w:t>results/veri_eval.json</w:t>
             </w:r>
             <w:r>
               <w:rPr>
@@ -7510,12 +3007,6 @@
                 <w:sz w:val="17"/>
               </w:rPr>
               <w:t>results/demo_eval.json</w:t>
-            </w:r>
-            <w:r>
-              <w:rPr>
-                <w:sz w:val="19"/>
-              </w:rPr>
-              <w:t>, figures</w:t>
             </w:r>
           </w:p>
         </w:tc>

--- a/deliverables/V-Trace_Final_Report.docx
+++ b/deliverables/V-Trace_Final_Report.docx
@@ -129,7 +129,7 @@
         <w:rPr>
           <w:b/>
         </w:rPr>
-        <w:t>every camera the vehicle was seen in, with the time span and one frame from each sighting</w:t>
+        <w:t>every camera the vehicle was seen in, with the camera's location, the real-world date and time of the sighting and one frame from it</w:t>
       </w:r>
       <w:r>
         <w:t>.</w:t>
@@ -206,7 +206,7 @@
         <w:rPr>
           <w:b/>
         </w:rPr>
-        <w:t>71% of the cameras V-Trace reports are correct</w:t>
+        <w:t>81% of the cameras V-Trace reports are correct</w:t>
       </w:r>
       <w:r>
         <w:t xml:space="preserve"> and it finds 32% of the cameras the vehicle really passed through.</w:t>
@@ -325,12 +325,12 @@
         <w:spacing w:after="60"/>
       </w:pPr>
       <w:r>
-        <w:t>after the user selects a match, shows every camera in which that vehicle was seen, with the time span and one frame</w:t>
+        <w:t>after the user selects a match, shows every camera in which that vehicle was seen, with the camera's location, the</w:t>
       </w:r>
     </w:p>
     <w:p>
       <w:r>
-        <w:t>from each sighting.</w:t>
+        <w:t>real-world time of the sighting and one frame from it. Cameras may be seconds, minutes or hours apart in time.</w:t>
       </w:r>
     </w:p>
     <w:tbl>
@@ -588,7 +588,31 @@
                 <w:rFonts w:ascii="Consolas" w:hAnsi="Consolas"/>
                 <w:sz w:val="17"/>
               </w:rPr>
-              <w:t>Description ─► ranked best matches ─► user SELECTS one ─► same vehicle in every camera ─► time span + frame</w:t>
+              <w:t>Description ─► ranked best matches ─► user SELECTS one ─► same vehicle in every camera ─► location + real time + frame</w:t>
+            </w:r>
+          </w:p>
+          <w:p>
+            <w:pPr>
+              <w:spacing w:after="0"/>
+            </w:pPr>
+            <w:r>
+              <w:rPr>
+                <w:rFonts w:ascii="Consolas" w:hAnsi="Consolas"/>
+                <w:sz w:val="17"/>
+              </w:rPr>
+              <w:t xml:space="preserve">                                                   ▲</w:t>
+            </w:r>
+          </w:p>
+          <w:p>
+            <w:pPr>
+              <w:spacing w:after="0"/>
+            </w:pPr>
+            <w:r>
+              <w:rPr>
+                <w:rFonts w:ascii="Consolas" w:hAnsi="Consolas"/>
+                <w:sz w:val="17"/>
+              </w:rPr>
+              <w:t xml:space="preserve">              camera details: location + recording start  (real-world time = recording start + position in the video)</w:t>
             </w:r>
           </w:p>
         </w:tc>
@@ -975,7 +999,355 @@
         <w:pStyle w:val="Heading3"/>
       </w:pPr>
       <w:r>
-        <w:t>3.2 Describing each sighting (</w:t>
+        <w:t>3.2 Camera details and real-world time (</w:t>
+      </w:r>
+      <w:r>
+        <w:rPr>
+          <w:rFonts w:ascii="Consolas" w:hAnsi="Consolas"/>
+          <w:color w:val="0E8782"/>
+          <w:sz w:val="20"/>
+        </w:rPr>
+        <w:t>vtrace/cameras.py</w:t>
+      </w:r>
+      <w:r>
+        <w:t>)</w:t>
+      </w:r>
+    </w:p>
+    <w:p>
+      <w:r>
+        <w:t xml:space="preserve">A video file only knows positions in the video (00:40.80), not when or where it was recorded. Each camera therefore has </w:t>
+      </w:r>
+      <w:r>
+        <w:rPr>
+          <w:b/>
+        </w:rPr>
+        <w:t>details</w:t>
+      </w:r>
+      <w:r>
+        <w:t xml:space="preserve">: a location (place name, optional latitude/longitude) and the </w:t>
+      </w:r>
+      <w:r>
+        <w:rPr>
+          <w:b/>
+        </w:rPr>
+        <w:t>recording start</w:t>
+      </w:r>
+      <w:r>
+        <w:t xml:space="preserve"> (date and time). A sighting's real-world time is the recording start plus its position in the video, so two cameras can be seconds, minutes or hours apart, and the route is ordered by real-world time. For uploads the user enters the details next to each video; all details can be edited on the </w:t>
+      </w:r>
+      <w:r>
+        <w:rPr>
+          <w:i/>
+        </w:rPr>
+        <w:t>Cameras</w:t>
+      </w:r>
+      <w:r>
+        <w:t xml:space="preserve"> page and are saved with the index.</w:t>
+      </w:r>
+    </w:p>
+    <w:p>
+      <w:r>
+        <w:t xml:space="preserve">The demo videos carry no location or clock metadata, so their details are </w:t>
+      </w:r>
+      <w:r>
+        <w:rPr>
+          <w:b/>
+        </w:rPr>
+        <w:t>curated</w:t>
+      </w:r>
+      <w:r>
+        <w:t xml:space="preserve"> (Table 1): camA–camC are zones of one recording, so they share one clock and are placed a few tens of metres apart along one street; camD, a different road, is given a recording start 2.5 minutes later.</w:t>
+      </w:r>
+    </w:p>
+    <w:tbl>
+      <w:tblPr>
+        <w:tblStyle w:val="TableGrid"/>
+        <w:tblW w:type="auto" w:w="0"/>
+        <w:jc w:val="center"/>
+        <w:tblLook w:firstColumn="1" w:firstRow="1" w:lastColumn="0" w:lastRow="0" w:noHBand="0" w:noVBand="1" w:val="04A0"/>
+      </w:tblPr>
+      <w:tblGrid>
+        <w:gridCol w:w="3137"/>
+        <w:gridCol w:w="3137"/>
+        <w:gridCol w:w="3137"/>
+      </w:tblGrid>
+      <w:tr>
+        <w:tc>
+          <w:tcPr>
+            <w:tcW w:type="dxa" w:w="3137"/>
+            <w:shd w:val="clear" w:color="auto" w:fill="34454D"/>
+          </w:tcPr>
+          <w:p>
+            <w:pPr>
+              <w:spacing w:after="0"/>
+            </w:pPr>
+            <w:r>
+              <w:rPr>
+                <w:b/>
+                <w:color w:val="FFFFFF"/>
+                <w:sz w:val="19"/>
+              </w:rPr>
+              <w:t>Camera</w:t>
+            </w:r>
+          </w:p>
+        </w:tc>
+        <w:tc>
+          <w:tcPr>
+            <w:tcW w:type="dxa" w:w="3137"/>
+            <w:shd w:val="clear" w:color="auto" w:fill="34454D"/>
+          </w:tcPr>
+          <w:p>
+            <w:pPr>
+              <w:spacing w:after="0"/>
+            </w:pPr>
+            <w:r>
+              <w:rPr>
+                <w:b/>
+                <w:color w:val="FFFFFF"/>
+                <w:sz w:val="19"/>
+              </w:rPr>
+              <w:t>Location (curated)</w:t>
+            </w:r>
+          </w:p>
+        </w:tc>
+        <w:tc>
+          <w:tcPr>
+            <w:tcW w:type="dxa" w:w="3137"/>
+            <w:shd w:val="clear" w:color="auto" w:fill="34454D"/>
+          </w:tcPr>
+          <w:p>
+            <w:pPr>
+              <w:spacing w:after="0"/>
+            </w:pPr>
+            <w:r>
+              <w:rPr>
+                <w:b/>
+                <w:color w:val="FFFFFF"/>
+                <w:sz w:val="19"/>
+              </w:rPr>
+              <w:t>Recording start (curated)</w:t>
+            </w:r>
+          </w:p>
+        </w:tc>
+      </w:tr>
+      <w:tr>
+        <w:tc>
+          <w:tcPr>
+            <w:tcW w:type="dxa" w:w="3137"/>
+          </w:tcPr>
+          <w:p>
+            <w:pPr>
+              <w:spacing w:after="0"/>
+            </w:pPr>
+            <w:r>
+              <w:rPr>
+                <w:sz w:val="19"/>
+              </w:rPr>
+              <w:t>camA_west</w:t>
+            </w:r>
+          </w:p>
+        </w:tc>
+        <w:tc>
+          <w:tcPr>
+            <w:tcW w:type="dxa" w:w="3137"/>
+          </w:tcPr>
+          <w:p>
+            <w:pPr>
+              <w:spacing w:after="0"/>
+            </w:pPr>
+            <w:r>
+              <w:rPr>
+                <w:sz w:val="19"/>
+              </w:rPr>
+              <w:t>Slovenska cesta, west of the crossing · Ljubljana</w:t>
+            </w:r>
+          </w:p>
+        </w:tc>
+        <w:tc>
+          <w:tcPr>
+            <w:tcW w:type="dxa" w:w="3137"/>
+          </w:tcPr>
+          <w:p>
+            <w:pPr>
+              <w:spacing w:after="0"/>
+            </w:pPr>
+            <w:r>
+              <w:rPr>
+                <w:sz w:val="19"/>
+              </w:rPr>
+              <w:t>Wed 28 Oct 2026, 08:15:00</w:t>
+            </w:r>
+          </w:p>
+        </w:tc>
+      </w:tr>
+      <w:tr>
+        <w:tc>
+          <w:tcPr>
+            <w:tcW w:type="dxa" w:w="3137"/>
+            <w:shd w:val="clear" w:color="auto" w:fill="EAF7F6"/>
+          </w:tcPr>
+          <w:p>
+            <w:pPr>
+              <w:spacing w:after="0"/>
+            </w:pPr>
+            <w:r>
+              <w:rPr>
+                <w:sz w:val="19"/>
+              </w:rPr>
+              <w:t>camB_centre</w:t>
+            </w:r>
+          </w:p>
+        </w:tc>
+        <w:tc>
+          <w:tcPr>
+            <w:tcW w:type="dxa" w:w="3137"/>
+            <w:shd w:val="clear" w:color="auto" w:fill="EAF7F6"/>
+          </w:tcPr>
+          <w:p>
+            <w:pPr>
+              <w:spacing w:after="0"/>
+            </w:pPr>
+            <w:r>
+              <w:rPr>
+                <w:sz w:val="19"/>
+              </w:rPr>
+              <w:t>Slovenska cesta, at the crossing · Ljubljana</w:t>
+            </w:r>
+          </w:p>
+        </w:tc>
+        <w:tc>
+          <w:tcPr>
+            <w:tcW w:type="dxa" w:w="3137"/>
+            <w:shd w:val="clear" w:color="auto" w:fill="EAF7F6"/>
+          </w:tcPr>
+          <w:p>
+            <w:pPr>
+              <w:spacing w:after="0"/>
+            </w:pPr>
+            <w:r>
+              <w:rPr>
+                <w:sz w:val="19"/>
+              </w:rPr>
+              <w:t>Wed 28 Oct 2026, 08:15:00</w:t>
+            </w:r>
+          </w:p>
+        </w:tc>
+      </w:tr>
+      <w:tr>
+        <w:tc>
+          <w:tcPr>
+            <w:tcW w:type="dxa" w:w="3137"/>
+          </w:tcPr>
+          <w:p>
+            <w:pPr>
+              <w:spacing w:after="0"/>
+            </w:pPr>
+            <w:r>
+              <w:rPr>
+                <w:sz w:val="19"/>
+              </w:rPr>
+              <w:t>camC_east</w:t>
+            </w:r>
+          </w:p>
+        </w:tc>
+        <w:tc>
+          <w:tcPr>
+            <w:tcW w:type="dxa" w:w="3137"/>
+          </w:tcPr>
+          <w:p>
+            <w:pPr>
+              <w:spacing w:after="0"/>
+            </w:pPr>
+            <w:r>
+              <w:rPr>
+                <w:sz w:val="19"/>
+              </w:rPr>
+              <w:t>Slovenska cesta, east of the crossing · Ljubljana</w:t>
+            </w:r>
+          </w:p>
+        </w:tc>
+        <w:tc>
+          <w:tcPr>
+            <w:tcW w:type="dxa" w:w="3137"/>
+          </w:tcPr>
+          <w:p>
+            <w:pPr>
+              <w:spacing w:after="0"/>
+            </w:pPr>
+            <w:r>
+              <w:rPr>
+                <w:sz w:val="19"/>
+              </w:rPr>
+              <w:t>Wed 28 Oct 2026, 08:15:00</w:t>
+            </w:r>
+          </w:p>
+        </w:tc>
+      </w:tr>
+      <w:tr>
+        <w:tc>
+          <w:tcPr>
+            <w:tcW w:type="dxa" w:w="3137"/>
+            <w:shd w:val="clear" w:color="auto" w:fill="EAF7F6"/>
+          </w:tcPr>
+          <w:p>
+            <w:pPr>
+              <w:spacing w:after="0"/>
+            </w:pPr>
+            <w:r>
+              <w:rPr>
+                <w:sz w:val="19"/>
+              </w:rPr>
+              <w:t>camD_other_road</w:t>
+            </w:r>
+          </w:p>
+        </w:tc>
+        <w:tc>
+          <w:tcPr>
+            <w:tcW w:type="dxa" w:w="3137"/>
+            <w:shd w:val="clear" w:color="auto" w:fill="EAF7F6"/>
+          </w:tcPr>
+          <w:p>
+            <w:pPr>
+              <w:spacing w:after="0"/>
+            </w:pPr>
+            <w:r>
+              <w:rPr>
+                <w:sz w:val="19"/>
+              </w:rPr>
+              <w:t>Celovška cesta · Ljubljana</w:t>
+            </w:r>
+          </w:p>
+        </w:tc>
+        <w:tc>
+          <w:tcPr>
+            <w:tcW w:type="dxa" w:w="3137"/>
+            <w:shd w:val="clear" w:color="auto" w:fill="EAF7F6"/>
+          </w:tcPr>
+          <w:p>
+            <w:pPr>
+              <w:spacing w:after="0"/>
+            </w:pPr>
+            <w:r>
+              <w:rPr>
+                <w:sz w:val="19"/>
+              </w:rPr>
+              <w:t>Wed 28 Oct 2026, 08:17:30</w:t>
+            </w:r>
+          </w:p>
+        </w:tc>
+      </w:tr>
+    </w:tbl>
+    <w:p>
+      <w:pPr>
+        <w:spacing w:after="40"/>
+      </w:pPr>
+    </w:p>
+    <w:p>
+      <w:pPr>
+        <w:pStyle w:val="Heading3"/>
+      </w:pPr>
+      <w:r>
+        <w:t>3.3 Describing each sighting (</w:t>
       </w:r>
       <w:r>
         <w:rPr>
@@ -1091,7 +1463,7 @@
         <w:pStyle w:val="Heading3"/>
       </w:pPr>
       <w:r>
-        <w:t>3.3 Description → ranked matches (</w:t>
+        <w:t>3.4 Description → ranked matches (</w:t>
       </w:r>
       <w:r>
         <w:rPr>
@@ -1135,7 +1507,7 @@
         <w:pStyle w:val="Heading3"/>
       </w:pPr>
       <w:r>
-        <w:t>3.4 Selected match → where it was seen (</w:t>
+        <w:t>3.5 Selected match → where it was seen (</w:t>
       </w:r>
       <w:r>
         <w:rPr>
@@ -1201,7 +1573,7 @@
         <w:spacing w:after="60"/>
       </w:pPr>
       <w:r>
-        <w:t xml:space="preserve">when the videos were recorded at the same time (the demo cameras), it is within </w:t>
+        <w:t xml:space="preserve">with the real-world time limit on, it is within </w:t>
       </w:r>
       <w:r>
         <w:rPr>
@@ -1210,12 +1582,17 @@
         <w:t>10 s</w:t>
       </w:r>
       <w:r>
-        <w:t xml:space="preserve"> of the selected sighting.</w:t>
+        <w:t xml:space="preserve"> (adjustable from 5 s to 12 h) of the selected sighting in</w:t>
       </w:r>
     </w:p>
     <w:p>
       <w:r>
-        <w:t>Each reported sighting is shown with its camera, time span, a crop and the full frame, and the route lists them in time order. For cameras with no confident match, the three closest vehicles are shown so the user can judge. All three settings can be changed in the app; uploaded videos are assumed to be recorded at different times (no time window).</w:t>
+        <w:t>real-world time. Cameras whose recording start is unknown are not time-limited.</w:t>
+      </w:r>
+    </w:p>
+    <w:p>
+      <w:r>
+        <w:t>Each reported sighting is shown with its camera, location, real-world date and time span, position in the video, a crop and the full frame; the route lists them in real-world time order with the time between cameras (e.g. "+1.2 s", "+2 min 30 s"), and a map shows the camera locations. For cameras with no confident match, the three closest vehicles are shown so the user can judge. All three settings can be changed in the app; for uploads the time limit starts off, in case the cameras' clocks are not set.</w:t>
       </w:r>
     </w:p>
     <w:p>
@@ -1223,7 +1600,7 @@
         <w:pStyle w:val="Heading3"/>
       </w:pPr>
       <w:r>
-        <w:t>3.5 Streamlit application (</w:t>
+        <w:t>3.6 Streamlit application (</w:t>
       </w:r>
       <w:r>
         <w:rPr>
@@ -1302,7 +1679,16 @@
         <w:t>3 Where this vehicle was seen</w:t>
       </w:r>
       <w:r>
-        <w:t xml:space="preserve"> (route, then one row per sighting with time span, crop and frame). A </w:t>
+        <w:t xml:space="preserve"> (route with real-world times, one row per sighting with location, date/time, crop and frame, and a map). The </w:t>
+      </w:r>
+      <w:r>
+        <w:rPr>
+          <w:i/>
+        </w:rPr>
+        <w:t>Cameras</w:t>
+      </w:r>
+      <w:r>
+        <w:t xml:space="preserve"> page lists and edits every camera's location and recording start; uploads ask for them next to each video. A </w:t>
       </w:r>
       <w:r>
         <w:rPr>
@@ -1426,7 +1812,59 @@
           <w:color w:val="34454D"/>
           <w:sz w:val="19"/>
         </w:rPr>
-        <w:t>Figure 2 – where the selected vehicle was seen: camera, time span and a frame per sighting</w:t>
+        <w:t>Figure 2 – where the selected vehicle was seen: camera, location, real-world time and a frame per sighting</w:t>
+      </w:r>
+    </w:p>
+    <w:p>
+      <w:pPr>
+        <w:jc w:val="center"/>
+      </w:pPr>
+      <w:r>
+        <w:drawing>
+          <wp:inline xmlns:a="http://schemas.openxmlformats.org/drawingml/2006/main" xmlns:pic="http://schemas.openxmlformats.org/drawingml/2006/picture">
+            <wp:extent cx="5976620" cy="3735388"/>
+            <wp:docPr id="3" name="Picture 3"/>
+            <wp:cNvGraphicFramePr>
+              <a:graphicFrameLocks noChangeAspect="1"/>
+            </wp:cNvGraphicFramePr>
+            <a:graphic>
+              <a:graphicData uri="http://schemas.openxmlformats.org/drawingml/2006/picture">
+                <pic:pic>
+                  <pic:nvPicPr>
+                    <pic:cNvPr id="0" name="cameras.png"/>
+                    <pic:cNvPicPr/>
+                  </pic:nvPicPr>
+                  <pic:blipFill>
+                    <a:blip r:embed="rId13"/>
+                    <a:stretch>
+                      <a:fillRect/>
+                    </a:stretch>
+                  </pic:blipFill>
+                  <pic:spPr>
+                    <a:xfrm>
+                      <a:off x="0" y="0"/>
+                      <a:ext cx="5976620" cy="3735388"/>
+                    </a:xfrm>
+                    <a:prstGeom prst="rect"/>
+                  </pic:spPr>
+                </pic:pic>
+              </a:graphicData>
+            </a:graphic>
+          </wp:inline>
+        </w:drawing>
+      </w:r>
+    </w:p>
+    <w:p>
+      <w:pPr>
+        <w:jc w:val="center"/>
+      </w:pPr>
+      <w:r>
+        <w:rPr>
+          <w:i/>
+          <w:color w:val="34454D"/>
+          <w:sz w:val="19"/>
+        </w:rPr>
+        <w:t>Figure 3 – the Cameras page: location and recording start of every camera</w:t>
       </w:r>
     </w:p>
     <w:p>
@@ -1945,7 +2383,7 @@
         <w:drawing>
           <wp:inline xmlns:a="http://schemas.openxmlformats.org/drawingml/2006/main" xmlns:pic="http://schemas.openxmlformats.org/drawingml/2006/picture">
             <wp:extent cx="5976620" cy="3361849"/>
-            <wp:docPr id="3" name="Picture 3"/>
+            <wp:docPr id="4" name="Picture 4"/>
             <wp:cNvGraphicFramePr>
               <a:graphicFrameLocks noChangeAspect="1"/>
             </wp:cNvGraphicFramePr>
@@ -1957,7 +2395,7 @@
                     <pic:cNvPicPr/>
                   </pic:nvPicPr>
                   <pic:blipFill>
-                    <a:blip r:embed="rId13"/>
+                    <a:blip r:embed="rId14"/>
                     <a:stretch>
                       <a:fillRect/>
                     </a:stretch>
@@ -1986,7 +2424,7 @@
           <w:color w:val="34454D"/>
           <w:sz w:val="19"/>
         </w:rPr>
-        <w:t>Figure 3 – the three demo camera zones cut from one street recording</w:t>
+        <w:t>Figure 4 – the three demo camera zones cut from one street recording</w:t>
       </w:r>
     </w:p>
     <w:p>
@@ -2154,7 +2592,7 @@
               <w:rPr>
                 <w:sz w:val="19"/>
               </w:rPr>
-              <w:t>Cameras reported that are correct (precision), with / without the 10 s window</w:t>
+              <w:t>Cameras reported that are correct (precision), with / without the 10 s real-world window</w:t>
             </w:r>
           </w:p>
         </w:tc>
@@ -2170,7 +2608,7 @@
               <w:rPr>
                 <w:sz w:val="19"/>
               </w:rPr>
-              <w:t>71% / 53%</w:t>
+              <w:t>81% / 53%</w:t>
             </w:r>
           </w:p>
         </w:tc>
@@ -2240,7 +2678,7 @@
               <w:rPr>
                 <w:sz w:val="19"/>
               </w:rPr>
-              <w:t>7% / 16%</w:t>
+              <w:t>0% / 16%</w:t>
             </w:r>
           </w:p>
         </w:tc>
@@ -2259,7 +2697,7 @@
         <w:t>Why the decision rule matters.</w:t>
       </w:r>
       <w:r>
-        <w:t xml:space="preserve"> With a similarity threshold alone (every sighting above it reported), only about 40% of the reported cameras were correct and more than half of the queries were wrongly placed on the distractor road. Keeping only each camera's best sighting, adding the ratio test and the time window raised precision to 71% without any training. The cost is recall: for cameras without a confident match the user sees the closest candidates instead.</w:t>
+        <w:t xml:space="preserve"> With a similarity threshold alone (every sighting above it reported), only about 40% of the reported cameras were correct and more than half of the queries were wrongly placed on the distractor road. Keeping only each camera's best sighting, adding the ratio test and the time window raised precision to 81% without any training. The cost is recall: for cameras without a confident match the user sees the closest candidates instead. Part of the gain with the window comes from the curated clocks: camD's recording starts 2.5 minutes after camA–camC, so a 10 s window rules it out completely. The numbers without the window show what the Re-ID model and the ratio test achieve on their own.</w:t>
       </w:r>
     </w:p>
     <w:tbl>
@@ -2459,7 +2897,12 @@
         <w:spacing w:after="60"/>
       </w:pPr>
       <w:r>
-        <w:t>Learned travel times between camera pairs would replace the fixed 10 s window.</w:t>
+        <w:t>The demo cameras' locations and clocks are curated; real deployments would read them from the camera system, and</w:t>
+      </w:r>
+    </w:p>
+    <w:p>
+      <w:r>
+        <w:t>learned travel times between camera locations would replace the single fixed time window.</w:t>
       </w:r>
     </w:p>
     <w:p>
@@ -2490,7 +2933,7 @@
     </w:p>
     <w:p>
       <w:r>
-        <w:t>V-Trace shows that a useful vehicle search and Re-ID platform can be assembled from published pretrained models: YOLO11 + ByteTrack turn video into sightings, CLIP and EasyOCR make them searchable by description, and the FastReID VeRi-776 model links the selected vehicle across cameras. The model reproduces its published accuracy on VeRi-776 (mAP 81.6%), and on real street footage it reports the right cameras with 71% precision, while the frames and time spans let a person check every result.</w:t>
+        <w:t>V-Trace shows that a useful vehicle search and Re-ID platform can be assembled from published pretrained models: YOLO11 + ByteTrack turn video into sightings, CLIP and EasyOCR make them searchable by description, and the FastReID VeRi-776 model links the selected vehicle across cameras. The model reproduces its published accuracy on VeRi-776 (mAP 81.6%), and on real street footage it reports the right cameras with 81% precision, while the frames and time spans let a person check every result.</w:t>
       </w:r>
     </w:p>
     <w:p>

--- a/deliverables/V-Trace_Final_Report.docx
+++ b/deliverables/V-Trace_Final_Report.docx
@@ -86,253 +86,6 @@
         </w:sectPr>
       </w:pPr>
     </w:p>
-    <w:p>
-      <w:pPr>
-        <w:pStyle w:val="Heading2"/>
-      </w:pPr>
-      <w:r>
-        <w:t>Executive summary</w:t>
-      </w:r>
-    </w:p>
-    <w:p>
-      <w:r>
-        <w:t xml:space="preserve">V-Trace is a runnable pattern-recognition system for </w:t>
-      </w:r>
-      <w:r>
-        <w:rPr>
-          <w:b/>
-        </w:rPr>
-        <w:t>vehicle search and cross-camera re-identification (Re-ID)</w:t>
-      </w:r>
-      <w:r>
-        <w:t xml:space="preserve">. The user loads short dash-cam or traffic-camera videos, either the demo videos already on the platform or new uploads, and V-Trace processes each video into </w:t>
-      </w:r>
-      <w:r>
-        <w:rPr>
-          <w:i/>
-        </w:rPr>
-        <w:t>sightings</w:t>
-      </w:r>
-      <w:r>
-        <w:t xml:space="preserve">: every vehicle is detected, followed while it stays in view, and described. The user then describes the vehicle they are looking for (colour, type, full or partial licence plate, distinctive features, free text). V-Trace returns a </w:t>
-      </w:r>
-      <w:r>
-        <w:rPr>
-          <w:b/>
-        </w:rPr>
-        <w:t>ranked list of best matches</w:t>
-      </w:r>
-      <w:r>
-        <w:t xml:space="preserve">. When the user selects one, V-Trace shows </w:t>
-      </w:r>
-      <w:r>
-        <w:rPr>
-          <w:b/>
-        </w:rPr>
-        <w:t>every camera the vehicle was seen in, with the camera's location, the real-world date and time of the sighting and one frame from it</w:t>
-      </w:r>
-      <w:r>
-        <w:t>.</w:t>
-      </w:r>
-    </w:p>
-    <w:p>
-      <w:r>
-        <w:t xml:space="preserve">The system is built entirely from </w:t>
-      </w:r>
-      <w:r>
-        <w:rPr>
-          <w:b/>
-        </w:rPr>
-        <w:t>published, pretrained models</w:t>
-      </w:r>
-      <w:r>
-        <w:t xml:space="preserve">. Nothing is trained for this project: YOLO11 detects vehicles, ByteTrack follows them, CLIP scores the description zero-shot, EasyOCR reads plates, and the </w:t>
-      </w:r>
-      <w:r>
-        <w:rPr>
-          <w:b/>
-        </w:rPr>
-        <w:t>FastReID VeRi-776 model</w:t>
-      </w:r>
-      <w:r>
-        <w:t xml:space="preserve"> released by the VeRi-776 authors' team (JDAI-CV) matches vehicles across cameras.</w:t>
-      </w:r>
-    </w:p>
-    <w:p>
-      <w:r>
-        <w:t>Key results:</w:t>
-      </w:r>
-    </w:p>
-    <w:p>
-      <w:pPr>
-        <w:pStyle w:val="ListBullet"/>
-        <w:spacing w:after="60"/>
-      </w:pPr>
-      <w:r>
-        <w:rPr>
-          <w:b/>
-        </w:rPr>
-        <w:t>The Re-ID model as published, on the official VeRi-776 split:</w:t>
-      </w:r>
-      <w:r>
-        <w:t xml:space="preserve"> Rank-1 97.0%, Rank-5 98.6%,</w:t>
-      </w:r>
-    </w:p>
-    <w:p>
-      <w:r>
-        <w:t>mAP 81.6% (1,678 queries, 11,579 gallery images; FastReID reports 97.0% / 81.9%).</w:t>
-      </w:r>
-    </w:p>
-    <w:p>
-      <w:pPr>
-        <w:pStyle w:val="ListBullet"/>
-        <w:spacing w:after="60"/>
-      </w:pPr>
-      <w:r>
-        <w:rPr>
-          <w:b/>
-        </w:rPr>
-        <w:t>On the demo cameras</w:t>
-      </w:r>
-      <w:r>
-        <w:t xml:space="preserve"> (real street footage, 187 sightings in four cameras): the correct sighting</w:t>
-      </w:r>
-    </w:p>
-    <w:p>
-      <w:r>
-        <w:t xml:space="preserve">of the same vehicle in another camera is ranked first for 36% of queries (Rank-5 58%, mAP 38%). At the default threshold, </w:t>
-      </w:r>
-      <w:r>
-        <w:rPr>
-          <w:b/>
-        </w:rPr>
-        <w:t>81% of the cameras V-Trace reports are correct</w:t>
-      </w:r>
-      <w:r>
-        <w:t xml:space="preserve"> and it finds 32% of the cameras the vehicle really passed through.</w:t>
-      </w:r>
-    </w:p>
-    <w:p>
-      <w:pPr>
-        <w:pStyle w:val="ListBullet"/>
-        <w:spacing w:after="60"/>
-      </w:pPr>
-      <w:r>
-        <w:t>One Streamlit application with an admin sign-in covers the whole flow: videos → describe → ranked matches → select →</w:t>
-      </w:r>
-    </w:p>
-    <w:p>
-      <w:r>
-        <w:t>where it was seen.</w:t>
-      </w:r>
-    </w:p>
-    <w:p>
-      <w:pPr>
-        <w:pStyle w:val="Heading2"/>
-      </w:pPr>
-      <w:r>
-        <w:t>1. Background and problem</w:t>
-      </w:r>
-    </w:p>
-    <w:p>
-      <w:r>
-        <w:t>Vehicle re-identification means deciding whether a vehicle seen by one camera is the same vehicle seen by another. A licence plate is the strongest single identifier, but in traffic footage it is often unreadable: too small, blurred, occluded, badly lit or facing away. Investigators also rarely start with an image. They start with a description, such as "a red sedan with a spoiler, plate starting SGX12".</w:t>
-      </w:r>
-    </w:p>
-    <w:p>
-      <w:r>
-        <w:t xml:space="preserve">V-Trace therefore works in two steps. First, a </w:t>
-      </w:r>
-      <w:r>
-        <w:rPr>
-          <w:b/>
-        </w:rPr>
-        <w:t>description search</w:t>
-      </w:r>
-      <w:r>
-        <w:t xml:space="preserve"> turns what the user knows into a ranked list of sightings. Second, once the user has picked the right sighting, </w:t>
-      </w:r>
-      <w:r>
-        <w:rPr>
-          <w:b/>
-        </w:rPr>
-        <w:t>image-based Re-ID</w:t>
-      </w:r>
-      <w:r>
-        <w:t xml:space="preserve"> finds the same vehicle in every other camera, without needing the plate.</w:t>
-      </w:r>
-    </w:p>
-    <w:p>
-      <w:pPr>
-        <w:pStyle w:val="Heading2"/>
-      </w:pPr>
-      <w:r>
-        <w:t>2. Objectives and scope</w:t>
-      </w:r>
-    </w:p>
-    <w:p>
-      <w:r>
-        <w:rPr>
-          <w:b/>
-        </w:rPr>
-        <w:t>Objective.</w:t>
-      </w:r>
-      <w:r>
-        <w:t xml:space="preserve"> Build a basic, working vehicle Re-ID platform that:</w:t>
-      </w:r>
-    </w:p>
-    <w:p>
-      <w:pPr>
-        <w:pStyle w:val="ListBullet"/>
-        <w:spacing w:after="60"/>
-      </w:pPr>
-      <w:r>
-        <w:t>offers two inputs: demo videos already on the platform, or new short uploaded videos (one video = one camera);</w:t>
-      </w:r>
-    </w:p>
-    <w:p>
-      <w:pPr>
-        <w:pStyle w:val="ListBullet"/>
-        <w:spacing w:after="60"/>
-      </w:pPr>
-      <w:r>
-        <w:t xml:space="preserve">processes each video and groups the frames in which one vehicle is seen continuously into one </w:t>
-      </w:r>
-      <w:r>
-        <w:rPr>
-          <w:b/>
-        </w:rPr>
-        <w:t>sighting</w:t>
-      </w:r>
-    </w:p>
-    <w:p>
-      <w:r>
-        <w:t>(e.g. a red sedan visible for 4 s in camera 1);</w:t>
-      </w:r>
-    </w:p>
-    <w:p>
-      <w:pPr>
-        <w:pStyle w:val="ListBullet"/>
-        <w:spacing w:after="60"/>
-      </w:pPr>
-      <w:r>
-        <w:t>takes a description of the target (colour, type, plate, distinctive features, free text) and returns ranked best matches;</w:t>
-      </w:r>
-    </w:p>
-    <w:p>
-      <w:pPr>
-        <w:pStyle w:val="ListBullet"/>
-        <w:spacing w:after="60"/>
-      </w:pPr>
-      <w:r>
-        <w:t>after the user selects a match, shows every camera in which that vehicle was seen, with the camera's location, the</w:t>
-      </w:r>
-    </w:p>
-    <w:p>
-      <w:r>
-        <w:t>real-world time of the sighting and one frame from it. Cameras may be seconds, minutes or hours apart in time.</w:t>
-      </w:r>
-    </w:p>
     <w:tbl>
       <w:tblPr>
         <w:tblStyle w:val="TableGrid"/>
@@ -341,13 +94,14 @@
         <w:tblLook w:firstColumn="1" w:firstRow="1" w:lastColumn="0" w:lastRow="0" w:noHBand="0" w:noVBand="1" w:val="04A0"/>
       </w:tblPr>
       <w:tblGrid>
-        <w:gridCol w:w="4706"/>
-        <w:gridCol w:w="4706"/>
+        <w:gridCol w:w="3137"/>
+        <w:gridCol w:w="3137"/>
+        <w:gridCol w:w="3137"/>
       </w:tblGrid>
       <w:tr>
         <w:tc>
           <w:tcPr>
-            <w:tcW w:type="dxa" w:w="4706"/>
+            <w:tcW w:type="dxa" w:w="3137"/>
             <w:shd w:val="clear" w:color="auto" w:fill="34454D"/>
           </w:tcPr>
           <w:p>
@@ -360,13 +114,13 @@
                 <w:color w:val="FFFFFF"/>
                 <w:sz w:val="19"/>
               </w:rPr>
-              <w:t>In scope</w:t>
+              <w:t>Member</w:t>
             </w:r>
           </w:p>
         </w:tc>
         <w:tc>
           <w:tcPr>
-            <w:tcW w:type="dxa" w:w="4706"/>
+            <w:tcW w:type="dxa" w:w="3137"/>
             <w:shd w:val="clear" w:color="auto" w:fill="34454D"/>
           </w:tcPr>
           <w:p>
@@ -379,7 +133,26 @@
                 <w:color w:val="FFFFFF"/>
                 <w:sz w:val="19"/>
               </w:rPr>
-              <w:t>Out of scope</w:t>
+              <w:t>Student ID</w:t>
+            </w:r>
+          </w:p>
+        </w:tc>
+        <w:tc>
+          <w:tcPr>
+            <w:tcW w:type="dxa" w:w="3137"/>
+            <w:shd w:val="clear" w:color="auto" w:fill="34454D"/>
+          </w:tcPr>
+          <w:p>
+            <w:pPr>
+              <w:spacing w:after="0"/>
+            </w:pPr>
+            <w:r>
+              <w:rPr>
+                <w:b/>
+                <w:color w:val="FFFFFF"/>
+                <w:sz w:val="19"/>
+              </w:rPr>
+              <w:t>Responsibility</w:t>
             </w:r>
           </w:p>
         </w:tc>
@@ -387,7 +160,7 @@
       <w:tr>
         <w:tc>
           <w:tcPr>
-            <w:tcW w:type="dxa" w:w="4706"/>
+            <w:tcW w:type="dxa" w:w="3137"/>
           </w:tcPr>
           <w:p>
             <w:pPr>
@@ -397,13 +170,13 @@
               <w:rPr>
                 <w:sz w:val="19"/>
               </w:rPr>
-              <w:t>Short uploaded or bundled videos; detection; tracking; sightings</w:t>
+              <w:t>Gurneet Kaur Bhuller (Group 21, one-person team)</w:t>
             </w:r>
           </w:p>
         </w:tc>
         <w:tc>
           <w:tcPr>
-            <w:tcW w:type="dxa" w:w="4706"/>
+            <w:tcW w:type="dxa" w:w="3137"/>
           </w:tcPr>
           <w:p>
             <w:pPr>
@@ -413,16 +186,13 @@
               <w:rPr>
                 <w:sz w:val="19"/>
               </w:rPr>
-              <w:t>Live CCTV networks</w:t>
+              <w:t>A0354164E</w:t>
             </w:r>
           </w:p>
         </w:tc>
-      </w:tr>
-      <w:tr>
         <w:tc>
           <w:tcPr>
-            <w:tcW w:type="dxa" w:w="4706"/>
-            <w:shd w:val="clear" w:color="auto" w:fill="EAF7F6"/>
+            <w:tcW w:type="dxa" w:w="3137"/>
           </w:tcPr>
           <w:p>
             <w:pPr>
@@ -432,58 +202,7 @@
               <w:rPr>
                 <w:sz w:val="19"/>
               </w:rPr>
-              <w:t>Colour / type / plate / distinctive-feature description search</w:t>
-            </w:r>
-          </w:p>
-        </w:tc>
-        <w:tc>
-          <w:tcPr>
-            <w:tcW w:type="dxa" w:w="4706"/>
-            <w:shd w:val="clear" w:color="auto" w:fill="EAF7F6"/>
-          </w:tcPr>
-          <w:p>
-            <w:pPr>
-              <w:spacing w:after="0"/>
-            </w:pPr>
-            <w:r>
-              <w:rPr>
-                <w:sz w:val="19"/>
-              </w:rPr>
-              <w:t>Vehicle-owner records, facial recognition</w:t>
-            </w:r>
-          </w:p>
-        </w:tc>
-      </w:tr>
-      <w:tr>
-        <w:tc>
-          <w:tcPr>
-            <w:tcW w:type="dxa" w:w="4706"/>
-          </w:tcPr>
-          <w:p>
-            <w:pPr>
-              <w:spacing w:after="0"/>
-            </w:pPr>
-            <w:r>
-              <w:rPr>
-                <w:sz w:val="19"/>
-              </w:rPr>
-              <w:t>Cross-camera Re-ID with a pretrained model; ranked results with frames and timestamps</w:t>
-            </w:r>
-          </w:p>
-        </w:tc>
-        <w:tc>
-          <w:tcPr>
-            <w:tcW w:type="dxa" w:w="4706"/>
-          </w:tcPr>
-          <w:p>
-            <w:pPr>
-              <w:spacing w:after="0"/>
-            </w:pPr>
-            <w:r>
-              <w:rPr>
-                <w:sz w:val="19"/>
-              </w:rPr>
-              <w:t>Training detection or Re-ID networks</w:t>
+              <w:t>Problem framing, system design, pipeline, matching logic, evaluation, application, report, presentations, video</w:t>
             </w:r>
           </w:p>
         </w:tc>
@@ -496,16 +215,7 @@
     </w:p>
     <w:p>
       <w:r>
-        <w:t xml:space="preserve">The output is always a </w:t>
-      </w:r>
-      <w:r>
-        <w:rPr>
-          <w:b/>
-        </w:rPr>
-        <w:t>ranked list for a person to review</w:t>
-      </w:r>
-      <w:r>
-        <w:t>, never an identity claim.</w:t>
+        <w:t>Repository: https://github.com/GurneetKB/V-Trace (private; access on request)</w:t>
       </w:r>
     </w:p>
     <w:p>
@@ -513,7 +223,1216 @@
         <w:pStyle w:val="Heading2"/>
       </w:pPr>
       <w:r>
-        <w:t>3. System design</w:t>
+        <w:t>Executive Summary</w:t>
+      </w:r>
+    </w:p>
+    <w:p>
+      <w:r>
+        <w:t xml:space="preserve">Traffic and dash-cam footage is recorded by many cameras, but finding one vehicle in it is slow: an investigator usually starts from a description ("a red SUV, plate starting SGX…"), and the plate is often unreadable. </w:t>
+      </w:r>
+      <w:r>
+        <w:rPr>
+          <w:b/>
+        </w:rPr>
+        <w:t>V-Trace</w:t>
+      </w:r>
+      <w:r>
+        <w:t xml:space="preserve"> is a pattern-recognition platform that answers two questions: </w:t>
+      </w:r>
+      <w:r>
+        <w:rPr>
+          <w:i/>
+        </w:rPr>
+        <w:t>which recorded vehicles fit this description?</w:t>
+      </w:r>
+      <w:r>
+        <w:t xml:space="preserve"> and, once the user has picked the right one, </w:t>
+      </w:r>
+      <w:r>
+        <w:rPr>
+          <w:i/>
+        </w:rPr>
+        <w:t>where else, and when, was the same vehicle seen?</w:t>
+      </w:r>
+    </w:p>
+    <w:p>
+      <w:r>
+        <w:t xml:space="preserve">The user loads short videos – demo cameras already on the platform, or new uploads – and V-Trace turns each video into </w:t>
+      </w:r>
+      <w:r>
+        <w:rPr>
+          <w:b/>
+        </w:rPr>
+        <w:t>sightings</w:t>
+      </w:r>
+      <w:r>
+        <w:t xml:space="preserve">: every vehicle is detected, followed while it stays in view and described. A description returns a </w:t>
+      </w:r>
+      <w:r>
+        <w:rPr>
+          <w:b/>
+        </w:rPr>
+        <w:t>ranked list of best matches</w:t>
+      </w:r>
+      <w:r>
+        <w:t xml:space="preserve">; when the user selects one, V-Trace shows </w:t>
+      </w:r>
+      <w:r>
+        <w:rPr>
+          <w:b/>
+        </w:rPr>
+        <w:t>every camera the vehicle was seen in, with the camera's location, the real-world date and time, and a frame from each sighting</w:t>
+      </w:r>
+      <w:r>
+        <w:t>, plus the route in time order.</w:t>
+      </w:r>
+    </w:p>
+    <w:p>
+      <w:r>
+        <w:t xml:space="preserve">V-Trace is built entirely from </w:t>
+      </w:r>
+      <w:r>
+        <w:rPr>
+          <w:b/>
+        </w:rPr>
+        <w:t>published, pretrained models</w:t>
+      </w:r>
+      <w:r>
+        <w:t xml:space="preserve">: YOLO11 and ByteTrack for sightings, CLIP for zero-shot description scoring, EasyOCR for plates, and the </w:t>
+      </w:r>
+      <w:r>
+        <w:rPr>
+          <w:b/>
+        </w:rPr>
+        <w:t>FastReID model trained on VeRi-776 by the VeRi authors' team</w:t>
+      </w:r>
+      <w:r>
+        <w:t xml:space="preserve"> for cross-camera re-identification. Nothing was trained for this project.</w:t>
+      </w:r>
+    </w:p>
+    <w:p>
+      <w:r>
+        <w:t>Key results:</w:t>
+      </w:r>
+    </w:p>
+    <w:p>
+      <w:pPr>
+        <w:pStyle w:val="ListBullet"/>
+        <w:spacing w:after="60"/>
+      </w:pPr>
+      <w:r>
+        <w:t>The Re-ID model reproduces its published accuracy on the official VeRi-776 split: **Rank-1 97.0%, mAP</w:t>
+      </w:r>
+    </w:p>
+    <w:p>
+      <w:r>
+        <w:t>81.6%** (published: 97.0% / 81.9%).</w:t>
+      </w:r>
+    </w:p>
+    <w:p>
+      <w:pPr>
+        <w:pStyle w:val="ListBullet"/>
+        <w:spacing w:after="60"/>
+      </w:pPr>
+      <w:r>
+        <w:t>On real street footage it is much weaker (Rank-1 36%), so the decision rule matters: a ratio test and a</w:t>
+      </w:r>
+    </w:p>
+    <w:p>
+      <w:r>
+        <w:t xml:space="preserve">real-world time window raise the share of correct cameras reported from 26% to </w:t>
+      </w:r>
+      <w:r>
+        <w:rPr>
+          <w:b/>
+        </w:rPr>
+        <w:t>81%</w:t>
+      </w:r>
+      <w:r>
+        <w:t>, without any training.</w:t>
+      </w:r>
+    </w:p>
+    <w:p>
+      <w:pPr>
+        <w:pStyle w:val="ListBullet"/>
+        <w:spacing w:after="60"/>
+      </w:pPr>
+      <w:r>
+        <w:t>One Streamlit application with an admin sign-in covers the whole flow, with a demo set and an upload test pack.</w:t>
+      </w:r>
+    </w:p>
+    <w:p>
+      <w:pPr>
+        <w:pStyle w:val="Heading2"/>
+      </w:pPr>
+      <w:r>
+        <w:t>1. Business Problem Background</w:t>
+      </w:r>
+    </w:p>
+    <w:p>
+      <w:pPr>
+        <w:pStyle w:val="Heading3"/>
+      </w:pPr>
+      <w:r>
+        <w:t>1.1 Context</w:t>
+      </w:r>
+    </w:p>
+    <w:p>
+      <w:r>
+        <w:t>Road and traffic cameras are everywhere in a modern city: LTA publishes live images from traffic cameras on Singapore's expressways and major roads, red-light and speed cameras enforce traffic rules, and many vehicles carry dash cams. After an incident – a hit-and-run, a stolen car, a vehicle of interest – investigators need to know where a vehicle went. Today this is largely manual: watching hours of footage from several cameras and comparing vehicles by eye.</w:t>
+      </w:r>
+    </w:p>
+    <w:p>
+      <w:pPr>
+        <w:pStyle w:val="Heading3"/>
+      </w:pPr>
+      <w:r>
+        <w:t>1.2 The problem</w:t>
+      </w:r>
+    </w:p>
+    <w:p>
+      <w:r>
+        <w:t>Three gaps make the search hard:</w:t>
+      </w:r>
+    </w:p>
+    <w:p>
+      <w:pPr>
+        <w:pStyle w:val="ListBullet"/>
+        <w:spacing w:after="60"/>
+      </w:pPr>
+      <w:r>
+        <w:rPr>
+          <w:b/>
+        </w:rPr>
+        <w:t>The plate is often unreadable.</w:t>
+      </w:r>
+      <w:r>
+        <w:t xml:space="preserve"> At street distance, at night, in motion blur or from behind, the plate is too</w:t>
+      </w:r>
+    </w:p>
+    <w:p>
+      <w:r>
+        <w:t>small or hidden. In our demo footage not a single plate was readable.</w:t>
+      </w:r>
+    </w:p>
+    <w:p>
+      <w:pPr>
+        <w:pStyle w:val="ListBullet"/>
+        <w:spacing w:after="60"/>
+      </w:pPr>
+      <w:r>
+        <w:rPr>
+          <w:b/>
+        </w:rPr>
+        <w:t>The search starts from a description, not an image.</w:t>
+      </w:r>
+      <w:r>
+        <w:t xml:space="preserve"> "A red SUV with a roof rack" is incomplete and uncertain.</w:t>
+      </w:r>
+    </w:p>
+    <w:p>
+      <w:pPr>
+        <w:pStyle w:val="ListBullet"/>
+        <w:spacing w:after="60"/>
+      </w:pPr>
+      <w:r>
+        <w:rPr>
+          <w:b/>
+        </w:rPr>
+        <w:t>Each camera sees the car briefly, from its own angle.</w:t>
+      </w:r>
+      <w:r>
+        <w:t xml:space="preserve"> The same car looks different in two cameras (scale,</w:t>
+      </w:r>
+    </w:p>
+    <w:p>
+      <w:r>
+        <w:t>viewpoint, lighting), and two different cars of the same model can look almost identical.</w:t>
+      </w:r>
+    </w:p>
+    <w:p>
+      <w:pPr>
+        <w:pStyle w:val="Heading3"/>
+      </w:pPr>
+      <w:r>
+        <w:t>1.3 Users and value</w:t>
+      </w:r>
+    </w:p>
+    <w:p>
+      <w:r>
+        <w:t>The intended user is an analyst or investigator (traffic police, an operator of a camera network, a fleet or car-park operator). V-Trace gives them a ranked shortlist instead of hours of footage, the camera, location and real-world time of every sighting, and the evidence (frames, scores, closest alternatives) to check each result. It is a decision aid: the output is always a ranked list for human review, never an identity claim.</w:t>
+      </w:r>
+    </w:p>
+    <w:p>
+      <w:pPr>
+        <w:pStyle w:val="Heading2"/>
+      </w:pPr>
+      <w:r>
+        <w:t>2. Market Research and Literature Review</w:t>
+      </w:r>
+    </w:p>
+    <w:p>
+      <w:pPr>
+        <w:pStyle w:val="Heading3"/>
+      </w:pPr>
+      <w:r>
+        <w:t>2.1 Vehicle re-identification</w:t>
+      </w:r>
+    </w:p>
+    <w:p>
+      <w:r>
+        <w:t xml:space="preserve">Vehicle Re-ID matches images of the same vehicle across cameras. </w:t>
+      </w:r>
+      <w:r>
+        <w:rPr>
+          <w:b/>
+        </w:rPr>
+        <w:t>VeRi-776</w:t>
+      </w:r>
+      <w:r>
+        <w:t xml:space="preserve"> (Liu et al., 2016) – 50,000+ images of 776 vehicles from 20 surveillance cameras – became the standard benchmark, together with VehicleID and the CityFlow multi-camera dataset of the AI City Challenge (Tang et al., 2019). Strong baselines combine a ResNet-50 backbone, a BN-neck and identity plus metric losses (Luo et al., 2019, "Bag of Tricks"); instance-batch normalisation (IBN-Net, Pan et al., 2018) and non-local blocks improve robustness to appearance changes. </w:t>
+      </w:r>
+      <w:r>
+        <w:rPr>
+          <w:b/>
+        </w:rPr>
+        <w:t>FastReID</w:t>
+      </w:r>
+      <w:r>
+        <w:t xml:space="preserve"> (He et al., 2020), released by JD AI Research – the team of the VeRi-776 authors – packages these into a toolbox and publishes trained models; its SBS(R50-ibn) model reaches Rank-1 97.0% and mAP 81.9% on VeRi-776.</w:t>
+      </w:r>
+    </w:p>
+    <w:p>
+      <w:pPr>
+        <w:pStyle w:val="Heading3"/>
+      </w:pPr>
+      <w:r>
+        <w:t>2.2 Description-based retrieval</w:t>
+      </w:r>
+    </w:p>
+    <w:p>
+      <w:r>
+        <w:t xml:space="preserve">Searching vehicles by natural language was the topic of AI City Challenge Track 5 (2021). Vision-language models such as </w:t>
+      </w:r>
+      <w:r>
+        <w:rPr>
+          <w:b/>
+        </w:rPr>
+        <w:t>CLIP</w:t>
+      </w:r>
+      <w:r>
+        <w:t xml:space="preserve"> (Radford et al., 2021) score an image against arbitrary text, so colour, type and distinctive features can be scored </w:t>
+      </w:r>
+      <w:r>
+        <w:rPr>
+          <w:b/>
+        </w:rPr>
+        <w:t>zero-shot</w:t>
+      </w:r>
+      <w:r>
+        <w:t>, without labelled training data. Licence-plate recognition is mature for close, frontal views; general OCR engines such as EasyOCR read plates when they are large enough.</w:t>
+      </w:r>
+    </w:p>
+    <w:p>
+      <w:pPr>
+        <w:pStyle w:val="Heading3"/>
+      </w:pPr>
+      <w:r>
+        <w:t>2.3 Detection and tracking</w:t>
+      </w:r>
+    </w:p>
+    <w:p>
+      <w:r>
+        <w:t xml:space="preserve">Single-stage detectors (the YOLO family, here YOLO11 from Ultralytics) detect vehicles in real time, and tracking-by-detection methods such as </w:t>
+      </w:r>
+      <w:r>
+        <w:rPr>
+          <w:b/>
+        </w:rPr>
+        <w:t>ByteTrack</w:t>
+      </w:r>
+      <w:r>
+        <w:t xml:space="preserve"> (Zhang et al., 2022) link detections of one vehicle across frames, including low-confidence detections, which keeps tracks through partial occlusion.</w:t>
+      </w:r>
+    </w:p>
+    <w:p>
+      <w:pPr>
+        <w:pStyle w:val="Heading3"/>
+      </w:pPr>
+      <w:r>
+        <w:t>2.4 Current practice and gap</w:t>
+      </w:r>
+    </w:p>
+    <w:p>
+      <w:r>
+        <w:t>Commercial video-analytics platforms offer vehicle search in large deployments, and research code exists for each component, but we found no simple, open tool that takes a handful of ordinary video files, lets a user search by description and then shows where and when the selected vehicle reappears, with the evidence for each result. V-Trace fills that gap by connecting published components into one workflow and adding a cautious, explainable decision rule.</w:t>
+      </w:r>
+    </w:p>
+    <w:p>
+      <w:pPr>
+        <w:pStyle w:val="Heading2"/>
+      </w:pPr>
+      <w:r>
+        <w:t>3. Project Objectives and Success Measurements</w:t>
+      </w:r>
+    </w:p>
+    <w:p>
+      <w:r>
+        <w:rPr>
+          <w:b/>
+        </w:rPr>
+        <w:t>Objective.</w:t>
+      </w:r>
+      <w:r>
+        <w:t xml:space="preserve"> Build a basic, working vehicle Re-ID platform that offers demo or uploaded videos, processes each video into sightings, ranks sightings against a description, and after the user selects one, shows every camera it was seen in with location, real-world time and a frame. Live camera networks, owner records, facial recognition and training detection or Re-ID networks are out of scope.</w:t>
+      </w:r>
+    </w:p>
+    <w:tbl>
+      <w:tblPr>
+        <w:tblStyle w:val="TableGrid"/>
+        <w:tblW w:type="auto" w:w="0"/>
+        <w:jc w:val="center"/>
+        <w:tblLook w:firstColumn="1" w:firstRow="1" w:lastColumn="0" w:lastRow="0" w:noHBand="0" w:noVBand="1" w:val="04A0"/>
+      </w:tblPr>
+      <w:tblGrid>
+        <w:gridCol w:w="1882"/>
+        <w:gridCol w:w="1882"/>
+        <w:gridCol w:w="1882"/>
+        <w:gridCol w:w="1882"/>
+        <w:gridCol w:w="1882"/>
+      </w:tblGrid>
+      <w:tr>
+        <w:tc>
+          <w:tcPr>
+            <w:tcW w:type="dxa" w:w="1882"/>
+            <w:shd w:val="clear" w:color="auto" w:fill="34454D"/>
+          </w:tcPr>
+          <w:p>
+            <w:pPr>
+              <w:spacing w:after="0"/>
+            </w:pPr>
+            <w:r>
+              <w:rPr>
+                <w:b/>
+                <w:color w:val="FFFFFF"/>
+                <w:sz w:val="19"/>
+              </w:rPr>
+              <w:t>Stage</w:t>
+            </w:r>
+          </w:p>
+        </w:tc>
+        <w:tc>
+          <w:tcPr>
+            <w:tcW w:type="dxa" w:w="1882"/>
+            <w:shd w:val="clear" w:color="auto" w:fill="34454D"/>
+          </w:tcPr>
+          <w:p>
+            <w:pPr>
+              <w:spacing w:after="0"/>
+            </w:pPr>
+            <w:r>
+              <w:rPr>
+                <w:b/>
+                <w:color w:val="FFFFFF"/>
+                <w:sz w:val="19"/>
+              </w:rPr>
+              <w:t>Measure</w:t>
+            </w:r>
+          </w:p>
+        </w:tc>
+        <w:tc>
+          <w:tcPr>
+            <w:tcW w:type="dxa" w:w="1882"/>
+            <w:shd w:val="clear" w:color="auto" w:fill="34454D"/>
+          </w:tcPr>
+          <w:p>
+            <w:pPr>
+              <w:spacing w:after="0"/>
+            </w:pPr>
+            <w:r>
+              <w:rPr>
+                <w:b/>
+                <w:color w:val="FFFFFF"/>
+                <w:sz w:val="19"/>
+              </w:rPr>
+              <w:t>Answer key</w:t>
+            </w:r>
+          </w:p>
+        </w:tc>
+        <w:tc>
+          <w:tcPr>
+            <w:tcW w:type="dxa" w:w="1882"/>
+            <w:shd w:val="clear" w:color="auto" w:fill="34454D"/>
+          </w:tcPr>
+          <w:p>
+            <w:pPr>
+              <w:spacing w:after="0"/>
+            </w:pPr>
+            <w:r>
+              <w:rPr>
+                <w:b/>
+                <w:color w:val="FFFFFF"/>
+                <w:sz w:val="19"/>
+              </w:rPr>
+              <w:t>Target</w:t>
+            </w:r>
+          </w:p>
+        </w:tc>
+        <w:tc>
+          <w:tcPr>
+            <w:tcW w:type="dxa" w:w="1882"/>
+            <w:shd w:val="clear" w:color="auto" w:fill="34454D"/>
+          </w:tcPr>
+          <w:p>
+            <w:pPr>
+              <w:spacing w:after="0"/>
+            </w:pPr>
+            <w:r>
+              <w:rPr>
+                <w:b/>
+                <w:color w:val="FFFFFF"/>
+                <w:sz w:val="19"/>
+              </w:rPr>
+              <w:t>Result</w:t>
+            </w:r>
+          </w:p>
+        </w:tc>
+      </w:tr>
+      <w:tr>
+        <w:tc>
+          <w:tcPr>
+            <w:tcW w:type="dxa" w:w="1882"/>
+          </w:tcPr>
+          <w:p>
+            <w:pPr>
+              <w:spacing w:after="0"/>
+            </w:pPr>
+            <w:r>
+              <w:rPr>
+                <w:sz w:val="19"/>
+              </w:rPr>
+              <w:t>Re-ID model</w:t>
+            </w:r>
+          </w:p>
+        </w:tc>
+        <w:tc>
+          <w:tcPr>
+            <w:tcW w:type="dxa" w:w="1882"/>
+          </w:tcPr>
+          <w:p>
+            <w:pPr>
+              <w:spacing w:after="0"/>
+            </w:pPr>
+            <w:r>
+              <w:rPr>
+                <w:sz w:val="19"/>
+              </w:rPr>
+              <w:t>Rank-1 / mAP on VeRi-776</w:t>
+            </w:r>
+          </w:p>
+        </w:tc>
+        <w:tc>
+          <w:tcPr>
+            <w:tcW w:type="dxa" w:w="1882"/>
+          </w:tcPr>
+          <w:p>
+            <w:pPr>
+              <w:spacing w:after="0"/>
+            </w:pPr>
+            <w:r>
+              <w:rPr>
+                <w:sz w:val="19"/>
+              </w:rPr>
+              <w:t>Official query/test split</w:t>
+            </w:r>
+          </w:p>
+        </w:tc>
+        <w:tc>
+          <w:tcPr>
+            <w:tcW w:type="dxa" w:w="1882"/>
+          </w:tcPr>
+          <w:p>
+            <w:pPr>
+              <w:spacing w:after="0"/>
+            </w:pPr>
+            <w:r>
+              <w:rPr>
+                <w:sz w:val="19"/>
+              </w:rPr>
+              <w:t>Within 1 point of the published 97.0 / 81.9</w:t>
+            </w:r>
+          </w:p>
+        </w:tc>
+        <w:tc>
+          <w:tcPr>
+            <w:tcW w:type="dxa" w:w="1882"/>
+          </w:tcPr>
+          <w:p>
+            <w:pPr>
+              <w:spacing w:after="0"/>
+            </w:pPr>
+            <w:r>
+              <w:rPr>
+                <w:sz w:val="19"/>
+              </w:rPr>
+              <w:t>97.0 / 81.6 ✔</w:t>
+            </w:r>
+          </w:p>
+        </w:tc>
+      </w:tr>
+      <w:tr>
+        <w:tc>
+          <w:tcPr>
+            <w:tcW w:type="dxa" w:w="1882"/>
+            <w:shd w:val="clear" w:color="auto" w:fill="EAF7F6"/>
+          </w:tcPr>
+          <w:p>
+            <w:pPr>
+              <w:spacing w:after="0"/>
+            </w:pPr>
+            <w:r>
+              <w:rPr>
+                <w:sz w:val="19"/>
+              </w:rPr>
+              <w:t>Threshold</w:t>
+            </w:r>
+          </w:p>
+        </w:tc>
+        <w:tc>
+          <w:tcPr>
+            <w:tcW w:type="dxa" w:w="1882"/>
+            <w:shd w:val="clear" w:color="auto" w:fill="EAF7F6"/>
+          </w:tcPr>
+          <w:p>
+            <w:pPr>
+              <w:spacing w:after="0"/>
+            </w:pPr>
+            <w:r>
+              <w:rPr>
+                <w:sz w:val="19"/>
+              </w:rPr>
+              <w:t>Share of true / wrong pairs above the threshold</w:t>
+            </w:r>
+          </w:p>
+        </w:tc>
+        <w:tc>
+          <w:tcPr>
+            <w:tcW w:type="dxa" w:w="1882"/>
+            <w:shd w:val="clear" w:color="auto" w:fill="EAF7F6"/>
+          </w:tcPr>
+          <w:p>
+            <w:pPr>
+              <w:spacing w:after="0"/>
+            </w:pPr>
+            <w:r>
+              <w:rPr>
+                <w:sz w:val="19"/>
+              </w:rPr>
+              <w:t>VeRi-776 pairs</w:t>
+            </w:r>
+          </w:p>
+        </w:tc>
+        <w:tc>
+          <w:tcPr>
+            <w:tcW w:type="dxa" w:w="1882"/>
+            <w:shd w:val="clear" w:color="auto" w:fill="EAF7F6"/>
+          </w:tcPr>
+          <w:p>
+            <w:pPr>
+              <w:spacing w:after="0"/>
+            </w:pPr>
+            <w:r>
+              <w:rPr>
+                <w:sz w:val="19"/>
+              </w:rPr>
+              <w:t>≥ 85% true, ≤ 1% wrong</w:t>
+            </w:r>
+          </w:p>
+        </w:tc>
+        <w:tc>
+          <w:tcPr>
+            <w:tcW w:type="dxa" w:w="1882"/>
+            <w:shd w:val="clear" w:color="auto" w:fill="EAF7F6"/>
+          </w:tcPr>
+          <w:p>
+            <w:pPr>
+              <w:spacing w:after="0"/>
+            </w:pPr>
+            <w:r>
+              <w:rPr>
+                <w:sz w:val="19"/>
+              </w:rPr>
+              <w:t>89% / 0.8% ✔</w:t>
+            </w:r>
+          </w:p>
+        </w:tc>
+      </w:tr>
+      <w:tr>
+        <w:tc>
+          <w:tcPr>
+            <w:tcW w:type="dxa" w:w="1882"/>
+          </w:tcPr>
+          <w:p>
+            <w:pPr>
+              <w:spacing w:after="0"/>
+            </w:pPr>
+            <w:r>
+              <w:rPr>
+                <w:sz w:val="19"/>
+              </w:rPr>
+              <w:t>Re-ID on footage</w:t>
+            </w:r>
+          </w:p>
+        </w:tc>
+        <w:tc>
+          <w:tcPr>
+            <w:tcW w:type="dxa" w:w="1882"/>
+          </w:tcPr>
+          <w:p>
+            <w:pPr>
+              <w:spacing w:after="0"/>
+            </w:pPr>
+            <w:r>
+              <w:rPr>
+                <w:sz w:val="19"/>
+              </w:rPr>
+              <w:t>Rank-1, Rank-5, mAP across cameras</w:t>
+            </w:r>
+          </w:p>
+        </w:tc>
+        <w:tc>
+          <w:tcPr>
+            <w:tcW w:type="dxa" w:w="1882"/>
+          </w:tcPr>
+          <w:p>
+            <w:pPr>
+              <w:spacing w:after="0"/>
+            </w:pPr>
+            <w:r>
+              <w:rPr>
+                <w:sz w:val="19"/>
+              </w:rPr>
+              <w:t>Pseudo ground truth (Section 6.2)</w:t>
+            </w:r>
+          </w:p>
+        </w:tc>
+        <w:tc>
+          <w:tcPr>
+            <w:tcW w:type="dxa" w:w="1882"/>
+          </w:tcPr>
+          <w:p>
+            <w:pPr>
+              <w:spacing w:after="0"/>
+            </w:pPr>
+            <w:r>
+              <w:rPr>
+                <w:sz w:val="19"/>
+              </w:rPr>
+              <w:t>reported</w:t>
+            </w:r>
+          </w:p>
+        </w:tc>
+        <w:tc>
+          <w:tcPr>
+            <w:tcW w:type="dxa" w:w="1882"/>
+          </w:tcPr>
+          <w:p>
+            <w:pPr>
+              <w:spacing w:after="0"/>
+            </w:pPr>
+            <w:r>
+              <w:rPr>
+                <w:sz w:val="19"/>
+              </w:rPr>
+              <w:t>36 / 58 / 38</w:t>
+            </w:r>
+          </w:p>
+        </w:tc>
+      </w:tr>
+      <w:tr>
+        <w:tc>
+          <w:tcPr>
+            <w:tcW w:type="dxa" w:w="1882"/>
+            <w:shd w:val="clear" w:color="auto" w:fill="EAF7F6"/>
+          </w:tcPr>
+          <w:p>
+            <w:pPr>
+              <w:spacing w:after="0"/>
+            </w:pPr>
+            <w:r>
+              <w:rPr>
+                <w:sz w:val="19"/>
+              </w:rPr>
+              <w:t>Where seen</w:t>
+            </w:r>
+          </w:p>
+        </w:tc>
+        <w:tc>
+          <w:tcPr>
+            <w:tcW w:type="dxa" w:w="1882"/>
+            <w:shd w:val="clear" w:color="auto" w:fill="EAF7F6"/>
+          </w:tcPr>
+          <w:p>
+            <w:pPr>
+              <w:spacing w:after="0"/>
+            </w:pPr>
+            <w:r>
+              <w:rPr>
+                <w:sz w:val="19"/>
+              </w:rPr>
+              <w:t>Cameras reported that are correct</w:t>
+            </w:r>
+          </w:p>
+        </w:tc>
+        <w:tc>
+          <w:tcPr>
+            <w:tcW w:type="dxa" w:w="1882"/>
+            <w:shd w:val="clear" w:color="auto" w:fill="EAF7F6"/>
+          </w:tcPr>
+          <w:p>
+            <w:pPr>
+              <w:spacing w:after="0"/>
+            </w:pPr>
+            <w:r>
+              <w:rPr>
+                <w:sz w:val="19"/>
+              </w:rPr>
+              <w:t>Pseudo ground truth</w:t>
+            </w:r>
+          </w:p>
+        </w:tc>
+        <w:tc>
+          <w:tcPr>
+            <w:tcW w:type="dxa" w:w="1882"/>
+            <w:shd w:val="clear" w:color="auto" w:fill="EAF7F6"/>
+          </w:tcPr>
+          <w:p>
+            <w:pPr>
+              <w:spacing w:after="0"/>
+            </w:pPr>
+            <w:r>
+              <w:rPr>
+                <w:sz w:val="19"/>
+              </w:rPr>
+              <w:t>≥ 70%</w:t>
+            </w:r>
+          </w:p>
+        </w:tc>
+        <w:tc>
+          <w:tcPr>
+            <w:tcW w:type="dxa" w:w="1882"/>
+            <w:shd w:val="clear" w:color="auto" w:fill="EAF7F6"/>
+          </w:tcPr>
+          <w:p>
+            <w:pPr>
+              <w:spacing w:after="0"/>
+            </w:pPr>
+            <w:r>
+              <w:rPr>
+                <w:sz w:val="19"/>
+              </w:rPr>
+              <w:t>81% ✔</w:t>
+            </w:r>
+          </w:p>
+        </w:tc>
+      </w:tr>
+      <w:tr>
+        <w:tc>
+          <w:tcPr>
+            <w:tcW w:type="dxa" w:w="1882"/>
+          </w:tcPr>
+          <w:p>
+            <w:pPr>
+              <w:spacing w:after="0"/>
+            </w:pPr>
+            <w:r>
+              <w:rPr>
+                <w:sz w:val="19"/>
+              </w:rPr>
+              <w:t>Where seen</w:t>
+            </w:r>
+          </w:p>
+        </w:tc>
+        <w:tc>
+          <w:tcPr>
+            <w:tcW w:type="dxa" w:w="1882"/>
+          </w:tcPr>
+          <w:p>
+            <w:pPr>
+              <w:spacing w:after="0"/>
+            </w:pPr>
+            <w:r>
+              <w:rPr>
+                <w:sz w:val="19"/>
+              </w:rPr>
+              <w:t>Distractor road wrongly reported</w:t>
+            </w:r>
+          </w:p>
+        </w:tc>
+        <w:tc>
+          <w:tcPr>
+            <w:tcW w:type="dxa" w:w="1882"/>
+          </w:tcPr>
+          <w:p>
+            <w:pPr>
+              <w:spacing w:after="0"/>
+            </w:pPr>
+            <w:r>
+              <w:rPr>
+                <w:sz w:val="19"/>
+              </w:rPr>
+              <w:t>Pseudo ground truth</w:t>
+            </w:r>
+          </w:p>
+        </w:tc>
+        <w:tc>
+          <w:tcPr>
+            <w:tcW w:type="dxa" w:w="1882"/>
+          </w:tcPr>
+          <w:p>
+            <w:pPr>
+              <w:spacing w:after="0"/>
+            </w:pPr>
+            <w:r>
+              <w:rPr>
+                <w:sz w:val="19"/>
+              </w:rPr>
+              <w:t>≤ 10% of queries</w:t>
+            </w:r>
+          </w:p>
+        </w:tc>
+        <w:tc>
+          <w:tcPr>
+            <w:tcW w:type="dxa" w:w="1882"/>
+          </w:tcPr>
+          <w:p>
+            <w:pPr>
+              <w:spacing w:after="0"/>
+            </w:pPr>
+            <w:r>
+              <w:rPr>
+                <w:sz w:val="19"/>
+              </w:rPr>
+              <w:t>0% ✔</w:t>
+            </w:r>
+          </w:p>
+        </w:tc>
+      </w:tr>
+      <w:tr>
+        <w:tc>
+          <w:tcPr>
+            <w:tcW w:type="dxa" w:w="1882"/>
+            <w:shd w:val="clear" w:color="auto" w:fill="EAF7F6"/>
+          </w:tcPr>
+          <w:p>
+            <w:pPr>
+              <w:spacing w:after="0"/>
+            </w:pPr>
+            <w:r>
+              <w:rPr>
+                <w:sz w:val="19"/>
+              </w:rPr>
+              <w:t>Search</w:t>
+            </w:r>
+          </w:p>
+        </w:tc>
+        <w:tc>
+          <w:tcPr>
+            <w:tcW w:type="dxa" w:w="1882"/>
+            <w:shd w:val="clear" w:color="auto" w:fill="EAF7F6"/>
+          </w:tcPr>
+          <w:p>
+            <w:pPr>
+              <w:spacing w:after="0"/>
+            </w:pPr>
+            <w:r>
+              <w:rPr>
+                <w:sz w:val="19"/>
+              </w:rPr>
+              <w:t>The demo vehicle in the top 5 for its description</w:t>
+            </w:r>
+          </w:p>
+        </w:tc>
+        <w:tc>
+          <w:tcPr>
+            <w:tcW w:type="dxa" w:w="1882"/>
+            <w:shd w:val="clear" w:color="auto" w:fill="EAF7F6"/>
+          </w:tcPr>
+          <w:p>
+            <w:pPr>
+              <w:spacing w:after="0"/>
+            </w:pPr>
+            <w:r>
+              <w:rPr>
+                <w:sz w:val="19"/>
+              </w:rPr>
+              <w:t>Demo scenario</w:t>
+            </w:r>
+          </w:p>
+        </w:tc>
+        <w:tc>
+          <w:tcPr>
+            <w:tcW w:type="dxa" w:w="1882"/>
+            <w:shd w:val="clear" w:color="auto" w:fill="EAF7F6"/>
+          </w:tcPr>
+          <w:p>
+            <w:pPr>
+              <w:spacing w:after="0"/>
+            </w:pPr>
+            <w:r>
+              <w:rPr>
+                <w:sz w:val="19"/>
+              </w:rPr>
+              <w:t>top 5</w:t>
+            </w:r>
+          </w:p>
+        </w:tc>
+        <w:tc>
+          <w:tcPr>
+            <w:tcW w:type="dxa" w:w="1882"/>
+            <w:shd w:val="clear" w:color="auto" w:fill="EAF7F6"/>
+          </w:tcPr>
+          <w:p>
+            <w:pPr>
+              <w:spacing w:after="0"/>
+            </w:pPr>
+            <w:r>
+              <w:rPr>
+                <w:sz w:val="19"/>
+              </w:rPr>
+              <w:t>#3 ✔</w:t>
+            </w:r>
+          </w:p>
+        </w:tc>
+      </w:tr>
+      <w:tr>
+        <w:tc>
+          <w:tcPr>
+            <w:tcW w:type="dxa" w:w="1882"/>
+          </w:tcPr>
+          <w:p>
+            <w:pPr>
+              <w:spacing w:after="0"/>
+            </w:pPr>
+            <w:r>
+              <w:rPr>
+                <w:sz w:val="19"/>
+              </w:rPr>
+              <w:t>Uploads</w:t>
+            </w:r>
+          </w:p>
+        </w:tc>
+        <w:tc>
+          <w:tcPr>
+            <w:tcW w:type="dxa" w:w="1882"/>
+          </w:tcPr>
+          <w:p>
+            <w:pPr>
+              <w:spacing w:after="0"/>
+            </w:pPr>
+            <w:r>
+              <w:rPr>
+                <w:sz w:val="19"/>
+              </w:rPr>
+              <w:t>Processing time per clip (Fast)</w:t>
+            </w:r>
+          </w:p>
+        </w:tc>
+        <w:tc>
+          <w:tcPr>
+            <w:tcW w:type="dxa" w:w="1882"/>
+          </w:tcPr>
+          <w:p>
+            <w:pPr>
+              <w:spacing w:after="0"/>
+            </w:pPr>
+            <w:r>
+              <w:rPr>
+                <w:sz w:val="19"/>
+              </w:rPr>
+              <w:t>20–22 s test clips, laptop CPU</w:t>
+            </w:r>
+          </w:p>
+        </w:tc>
+        <w:tc>
+          <w:tcPr>
+            <w:tcW w:type="dxa" w:w="1882"/>
+          </w:tcPr>
+          <w:p>
+            <w:pPr>
+              <w:spacing w:after="0"/>
+            </w:pPr>
+            <w:r>
+              <w:rPr>
+                <w:sz w:val="19"/>
+              </w:rPr>
+              <w:t>≤ clip length × 1.5</w:t>
+            </w:r>
+          </w:p>
+        </w:tc>
+        <w:tc>
+          <w:tcPr>
+            <w:tcW w:type="dxa" w:w="1882"/>
+          </w:tcPr>
+          <w:p>
+            <w:pPr>
+              <w:spacing w:after="0"/>
+            </w:pPr>
+            <w:r>
+              <w:rPr>
+                <w:sz w:val="19"/>
+              </w:rPr>
+              <w:t>about 1× ✔</w:t>
+            </w:r>
+          </w:p>
+        </w:tc>
+      </w:tr>
+      <w:tr>
+        <w:tc>
+          <w:tcPr>
+            <w:tcW w:type="dxa" w:w="1882"/>
+            <w:shd w:val="clear" w:color="auto" w:fill="EAF7F6"/>
+          </w:tcPr>
+          <w:p>
+            <w:pPr>
+              <w:spacing w:after="0"/>
+            </w:pPr>
+            <w:r>
+              <w:rPr>
+                <w:sz w:val="19"/>
+              </w:rPr>
+              <w:t>Software</w:t>
+            </w:r>
+          </w:p>
+        </w:tc>
+        <w:tc>
+          <w:tcPr>
+            <w:tcW w:type="dxa" w:w="1882"/>
+            <w:shd w:val="clear" w:color="auto" w:fill="EAF7F6"/>
+          </w:tcPr>
+          <w:p>
+            <w:pPr>
+              <w:spacing w:after="0"/>
+            </w:pPr>
+            <w:r>
+              <w:rPr>
+                <w:sz w:val="19"/>
+              </w:rPr>
+              <w:t>Unit and end-to-end tests</w:t>
+            </w:r>
+          </w:p>
+        </w:tc>
+        <w:tc>
+          <w:tcPr>
+            <w:tcW w:type="dxa" w:w="1882"/>
+            <w:shd w:val="clear" w:color="auto" w:fill="EAF7F6"/>
+          </w:tcPr>
+          <w:p>
+            <w:pPr>
+              <w:spacing w:after="0"/>
+            </w:pPr>
+            <w:r>
+              <w:rPr>
+                <w:sz w:val="19"/>
+              </w:rPr>
+              <w:t>Synthetic data + demo bundle</w:t>
+            </w:r>
+          </w:p>
+        </w:tc>
+        <w:tc>
+          <w:tcPr>
+            <w:tcW w:type="dxa" w:w="1882"/>
+            <w:shd w:val="clear" w:color="auto" w:fill="EAF7F6"/>
+          </w:tcPr>
+          <w:p>
+            <w:pPr>
+              <w:spacing w:after="0"/>
+            </w:pPr>
+            <w:r>
+              <w:rPr>
+                <w:sz w:val="19"/>
+              </w:rPr>
+              <w:t>all pass</w:t>
+            </w:r>
+          </w:p>
+        </w:tc>
+        <w:tc>
+          <w:tcPr>
+            <w:tcW w:type="dxa" w:w="1882"/>
+            <w:shd w:val="clear" w:color="auto" w:fill="EAF7F6"/>
+          </w:tcPr>
+          <w:p>
+            <w:pPr>
+              <w:spacing w:after="0"/>
+            </w:pPr>
+            <w:r>
+              <w:rPr>
+                <w:sz w:val="19"/>
+              </w:rPr>
+              <w:t>all pass ✔</w:t>
+            </w:r>
+          </w:p>
+        </w:tc>
+      </w:tr>
+    </w:tbl>
+    <w:p>
+      <w:pPr>
+        <w:spacing w:after="40"/>
+      </w:pPr>
+    </w:p>
+    <w:p>
+      <w:pPr>
+        <w:pStyle w:val="Heading2"/>
+      </w:pPr>
+      <w:r>
+        <w:t>4. Project Solution: System Design</w:t>
+      </w:r>
+    </w:p>
+    <w:p>
+      <w:pPr>
+        <w:pStyle w:val="Heading3"/>
+      </w:pPr>
+      <w:r>
+        <w:t>4.1 Inputs and outputs</w:t>
+      </w:r>
+    </w:p>
+    <w:p>
+      <w:r>
+        <w:rPr>
+          <w:b/>
+        </w:rPr>
+        <w:t>Input:</w:t>
+      </w:r>
+      <w:r>
+        <w:t xml:space="preserve"> one or more videos (one video = one camera), each with a location and a recording start; a description of the vehicle (any of colour, type, plate with </w:t>
+      </w:r>
+      <w:r>
+        <w:rPr>
+          <w:rFonts w:ascii="Consolas" w:hAnsi="Consolas"/>
+          <w:color w:val="0E8782"/>
+          <w:sz w:val="20"/>
+        </w:rPr>
+        <w:t>?</w:t>
+      </w:r>
+      <w:r>
+        <w:t xml:space="preserve"> wildcards, distinctive features, free text). </w:t>
+      </w:r>
+      <w:r>
+        <w:rPr>
+          <w:b/>
+        </w:rPr>
+        <w:t>Output:</w:t>
+      </w:r>
+      <w:r>
+        <w:t xml:space="preserve"> the ranked best-matching sightings; for the selected one, every camera where the same vehicle was seen with location, real-world date and time span, position in the video, a crop and a full frame, the route in time order and a map; and, for cameras with no confident match, the three closest vehicles.</w:t>
+      </w:r>
+    </w:p>
+    <w:p>
+      <w:pPr>
+        <w:pStyle w:val="Heading3"/>
+      </w:pPr>
+      <w:r>
+        <w:t>4.2 Architecture</w:t>
       </w:r>
     </w:p>
     <w:tbl>
@@ -619,6 +1538,77 @@
       </w:tr>
     </w:tbl>
     <w:p/>
+    <w:p>
+      <w:pPr>
+        <w:pStyle w:val="Heading3"/>
+      </w:pPr>
+      <w:r>
+        <w:t>4.3 Design principles</w:t>
+      </w:r>
+    </w:p>
+    <w:p>
+      <w:pPr>
+        <w:pStyle w:val="ListNumber"/>
+        <w:spacing w:after="60"/>
+      </w:pPr>
+      <w:r>
+        <w:rPr>
+          <w:b/>
+        </w:rPr>
+        <w:t>Pretrained only.</w:t>
+      </w:r>
+      <w:r>
+        <w:t xml:space="preserve"> Every model is a published checkpoint used unchanged; our work is integration, decision logic</w:t>
+      </w:r>
+    </w:p>
+    <w:p>
+      <w:r>
+        <w:t>and evaluation.</w:t>
+      </w:r>
+    </w:p>
+    <w:p>
+      <w:pPr>
+        <w:pStyle w:val="ListNumber"/>
+        <w:spacing w:after="60"/>
+      </w:pPr>
+      <w:r>
+        <w:rPr>
+          <w:b/>
+        </w:rPr>
+        <w:t>A person decides.</w:t>
+      </w:r>
+      <w:r>
+        <w:t xml:space="preserve"> V-Trace ranks and shows evidence; ambiguous cases are shown as candidates, not decided.</w:t>
+      </w:r>
+    </w:p>
+    <w:p>
+      <w:pPr>
+        <w:pStyle w:val="ListNumber"/>
+        <w:spacing w:after="60"/>
+      </w:pPr>
+      <w:r>
+        <w:rPr>
+          <w:b/>
+        </w:rPr>
+        <w:t>Real-world context.</w:t>
+      </w:r>
+      <w:r>
+        <w:t xml:space="preserve"> Every sighting carries the camera's location and a real-world time, so results read as</w:t>
+      </w:r>
+    </w:p>
+    <w:p>
+      <w:r>
+        <w:t>"Orchard Road at Scotts Road, 08:15:42" rather than "video 2 at 00:42".</w:t>
+      </w:r>
+    </w:p>
+    <w:p>
+      <w:pPr>
+        <w:pStyle w:val="Heading3"/>
+      </w:pPr>
+      <w:r>
+        <w:t>4.4 Choice of techniques</w:t>
+      </w:r>
+    </w:p>
     <w:tbl>
       <w:tblPr>
         <w:tblStyle w:val="TableGrid"/>
@@ -627,14 +1617,15 @@
         <w:tblLook w:firstColumn="1" w:firstRow="1" w:lastColumn="0" w:lastRow="0" w:noHBand="0" w:noVBand="1" w:val="04A0"/>
       </w:tblPr>
       <w:tblGrid>
-        <w:gridCol w:w="3137"/>
-        <w:gridCol w:w="3137"/>
-        <w:gridCol w:w="3137"/>
+        <w:gridCol w:w="2353"/>
+        <w:gridCol w:w="2353"/>
+        <w:gridCol w:w="2353"/>
+        <w:gridCol w:w="2353"/>
       </w:tblGrid>
       <w:tr>
         <w:tc>
           <w:tcPr>
-            <w:tcW w:type="dxa" w:w="3137"/>
+            <w:tcW w:type="dxa" w:w="2353"/>
             <w:shd w:val="clear" w:color="auto" w:fill="34454D"/>
           </w:tcPr>
           <w:p>
@@ -653,7 +1644,7 @@
         </w:tc>
         <w:tc>
           <w:tcPr>
-            <w:tcW w:type="dxa" w:w="3137"/>
+            <w:tcW w:type="dxa" w:w="2353"/>
             <w:shd w:val="clear" w:color="auto" w:fill="34454D"/>
           </w:tcPr>
           <w:p>
@@ -666,13 +1657,13 @@
                 <w:color w:val="FFFFFF"/>
                 <w:sz w:val="19"/>
               </w:rPr>
-              <w:t>Model (pretrained, used as published)</w:t>
+              <w:t>Chosen</w:t>
             </w:r>
           </w:p>
         </w:tc>
         <w:tc>
           <w:tcPr>
-            <w:tcW w:type="dxa" w:w="3137"/>
+            <w:tcW w:type="dxa" w:w="2353"/>
             <w:shd w:val="clear" w:color="auto" w:fill="34454D"/>
           </w:tcPr>
           <w:p>
@@ -685,7 +1676,26 @@
                 <w:color w:val="FFFFFF"/>
                 <w:sz w:val="19"/>
               </w:rPr>
-              <w:t>Source</w:t>
+              <w:t>Alternatives considered</w:t>
+            </w:r>
+          </w:p>
+        </w:tc>
+        <w:tc>
+          <w:tcPr>
+            <w:tcW w:type="dxa" w:w="2353"/>
+            <w:shd w:val="clear" w:color="auto" w:fill="34454D"/>
+          </w:tcPr>
+          <w:p>
+            <w:pPr>
+              <w:spacing w:after="0"/>
+            </w:pPr>
+            <w:r>
+              <w:rPr>
+                <w:b/>
+                <w:color w:val="FFFFFF"/>
+                <w:sz w:val="19"/>
+              </w:rPr>
+              <w:t>Reason</w:t>
             </w:r>
           </w:p>
         </w:tc>
@@ -693,7 +1703,7 @@
       <w:tr>
         <w:tc>
           <w:tcPr>
-            <w:tcW w:type="dxa" w:w="3137"/>
+            <w:tcW w:type="dxa" w:w="2353"/>
           </w:tcPr>
           <w:p>
             <w:pPr>
@@ -703,13 +1713,13 @@
               <w:rPr>
                 <w:sz w:val="19"/>
               </w:rPr>
-              <w:t>Detect vehicles</w:t>
+              <w:t>Detection</w:t>
             </w:r>
           </w:p>
         </w:tc>
         <w:tc>
           <w:tcPr>
-            <w:tcW w:type="dxa" w:w="3137"/>
+            <w:tcW w:type="dxa" w:w="2353"/>
           </w:tcPr>
           <w:p>
             <w:pPr>
@@ -719,13 +1729,13 @@
               <w:rPr>
                 <w:sz w:val="19"/>
               </w:rPr>
-              <w:t>YOLO11n, COCO classes car / motorcycle / bus / truck</w:t>
+              <w:t>YOLO11n (COCO vehicle classes)</w:t>
             </w:r>
           </w:p>
         </w:tc>
         <w:tc>
           <w:tcPr>
-            <w:tcW w:type="dxa" w:w="3137"/>
+            <w:tcW w:type="dxa" w:w="2353"/>
           </w:tcPr>
           <w:p>
             <w:pPr>
@@ -735,7 +1745,23 @@
               <w:rPr>
                 <w:sz w:val="19"/>
               </w:rPr>
-              <w:t>Ultralytics</w:t>
+              <w:t>Larger YOLO models, Faster R-CNN</w:t>
+            </w:r>
+          </w:p>
+        </w:tc>
+        <w:tc>
+          <w:tcPr>
+            <w:tcW w:type="dxa" w:w="2353"/>
+          </w:tcPr>
+          <w:p>
+            <w:pPr>
+              <w:spacing w:after="0"/>
+            </w:pPr>
+            <w:r>
+              <w:rPr>
+                <w:sz w:val="19"/>
+              </w:rPr>
+              <w:t>Fast enough on a CPU for upload-and-search; vehicles are a standard COCO class</w:t>
             </w:r>
           </w:p>
         </w:tc>
@@ -743,7 +1769,7 @@
       <w:tr>
         <w:tc>
           <w:tcPr>
-            <w:tcW w:type="dxa" w:w="3137"/>
+            <w:tcW w:type="dxa" w:w="2353"/>
             <w:shd w:val="clear" w:color="auto" w:fill="EAF7F6"/>
           </w:tcPr>
           <w:p>
@@ -754,13 +1780,13 @@
               <w:rPr>
                 <w:sz w:val="19"/>
               </w:rPr>
-              <w:t>Follow a vehicle while it is in view</w:t>
+              <w:t>Tracking</w:t>
             </w:r>
           </w:p>
         </w:tc>
         <w:tc>
           <w:tcPr>
-            <w:tcW w:type="dxa" w:w="3137"/>
+            <w:tcW w:type="dxa" w:w="2353"/>
             <w:shd w:val="clear" w:color="auto" w:fill="EAF7F6"/>
           </w:tcPr>
           <w:p>
@@ -777,7 +1803,7 @@
         </w:tc>
         <w:tc>
           <w:tcPr>
-            <w:tcW w:type="dxa" w:w="3137"/>
+            <w:tcW w:type="dxa" w:w="2353"/>
             <w:shd w:val="clear" w:color="auto" w:fill="EAF7F6"/>
           </w:tcPr>
           <w:p>
@@ -788,65 +1814,13 @@
               <w:rPr>
                 <w:sz w:val="19"/>
               </w:rPr>
-              <w:t>Ultralytics</w:t>
-            </w:r>
-          </w:p>
-        </w:tc>
-      </w:tr>
-      <w:tr>
-        <w:tc>
-          <w:tcPr>
-            <w:tcW w:type="dxa" w:w="3137"/>
-          </w:tcPr>
-          <w:p>
-            <w:pPr>
-              <w:spacing w:after="0"/>
-            </w:pPr>
-            <w:r>
-              <w:rPr>
-                <w:sz w:val="19"/>
-              </w:rPr>
-              <w:t>Colour, type, distinctive features, free text</w:t>
+              <w:t>DeepSORT, BoT-SORT</w:t>
             </w:r>
           </w:p>
         </w:tc>
         <w:tc>
           <w:tcPr>
-            <w:tcW w:type="dxa" w:w="3137"/>
-          </w:tcPr>
-          <w:p>
-            <w:pPr>
-              <w:spacing w:after="0"/>
-            </w:pPr>
-            <w:r>
-              <w:rPr>
-                <w:sz w:val="19"/>
-              </w:rPr>
-              <w:t>CLIP ViT-B/32, zero-shot</w:t>
-            </w:r>
-          </w:p>
-        </w:tc>
-        <w:tc>
-          <w:tcPr>
-            <w:tcW w:type="dxa" w:w="3137"/>
-          </w:tcPr>
-          <w:p>
-            <w:pPr>
-              <w:spacing w:after="0"/>
-            </w:pPr>
-            <w:r>
-              <w:rPr>
-                <w:sz w:val="19"/>
-              </w:rPr>
-              <w:t>OpenAI (open_clip)</w:t>
-            </w:r>
-          </w:p>
-        </w:tc>
-      </w:tr>
-      <w:tr>
-        <w:tc>
-          <w:tcPr>
-            <w:tcW w:type="dxa" w:w="3137"/>
+            <w:tcW w:type="dxa" w:w="2353"/>
             <w:shd w:val="clear" w:color="auto" w:fill="EAF7F6"/>
           </w:tcPr>
           <w:p>
@@ -857,13 +1831,81 @@
               <w:rPr>
                 <w:sz w:val="19"/>
               </w:rPr>
-              <w:t>Licence plate</w:t>
+              <w:t>Ships with Ultralytics; keeps low-confidence boxes, so fewer broken tracks</w:t>
+            </w:r>
+          </w:p>
+        </w:tc>
+      </w:tr>
+      <w:tr>
+        <w:tc>
+          <w:tcPr>
+            <w:tcW w:type="dxa" w:w="2353"/>
+          </w:tcPr>
+          <w:p>
+            <w:pPr>
+              <w:spacing w:after="0"/>
+            </w:pPr>
+            <w:r>
+              <w:rPr>
+                <w:sz w:val="19"/>
+              </w:rPr>
+              <w:t>Cross-camera Re-ID</w:t>
             </w:r>
           </w:p>
         </w:tc>
         <w:tc>
           <w:tcPr>
-            <w:tcW w:type="dxa" w:w="3137"/>
+            <w:tcW w:type="dxa" w:w="2353"/>
+          </w:tcPr>
+          <w:p>
+            <w:pPr>
+              <w:spacing w:after="0"/>
+            </w:pPr>
+            <w:r>
+              <w:rPr>
+                <w:sz w:val="19"/>
+              </w:rPr>
+              <w:t>FastReID SBS(R50-ibn), VeRi-776</w:t>
+            </w:r>
+          </w:p>
+        </w:tc>
+        <w:tc>
+          <w:tcPr>
+            <w:tcW w:type="dxa" w:w="2353"/>
+          </w:tcPr>
+          <w:p>
+            <w:pPr>
+              <w:spacing w:after="0"/>
+            </w:pPr>
+            <w:r>
+              <w:rPr>
+                <w:sz w:val="19"/>
+              </w:rPr>
+              <w:t>ImageNet ResNet-50 or CLIP embeddings; training our own metric</w:t>
+            </w:r>
+          </w:p>
+        </w:tc>
+        <w:tc>
+          <w:tcPr>
+            <w:tcW w:type="dxa" w:w="2353"/>
+          </w:tcPr>
+          <w:p>
+            <w:pPr>
+              <w:spacing w:after="0"/>
+            </w:pPr>
+            <w:r>
+              <w:rPr>
+                <w:sz w:val="19"/>
+              </w:rPr>
+              <w:t>Trained on vehicle identities by the dataset's authors; 97% Rank-1, against about 60% for generic ImageNet embeddings in our earlier tracklet-level tests</w:t>
+            </w:r>
+          </w:p>
+        </w:tc>
+      </w:tr>
+      <w:tr>
+        <w:tc>
+          <w:tcPr>
+            <w:tcW w:type="dxa" w:w="2353"/>
             <w:shd w:val="clear" w:color="auto" w:fill="EAF7F6"/>
           </w:tcPr>
           <w:p>
@@ -874,13 +1916,13 @@
               <w:rPr>
                 <w:sz w:val="19"/>
               </w:rPr>
-              <w:t>EasyOCR</w:t>
+              <w:t>Colour, type, features</w:t>
             </w:r>
           </w:p>
         </w:tc>
         <w:tc>
           <w:tcPr>
-            <w:tcW w:type="dxa" w:w="3137"/>
+            <w:tcW w:type="dxa" w:w="2353"/>
             <w:shd w:val="clear" w:color="auto" w:fill="EAF7F6"/>
           </w:tcPr>
           <w:p>
@@ -891,15 +1933,14 @@
               <w:rPr>
                 <w:sz w:val="19"/>
               </w:rPr>
-              <w:t>JaidedAI</w:t>
+              <w:t>CLIP ViT-B/32 zero-shot</w:t>
             </w:r>
           </w:p>
         </w:tc>
-      </w:tr>
-      <w:tr>
         <w:tc>
           <w:tcPr>
-            <w:tcW w:type="dxa" w:w="3137"/>
+            <w:tcW w:type="dxa" w:w="2353"/>
+            <w:shd w:val="clear" w:color="auto" w:fill="EAF7F6"/>
           </w:tcPr>
           <w:p>
             <w:pPr>
@@ -909,13 +1950,14 @@
               <w:rPr>
                 <w:sz w:val="19"/>
               </w:rPr>
-              <w:t>Same vehicle in another camera</w:t>
+              <w:t>Classifiers trained on VeRi labels</w:t>
             </w:r>
           </w:p>
         </w:tc>
         <w:tc>
           <w:tcPr>
-            <w:tcW w:type="dxa" w:w="3137"/>
+            <w:tcW w:type="dxa" w:w="2353"/>
+            <w:shd w:val="clear" w:color="auto" w:fill="EAF7F6"/>
           </w:tcPr>
           <w:p>
             <w:pPr>
@@ -925,13 +1967,15 @@
               <w:rPr>
                 <w:sz w:val="19"/>
               </w:rPr>
-              <w:t>FastReID SBS(R50-ibn), trained on VeRi-776</w:t>
+              <w:t>No training needed; also handles free text</w:t>
             </w:r>
           </w:p>
         </w:tc>
+      </w:tr>
+      <w:tr>
         <w:tc>
           <w:tcPr>
-            <w:tcW w:type="dxa" w:w="3137"/>
+            <w:tcW w:type="dxa" w:w="2353"/>
           </w:tcPr>
           <w:p>
             <w:pPr>
@@ -941,7 +1985,125 @@
               <w:rPr>
                 <w:sz w:val="19"/>
               </w:rPr>
-              <w:t>JDAI-CV/fast-reid</w:t>
+              <w:t>Plate</w:t>
+            </w:r>
+          </w:p>
+        </w:tc>
+        <w:tc>
+          <w:tcPr>
+            <w:tcW w:type="dxa" w:w="2353"/>
+          </w:tcPr>
+          <w:p>
+            <w:pPr>
+              <w:spacing w:after="0"/>
+            </w:pPr>
+            <w:r>
+              <w:rPr>
+                <w:sz w:val="19"/>
+              </w:rPr>
+              <w:t>EasyOCR on the lower part of the largest crops</w:t>
+            </w:r>
+          </w:p>
+        </w:tc>
+        <w:tc>
+          <w:tcPr>
+            <w:tcW w:type="dxa" w:w="2353"/>
+          </w:tcPr>
+          <w:p>
+            <w:pPr>
+              <w:spacing w:after="0"/>
+            </w:pPr>
+            <w:r>
+              <w:rPr>
+                <w:sz w:val="19"/>
+              </w:rPr>
+              <w:t>Dedicated plate detector + recogniser</w:t>
+            </w:r>
+          </w:p>
+        </w:tc>
+        <w:tc>
+          <w:tcPr>
+            <w:tcW w:type="dxa" w:w="2353"/>
+          </w:tcPr>
+          <w:p>
+            <w:pPr>
+              <w:spacing w:after="0"/>
+            </w:pPr>
+            <w:r>
+              <w:rPr>
+                <w:sz w:val="19"/>
+              </w:rPr>
+              <w:t>General, pretrained; plates are evidence only when confidently read</w:t>
+            </w:r>
+          </w:p>
+        </w:tc>
+      </w:tr>
+      <w:tr>
+        <w:tc>
+          <w:tcPr>
+            <w:tcW w:type="dxa" w:w="2353"/>
+            <w:shd w:val="clear" w:color="auto" w:fill="EAF7F6"/>
+          </w:tcPr>
+          <w:p>
+            <w:pPr>
+              <w:spacing w:after="0"/>
+            </w:pPr>
+            <w:r>
+              <w:rPr>
+                <w:sz w:val="19"/>
+              </w:rPr>
+              <w:t>Same-vehicle decision</w:t>
+            </w:r>
+          </w:p>
+        </w:tc>
+        <w:tc>
+          <w:tcPr>
+            <w:tcW w:type="dxa" w:w="2353"/>
+            <w:shd w:val="clear" w:color="auto" w:fill="EAF7F6"/>
+          </w:tcPr>
+          <w:p>
+            <w:pPr>
+              <w:spacing w:after="0"/>
+            </w:pPr>
+            <w:r>
+              <w:rPr>
+                <w:sz w:val="19"/>
+              </w:rPr>
+              <w:t>Best sighting per camera + threshold + ratio test + real-world time window</w:t>
+            </w:r>
+          </w:p>
+        </w:tc>
+        <w:tc>
+          <w:tcPr>
+            <w:tcW w:type="dxa" w:w="2353"/>
+            <w:shd w:val="clear" w:color="auto" w:fill="EAF7F6"/>
+          </w:tcPr>
+          <w:p>
+            <w:pPr>
+              <w:spacing w:after="0"/>
+            </w:pPr>
+            <w:r>
+              <w:rPr>
+                <w:sz w:val="19"/>
+              </w:rPr>
+              <w:t>Threshold alone</w:t>
+            </w:r>
+          </w:p>
+        </w:tc>
+        <w:tc>
+          <w:tcPr>
+            <w:tcW w:type="dxa" w:w="2353"/>
+            <w:shd w:val="clear" w:color="auto" w:fill="EAF7F6"/>
+          </w:tcPr>
+          <w:p>
+            <w:pPr>
+              <w:spacing w:after="0"/>
+            </w:pPr>
+            <w:r>
+              <w:rPr>
+                <w:sz w:val="19"/>
+              </w:rPr>
+              <w:t>Threshold alone reported mostly wrong cameras on real footage (Section 6.3)</w:t>
             </w:r>
           </w:p>
         </w:tc>
@@ -957,7 +2119,103 @@
         <w:pStyle w:val="Heading3"/>
       </w:pPr>
       <w:r>
-        <w:t>3.1 Videos → sightings (</w:t>
+        <w:t>4.5 Data model</w:t>
+      </w:r>
+    </w:p>
+    <w:p>
+      <w:r>
+        <w:t xml:space="preserve">A </w:t>
+      </w:r>
+      <w:r>
+        <w:rPr>
+          <w:b/>
+        </w:rPr>
+        <w:t>sighting</w:t>
+      </w:r>
+      <w:r>
+        <w:t xml:space="preserve"> (tracklet) stores its camera, first/last/best time in the video, boxes, four crops spread in time, one annotated full frame, and its descriptors (Re-ID embedding, CLIP embedding, colour/type/feature probabilities, plate). A </w:t>
+      </w:r>
+      <w:r>
+        <w:rPr>
+          <w:b/>
+        </w:rPr>
+        <w:t>camera</w:t>
+      </w:r>
+      <w:r>
+        <w:t xml:space="preserve"> stores its location (name, optional latitude/longitude) and recording start. Real-world times are derived when the view is built, so editing a camera's details never touches the processed sightings.</w:t>
+      </w:r>
+    </w:p>
+    <w:p>
+      <w:pPr>
+        <w:pStyle w:val="Heading2"/>
+      </w:pPr>
+      <w:r>
+        <w:t>5. System Development and Implementation</w:t>
+      </w:r>
+    </w:p>
+    <w:p>
+      <w:pPr>
+        <w:pStyle w:val="Heading3"/>
+      </w:pPr>
+      <w:r>
+        <w:t>5.1 Technology and engineering practice</w:t>
+      </w:r>
+    </w:p>
+    <w:p>
+      <w:r>
+        <w:t>Python 3.11, PyTorch 2.5 (CPU), Ultralytics (YOLO11 + ByteTrack), open_clip, EasyOCR, OpenCV and Streamlit 1.66. The code (</w:t>
+      </w:r>
+      <w:r>
+        <w:rPr>
+          <w:rFonts w:ascii="Consolas" w:hAnsi="Consolas"/>
+          <w:color w:val="0E8782"/>
+          <w:sz w:val="20"/>
+        </w:rPr>
+        <w:t>vtrace/</w:t>
+      </w:r>
+      <w:r>
+        <w:t xml:space="preserve"> package, </w:t>
+      </w:r>
+      <w:r>
+        <w:rPr>
+          <w:rFonts w:ascii="Consolas" w:hAnsi="Consolas"/>
+          <w:color w:val="0E8782"/>
+          <w:sz w:val="20"/>
+        </w:rPr>
+        <w:t>app.py</w:t>
+      </w:r>
+      <w:r>
+        <w:t xml:space="preserve">, </w:t>
+      </w:r>
+      <w:r>
+        <w:rPr>
+          <w:rFonts w:ascii="Consolas" w:hAnsi="Consolas"/>
+          <w:color w:val="0E8782"/>
+          <w:sz w:val="20"/>
+        </w:rPr>
+        <w:t>scripts/</w:t>
+      </w:r>
+      <w:r>
+        <w:t>) was developed on GitHub with one branch and pull request per change, unit tests on synthetic sightings and an end-to-end test of the demo flow (</w:t>
+      </w:r>
+      <w:r>
+        <w:rPr>
+          <w:rFonts w:ascii="Consolas" w:hAnsi="Consolas"/>
+          <w:color w:val="0E8782"/>
+          <w:sz w:val="20"/>
+        </w:rPr>
+        <w:t>streamlit.testing.AppTest</w:t>
+      </w:r>
+      <w:r>
+        <w:t>), run by GitHub Actions.</w:t>
+      </w:r>
+    </w:p>
+    <w:p>
+      <w:pPr>
+        <w:pStyle w:val="Heading3"/>
+      </w:pPr>
+      <w:r>
+        <w:t>5.2 Videos → sightings (</w:t>
       </w:r>
       <w:r>
         <w:rPr>
@@ -973,7 +2231,7 @@
     </w:p>
     <w:p>
       <w:r>
-        <w:t xml:space="preserve">Every 3rd frame (every 5th in </w:t>
+        <w:t xml:space="preserve">Every 3rd frame (every 5th with </w:t>
       </w:r>
       <w:r>
         <w:rPr>
@@ -982,16 +2240,7 @@
         <w:t>Fast processing</w:t>
       </w:r>
       <w:r>
-        <w:t xml:space="preserve">) goes through YOLO11n; ByteTrack links the detections of one vehicle over time. One track is one </w:t>
-      </w:r>
-      <w:r>
-        <w:rPr>
-          <w:b/>
-        </w:rPr>
-        <w:t>sighting</w:t>
-      </w:r>
-      <w:r>
-        <w:t>: the vehicle's camera, its first and last time, its boxes, four good crops spread over time, and one full frame with the vehicle boxed (the frame where its crop is largest and sharpest). Tracks shorter than 4 detections are dropped as noise.</w:t>
+        <w:t>) goes through YOLO11n; ByteTrack links the detections of one vehicle. One track is one sighting: its time span, boxes, four good crops spread over time (large, confident, not cut by the frame edge) and one full frame with the vehicle boxed. Tracks with fewer than 4 detections are dropped as noise.</w:t>
       </w:r>
     </w:p>
     <w:p>
@@ -999,7 +2248,7 @@
         <w:pStyle w:val="Heading3"/>
       </w:pPr>
       <w:r>
-        <w:t>3.2 Camera details and real-world time (</w:t>
+        <w:t>5.3 Camera details and real-world time (</w:t>
       </w:r>
       <w:r>
         <w:rPr>
@@ -1015,16 +2264,7 @@
     </w:p>
     <w:p>
       <w:r>
-        <w:t xml:space="preserve">A video file only knows positions in the video (00:40.80), not when or where it was recorded. Each camera therefore has </w:t>
-      </w:r>
-      <w:r>
-        <w:rPr>
-          <w:b/>
-        </w:rPr>
-        <w:t>details</w:t>
-      </w:r>
-      <w:r>
-        <w:t xml:space="preserve">: a location (place name, optional latitude/longitude) and the </w:t>
+        <w:t xml:space="preserve">A video file knows only positions in the video. Each camera therefore has a location and a </w:t>
       </w:r>
       <w:r>
         <w:rPr>
@@ -1033,7 +2273,7 @@
         <w:t>recording start</w:t>
       </w:r>
       <w:r>
-        <w:t xml:space="preserve"> (date and time). A sighting's real-world time is the recording start plus its position in the video, so two cameras can be seconds, minutes or hours apart, and the route is ordered by real-world time. For uploads the user enters the details next to each video; all details can be edited on the </w:t>
+        <w:t xml:space="preserve">; a sighting's real-world time is the recording start plus its position in the video, so two cameras can be seconds, minutes or hours apart, and the route is ordered by real-world time. For uploads the user enters the details next to each video; all details can be edited on the </w:t>
       </w:r>
       <w:r>
         <w:rPr>
@@ -1042,12 +2282,7 @@
         <w:t>Cameras</w:t>
       </w:r>
       <w:r>
-        <w:t xml:space="preserve"> page and are saved with the index.</w:t>
-      </w:r>
-    </w:p>
-    <w:p>
-      <w:r>
-        <w:t xml:space="preserve">The demo videos carry no location or clock metadata, so their details are </w:t>
+        <w:t xml:space="preserve"> page. The demo and test videos carry no such metadata, so their details are </w:t>
       </w:r>
       <w:r>
         <w:rPr>
@@ -1056,7 +2291,7 @@
         <w:t>curated</w:t>
       </w:r>
       <w:r>
-        <w:t xml:space="preserve"> (Table 1): camA–camC are zones of one recording, so they share one clock and are placed a few tens of metres apart along one street; camD, a different road, is given a recording start 2.5 minutes later.</w:t>
+        <w:t xml:space="preserve"> and placed in Singapore (table below).</w:t>
       </w:r>
     </w:p>
     <w:tbl>
@@ -1159,7 +2394,7 @@
               <w:rPr>
                 <w:sz w:val="19"/>
               </w:rPr>
-              <w:t>Slovenska cesta, west of the crossing · Ljubljana</w:t>
+              <w:t>Orchard Road, west of Scotts Road</w:t>
             </w:r>
           </w:p>
         </w:tc>
@@ -1211,7 +2446,7 @@
               <w:rPr>
                 <w:sz w:val="19"/>
               </w:rPr>
-              <w:t>Slovenska cesta, at the crossing · Ljubljana</w:t>
+              <w:t>Orchard Road at the Scotts Road junction</w:t>
             </w:r>
           </w:p>
         </w:tc>
@@ -1262,7 +2497,7 @@
               <w:rPr>
                 <w:sz w:val="19"/>
               </w:rPr>
-              <w:t>Slovenska cesta, east of the crossing · Ljubljana</w:t>
+              <w:t>Orchard Road, east of Scotts Road</w:t>
             </w:r>
           </w:p>
         </w:tc>
@@ -1314,7 +2549,7 @@
               <w:rPr>
                 <w:sz w:val="19"/>
               </w:rPr>
-              <w:t>Celovška cesta · Ljubljana</w:t>
+              <w:t>Bukit Timah Road near Newton Circus</w:t>
             </w:r>
           </w:p>
         </w:tc>
@@ -1347,7 +2582,7 @@
         <w:pStyle w:val="Heading3"/>
       </w:pPr>
       <w:r>
-        <w:t>3.3 Describing each sighting (</w:t>
+        <w:t>5.4 Describing each sighting (</w:t>
       </w:r>
       <w:r>
         <w:rPr>
@@ -1389,7 +2624,7 @@
     </w:p>
     <w:p>
       <w:r>
-        <w:t xml:space="preserve">GeM pooling, BN-neck; 256×256 input); the four 2048-d embeddings are averaged and L2-normalised. FastReID is a large training framework, so </w:t>
+        <w:t xml:space="preserve">GeM pooling, BN-neck; 256×256 input); the embeddings are averaged and L2-normalised. FastReID is a large training framework, so </w:t>
       </w:r>
       <w:r>
         <w:rPr>
@@ -1400,7 +2635,7 @@
         <w:t>vtrace/fastreid.py</w:t>
       </w:r>
       <w:r>
-        <w:t xml:space="preserve"> only re-declares the network so that the published checkpoint loads with plain PyTorch; the weights are used unchanged.</w:t>
+        <w:t xml:space="preserve"> only re-declares the network so that the published checkpoint loads with plain PyTorch; the weights (downloaded on first use) are used unchanged.</w:t>
       </w:r>
     </w:p>
     <w:p>
@@ -1415,12 +2650,12 @@
         <w:t>Colour and type.</w:t>
       </w:r>
       <w:r>
-        <w:t xml:space="preserve"> CLIP compares the averaged crop embedding with prompts such as "a photo of a red car" or</w:t>
+        <w:t xml:space="preserve"> CLIP compares the averaged crop embedding with prompts such as "a photo of a red car" (ten VeRi</w:t>
       </w:r>
     </w:p>
     <w:p>
       <w:r>
-        <w:t>"a photo of a sedan car" (ten VeRi colours, nine VeRi types) and keeps the softmax probabilities.</w:t>
+        <w:t>colours, nine VeRi types).</w:t>
       </w:r>
     </w:p>
     <w:p>
@@ -1455,7 +2690,7 @@
         <w:t>Plate.</w:t>
       </w:r>
       <w:r>
-        <w:t xml:space="preserve"> EasyOCR reads the lower part of the two largest crops; a plate is kept only if it is confidently read.</w:t>
+        <w:t xml:space="preserve"> EasyOCR reads the lower part of the two largest crops; a plate is kept only if confidently read.</w:t>
       </w:r>
     </w:p>
     <w:p>
@@ -1463,7 +2698,7 @@
         <w:pStyle w:val="Heading3"/>
       </w:pPr>
       <w:r>
-        <w:t>3.4 Description → ranked matches (</w:t>
+        <w:t>5.5 Description → ranked matches (</w:t>
       </w:r>
       <w:r>
         <w:rPr>
@@ -1479,27 +2714,7 @@
     </w:p>
     <w:p>
       <w:r>
-        <w:t xml:space="preserve">Each field the user fills in gives every sighting a 0–1 score: colour and type (the CLIP probability of the requested value, relative to the most likely value), plate (wildcard-aware similarity; </w:t>
-      </w:r>
-      <w:r>
-        <w:rPr>
-          <w:rFonts w:ascii="Consolas" w:hAnsi="Consolas"/>
-          <w:color w:val="0E8782"/>
-          <w:sz w:val="20"/>
-        </w:rPr>
-        <w:t>?</w:t>
-      </w:r>
-      <w:r>
-        <w:t xml:space="preserve"> = unknown character; a sighting whose plate could not be read gets a neutral 0.3), distinctive features and free text (CLIP prompt scores). The final score is the weighted mean over </w:t>
-      </w:r>
-      <w:r>
-        <w:rPr>
-          <w:b/>
-        </w:rPr>
-        <w:t>only the fields provided</w:t>
-      </w:r>
-      <w:r>
-        <w:t xml:space="preserve"> (plate 0.35, colour 0.30, type 0.25, features 0.10, text 0.10), so a missing field never counts against a vehicle. The 12 best sightings are shown.</w:t>
+        <w:t>Each field the user fills in gives every sighting a 0–1 score: colour and type (CLIP probability relative to the most likely value), plate (wildcard-aware similarity; unread plates get a neutral 0.3), features and free text (CLIP prompt scores). The final score is the weighted mean over only the fields given (plate 0.35, colour 0.30, type 0.25, features 0.10, text 0.10), so a missing field never counts against a vehicle.</w:t>
       </w:r>
     </w:p>
     <w:p>
@@ -1507,7 +2722,7 @@
         <w:pStyle w:val="Heading3"/>
       </w:pPr>
       <w:r>
-        <w:t>3.5 Selected match → where it was seen (</w:t>
+        <w:t>5.6 Selected match → where it was seen (</w:t>
       </w:r>
       <w:r>
         <w:rPr>
@@ -1523,16 +2738,7 @@
     </w:p>
     <w:p>
       <w:r>
-        <w:t>The similarity of two sightings is the cosine of their FastReID embeddings. For the selected sighting, V-Trace checks every other camera and takes that camera's most similar sighting. It is reported as the same vehicle only if</w:t>
-      </w:r>
-    </w:p>
-    <w:p>
-      <w:pPr>
-        <w:pStyle w:val="ListBullet"/>
-        <w:spacing w:after="60"/>
-      </w:pPr>
-      <w:r>
-        <w:t xml:space="preserve">its similarity is at least </w:t>
+        <w:t xml:space="preserve">The similarity of two sightings is the cosine of their FastReID embeddings. For every other camera, the most similar sighting is reported as the same vehicle only if (1) its similarity is at least </w:t>
       </w:r>
       <w:r>
         <w:rPr>
@@ -1541,16 +2747,7 @@
         <w:t>0.40</w:t>
       </w:r>
       <w:r>
-        <w:t xml:space="preserve"> (chosen from the VeRi-776 score distributions, Section 5.1);</w:t>
-      </w:r>
-    </w:p>
-    <w:p>
-      <w:pPr>
-        <w:pStyle w:val="ListBullet"/>
-        <w:spacing w:after="60"/>
-      </w:pPr>
-      <w:r>
-        <w:t xml:space="preserve">it beats the camera's second-best sighting by at least </w:t>
+        <w:t xml:space="preserve">, chosen from the VeRi-776 score distributions; (2) it beats the camera's second-best sighting by at least </w:t>
       </w:r>
       <w:r>
         <w:rPr>
@@ -1559,21 +2756,7 @@
         <w:t>0.08</w:t>
       </w:r>
       <w:r>
-        <w:t>. This is a ratio test (as in Lowe's SIFT matching):</w:t>
-      </w:r>
-    </w:p>
-    <w:p>
-      <w:r>
-        <w:t>when two vehicles are almost equally similar, the answer is ambiguous and is left to the user;</w:t>
-      </w:r>
-    </w:p>
-    <w:p>
-      <w:pPr>
-        <w:pStyle w:val="ListBullet"/>
-        <w:spacing w:after="60"/>
-      </w:pPr>
-      <w:r>
-        <w:t xml:space="preserve">with the real-world time limit on, it is within </w:t>
+        <w:t xml:space="preserve"> – a ratio test, as in Lowe's SIFT matching, so look-alike cars are left to the user; and (3) with the time limit on, it is within </w:t>
       </w:r>
       <w:r>
         <w:rPr>
@@ -1582,17 +2765,7 @@
         <w:t>10 s</w:t>
       </w:r>
       <w:r>
-        <w:t xml:space="preserve"> (adjustable from 5 s to 12 h) of the selected sighting in</w:t>
-      </w:r>
-    </w:p>
-    <w:p>
-      <w:r>
-        <w:t>real-world time. Cameras whose recording start is unknown are not time-limited.</w:t>
-      </w:r>
-    </w:p>
-    <w:p>
-      <w:r>
-        <w:t>Each reported sighting is shown with its camera, location, real-world date and time span, position in the video, a crop and the full frame; the route lists them in real-world time order with the time between cameras (e.g. "+1.2 s", "+2 min 30 s"), and a map shows the camera locations. For cameras with no confident match, the three closest vehicles are shown so the user can judge. All three settings can be changed in the app; for uploads the time limit starts off, in case the cameras' clocks are not set.</w:t>
+        <w:t xml:space="preserve"> of the selected sighting in real-world time (adjustable from 5 s to 12 h).</w:t>
       </w:r>
     </w:p>
     <w:p>
@@ -1600,7 +2773,7 @@
         <w:pStyle w:val="Heading3"/>
       </w:pPr>
       <w:r>
-        <w:t>3.6 Streamlit application (</w:t>
+        <w:t>5.7 The application (</w:t>
       </w:r>
       <w:r>
         <w:rPr>
@@ -1616,7 +2789,7 @@
     </w:p>
     <w:p>
       <w:r>
-        <w:t xml:space="preserve">An admin sign-in (credentials in Streamlit secrets, compared in constant time) protects the app. The sidebar chooses </w:t>
+        <w:t xml:space="preserve">An admin sign-in (credentials in Streamlit secrets, compared in constant time) protects the app, which opens in dark mode with the V-Trace logo. The sidebar chooses </w:t>
       </w:r>
       <w:r>
         <w:rPr>
@@ -1634,16 +2807,34 @@
         <w:t>Upload new videos</w:t>
       </w:r>
       <w:r>
-        <w:t xml:space="preserve"> (with a </w:t>
+        <w:t xml:space="preserve"> (location and start time per file) and holds </w:t>
       </w:r>
       <w:r>
         <w:rPr>
           <w:i/>
         </w:rPr>
-        <w:t>Fast processing</w:t>
-      </w:r>
-      <w:r>
-        <w:t xml:space="preserve"> switch) and lists the processed cameras. The Search page has three steps: </w:t>
+        <w:t>Settings</w:t>
+      </w:r>
+      <w:r>
+        <w:t xml:space="preserve"> and </w:t>
+      </w:r>
+      <w:r>
+        <w:rPr>
+          <w:i/>
+        </w:rPr>
+        <w:t>Sign out</w:t>
+      </w:r>
+      <w:r>
+        <w:t xml:space="preserve">. The </w:t>
+      </w:r>
+      <w:r>
+        <w:rPr>
+          <w:b/>
+        </w:rPr>
+        <w:t>Search</w:t>
+      </w:r>
+      <w:r>
+        <w:t xml:space="preserve"> page has three steps: </w:t>
       </w:r>
       <w:r>
         <w:rPr>
@@ -1661,7 +2852,7 @@
         <w:t>2 Best matches</w:t>
       </w:r>
       <w:r>
-        <w:t xml:space="preserve"> (cards with crop, camera, time span, colour/type, plate, score and </w:t>
+        <w:t xml:space="preserve"> (crop, camera, real-world time, location, colour/type, score, </w:t>
       </w:r>
       <w:r>
         <w:rPr>
@@ -1670,7 +2861,7 @@
         <w:t>Select</w:t>
       </w:r>
       <w:r>
-        <w:t xml:space="preserve">), </w:t>
+        <w:t xml:space="preserve">) and </w:t>
       </w:r>
       <w:r>
         <w:rPr>
@@ -1679,36 +2870,25 @@
         <w:t>3 Where this vehicle was seen</w:t>
       </w:r>
       <w:r>
-        <w:t xml:space="preserve"> (route with real-world times, one row per sighting with location, date/time, crop and frame, and a map). The </w:t>
+        <w:t xml:space="preserve"> (route with real-world times and the time between cameras, one row per sighting with location, date and time, crop and frame, a map, and the closest vehicles for cameras with no confident match). The </w:t>
       </w:r>
       <w:r>
         <w:rPr>
-          <w:i/>
+          <w:b/>
         </w:rPr>
         <w:t>Cameras</w:t>
       </w:r>
       <w:r>
-        <w:t xml:space="preserve"> page lists and edits every camera's location and recording start; uploads ask for them next to each video. A </w:t>
+        <w:t xml:space="preserve"> page lists and edits every camera's location and recording start; </w:t>
       </w:r>
       <w:r>
         <w:rPr>
-          <w:i/>
+          <w:b/>
         </w:rPr>
         <w:t>How it works</w:t>
       </w:r>
       <w:r>
-        <w:t xml:space="preserve"> page lists the models and the benchmark numbers. The app opens in dark mode with the V-Trace logo and palette. The demo cameras are bundled pre-processed (</w:t>
-      </w:r>
-      <w:r>
-        <w:rPr>
-          <w:rFonts w:ascii="Consolas" w:hAnsi="Consolas"/>
-          <w:color w:val="0E8782"/>
-          <w:sz w:val="20"/>
-        </w:rPr>
-        <w:t>demo_bundle/</w:t>
-      </w:r>
-      <w:r>
-        <w:t>) so the hosted app loads them instantly.</w:t>
+        <w:t xml:space="preserve"> lists the models and benchmark results.</w:t>
       </w:r>
     </w:p>
     <w:p>
@@ -1812,7 +2992,7 @@
           <w:color w:val="34454D"/>
           <w:sz w:val="19"/>
         </w:rPr>
-        <w:t>Figure 2 – where the selected vehicle was seen: camera, location, real-world time and a frame per sighting</w:t>
+        <w:t>Figure 2 – where the selected vehicle was seen: location, real-world time and a frame per sighting</w:t>
       </w:r>
     </w:p>
     <w:p>
@@ -1872,216 +3052,7 @@
         <w:pStyle w:val="Heading2"/>
       </w:pPr>
       <w:r>
-        <w:t>4. Technique group mapping</w:t>
-      </w:r>
-    </w:p>
-    <w:tbl>
-      <w:tblPr>
-        <w:tblStyle w:val="TableGrid"/>
-        <w:tblW w:type="auto" w:w="0"/>
-        <w:jc w:val="center"/>
-        <w:tblLook w:firstColumn="1" w:firstRow="1" w:lastColumn="0" w:lastRow="0" w:noHBand="0" w:noVBand="1" w:val="04A0"/>
-      </w:tblPr>
-      <w:tblGrid>
-        <w:gridCol w:w="4706"/>
-        <w:gridCol w:w="4706"/>
-      </w:tblGrid>
-      <w:tr>
-        <w:tc>
-          <w:tcPr>
-            <w:tcW w:type="dxa" w:w="4706"/>
-            <w:shd w:val="clear" w:color="auto" w:fill="34454D"/>
-          </w:tcPr>
-          <w:p>
-            <w:pPr>
-              <w:spacing w:after="0"/>
-            </w:pPr>
-            <w:r>
-              <w:rPr>
-                <w:b/>
-                <w:color w:val="FFFFFF"/>
-                <w:sz w:val="19"/>
-              </w:rPr>
-              <w:t>Technique group</w:t>
-            </w:r>
-          </w:p>
-        </w:tc>
-        <w:tc>
-          <w:tcPr>
-            <w:tcW w:type="dxa" w:w="4706"/>
-            <w:shd w:val="clear" w:color="auto" w:fill="34454D"/>
-          </w:tcPr>
-          <w:p>
-            <w:pPr>
-              <w:spacing w:after="0"/>
-            </w:pPr>
-            <w:r>
-              <w:rPr>
-                <w:b/>
-                <w:color w:val="FFFFFF"/>
-                <w:sz w:val="19"/>
-              </w:rPr>
-              <w:t>In V-Trace</w:t>
-            </w:r>
-          </w:p>
-        </w:tc>
-      </w:tr>
-      <w:tr>
-        <w:tc>
-          <w:tcPr>
-            <w:tcW w:type="dxa" w:w="4706"/>
-          </w:tcPr>
-          <w:p>
-            <w:pPr>
-              <w:spacing w:after="0"/>
-            </w:pPr>
-            <w:r>
-              <w:rPr>
-                <w:b/>
-                <w:sz w:val="19"/>
-              </w:rPr>
-              <w:t>Machine / deep learning</w:t>
-            </w:r>
-          </w:p>
-        </w:tc>
-        <w:tc>
-          <w:tcPr>
-            <w:tcW w:type="dxa" w:w="4706"/>
-          </w:tcPr>
-          <w:p>
-            <w:pPr>
-              <w:spacing w:after="0"/>
-            </w:pPr>
-            <w:r>
-              <w:rPr>
-                <w:sz w:val="19"/>
-              </w:rPr>
-              <w:t>Pretrained deep models: YOLO11 detector, FastReID Re-ID network, CLIP, EasyOCR</w:t>
-            </w:r>
-          </w:p>
-        </w:tc>
-      </w:tr>
-      <w:tr>
-        <w:tc>
-          <w:tcPr>
-            <w:tcW w:type="dxa" w:w="4706"/>
-            <w:shd w:val="clear" w:color="auto" w:fill="EAF7F6"/>
-          </w:tcPr>
-          <w:p>
-            <w:pPr>
-              <w:spacing w:after="0"/>
-            </w:pPr>
-            <w:r>
-              <w:rPr>
-                <w:b/>
-                <w:sz w:val="19"/>
-              </w:rPr>
-              <w:t>Supervised learning</w:t>
-            </w:r>
-          </w:p>
-        </w:tc>
-        <w:tc>
-          <w:tcPr>
-            <w:tcW w:type="dxa" w:w="4706"/>
-            <w:shd w:val="clear" w:color="auto" w:fill="EAF7F6"/>
-          </w:tcPr>
-          <w:p>
-            <w:pPr>
-              <w:spacing w:after="0"/>
-            </w:pPr>
-            <w:r>
-              <w:rPr>
-                <w:sz w:val="19"/>
-              </w:rPr>
-              <w:t>The FastReID model is a supervised metric-learning model (trained by its authors on VeRi-776 identities with softmax + triplet losses); we apply it to new footage</w:t>
-            </w:r>
-          </w:p>
-        </w:tc>
-      </w:tr>
-      <w:tr>
-        <w:tc>
-          <w:tcPr>
-            <w:tcW w:type="dxa" w:w="4706"/>
-          </w:tcPr>
-          <w:p>
-            <w:pPr>
-              <w:spacing w:after="0"/>
-            </w:pPr>
-            <w:r>
-              <w:rPr>
-                <w:b/>
-                <w:sz w:val="19"/>
-              </w:rPr>
-              <w:t>Hybrid / multi-evidence</w:t>
-            </w:r>
-          </w:p>
-        </w:tc>
-        <w:tc>
-          <w:tcPr>
-            <w:tcW w:type="dxa" w:w="4706"/>
-          </w:tcPr>
-          <w:p>
-            <w:pPr>
-              <w:spacing w:after="0"/>
-            </w:pPr>
-            <w:r>
-              <w:rPr>
-                <w:sz w:val="19"/>
-              </w:rPr>
-              <w:t>Description search combines colour, type, plate, feature and free-text evidence with weights that adapt to the fields given</w:t>
-            </w:r>
-          </w:p>
-        </w:tc>
-      </w:tr>
-      <w:tr>
-        <w:tc>
-          <w:tcPr>
-            <w:tcW w:type="dxa" w:w="4706"/>
-            <w:shd w:val="clear" w:color="auto" w:fill="EAF7F6"/>
-          </w:tcPr>
-          <w:p>
-            <w:pPr>
-              <w:spacing w:after="0"/>
-            </w:pPr>
-            <w:r>
-              <w:rPr>
-                <w:b/>
-                <w:sz w:val="19"/>
-              </w:rPr>
-              <w:t>Intelligent sensing / sense-making</w:t>
-            </w:r>
-          </w:p>
-        </w:tc>
-        <w:tc>
-          <w:tcPr>
-            <w:tcW w:type="dxa" w:w="4706"/>
-            <w:shd w:val="clear" w:color="auto" w:fill="EAF7F6"/>
-          </w:tcPr>
-          <w:p>
-            <w:pPr>
-              <w:spacing w:after="0"/>
-            </w:pPr>
-            <w:r>
-              <w:rPr>
-                <w:sz w:val="19"/>
-              </w:rPr>
-              <w:t>Raw video → detections → tracks → sightings → descriptors → ranked matches → selected vehicle → sightings across cameras</w:t>
-            </w:r>
-          </w:p>
-        </w:tc>
-      </w:tr>
-    </w:tbl>
-    <w:p>
-      <w:pPr>
-        <w:spacing w:after="40"/>
-      </w:pPr>
-    </w:p>
-    <w:p>
-      <w:pPr>
-        <w:pStyle w:val="Heading2"/>
-      </w:pPr>
-      <w:r>
-        <w:t>5. Evaluation</w:t>
+        <w:t>6. Experiments</w:t>
       </w:r>
     </w:p>
     <w:p>
@@ -2089,27 +3060,23 @@
         <w:pStyle w:val="Heading3"/>
       </w:pPr>
       <w:r>
-        <w:t>5.1 The Re-ID model on VeRi-776</w:t>
+        <w:t>6.1 The Re-ID model on VeRi-776 (</w:t>
+      </w:r>
+      <w:r>
+        <w:rPr>
+          <w:rFonts w:ascii="Consolas" w:hAnsi="Consolas"/>
+          <w:color w:val="0E8782"/>
+          <w:sz w:val="20"/>
+        </w:rPr>
+        <w:t>scripts/eval_veri.py</w:t>
+      </w:r>
+      <w:r>
+        <w:t>)</w:t>
       </w:r>
     </w:p>
     <w:p>
       <w:r>
-        <w:rPr>
-          <w:b/>
-        </w:rPr>
-        <w:t>VeRi-776</w:t>
-      </w:r>
-      <w:r>
-        <w:t xml:space="preserve"> (Liu et al., 2016) has more than 50,000 images of 776 vehicles from 20 cameras. We ran the published checkpoint on the </w:t>
-      </w:r>
-      <w:r>
-        <w:rPr>
-          <w:b/>
-        </w:rPr>
-        <w:t>official split</w:t>
-      </w:r>
-      <w:r>
-        <w:t>: each of the 1,678 query images is ranked against the 11,579 test images; gallery images of the same vehicle from the same camera are ignored (standard protocol). Nothing was trained.</w:t>
+        <w:t>Each of the 1,678 query images is ranked against the 11,579 test images; gallery images of the same vehicle from the same camera are ignored (standard protocol). Nothing was trained.</w:t>
       </w:r>
     </w:p>
     <w:tbl>
@@ -2344,13 +3311,7 @@
     </w:p>
     <w:p>
       <w:r>
-        <w:rPr>
-          <w:b/>
-        </w:rPr>
-        <w:t>Choosing the threshold.</w:t>
-      </w:r>
-      <w:r>
-        <w:t xml:space="preserve"> Same-vehicle pairs from different cameras have a median similarity of 0.62 (10th percentile 0.39), while 99% of different-vehicle pairs score below 0.38. At the default threshold of 0.40, 89% of same-vehicle pairs and 0.8% of different-vehicle pairs pass.</w:t>
+        <w:t>Same-vehicle pairs from different cameras have a median similarity of 0.62 (10th percentile 0.39), while 99% of different-vehicle pairs score below 0.38. At the threshold of 0.40, 89% of same-vehicle pairs and 0.8% of different-vehicle pairs pass.</w:t>
       </w:r>
     </w:p>
     <w:p>
@@ -2358,12 +3319,23 @@
         <w:pStyle w:val="Heading3"/>
       </w:pPr>
       <w:r>
-        <w:t>5.2 Demo cameras</w:t>
+        <w:t>6.2 Demo cameras (</w:t>
+      </w:r>
+      <w:r>
+        <w:rPr>
+          <w:rFonts w:ascii="Consolas" w:hAnsi="Consolas"/>
+          <w:color w:val="0E8782"/>
+          <w:sz w:val="20"/>
+        </w:rPr>
+        <w:t>scripts/demo_eval.py</w:t>
+      </w:r>
+      <w:r>
+        <w:t>)</w:t>
       </w:r>
     </w:p>
     <w:p>
       <w:r>
-        <w:t xml:space="preserve">The demo uses a 46 s, 1080p street recording from Ljubljana (Wikimedia Commons, CC BY 3.0). The frame is cut into </w:t>
+        <w:t xml:space="preserve">The demo uses a 46 s, 1080p street recording (Wikimedia Commons, CC BY 3.0) cut into </w:t>
       </w:r>
       <w:r>
         <w:rPr>
@@ -2372,7 +3344,16 @@
         <w:t>three non-overlapping camera zones along the road</w:t>
       </w:r>
       <w:r>
-        <w:t xml:space="preserve"> (camA_west, camB_centre, camC_east), each with a different exposure and colour cast, so a car on the near lane passes A → B → C and a car on the far lane C → B → A. A fourth camera (camD_other_road) is a different road whose vehicles never appear in A–C.</w:t>
+        <w:t>, each with its own exposure and colour cast, so a car passes A → B → C or C → B → A; a fourth camera shows another road whose vehicles never appear in A–C (Figure 4). Processing gives 187 sightings (camA_west 71, camB_centre 42, camC_east 46, camD_other_road 28). Tracking the uncropped clip once at high resolution and mapping each zone sighting back onto it by box overlap gives a reference identity per sighting (</w:t>
+      </w:r>
+      <w:r>
+        <w:rPr>
+          <w:i/>
+        </w:rPr>
+        <w:t>pseudo</w:t>
+      </w:r>
+      <w:r>
+        <w:t xml:space="preserve"> ground truth: it inherits the reference tracker's mistakes). 19 vehicles appear in two or more cameras and 7 in all three; 61% of sightings follow one vehicle only.</w:t>
       </w:r>
     </w:p>
     <w:p>
@@ -2429,16 +3410,1737 @@
     </w:p>
     <w:p>
       <w:r>
-        <w:t>Processing gives 187 sightings (camA_west 71, camB_centre 42, camC_east 46, camD_other_road 28). Because the three street cameras come from one recording, tracking the uncropped clip once at high resolution and mapping every zone sighting back onto it by box overlap gives a reference identity per sighting without manual labelling (</w:t>
+        <w:t xml:space="preserve">Over 55 queries (sightings whose vehicle also appears in another camera), the correct sighting in another camera is ranked first for </w:t>
+      </w:r>
+      <w:r>
+        <w:rPr>
+          <w:b/>
+        </w:rPr>
+        <w:t>36%</w:t>
+      </w:r>
+      <w:r>
+        <w:t xml:space="preserve"> (Rank-5 58%, mAP 38%) – far below the benchmark.</w:t>
+      </w:r>
+    </w:p>
+    <w:p>
+      <w:pPr>
+        <w:pStyle w:val="Heading3"/>
+      </w:pPr>
+      <w:r>
+        <w:t>6.3 Decision-rule ablation</w:t>
+      </w:r>
+    </w:p>
+    <w:tbl>
+      <w:tblPr>
+        <w:tblStyle w:val="TableGrid"/>
+        <w:tblW w:type="auto" w:w="0"/>
+        <w:jc w:val="center"/>
+        <w:tblLook w:firstColumn="1" w:firstRow="1" w:lastColumn="0" w:lastRow="0" w:noHBand="0" w:noVBand="1" w:val="04A0"/>
+      </w:tblPr>
+      <w:tblGrid>
+        <w:gridCol w:w="2353"/>
+        <w:gridCol w:w="2353"/>
+        <w:gridCol w:w="2353"/>
+        <w:gridCol w:w="2353"/>
+      </w:tblGrid>
+      <w:tr>
+        <w:tc>
+          <w:tcPr>
+            <w:tcW w:type="dxa" w:w="2353"/>
+            <w:shd w:val="clear" w:color="auto" w:fill="34454D"/>
+          </w:tcPr>
+          <w:p>
+            <w:pPr>
+              <w:spacing w:after="0"/>
+            </w:pPr>
+            <w:r>
+              <w:rPr>
+                <w:b/>
+                <w:color w:val="FFFFFF"/>
+                <w:sz w:val="19"/>
+              </w:rPr>
+              <w:t>Rule for "seen in this camera"</w:t>
+            </w:r>
+          </w:p>
+        </w:tc>
+        <w:tc>
+          <w:tcPr>
+            <w:tcW w:type="dxa" w:w="2353"/>
+            <w:shd w:val="clear" w:color="auto" w:fill="34454D"/>
+          </w:tcPr>
+          <w:p>
+            <w:pPr>
+              <w:spacing w:after="0"/>
+            </w:pPr>
+            <w:r>
+              <w:rPr>
+                <w:b/>
+                <w:color w:val="FFFFFF"/>
+                <w:sz w:val="19"/>
+              </w:rPr>
+              <w:t>Cameras reported correct</w:t>
+            </w:r>
+          </w:p>
+        </w:tc>
+        <w:tc>
+          <w:tcPr>
+            <w:tcW w:type="dxa" w:w="2353"/>
+            <w:shd w:val="clear" w:color="auto" w:fill="34454D"/>
+          </w:tcPr>
+          <w:p>
+            <w:pPr>
+              <w:spacing w:after="0"/>
+            </w:pPr>
+            <w:r>
+              <w:rPr>
+                <w:b/>
+                <w:color w:val="FFFFFF"/>
+                <w:sz w:val="19"/>
+              </w:rPr>
+              <w:t>Cameras found</w:t>
+            </w:r>
+          </w:p>
+        </w:tc>
+        <w:tc>
+          <w:tcPr>
+            <w:tcW w:type="dxa" w:w="2353"/>
+            <w:shd w:val="clear" w:color="auto" w:fill="34454D"/>
+          </w:tcPr>
+          <w:p>
+            <w:pPr>
+              <w:spacing w:after="0"/>
+            </w:pPr>
+            <w:r>
+              <w:rPr>
+                <w:b/>
+                <w:color w:val="FFFFFF"/>
+                <w:sz w:val="19"/>
+              </w:rPr>
+              <w:t>Queries wrongly placed on the other road</w:t>
+            </w:r>
+          </w:p>
+        </w:tc>
+      </w:tr>
+      <w:tr>
+        <w:tc>
+          <w:tcPr>
+            <w:tcW w:type="dxa" w:w="2353"/>
+          </w:tcPr>
+          <w:p>
+            <w:pPr>
+              <w:spacing w:after="0"/>
+            </w:pPr>
+            <w:r>
+              <w:rPr>
+                <w:sz w:val="19"/>
+              </w:rPr>
+              <w:t>Best sighting above 0.40</w:t>
+            </w:r>
+          </w:p>
+        </w:tc>
+        <w:tc>
+          <w:tcPr>
+            <w:tcW w:type="dxa" w:w="2353"/>
+          </w:tcPr>
+          <w:p>
+            <w:pPr>
+              <w:spacing w:after="0"/>
+            </w:pPr>
+            <w:r>
+              <w:rPr>
+                <w:sz w:val="19"/>
+              </w:rPr>
+              <w:t>26%</w:t>
+            </w:r>
+          </w:p>
+        </w:tc>
+        <w:tc>
+          <w:tcPr>
+            <w:tcW w:type="dxa" w:w="2353"/>
+          </w:tcPr>
+          <w:p>
+            <w:pPr>
+              <w:spacing w:after="0"/>
+            </w:pPr>
+            <w:r>
+              <w:rPr>
+                <w:sz w:val="19"/>
+              </w:rPr>
+              <w:t>44%</w:t>
+            </w:r>
+          </w:p>
+        </w:tc>
+        <w:tc>
+          <w:tcPr>
+            <w:tcW w:type="dxa" w:w="2353"/>
+          </w:tcPr>
+          <w:p>
+            <w:pPr>
+              <w:spacing w:after="0"/>
+            </w:pPr>
+            <w:r>
+              <w:rPr>
+                <w:sz w:val="19"/>
+              </w:rPr>
+              <w:t>73%</w:t>
+            </w:r>
+          </w:p>
+        </w:tc>
+      </w:tr>
+      <w:tr>
+        <w:tc>
+          <w:tcPr>
+            <w:tcW w:type="dxa" w:w="2353"/>
+            <w:shd w:val="clear" w:color="auto" w:fill="EAF7F6"/>
+          </w:tcPr>
+          <w:p>
+            <w:pPr>
+              <w:spacing w:after="0"/>
+            </w:pPr>
+            <w:r>
+              <w:rPr>
+                <w:sz w:val="19"/>
+              </w:rPr>
+              <w:t>+ ratio test (beats the 2nd best by 0.08)</w:t>
+            </w:r>
+          </w:p>
+        </w:tc>
+        <w:tc>
+          <w:tcPr>
+            <w:tcW w:type="dxa" w:w="2353"/>
+            <w:shd w:val="clear" w:color="auto" w:fill="EAF7F6"/>
+          </w:tcPr>
+          <w:p>
+            <w:pPr>
+              <w:spacing w:after="0"/>
+            </w:pPr>
+            <w:r>
+              <w:rPr>
+                <w:sz w:val="19"/>
+              </w:rPr>
+              <w:t>53%</w:t>
+            </w:r>
+          </w:p>
+        </w:tc>
+        <w:tc>
+          <w:tcPr>
+            <w:tcW w:type="dxa" w:w="2353"/>
+            <w:shd w:val="clear" w:color="auto" w:fill="EAF7F6"/>
+          </w:tcPr>
+          <w:p>
+            <w:pPr>
+              <w:spacing w:after="0"/>
+            </w:pPr>
+            <w:r>
+              <w:rPr>
+                <w:sz w:val="19"/>
+              </w:rPr>
+              <w:t>22%</w:t>
+            </w:r>
+          </w:p>
+        </w:tc>
+        <w:tc>
+          <w:tcPr>
+            <w:tcW w:type="dxa" w:w="2353"/>
+            <w:shd w:val="clear" w:color="auto" w:fill="EAF7F6"/>
+          </w:tcPr>
+          <w:p>
+            <w:pPr>
+              <w:spacing w:after="0"/>
+            </w:pPr>
+            <w:r>
+              <w:rPr>
+                <w:sz w:val="19"/>
+              </w:rPr>
+              <w:t>16%</w:t>
+            </w:r>
+          </w:p>
+        </w:tc>
+      </w:tr>
+      <w:tr>
+        <w:tc>
+          <w:tcPr>
+            <w:tcW w:type="dxa" w:w="2353"/>
+          </w:tcPr>
+          <w:p>
+            <w:pPr>
+              <w:spacing w:after="0"/>
+            </w:pPr>
+            <w:r>
+              <w:rPr>
+                <w:sz w:val="19"/>
+              </w:rPr>
+              <w:t>+ real-world time window of 10 s (final)</w:t>
+            </w:r>
+          </w:p>
+        </w:tc>
+        <w:tc>
+          <w:tcPr>
+            <w:tcW w:type="dxa" w:w="2353"/>
+          </w:tcPr>
+          <w:p>
+            <w:pPr>
+              <w:spacing w:after="0"/>
+            </w:pPr>
+            <w:r>
+              <w:rPr>
+                <w:b/>
+                <w:sz w:val="19"/>
+              </w:rPr>
+              <w:t>81%</w:t>
+            </w:r>
+          </w:p>
+        </w:tc>
+        <w:tc>
+          <w:tcPr>
+            <w:tcW w:type="dxa" w:w="2353"/>
+          </w:tcPr>
+          <w:p>
+            <w:pPr>
+              <w:spacing w:after="0"/>
+            </w:pPr>
+            <w:r>
+              <w:rPr>
+                <w:sz w:val="19"/>
+              </w:rPr>
+              <w:t>32%</w:t>
+            </w:r>
+          </w:p>
+        </w:tc>
+        <w:tc>
+          <w:tcPr>
+            <w:tcW w:type="dxa" w:w="2353"/>
+          </w:tcPr>
+          <w:p>
+            <w:pPr>
+              <w:spacing w:after="0"/>
+            </w:pPr>
+            <w:r>
+              <w:rPr>
+                <w:sz w:val="19"/>
+              </w:rPr>
+              <w:t>0%</w:t>
+            </w:r>
+          </w:p>
+        </w:tc>
+      </w:tr>
+    </w:tbl>
+    <w:p>
+      <w:pPr>
+        <w:spacing w:after="40"/>
+      </w:pPr>
+    </w:p>
+    <w:p>
+      <w:r>
+        <w:t>The ratio test doubles precision by refusing ambiguous cameras; the time window removes physically impossible matches. Part of the window's gain comes from the curated clocks: the other road is recorded 2.5 minutes later, so a 10 s window rules it out completely. The cost of caution is recall: for cameras without a confident match the user sees the closest candidates instead.</w:t>
+      </w:r>
+    </w:p>
+    <w:p>
+      <w:pPr>
+        <w:pStyle w:val="Heading3"/>
+      </w:pPr>
+      <w:r>
+        <w:t>6.4 Upload test pack (</w:t>
+      </w:r>
+      <w:r>
+        <w:rPr>
+          <w:rFonts w:ascii="Consolas" w:hAnsi="Consolas"/>
+          <w:color w:val="0E8782"/>
+          <w:sz w:val="20"/>
+        </w:rPr>
+        <w:t>test_videos/</w:t>
+      </w:r>
+      <w:r>
+        <w:t>)</w:t>
+      </w:r>
+    </w:p>
+    <w:p>
+      <w:r>
+        <w:t xml:space="preserve">Seven 20–22 s clips (two sets of three Orchard Road cameras and one Bukit Timah Road camera) were processed as an upload with </w:t>
       </w:r>
       <w:r>
         <w:rPr>
           <w:i/>
         </w:rPr>
-        <w:t>pseudo</w:t>
-      </w:r>
-      <w:r>
-        <w:t xml:space="preserve"> ground truth: it inherits the reference tracker's own mistakes). 19 vehicles appear in two or more cameras and 7 in all three.</w:t>
+        <w:t>Fast processing</w:t>
+      </w:r>
+      <w:r>
+        <w:t xml:space="preserve"> (about 1 s of processing per second of video on a laptop CPU). Against the same pseudo ground truth, 71% (set 1) and 75% (set 2) of the cameras reported are correct, about a third of the true cameras are found, and no query is placed on Bukit Timah Road. Verified scenarios are listed in </w:t>
+      </w:r>
+      <w:r>
+        <w:rPr>
+          <w:rFonts w:ascii="Consolas" w:hAnsi="Consolas"/>
+          <w:color w:val="0E8782"/>
+          <w:sz w:val="20"/>
+        </w:rPr>
+        <w:t>test_videos/README.md</w:t>
+      </w:r>
+      <w:r>
+        <w:t>.</w:t>
+      </w:r>
+    </w:p>
+    <w:p>
+      <w:pPr>
+        <w:pStyle w:val="Heading2"/>
+      </w:pPr>
+      <w:r>
+        <w:t>7. Findings and Discussion</w:t>
+      </w:r>
+    </w:p>
+    <w:p>
+      <w:pPr>
+        <w:pStyle w:val="Heading3"/>
+      </w:pPr>
+      <w:r>
+        <w:t>7.1 Findings</w:t>
+      </w:r>
+    </w:p>
+    <w:p>
+      <w:pPr>
+        <w:pStyle w:val="ListBullet"/>
+        <w:spacing w:after="60"/>
+      </w:pPr>
+      <w:r>
+        <w:rPr>
+          <w:b/>
+        </w:rPr>
+        <w:t>Published models are strong – on their own data.</w:t>
+      </w:r>
+      <w:r>
+        <w:t xml:space="preserve"> The FastReID model reproduces its benchmark result, but on</w:t>
+      </w:r>
+    </w:p>
+    <w:p>
+      <w:r>
+        <w:t>street footage with small, distant vehicles and new angles, Rank-1 falls from 97% to 36%.</w:t>
+      </w:r>
+    </w:p>
+    <w:p>
+      <w:pPr>
+        <w:pStyle w:val="ListBullet"/>
+        <w:spacing w:after="60"/>
+      </w:pPr>
+      <w:r>
+        <w:rPr>
+          <w:b/>
+        </w:rPr>
+        <w:t>The decision rule matters as much as the model.</w:t>
+      </w:r>
+      <w:r>
+        <w:t xml:space="preserve"> A threshold alone reports mostly wrong cameras; a ratio test and</w:t>
+      </w:r>
+    </w:p>
+    <w:p>
+      <w:r>
+        <w:t>real-world time make the reported cameras mostly right, with no training.</w:t>
+      </w:r>
+    </w:p>
+    <w:p>
+      <w:pPr>
+        <w:pStyle w:val="ListBullet"/>
+        <w:spacing w:after="60"/>
+      </w:pPr>
+      <w:r>
+        <w:rPr>
+          <w:b/>
+        </w:rPr>
+        <w:t>Context makes results usable.</w:t>
+      </w:r>
+      <w:r>
+        <w:t xml:space="preserve"> Location, real-world time, time between cameras and a frame per sighting turn</w:t>
+      </w:r>
+    </w:p>
+    <w:p>
+      <w:r>
+        <w:t>scores into evidence a person can check.</w:t>
+      </w:r>
+    </w:p>
+    <w:p>
+      <w:pPr>
+        <w:pStyle w:val="Heading3"/>
+      </w:pPr>
+      <w:r>
+        <w:t>7.2 What did not work, and what we changed</w:t>
+      </w:r>
+    </w:p>
+    <w:p>
+      <w:pPr>
+        <w:pStyle w:val="ListBullet"/>
+        <w:spacing w:after="60"/>
+      </w:pPr>
+      <w:r>
+        <w:rPr>
+          <w:b/>
+        </w:rPr>
+        <w:t>Generic embeddings and our own learned metric.</w:t>
+      </w:r>
+      <w:r>
+        <w:t xml:space="preserve"> An earlier version used ImageNet ResNet-50 and CLIP embeddings with</w:t>
+      </w:r>
+    </w:p>
+    <w:p>
+      <w:r>
+        <w:t>a metric (LDA) and a Random Forest trained on VeRi; it reached about 77% Rank-1 on VeRi at best and needed training. The published FastReID model replaced it: stronger, and nothing to train.</w:t>
+      </w:r>
+    </w:p>
+    <w:p>
+      <w:pPr>
+        <w:pStyle w:val="ListBullet"/>
+        <w:spacing w:after="60"/>
+      </w:pPr>
+      <w:r>
+        <w:rPr>
+          <w:b/>
+        </w:rPr>
+        <w:t>Threshold alone</w:t>
+      </w:r>
+      <w:r>
+        <w:t xml:space="preserve"> placed 73% of queries on the distractor road; the ratio test and time window</w:t>
+      </w:r>
+    </w:p>
+    <w:p>
+      <w:r>
+        <w:t>fixed most of this.</w:t>
+      </w:r>
+    </w:p>
+    <w:p>
+      <w:pPr>
+        <w:pStyle w:val="ListBullet"/>
+        <w:spacing w:after="60"/>
+      </w:pPr>
+      <w:r>
+        <w:rPr>
+          <w:b/>
+        </w:rPr>
+        <w:t>Video time instead of real time.</w:t>
+      </w:r>
+      <w:r>
+        <w:t xml:space="preserve"> Comparing positions in different videos assumed all cameras started together;</w:t>
+      </w:r>
+    </w:p>
+    <w:p>
+      <w:r>
+        <w:t>camera recording starts now make the time window meaningful for cameras minutes or hours apart.</w:t>
+      </w:r>
+    </w:p>
+    <w:p>
+      <w:pPr>
+        <w:pStyle w:val="Heading3"/>
+      </w:pPr>
+      <w:r>
+        <w:t>7.3 Limitations</w:t>
+      </w:r>
+    </w:p>
+    <w:p>
+      <w:pPr>
+        <w:pStyle w:val="ListBullet"/>
+        <w:spacing w:after="60"/>
+      </w:pPr>
+      <w:r>
+        <w:t>The demo and test cameras are zones of one recording, and their Singapore locations and times are curated.</w:t>
+      </w:r>
+    </w:p>
+    <w:p>
+      <w:pPr>
+        <w:pStyle w:val="ListBullet"/>
+        <w:spacing w:after="60"/>
+      </w:pPr>
+      <w:r>
+        <w:t>Plates are rarely readable at street distance; colour and type from zero-shot CLIP confuse similar classes</w:t>
+      </w:r>
+    </w:p>
+    <w:p>
+      <w:r>
+        <w:t>(silver/grey/white; estate/hatchback/MPV).</w:t>
+      </w:r>
+    </w:p>
+    <w:p>
+      <w:pPr>
+        <w:pStyle w:val="ListBullet"/>
+        <w:spacing w:after="60"/>
+      </w:pPr>
+      <w:r>
+        <w:t xml:space="preserve">Small or briefly seen vehicles may be dropped by tracking (especially with </w:t>
+      </w:r>
+      <w:r>
+        <w:rPr>
+          <w:i/>
+        </w:rPr>
+        <w:t>Fast processing</w:t>
+      </w:r>
+      <w:r>
+        <w:t>) or not matched.</w:t>
+      </w:r>
+    </w:p>
+    <w:p>
+      <w:pPr>
+        <w:pStyle w:val="ListBullet"/>
+        <w:spacing w:after="60"/>
+      </w:pPr>
+      <w:r>
+        <w:t>The pseudo ground truth inherits the reference tracker's own errors.</w:t>
+      </w:r>
+    </w:p>
+    <w:p>
+      <w:pPr>
+        <w:pStyle w:val="Heading3"/>
+      </w:pPr>
+      <w:r>
+        <w:t>7.4 Future work</w:t>
+      </w:r>
+    </w:p>
+    <w:p>
+      <w:pPr>
+        <w:pStyle w:val="ListBullet"/>
+        <w:spacing w:after="60"/>
+      </w:pPr>
+      <w:r>
+        <w:t>Test on separate physical cameras (e.g. CityFlow), and learn travel times between camera locations instead of one</w:t>
+      </w:r>
+    </w:p>
+    <w:p>
+      <w:r>
+        <w:t>fixed window.</w:t>
+      </w:r>
+    </w:p>
+    <w:p>
+      <w:pPr>
+        <w:pStyle w:val="ListBullet"/>
+        <w:spacing w:after="60"/>
+      </w:pPr>
+      <w:r>
+        <w:t>Add a dedicated plate detector before OCR, and higher-resolution crops for distant vehicles.</w:t>
+      </w:r>
+    </w:p>
+    <w:p>
+      <w:pPr>
+        <w:pStyle w:val="ListBullet"/>
+        <w:spacing w:after="60"/>
+      </w:pPr>
+      <w:r>
+        <w:t>Read camera locations and clocks directly from the camera system or video metadata; process live streams.</w:t>
+      </w:r>
+    </w:p>
+    <w:p>
+      <w:pPr>
+        <w:pStyle w:val="Heading2"/>
+      </w:pPr>
+      <w:r>
+        <w:t>8. Conclusion</w:t>
+      </w:r>
+    </w:p>
+    <w:p>
+      <w:r>
+        <w:t>V-Trace shows that a useful vehicle search and re-identification platform can be assembled from published pretrained models: YOLO11 and ByteTrack turn video into sightings, CLIP and EasyOCR make them searchable by description, and the FastReID VeRi-776 model links the selected vehicle across cameras. The model reproduces its published accuracy (mAP 81.6%), and on real street footage a cautious decision rule with real-world time makes 81% of the reported cameras correct, while locations, times and frames let a person check every result.</w:t>
+      </w:r>
+    </w:p>
+    <w:p>
+      <w:pPr>
+        <w:pStyle w:val="Heading2"/>
+      </w:pPr>
+      <w:r>
+        <w:t>References</w:t>
+      </w:r>
+    </w:p>
+    <w:p>
+      <w:pPr>
+        <w:pStyle w:val="ListBullet"/>
+        <w:spacing w:after="60"/>
+      </w:pPr>
+      <w:r>
+        <w:t>Liu, X., Liu, W., Mei, T., &amp; Ma, H. (2016). A Deep Learning-Based Approach to Progressive Vehicle Re-identification for Urban Surveillance (VeRi-776). ECCV.</w:t>
+      </w:r>
+    </w:p>
+    <w:p>
+      <w:pPr>
+        <w:pStyle w:val="ListBullet"/>
+        <w:spacing w:after="60"/>
+      </w:pPr>
+      <w:r>
+        <w:t>He, L., Liao, X., Liu, W., Liu, X., Cheng, P., &amp; Mei, T. (2020). FastReID: A Pytorch Toolbox for General Instance Re-identification. arXiv:2006.02631. https://github.com/JDAI-CV/fast-reid</w:t>
+      </w:r>
+    </w:p>
+    <w:p>
+      <w:pPr>
+        <w:pStyle w:val="ListBullet"/>
+        <w:spacing w:after="60"/>
+      </w:pPr>
+      <w:r>
+        <w:t>Luo, H., Gu, Y., Liao, X., Lai, S., &amp; Jiang, W. (2019). Bag of Tricks and a Strong Baseline for Deep Person Re-identification. CVPR Workshops.</w:t>
+      </w:r>
+    </w:p>
+    <w:p>
+      <w:pPr>
+        <w:pStyle w:val="ListBullet"/>
+        <w:spacing w:after="60"/>
+      </w:pPr>
+      <w:r>
+        <w:t>Pan, X., Luo, P., Shi, J., &amp; Tang, X. (2018). Two at Once: Enhancing Learning and Generalization Capacities via IBN-Net. ECCV.</w:t>
+      </w:r>
+    </w:p>
+    <w:p>
+      <w:pPr>
+        <w:pStyle w:val="ListBullet"/>
+        <w:spacing w:after="60"/>
+      </w:pPr>
+      <w:r>
+        <w:t>Tang, Z. et al. (2019). CityFlow: A City-Scale Benchmark for Multi-Target Multi-Camera Vehicle Tracking and Re-Identification. CVPR.</w:t>
+      </w:r>
+    </w:p>
+    <w:p>
+      <w:pPr>
+        <w:pStyle w:val="ListBullet"/>
+        <w:spacing w:after="60"/>
+      </w:pPr>
+      <w:r>
+        <w:t>Zhang, Y. et al. (2022). ByteTrack: Multi-Object Tracking by Associating Every Detection Box. ECCV.</w:t>
+      </w:r>
+    </w:p>
+    <w:p>
+      <w:pPr>
+        <w:pStyle w:val="ListBullet"/>
+        <w:spacing w:after="60"/>
+      </w:pPr>
+      <w:r>
+        <w:t>Radford, A. et al. (2021). Learning Transferable Visual Models From Natural Language Supervision (CLIP). ICML.</w:t>
+      </w:r>
+    </w:p>
+    <w:p>
+      <w:pPr>
+        <w:pStyle w:val="ListBullet"/>
+        <w:spacing w:after="60"/>
+      </w:pPr>
+      <w:r>
+        <w:t>Lowe, D. G. (2004). Distinctive Image Features from Scale-Invariant Keypoints. IJCV.</w:t>
+      </w:r>
+    </w:p>
+    <w:p>
+      <w:pPr>
+        <w:pStyle w:val="ListBullet"/>
+        <w:spacing w:after="60"/>
+      </w:pPr>
+      <w:r>
+        <w:t>Jocher, G. et al. Ultralytics YOLO11 and multi-object tracking documentation. https://docs.ultralytics.com/</w:t>
+      </w:r>
+    </w:p>
+    <w:p>
+      <w:pPr>
+        <w:pStyle w:val="ListBullet"/>
+        <w:spacing w:after="60"/>
+      </w:pPr>
+      <w:r>
+        <w:t>JaidedAI. EasyOCR. https://github.com/JaidedAI/EasyOCR</w:t>
+      </w:r>
+    </w:p>
+    <w:p>
+      <w:pPr>
+        <w:pStyle w:val="ListBullet"/>
+        <w:spacing w:after="60"/>
+      </w:pPr>
+      <w:r>
+        <w:t>Sounds of Changes. Road traffic in Ljubljana (videos), Wikimedia Commons, CC BY 3.0.</w:t>
+      </w:r>
+    </w:p>
+    <w:p>
+      <w:pPr>
+        <w:pStyle w:val="Heading2"/>
+      </w:pPr>
+      <w:r>
+        <w:t>Appendix A – Project Proposal and Changes</w:t>
+      </w:r>
+    </w:p>
+    <w:tbl>
+      <w:tblPr>
+        <w:tblStyle w:val="TableGrid"/>
+        <w:tblW w:type="auto" w:w="0"/>
+        <w:jc w:val="center"/>
+        <w:tblLook w:firstColumn="1" w:firstRow="1" w:lastColumn="0" w:lastRow="0" w:noHBand="0" w:noVBand="1" w:val="04A0"/>
+      </w:tblPr>
+      <w:tblGrid>
+        <w:gridCol w:w="3137"/>
+        <w:gridCol w:w="3137"/>
+        <w:gridCol w:w="3137"/>
+      </w:tblGrid>
+      <w:tr>
+        <w:tc>
+          <w:tcPr>
+            <w:tcW w:type="dxa" w:w="3137"/>
+            <w:shd w:val="clear" w:color="auto" w:fill="34454D"/>
+          </w:tcPr>
+          <w:p>
+            <w:pPr>
+              <w:spacing w:after="0"/>
+            </w:pPr>
+            <w:r>
+              <w:rPr>
+                <w:b/>
+                <w:color w:val="FFFFFF"/>
+                <w:sz w:val="19"/>
+              </w:rPr>
+              <w:t>Proposal</w:t>
+            </w:r>
+          </w:p>
+        </w:tc>
+        <w:tc>
+          <w:tcPr>
+            <w:tcW w:type="dxa" w:w="3137"/>
+            <w:shd w:val="clear" w:color="auto" w:fill="34454D"/>
+          </w:tcPr>
+          <w:p>
+            <w:pPr>
+              <w:spacing w:after="0"/>
+            </w:pPr>
+            <w:r>
+              <w:rPr>
+                <w:b/>
+                <w:color w:val="FFFFFF"/>
+                <w:sz w:val="19"/>
+              </w:rPr>
+              <w:t>Delivered</w:t>
+            </w:r>
+          </w:p>
+        </w:tc>
+        <w:tc>
+          <w:tcPr>
+            <w:tcW w:type="dxa" w:w="3137"/>
+            <w:shd w:val="clear" w:color="auto" w:fill="34454D"/>
+          </w:tcPr>
+          <w:p>
+            <w:pPr>
+              <w:spacing w:after="0"/>
+            </w:pPr>
+            <w:r>
+              <w:rPr>
+                <w:b/>
+                <w:color w:val="FFFFFF"/>
+                <w:sz w:val="19"/>
+              </w:rPr>
+              <w:t>Reason</w:t>
+            </w:r>
+          </w:p>
+        </w:tc>
+      </w:tr>
+      <w:tr>
+        <w:tc>
+          <w:tcPr>
+            <w:tcW w:type="dxa" w:w="3137"/>
+          </w:tcPr>
+          <w:p>
+            <w:pPr>
+              <w:spacing w:after="0"/>
+            </w:pPr>
+            <w:r>
+              <w:rPr>
+                <w:sz w:val="19"/>
+              </w:rPr>
+              <w:t>Describe → search → confirm → re-identify across uploaded videos</w:t>
+            </w:r>
+          </w:p>
+        </w:tc>
+        <w:tc>
+          <w:tcPr>
+            <w:tcW w:type="dxa" w:w="3137"/>
+          </w:tcPr>
+          <w:p>
+            <w:pPr>
+              <w:spacing w:after="0"/>
+            </w:pPr>
+            <w:r>
+              <w:rPr>
+                <w:sz w:val="19"/>
+              </w:rPr>
+              <w:t>Unchanged: describe → rank → select → where seen</w:t>
+            </w:r>
+          </w:p>
+        </w:tc>
+        <w:tc>
+          <w:tcPr>
+            <w:tcW w:type="dxa" w:w="3137"/>
+          </w:tcPr>
+          <w:p>
+            <w:pPr>
+              <w:spacing w:after="0"/>
+            </w:pPr>
+            <w:r>
+              <w:rPr>
+                <w:sz w:val="19"/>
+              </w:rPr>
+              <w:t>–</w:t>
+            </w:r>
+          </w:p>
+        </w:tc>
+      </w:tr>
+      <w:tr>
+        <w:tc>
+          <w:tcPr>
+            <w:tcW w:type="dxa" w:w="3137"/>
+            <w:shd w:val="clear" w:color="auto" w:fill="EAF7F6"/>
+          </w:tcPr>
+          <w:p>
+            <w:pPr>
+              <w:spacing w:after="0"/>
+            </w:pPr>
+            <w:r>
+              <w:rPr>
+                <w:sz w:val="19"/>
+              </w:rPr>
+              <w:t>Appearance embeddings fused with colour, type, plate and track cues by a trained Random Forest; SOM pre-filter</w:t>
+            </w:r>
+          </w:p>
+        </w:tc>
+        <w:tc>
+          <w:tcPr>
+            <w:tcW w:type="dxa" w:w="3137"/>
+            <w:shd w:val="clear" w:color="auto" w:fill="EAF7F6"/>
+          </w:tcPr>
+          <w:p>
+            <w:pPr>
+              <w:spacing w:after="0"/>
+            </w:pPr>
+            <w:r>
+              <w:rPr>
+                <w:sz w:val="19"/>
+              </w:rPr>
+              <w:t>Pretrained FastReID VeRi-776 embedding with a threshold, ratio test and time window</w:t>
+            </w:r>
+          </w:p>
+        </w:tc>
+        <w:tc>
+          <w:tcPr>
+            <w:tcW w:type="dxa" w:w="3137"/>
+            <w:shd w:val="clear" w:color="auto" w:fill="EAF7F6"/>
+          </w:tcPr>
+          <w:p>
+            <w:pPr>
+              <w:spacing w:after="0"/>
+            </w:pPr>
+            <w:r>
+              <w:rPr>
+                <w:sz w:val="19"/>
+              </w:rPr>
+              <w:t>The published model is far stronger and needs no training; the learned fusion did not beat it</w:t>
+            </w:r>
+          </w:p>
+        </w:tc>
+      </w:tr>
+      <w:tr>
+        <w:tc>
+          <w:tcPr>
+            <w:tcW w:type="dxa" w:w="3137"/>
+          </w:tcPr>
+          <w:p>
+            <w:pPr>
+              <w:spacing w:after="0"/>
+            </w:pPr>
+            <w:r>
+              <w:rPr>
+                <w:sz w:val="19"/>
+              </w:rPr>
+              <w:t>Supervised colour/type classifiers trained on VeRi</w:t>
+            </w:r>
+          </w:p>
+        </w:tc>
+        <w:tc>
+          <w:tcPr>
+            <w:tcW w:type="dxa" w:w="3137"/>
+          </w:tcPr>
+          <w:p>
+            <w:pPr>
+              <w:spacing w:after="0"/>
+            </w:pPr>
+            <w:r>
+              <w:rPr>
+                <w:sz w:val="19"/>
+              </w:rPr>
+              <w:t>CLIP zero-shot colour/type/features</w:t>
+            </w:r>
+          </w:p>
+        </w:tc>
+        <w:tc>
+          <w:tcPr>
+            <w:tcW w:type="dxa" w:w="3137"/>
+          </w:tcPr>
+          <w:p>
+            <w:pPr>
+              <w:spacing w:after="0"/>
+            </w:pPr>
+            <w:r>
+              <w:rPr>
+                <w:sz w:val="19"/>
+              </w:rPr>
+              <w:t>No training; also handles free text</w:t>
+            </w:r>
+          </w:p>
+        </w:tc>
+      </w:tr>
+      <w:tr>
+        <w:tc>
+          <w:tcPr>
+            <w:tcW w:type="dxa" w:w="3137"/>
+            <w:shd w:val="clear" w:color="auto" w:fill="EAF7F6"/>
+          </w:tcPr>
+          <w:p>
+            <w:pPr>
+              <w:spacing w:after="0"/>
+            </w:pPr>
+            <w:r>
+              <w:rPr>
+                <w:sz w:val="19"/>
+              </w:rPr>
+              <w:t>Timestamps in video time</w:t>
+            </w:r>
+          </w:p>
+        </w:tc>
+        <w:tc>
+          <w:tcPr>
+            <w:tcW w:type="dxa" w:w="3137"/>
+            <w:shd w:val="clear" w:color="auto" w:fill="EAF7F6"/>
+          </w:tcPr>
+          <w:p>
+            <w:pPr>
+              <w:spacing w:after="0"/>
+            </w:pPr>
+            <w:r>
+              <w:rPr>
+                <w:sz w:val="19"/>
+              </w:rPr>
+              <w:t>Camera location + recording start → real-world time</w:t>
+            </w:r>
+          </w:p>
+        </w:tc>
+        <w:tc>
+          <w:tcPr>
+            <w:tcW w:type="dxa" w:w="3137"/>
+            <w:shd w:val="clear" w:color="auto" w:fill="EAF7F6"/>
+          </w:tcPr>
+          <w:p>
+            <w:pPr>
+              <w:spacing w:after="0"/>
+            </w:pPr>
+            <w:r>
+              <w:rPr>
+                <w:sz w:val="19"/>
+              </w:rPr>
+              <w:t>Cameras recorded at different times; results readable as place and time</w:t>
+            </w:r>
+          </w:p>
+        </w:tc>
+      </w:tr>
+      <w:tr>
+        <w:tc>
+          <w:tcPr>
+            <w:tcW w:type="dxa" w:w="3137"/>
+          </w:tcPr>
+          <w:p>
+            <w:pPr>
+              <w:spacing w:after="0"/>
+            </w:pPr>
+            <w:r>
+              <w:rPr>
+                <w:sz w:val="19"/>
+              </w:rPr>
+              <w:t>Evaluation on VeRi-776</w:t>
+            </w:r>
+          </w:p>
+        </w:tc>
+        <w:tc>
+          <w:tcPr>
+            <w:tcW w:type="dxa" w:w="3137"/>
+          </w:tcPr>
+          <w:p>
+            <w:pPr>
+              <w:spacing w:after="0"/>
+            </w:pPr>
+            <w:r>
+              <w:rPr>
+                <w:sz w:val="19"/>
+              </w:rPr>
+              <w:t>VeRi-776 official split + demo footage + upload test pack</w:t>
+            </w:r>
+          </w:p>
+        </w:tc>
+        <w:tc>
+          <w:tcPr>
+            <w:tcW w:type="dxa" w:w="3137"/>
+          </w:tcPr>
+          <w:p>
+            <w:pPr>
+              <w:spacing w:after="0"/>
+            </w:pPr>
+            <w:r>
+              <w:rPr>
+                <w:sz w:val="19"/>
+              </w:rPr>
+              <w:t>Measures both the model and the platform</w:t>
+            </w:r>
+          </w:p>
+        </w:tc>
+      </w:tr>
+    </w:tbl>
+    <w:p>
+      <w:pPr>
+        <w:spacing w:after="40"/>
+      </w:pPr>
+    </w:p>
+    <w:p>
+      <w:pPr>
+        <w:pStyle w:val="Heading2"/>
+      </w:pPr>
+      <w:r>
+        <w:t>Appendix B – Mapped System Functionalities against Course Knowledge</w:t>
+      </w:r>
+    </w:p>
+    <w:tbl>
+      <w:tblPr>
+        <w:tblStyle w:val="TableGrid"/>
+        <w:tblW w:type="auto" w:w="0"/>
+        <w:jc w:val="center"/>
+        <w:tblLook w:firstColumn="1" w:firstRow="1" w:lastColumn="0" w:lastRow="0" w:noHBand="0" w:noVBand="1" w:val="04A0"/>
+      </w:tblPr>
+      <w:tblGrid>
+        <w:gridCol w:w="3137"/>
+        <w:gridCol w:w="3137"/>
+        <w:gridCol w:w="3137"/>
+      </w:tblGrid>
+      <w:tr>
+        <w:tc>
+          <w:tcPr>
+            <w:tcW w:type="dxa" w:w="3137"/>
+            <w:shd w:val="clear" w:color="auto" w:fill="34454D"/>
+          </w:tcPr>
+          <w:p>
+            <w:pPr>
+              <w:spacing w:after="0"/>
+            </w:pPr>
+            <w:r>
+              <w:rPr>
+                <w:b/>
+                <w:color w:val="FFFFFF"/>
+                <w:sz w:val="19"/>
+              </w:rPr>
+              <w:t>Course area</w:t>
+            </w:r>
+          </w:p>
+        </w:tc>
+        <w:tc>
+          <w:tcPr>
+            <w:tcW w:type="dxa" w:w="3137"/>
+            <w:shd w:val="clear" w:color="auto" w:fill="34454D"/>
+          </w:tcPr>
+          <w:p>
+            <w:pPr>
+              <w:spacing w:after="0"/>
+            </w:pPr>
+            <w:r>
+              <w:rPr>
+                <w:b/>
+                <w:color w:val="FFFFFF"/>
+                <w:sz w:val="19"/>
+              </w:rPr>
+              <w:t>Where it appears in V-Trace</w:t>
+            </w:r>
+          </w:p>
+        </w:tc>
+        <w:tc>
+          <w:tcPr>
+            <w:tcW w:type="dxa" w:w="3137"/>
+            <w:shd w:val="clear" w:color="auto" w:fill="34454D"/>
+          </w:tcPr>
+          <w:p>
+            <w:pPr>
+              <w:spacing w:after="0"/>
+            </w:pPr>
+            <w:r>
+              <w:rPr>
+                <w:b/>
+                <w:color w:val="FFFFFF"/>
+                <w:sz w:val="19"/>
+              </w:rPr>
+              <w:t>How it is demonstrated</w:t>
+            </w:r>
+          </w:p>
+        </w:tc>
+      </w:tr>
+      <w:tr>
+        <w:tc>
+          <w:tcPr>
+            <w:tcW w:type="dxa" w:w="3137"/>
+          </w:tcPr>
+          <w:p>
+            <w:pPr>
+              <w:spacing w:after="0"/>
+            </w:pPr>
+            <w:r>
+              <w:rPr>
+                <w:sz w:val="19"/>
+              </w:rPr>
+              <w:t>Pattern recognition and machine learning systems</w:t>
+            </w:r>
+          </w:p>
+        </w:tc>
+        <w:tc>
+          <w:tcPr>
+            <w:tcW w:type="dxa" w:w="3137"/>
+          </w:tcPr>
+          <w:p>
+            <w:pPr>
+              <w:spacing w:after="0"/>
+            </w:pPr>
+            <w:r>
+              <w:rPr>
+                <w:sz w:val="19"/>
+              </w:rPr>
+              <w:t>Supervised metric learning (FastReID trained on VeRi identities) applied to new footage; similarity threshold chosen from score distributions</w:t>
+            </w:r>
+          </w:p>
+        </w:tc>
+        <w:tc>
+          <w:tcPr>
+            <w:tcW w:type="dxa" w:w="3137"/>
+          </w:tcPr>
+          <w:p>
+            <w:pPr>
+              <w:spacing w:after="0"/>
+            </w:pPr>
+            <w:r>
+              <w:rPr>
+                <w:sz w:val="19"/>
+              </w:rPr>
+              <w:t>VeRi-776 benchmark (6.1), threshold analysis</w:t>
+            </w:r>
+          </w:p>
+        </w:tc>
+      </w:tr>
+      <w:tr>
+        <w:tc>
+          <w:tcPr>
+            <w:tcW w:type="dxa" w:w="3137"/>
+            <w:shd w:val="clear" w:color="auto" w:fill="EAF7F6"/>
+          </w:tcPr>
+          <w:p>
+            <w:pPr>
+              <w:spacing w:after="0"/>
+            </w:pPr>
+            <w:r>
+              <w:rPr>
+                <w:sz w:val="19"/>
+              </w:rPr>
+              <w:t>Deep learning / computer vision</w:t>
+            </w:r>
+          </w:p>
+        </w:tc>
+        <w:tc>
+          <w:tcPr>
+            <w:tcW w:type="dxa" w:w="3137"/>
+            <w:shd w:val="clear" w:color="auto" w:fill="EAF7F6"/>
+          </w:tcPr>
+          <w:p>
+            <w:pPr>
+              <w:spacing w:after="0"/>
+            </w:pPr>
+            <w:r>
+              <w:rPr>
+                <w:sz w:val="19"/>
+              </w:rPr>
+              <w:t>YOLO11 detection, IBN-ResNet Re-ID network, CLIP vision-language model, OCR</w:t>
+            </w:r>
+          </w:p>
+        </w:tc>
+        <w:tc>
+          <w:tcPr>
+            <w:tcW w:type="dxa" w:w="3137"/>
+            <w:shd w:val="clear" w:color="auto" w:fill="EAF7F6"/>
+          </w:tcPr>
+          <w:p>
+            <w:pPr>
+              <w:spacing w:after="0"/>
+            </w:pPr>
+            <w:r>
+              <w:rPr>
+                <w:sz w:val="19"/>
+              </w:rPr>
+              <w:t>Search and Where seen pages</w:t>
+            </w:r>
+          </w:p>
+        </w:tc>
+      </w:tr>
+      <w:tr>
+        <w:tc>
+          <w:tcPr>
+            <w:tcW w:type="dxa" w:w="3137"/>
+          </w:tcPr>
+          <w:p>
+            <w:pPr>
+              <w:spacing w:after="0"/>
+            </w:pPr>
+            <w:r>
+              <w:rPr>
+                <w:sz w:val="19"/>
+              </w:rPr>
+              <w:t>Intelligent sensing and sense-making</w:t>
+            </w:r>
+          </w:p>
+        </w:tc>
+        <w:tc>
+          <w:tcPr>
+            <w:tcW w:type="dxa" w:w="3137"/>
+          </w:tcPr>
+          <w:p>
+            <w:pPr>
+              <w:spacing w:after="0"/>
+            </w:pPr>
+            <w:r>
+              <w:rPr>
+                <w:sz w:val="19"/>
+              </w:rPr>
+              <w:t>Video → detections → tracks → sightings → descriptors → ranked matches → where seen, with real-world time and location</w:t>
+            </w:r>
+          </w:p>
+        </w:tc>
+        <w:tc>
+          <w:tcPr>
+            <w:tcW w:type="dxa" w:w="3137"/>
+          </w:tcPr>
+          <w:p>
+            <w:pPr>
+              <w:spacing w:after="0"/>
+            </w:pPr>
+            <w:r>
+              <w:rPr>
+                <w:sz w:val="19"/>
+              </w:rPr>
+              <w:t>Demo and upload test pack (6.2–6.4)</w:t>
+            </w:r>
+          </w:p>
+        </w:tc>
+      </w:tr>
+      <w:tr>
+        <w:tc>
+          <w:tcPr>
+            <w:tcW w:type="dxa" w:w="3137"/>
+            <w:shd w:val="clear" w:color="auto" w:fill="EAF7F6"/>
+          </w:tcPr>
+          <w:p>
+            <w:pPr>
+              <w:spacing w:after="0"/>
+            </w:pPr>
+            <w:r>
+              <w:rPr>
+                <w:sz w:val="19"/>
+              </w:rPr>
+              <w:t>Problem solving with pattern recognition</w:t>
+            </w:r>
+          </w:p>
+        </w:tc>
+        <w:tc>
+          <w:tcPr>
+            <w:tcW w:type="dxa" w:w="3137"/>
+            <w:shd w:val="clear" w:color="auto" w:fill="EAF7F6"/>
+          </w:tcPr>
+          <w:p>
+            <w:pPr>
+              <w:spacing w:after="0"/>
+            </w:pPr>
+            <w:r>
+              <w:rPr>
+                <w:sz w:val="19"/>
+              </w:rPr>
+              <w:t>Multi-evidence description search (fields weighted by what is given); decision rule with ratio test and time window</w:t>
+            </w:r>
+          </w:p>
+        </w:tc>
+        <w:tc>
+          <w:tcPr>
+            <w:tcW w:type="dxa" w:w="3137"/>
+            <w:shd w:val="clear" w:color="auto" w:fill="EAF7F6"/>
+          </w:tcPr>
+          <w:p>
+            <w:pPr>
+              <w:spacing w:after="0"/>
+            </w:pPr>
+            <w:r>
+              <w:rPr>
+                <w:sz w:val="19"/>
+              </w:rPr>
+              <w:t>Decision-rule ablation (6.3)</w:t>
+            </w:r>
+          </w:p>
+        </w:tc>
+      </w:tr>
+    </w:tbl>
+    <w:p>
+      <w:pPr>
+        <w:spacing w:after="40"/>
+      </w:pPr>
+    </w:p>
+    <w:p>
+      <w:pPr>
+        <w:pStyle w:val="Heading2"/>
+      </w:pPr>
+      <w:r>
+        <w:t>Appendix C – Installation and User Guide</w:t>
+      </w:r>
+    </w:p>
+    <w:p>
+      <w:r>
+        <w:rPr>
+          <w:b/>
+        </w:rPr>
+        <w:t>C.1 Requirements.</w:t>
+      </w:r>
+      <w:r>
+        <w:t xml:space="preserve"> Windows, macOS or Linux, Python 3.11. A GPU is optional.</w:t>
+      </w:r>
+    </w:p>
+    <w:p>
+      <w:r>
+        <w:rPr>
+          <w:b/>
+        </w:rPr>
+        <w:t>C.2 Install and run.</w:t>
+      </w:r>
+    </w:p>
+    <w:p>
+      <w:pPr>
+        <w:pStyle w:val="ListNumber"/>
+        <w:spacing w:after="60"/>
+      </w:pPr>
+      <w:r>
+        <w:rPr>
+          <w:rFonts w:ascii="Consolas" w:hAnsi="Consolas"/>
+          <w:color w:val="0E8782"/>
+          <w:sz w:val="20"/>
+        </w:rPr>
+        <w:t>python -m venv .venv</w:t>
+      </w:r>
+      <w:r>
+        <w:t xml:space="preserve">, then </w:t>
+      </w:r>
+      <w:r>
+        <w:rPr>
+          <w:rFonts w:ascii="Consolas" w:hAnsi="Consolas"/>
+          <w:color w:val="0E8782"/>
+          <w:sz w:val="20"/>
+        </w:rPr>
+        <w:t>.venv\Scripts\pip install -r requirements.txt</w:t>
+      </w:r>
+      <w:r>
+        <w:t xml:space="preserve"> (Windows).</w:t>
+      </w:r>
+    </w:p>
+    <w:p>
+      <w:pPr>
+        <w:pStyle w:val="ListNumber"/>
+        <w:spacing w:after="60"/>
+      </w:pPr>
+      <w:r>
+        <w:t xml:space="preserve">Copy </w:t>
+      </w:r>
+      <w:r>
+        <w:rPr>
+          <w:rFonts w:ascii="Consolas" w:hAnsi="Consolas"/>
+          <w:color w:val="0E8782"/>
+          <w:sz w:val="20"/>
+        </w:rPr>
+        <w:t>.streamlit/secrets.toml.example</w:t>
+      </w:r>
+      <w:r>
+        <w:t xml:space="preserve"> to </w:t>
+      </w:r>
+      <w:r>
+        <w:rPr>
+          <w:rFonts w:ascii="Consolas" w:hAnsi="Consolas"/>
+          <w:color w:val="0E8782"/>
+          <w:sz w:val="20"/>
+        </w:rPr>
+        <w:t>.streamlit/secrets.toml</w:t>
+      </w:r>
+      <w:r>
+        <w:t xml:space="preserve"> and set the admin username and password.</w:t>
+      </w:r>
+    </w:p>
+    <w:p>
+      <w:pPr>
+        <w:pStyle w:val="ListNumber"/>
+        <w:spacing w:after="60"/>
+      </w:pPr>
+      <w:r>
+        <w:rPr>
+          <w:rFonts w:ascii="Consolas" w:hAnsi="Consolas"/>
+          <w:color w:val="0E8782"/>
+          <w:sz w:val="20"/>
+        </w:rPr>
+        <w:t>.venv\Scripts\python -m streamlit run app.py</w:t>
+      </w:r>
+      <w:r>
+        <w:t xml:space="preserve"> and open http://localhost:8501. The pretrained weights download on first use.</w:t>
+      </w:r>
+    </w:p>
+    <w:p>
+      <w:r>
+        <w:rPr>
+          <w:b/>
+        </w:rPr>
+        <w:t>C.3 Using the application.</w:t>
+      </w:r>
+    </w:p>
+    <w:p>
+      <w:pPr>
+        <w:pStyle w:val="ListNumber"/>
+        <w:spacing w:after="60"/>
+      </w:pPr>
+      <w:r>
+        <w:t>Sign in. The four demo cameras are already processed.</w:t>
+      </w:r>
+    </w:p>
+    <w:p>
+      <w:pPr>
+        <w:pStyle w:val="ListNumber"/>
+        <w:spacing w:after="60"/>
+      </w:pPr>
+      <w:r>
+        <w:rPr>
+          <w:i/>
+        </w:rPr>
+        <w:t>Describe the vehicle</w:t>
+      </w:r>
+      <w:r>
+        <w:t xml:space="preserve"> (e.g. Colour </w:t>
+      </w:r>
+      <w:r>
+        <w:rPr>
+          <w:b/>
+        </w:rPr>
+        <w:t>red</w:t>
+      </w:r>
+      <w:r>
+        <w:t xml:space="preserve">, Type </w:t>
+      </w:r>
+      <w:r>
+        <w:rPr>
+          <w:b/>
+        </w:rPr>
+        <w:t>suv</w:t>
+      </w:r>
+      <w:r>
+        <w:t xml:space="preserve">) and click </w:t>
+      </w:r>
+      <w:r>
+        <w:rPr>
+          <w:b/>
+        </w:rPr>
+        <w:t>Search</w:t>
+      </w:r>
+      <w:r>
+        <w:t>.</w:t>
+      </w:r>
+    </w:p>
+    <w:p>
+      <w:pPr>
+        <w:pStyle w:val="ListNumber"/>
+        <w:spacing w:after="60"/>
+      </w:pPr>
+      <w:r>
+        <w:t xml:space="preserve">In </w:t>
+      </w:r>
+      <w:r>
+        <w:rPr>
+          <w:i/>
+        </w:rPr>
+        <w:t>Best matches</w:t>
+      </w:r>
+      <w:r>
+        <w:t xml:space="preserve">, click </w:t>
+      </w:r>
+      <w:r>
+        <w:rPr>
+          <w:b/>
+        </w:rPr>
+        <w:t>Select</w:t>
+      </w:r>
+      <w:r>
+        <w:t xml:space="preserve"> on the vehicle (in the demo: #3, Orchard Road at Scotts Road, 08:15:42.0).</w:t>
+      </w:r>
+    </w:p>
+    <w:p>
+      <w:pPr>
+        <w:pStyle w:val="ListNumber"/>
+        <w:spacing w:after="60"/>
+      </w:pPr>
+      <w:r>
+        <w:rPr>
+          <w:i/>
+        </w:rPr>
+        <w:t>Where this vehicle was seen</w:t>
+      </w:r>
+      <w:r>
+        <w:t xml:space="preserve"> shows the route (Orchard Road west 08:15:40.8 → Scotts Road 08:15:42.0 → east 08:15:43.5),</w:t>
+      </w:r>
+    </w:p>
+    <w:p>
+      <w:r>
+        <w:t>each sighting's location, date and time, crop and frame, and a map.</w:t>
+      </w:r>
+    </w:p>
+    <w:p>
+      <w:pPr>
+        <w:pStyle w:val="ListNumber"/>
+        <w:spacing w:after="60"/>
+      </w:pPr>
+      <w:r>
+        <w:t xml:space="preserve">To try uploads, choose </w:t>
+      </w:r>
+      <w:r>
+        <w:rPr>
+          <w:b/>
+        </w:rPr>
+        <w:t>Upload new videos</w:t>
+      </w:r>
+      <w:r>
+        <w:t xml:space="preserve"> and add a set from </w:t>
+      </w:r>
+      <w:r>
+        <w:rPr>
+          <w:rFonts w:ascii="Consolas" w:hAnsi="Consolas"/>
+          <w:color w:val="0E8782"/>
+          <w:sz w:val="20"/>
+        </w:rPr>
+        <w:t>test_videos/</w:t>
+      </w:r>
+      <w:r>
+        <w:t xml:space="preserve"> (details fill in automatically), or</w:t>
+      </w:r>
+    </w:p>
+    <w:p>
+      <w:r>
+        <w:t>your own clips with their location and start time.</w:t>
+      </w:r>
+    </w:p>
+    <w:p>
+      <w:pPr>
+        <w:pStyle w:val="ListNumber"/>
+        <w:spacing w:after="60"/>
+      </w:pPr>
+      <w:r>
+        <w:t xml:space="preserve">Edit camera locations and recording starts on the </w:t>
+      </w:r>
+      <w:r>
+        <w:rPr>
+          <w:b/>
+        </w:rPr>
+        <w:t>Cameras</w:t>
+      </w:r>
+      <w:r>
+        <w:t xml:space="preserve"> page; adjust the threshold and time limit in </w:t>
+      </w:r>
+      <w:r>
+        <w:rPr>
+          <w:i/>
+        </w:rPr>
+        <w:t>Settings</w:t>
+      </w:r>
+      <w:r>
+        <w:t>.</w:t>
+      </w:r>
+    </w:p>
+    <w:p>
+      <w:r>
+        <w:rPr>
+          <w:b/>
+        </w:rPr>
+        <w:t>C.4 Deployment and access.</w:t>
+      </w:r>
+      <w:r>
+        <w:t xml:space="preserve"> The app deploys on Streamlit Community Cloud from the repository (</w:t>
+      </w:r>
+      <w:r>
+        <w:rPr>
+          <w:rFonts w:ascii="Consolas" w:hAnsi="Consolas"/>
+          <w:color w:val="0E8782"/>
+          <w:sz w:val="20"/>
+        </w:rPr>
+        <w:t>app.py</w:t>
+      </w:r>
+      <w:r>
+        <w:t xml:space="preserve">, Python 3.11, the </w:t>
+      </w:r>
+      <w:r>
+        <w:rPr>
+          <w:rFonts w:ascii="Consolas" w:hAnsi="Consolas"/>
+          <w:color w:val="0E8782"/>
+          <w:sz w:val="20"/>
+        </w:rPr>
+        <w:t>[admin]</w:t>
+      </w:r>
+      <w:r>
+        <w:t xml:space="preserve"> block in Secrets). The hosted link and the assessor sign-in are provided with the Canvas submission.</w:t>
+      </w:r>
+    </w:p>
+    <w:p>
+      <w:r>
+        <w:rPr>
+          <w:b/>
+        </w:rPr>
+        <w:t>C.5 Video.</w:t>
+      </w:r>
+      <w:r>
+        <w:t xml:space="preserve"> The 10–15 minute presentation video is submitted with this report (</w:t>
+      </w:r>
+      <w:r>
+        <w:rPr>
+          <w:rFonts w:ascii="Consolas" w:hAnsi="Consolas"/>
+          <w:color w:val="0E8782"/>
+          <w:sz w:val="20"/>
+        </w:rPr>
+        <w:t>V-Trace_Presentation.mp4</w:t>
+      </w:r>
+      <w:r>
+        <w:t>).</w:t>
+      </w:r>
+    </w:p>
+    <w:p>
+      <w:pPr>
+        <w:pStyle w:val="Heading2"/>
+      </w:pPr>
+      <w:r>
+        <w:t>Appendix D – Individual Project Report</w:t>
+      </w:r>
+    </w:p>
+    <w:p>
+      <w:r>
+        <w:t>The individual report is submitted separately (</w:t>
+      </w:r>
+      <w:r>
+        <w:rPr>
+          <w:rFonts w:ascii="Consolas" w:hAnsi="Consolas"/>
+          <w:color w:val="0E8782"/>
+          <w:sz w:val="20"/>
+        </w:rPr>
+        <w:t>V-Trace_Individual_Report_Gurneet_Kaur_Bhuller</w:t>
+      </w:r>
+      <w:r>
+        <w:t>).</w:t>
+      </w:r>
+    </w:p>
+    <w:p>
+      <w:pPr>
+        <w:pStyle w:val="Heading2"/>
+      </w:pPr>
+      <w:r>
+        <w:t>Appendix E – Use of AI Tools</w:t>
+      </w:r>
+    </w:p>
+    <w:p>
+      <w:r>
+        <w:t>AI-based tools including Claude, ChatGPT and Gemini were used in a supporting role: drafting and refining text, organising content, coding assistance whose output was reviewed and tested before it was merged, and general research support. All ideas, analysis, technical design decisions and conclusions are the work of the project team.</w:t>
+      </w:r>
+    </w:p>
+    <w:p>
+      <w:pPr>
+        <w:pStyle w:val="Heading2"/>
+      </w:pPr>
+      <w:r>
+        <w:t>Appendix F – Abbreviations</w:t>
       </w:r>
     </w:p>
     <w:tbl>
@@ -2468,24 +5170,7 @@
                 <w:color w:val="FFFFFF"/>
                 <w:sz w:val="19"/>
               </w:rPr>
-              <w:t>Measure (</w:t>
-            </w:r>
-            <w:r>
-              <w:rPr>
-                <w:rFonts w:ascii="Consolas" w:hAnsi="Consolas"/>
-                <w:b/>
-                <w:color w:val="0E8782"/>
-                <w:sz w:val="17"/>
-              </w:rPr>
-              <w:t>scripts/demo_eval.py</w:t>
-            </w:r>
-            <w:r>
-              <w:rPr>
-                <w:b/>
-                <w:color w:val="FFFFFF"/>
-                <w:sz w:val="19"/>
-              </w:rPr>
-              <w:t>)</w:t>
+              <w:t>Term</w:t>
             </w:r>
           </w:p>
         </w:tc>
@@ -2504,7 +5189,7 @@
                 <w:color w:val="FFFFFF"/>
                 <w:sz w:val="19"/>
               </w:rPr>
-              <w:t>Value</w:t>
+              <w:t>Meaning</w:t>
             </w:r>
           </w:p>
         </w:tc>
@@ -2522,7 +5207,7 @@
               <w:rPr>
                 <w:sz w:val="19"/>
               </w:rPr>
-              <w:t>Queries (sightings whose vehicle also appears in another camera)</w:t>
+              <w:t>Re-ID</w:t>
             </w:r>
           </w:p>
         </w:tc>
@@ -2538,7 +5223,7 @@
               <w:rPr>
                 <w:sz w:val="19"/>
               </w:rPr>
-              <w:t>55</w:t>
+              <w:t>Re-identification: recognising the same vehicle in another camera</w:t>
             </w:r>
           </w:p>
         </w:tc>
@@ -2557,7 +5242,7 @@
               <w:rPr>
                 <w:sz w:val="19"/>
               </w:rPr>
-              <w:t>Rank-1 / Rank-5 / mAP, other cameras only</w:t>
+              <w:t>Sighting / tracklet</w:t>
             </w:r>
           </w:p>
         </w:tc>
@@ -2574,7 +5259,7 @@
               <w:rPr>
                 <w:sz w:val="19"/>
               </w:rPr>
-              <w:t>36% / 58% / 38%</w:t>
+              <w:t>All frames in which one vehicle is seen continuously in one camera</w:t>
             </w:r>
           </w:p>
         </w:tc>
@@ -2592,7 +5277,7 @@
               <w:rPr>
                 <w:sz w:val="19"/>
               </w:rPr>
-              <w:t>Cameras reported that are correct (precision), with / without the 10 s real-world window</w:t>
+              <w:t>VeRi-776</w:t>
             </w:r>
           </w:p>
         </w:tc>
@@ -2608,7 +5293,7 @@
               <w:rPr>
                 <w:sz w:val="19"/>
               </w:rPr>
-              <w:t>81% / 53%</w:t>
+              <w:t>Vehicle Re-ID benchmark of 776 vehicles from 20 cameras</w:t>
             </w:r>
           </w:p>
         </w:tc>
@@ -2627,7 +5312,7 @@
               <w:rPr>
                 <w:sz w:val="19"/>
               </w:rPr>
-              <w:t>Cameras passed through that are reported (recall), with / without the window</w:t>
+              <w:t>Rank-1 / Rank-5</w:t>
             </w:r>
           </w:p>
         </w:tc>
@@ -2644,7 +5329,7 @@
               <w:rPr>
                 <w:sz w:val="19"/>
               </w:rPr>
-              <w:t>32% / 22%</w:t>
+              <w:t>Share of queries whose correct match is first / in the top 5</w:t>
             </w:r>
           </w:p>
         </w:tc>
@@ -2662,7 +5347,7 @@
               <w:rPr>
                 <w:sz w:val="19"/>
               </w:rPr>
-              <w:t>Queries wrongly reported in the distractor camera camD, with / without the window</w:t>
+              <w:t>mAP</w:t>
             </w:r>
           </w:p>
         </w:tc>
@@ -2678,614 +5363,7 @@
               <w:rPr>
                 <w:sz w:val="19"/>
               </w:rPr>
-              <w:t>0% / 16%</w:t>
-            </w:r>
-          </w:p>
-        </w:tc>
-      </w:tr>
-    </w:tbl>
-    <w:p>
-      <w:pPr>
-        <w:spacing w:after="40"/>
-      </w:pPr>
-    </w:p>
-    <w:p>
-      <w:r>
-        <w:rPr>
-          <w:b/>
-        </w:rPr>
-        <w:t>Why the decision rule matters.</w:t>
-      </w:r>
-      <w:r>
-        <w:t xml:space="preserve"> With a similarity threshold alone (every sighting above it reported), only about 40% of the reported cameras were correct and more than half of the queries were wrongly placed on the distractor road. Keeping only each camera's best sighting, adding the ratio test and the time window raised precision to 81% without any training. The cost is recall: for cameras without a confident match the user sees the closest candidates instead. Part of the gain with the window comes from the curated clocks: camD's recording starts 2.5 minutes after camA–camC, so a 10 s window rules it out completely. The numbers without the window show what the Re-ID model and the ratio test achieve on their own.</w:t>
-      </w:r>
-    </w:p>
-    <w:tbl>
-      <w:tblPr>
-        <w:tblStyle w:val="TableGrid"/>
-        <w:tblW w:type="auto" w:w="0"/>
-        <w:jc w:val="center"/>
-        <w:tblLook w:firstColumn="1" w:firstRow="1" w:lastColumn="0" w:lastRow="0" w:noHBand="0" w:noVBand="1" w:val="04A0"/>
-      </w:tblPr>
-      <w:tblGrid>
-        <w:gridCol w:w="4706"/>
-        <w:gridCol w:w="4706"/>
-      </w:tblGrid>
-      <w:tr>
-        <w:tc>
-          <w:tcPr>
-            <w:tcW w:type="dxa" w:w="4706"/>
-            <w:shd w:val="clear" w:color="auto" w:fill="34454D"/>
-          </w:tcPr>
-          <w:p>
-            <w:pPr>
-              <w:spacing w:after="0"/>
-            </w:pPr>
-            <w:r>
-              <w:rPr>
-                <w:b/>
-                <w:color w:val="FFFFFF"/>
-                <w:sz w:val="19"/>
-              </w:rPr>
-              <w:t>Sightings that follow one vehicle only (tracking purity ≥ 95%)</w:t>
-            </w:r>
-          </w:p>
-        </w:tc>
-        <w:tc>
-          <w:tcPr>
-            <w:tcW w:type="dxa" w:w="4706"/>
-            <w:shd w:val="clear" w:color="auto" w:fill="34454D"/>
-          </w:tcPr>
-          <w:p>
-            <w:pPr>
-              <w:spacing w:after="0"/>
-            </w:pPr>
-            <w:r>
-              <w:rPr>
-                <w:b/>
-                <w:color w:val="FFFFFF"/>
-                <w:sz w:val="19"/>
-              </w:rPr>
-              <w:t>61%</w:t>
-            </w:r>
-          </w:p>
-        </w:tc>
-      </w:tr>
-    </w:tbl>
-    <w:p>
-      <w:pPr>
-        <w:spacing w:after="40"/>
-      </w:pPr>
-    </w:p>
-    <w:p>
-      <w:pPr>
-        <w:pStyle w:val="Heading2"/>
-      </w:pPr>
-      <w:r>
-        <w:t>6. Discussion and failure analysis</w:t>
-      </w:r>
-    </w:p>
-    <w:p>
-      <w:r>
-        <w:rPr>
-          <w:b/>
-        </w:rPr>
-        <w:t>Benchmark vs real footage.</w:t>
-      </w:r>
-      <w:r>
-        <w:t xml:space="preserve"> The model is excellent on VeRi-776, the data it was trained for, and clearly weaker on the demo footage, which comes from a different city, camera height and resolution: many vehicles are small (60–150 px) and seen from very different angles in neighbouring zones. This domain gap is the main reason for keeping a person in the loop: V-Trace shows its evidence (frames, time spans, scores, and the closest candidate where nothing passed the threshold) rather than making an identity claim.</w:t>
-      </w:r>
-    </w:p>
-    <w:p>
-      <w:r>
-        <w:rPr>
-          <w:b/>
-        </w:rPr>
-        <w:t>Observed failure modes</w:t>
-      </w:r>
-    </w:p>
-    <w:p>
-      <w:pPr>
-        <w:pStyle w:val="ListBullet"/>
-        <w:spacing w:after="60"/>
-      </w:pPr>
-      <w:r>
-        <w:rPr>
-          <w:b/>
-        </w:rPr>
-        <w:t>Scale and viewpoint change:</w:t>
-      </w:r>
-      <w:r>
-        <w:t xml:space="preserve"> a vehicle seen small and front-on in one zone and large and side-on in another gives</w:t>
-      </w:r>
-    </w:p>
-    <w:p>
-      <w:r>
-        <w:t>lower similarity and can fall below the threshold.</w:t>
-      </w:r>
-    </w:p>
-    <w:p>
-      <w:pPr>
-        <w:pStyle w:val="ListBullet"/>
-        <w:spacing w:after="60"/>
-      </w:pPr>
-      <w:r>
-        <w:rPr>
-          <w:b/>
-        </w:rPr>
-        <w:t>Look-alike vehicles:</w:t>
-      </w:r>
-      <w:r>
-        <w:t xml:space="preserve"> silver and white compact cars are common; a similar car can pass the threshold.</w:t>
-      </w:r>
-    </w:p>
-    <w:p>
-      <w:pPr>
-        <w:pStyle w:val="ListBullet"/>
-        <w:spacing w:after="60"/>
-      </w:pPr>
-      <w:r>
-        <w:rPr>
-          <w:b/>
-        </w:rPr>
-        <w:t>Track fragmentation and switches:</w:t>
-      </w:r>
-      <w:r>
-        <w:t xml:space="preserve"> buses occlude cars in the far lane and the zone edges cut vehicles, splitting one</w:t>
-      </w:r>
-    </w:p>
-    <w:p>
-      <w:r>
-        <w:t>vehicle into several sightings; occasionally a track switches between two cars.</w:t>
-      </w:r>
-    </w:p>
-    <w:p>
-      <w:pPr>
-        <w:pStyle w:val="ListBullet"/>
-        <w:spacing w:after="60"/>
-      </w:pPr>
-      <w:r>
-        <w:rPr>
-          <w:b/>
-        </w:rPr>
-        <w:t>Attribute errors:</w:t>
-      </w:r>
-      <w:r>
-        <w:t xml:space="preserve"> CLIP zero-shot confuses estate, hatchback and MPV, and silver vs grey vs white.</w:t>
-      </w:r>
-    </w:p>
-    <w:p>
-      <w:pPr>
-        <w:pStyle w:val="ListBullet"/>
-        <w:spacing w:after="60"/>
-      </w:pPr>
-      <w:r>
-        <w:rPr>
-          <w:b/>
-        </w:rPr>
-        <w:t>No plates:</w:t>
-      </w:r>
-      <w:r>
-        <w:t xml:space="preserve"> none were readable at this camera distance, which is exactly why image-based Re-ID is needed.</w:t>
-      </w:r>
-    </w:p>
-    <w:p>
-      <w:pPr>
-        <w:pStyle w:val="Heading2"/>
-      </w:pPr>
-      <w:r>
-        <w:t>7. Limitations and future work</w:t>
-      </w:r>
-    </w:p>
-    <w:p>
-      <w:pPr>
-        <w:pStyle w:val="ListBullet"/>
-        <w:spacing w:after="60"/>
-      </w:pPr>
-      <w:r>
-        <w:t>The demo cameras are zones of one recording, not separate physical cameras; a multi-camera dataset such as CityFlow</w:t>
-      </w:r>
-    </w:p>
-    <w:p>
-      <w:r>
-        <w:t>would be a stronger test.</w:t>
-      </w:r>
-    </w:p>
-    <w:p>
-      <w:pPr>
-        <w:pStyle w:val="ListBullet"/>
-        <w:spacing w:after="60"/>
-      </w:pPr>
-      <w:r>
-        <w:t>The demo cameras' locations and clocks are curated; real deployments would read them from the camera system, and</w:t>
-      </w:r>
-    </w:p>
-    <w:p>
-      <w:r>
-        <w:t>learned travel times between camera locations would replace the single fixed time window.</w:t>
-      </w:r>
-    </w:p>
-    <w:p>
-      <w:pPr>
-        <w:pStyle w:val="ListBullet"/>
-        <w:spacing w:after="60"/>
-      </w:pPr>
-      <w:r>
-        <w:t>A dedicated plate detector before OCR would make plate evidence usable at longer distances.</w:t>
-      </w:r>
-    </w:p>
-    <w:p>
-      <w:pPr>
-        <w:pStyle w:val="ListBullet"/>
-        <w:spacing w:after="60"/>
-      </w:pPr>
-      <w:r>
-        <w:t>The pipeline reads files frame by frame, so live streams are a small change.</w:t>
-      </w:r>
-    </w:p>
-    <w:p>
-      <w:pPr>
-        <w:pStyle w:val="Heading2"/>
-      </w:pPr>
-      <w:r>
-        <w:t>8. Conclusion</w:t>
-      </w:r>
-    </w:p>
-    <w:p>
-      <w:r>
-        <w:t>V-Trace shows that a useful vehicle search and Re-ID platform can be assembled from published pretrained models: YOLO11 + ByteTrack turn video into sightings, CLIP and EasyOCR make them searchable by description, and the FastReID VeRi-776 model links the selected vehicle across cameras. The model reproduces its published accuracy on VeRi-776 (mAP 81.6%), and on real street footage it reports the right cameras with 81% precision, while the frames and time spans let a person check every result.</w:t>
-      </w:r>
-    </w:p>
-    <w:p>
-      <w:pPr>
-        <w:pStyle w:val="Heading2"/>
-      </w:pPr>
-      <w:r>
-        <w:t>References</w:t>
-      </w:r>
-    </w:p>
-    <w:p>
-      <w:pPr>
-        <w:pStyle w:val="ListBullet"/>
-        <w:spacing w:after="60"/>
-      </w:pPr>
-      <w:r>
-        <w:t>Liu, X., Liu, W., Mei, T., &amp; Ma, H. (2016). A Deep Learning-Based Approach to Progressive Vehicle Re-identification for Urban Surveillance (VeRi-776). ECCV.</w:t>
-      </w:r>
-    </w:p>
-    <w:p>
-      <w:pPr>
-        <w:pStyle w:val="ListBullet"/>
-        <w:spacing w:after="60"/>
-      </w:pPr>
-      <w:r>
-        <w:t>He, L., Liao, X., Liu, W., Liu, X., Cheng, P., &amp; Mei, T. (2020). FastReID: A Pytorch Toolbox for General Instance Re-identification. arXiv:2006.02631. https://github.com/JDAI-CV/fast-reid</w:t>
-      </w:r>
-    </w:p>
-    <w:p>
-      <w:pPr>
-        <w:pStyle w:val="ListBullet"/>
-        <w:spacing w:after="60"/>
-      </w:pPr>
-      <w:r>
-        <w:t>Pan, X., Luo, P., Shi, J., &amp; Tang, X. (2018). Two at Once: Enhancing Learning and Generalization Capacities via IBN-Net. ECCV.</w:t>
-      </w:r>
-    </w:p>
-    <w:p>
-      <w:pPr>
-        <w:pStyle w:val="ListBullet"/>
-        <w:spacing w:after="60"/>
-      </w:pPr>
-      <w:r>
-        <w:t>Zhang, Y. et al. (2022). ByteTrack: Multi-Object Tracking by Associating Every Detection Box. ECCV.</w:t>
-      </w:r>
-    </w:p>
-    <w:p>
-      <w:pPr>
-        <w:pStyle w:val="ListBullet"/>
-        <w:spacing w:after="60"/>
-      </w:pPr>
-      <w:r>
-        <w:t>Radford, A. et al. (2021). Learning Transferable Visual Models From Natural Language Supervision (CLIP). ICML.</w:t>
-      </w:r>
-    </w:p>
-    <w:p>
-      <w:pPr>
-        <w:pStyle w:val="ListBullet"/>
-        <w:spacing w:after="60"/>
-      </w:pPr>
-      <w:r>
-        <w:t>Jocher, G. et al. Ultralytics YOLO11 and multi-object tracking documentation. https://docs.ultralytics.com/</w:t>
-      </w:r>
-    </w:p>
-    <w:p>
-      <w:pPr>
-        <w:pStyle w:val="ListBullet"/>
-        <w:spacing w:after="60"/>
-      </w:pPr>
-      <w:r>
-        <w:t>JaidedAI. EasyOCR. https://github.com/JaidedAI/EasyOCR</w:t>
-      </w:r>
-    </w:p>
-    <w:p>
-      <w:pPr>
-        <w:pStyle w:val="ListBullet"/>
-        <w:spacing w:after="60"/>
-      </w:pPr>
-      <w:r>
-        <w:t>Sounds of Changes. Road traffic in Ljubljana (video), Wikimedia Commons, CC BY 3.0.</w:t>
-      </w:r>
-    </w:p>
-    <w:p>
-      <w:pPr>
-        <w:pStyle w:val="Heading2"/>
-      </w:pPr>
-      <w:r>
-        <w:t>Appendix A – Running the system</w:t>
-      </w:r>
-    </w:p>
-    <w:p>
-      <w:pPr>
-        <w:pStyle w:val="ListNumber"/>
-        <w:spacing w:after="60"/>
-      </w:pPr>
-      <w:r>
-        <w:t xml:space="preserve">Install (Windows, Python 3.11): </w:t>
-      </w:r>
-      <w:r>
-        <w:rPr>
-          <w:rFonts w:ascii="Consolas" w:hAnsi="Consolas"/>
-          <w:color w:val="0E8782"/>
-          <w:sz w:val="20"/>
-        </w:rPr>
-        <w:t>python -m venv .venv</w:t>
-      </w:r>
-      <w:r>
-        <w:t xml:space="preserve">, then </w:t>
-      </w:r>
-      <w:r>
-        <w:rPr>
-          <w:rFonts w:ascii="Consolas" w:hAnsi="Consolas"/>
-          <w:color w:val="0E8782"/>
-          <w:sz w:val="20"/>
-        </w:rPr>
-        <w:t>.venv\Scripts\pip install -r requirements.txt</w:t>
-      </w:r>
-      <w:r>
-        <w:t>.</w:t>
-      </w:r>
-    </w:p>
-    <w:p>
-      <w:pPr>
-        <w:pStyle w:val="ListNumber"/>
-        <w:spacing w:after="60"/>
-      </w:pPr>
-      <w:r>
-        <w:t xml:space="preserve">Create the admin account: copy </w:t>
-      </w:r>
-      <w:r>
-        <w:rPr>
-          <w:rFonts w:ascii="Consolas" w:hAnsi="Consolas"/>
-          <w:color w:val="0E8782"/>
-          <w:sz w:val="20"/>
-        </w:rPr>
-        <w:t>.streamlit/secrets.toml.example</w:t>
-      </w:r>
-      <w:r>
-        <w:t xml:space="preserve"> to </w:t>
-      </w:r>
-      <w:r>
-        <w:rPr>
-          <w:rFonts w:ascii="Consolas" w:hAnsi="Consolas"/>
-          <w:color w:val="0E8782"/>
-          <w:sz w:val="20"/>
-        </w:rPr>
-        <w:t>.streamlit/secrets.toml</w:t>
-      </w:r>
-      <w:r>
-        <w:t xml:space="preserve"> and set a username and password.</w:t>
-      </w:r>
-    </w:p>
-    <w:p>
-      <w:pPr>
-        <w:pStyle w:val="ListNumber"/>
-        <w:spacing w:after="60"/>
-      </w:pPr>
-      <w:r>
-        <w:t xml:space="preserve">Run </w:t>
-      </w:r>
-      <w:r>
-        <w:rPr>
-          <w:rFonts w:ascii="Consolas" w:hAnsi="Consolas"/>
-          <w:color w:val="0E8782"/>
-          <w:sz w:val="20"/>
-        </w:rPr>
-        <w:t>.venv\Scripts\python -m streamlit run app.py</w:t>
-      </w:r>
-      <w:r>
-        <w:t>, open http://localhost:8501 and sign in. The pretrained weights download on first use.</w:t>
-      </w:r>
-    </w:p>
-    <w:p>
-      <w:pPr>
-        <w:pStyle w:val="ListNumber"/>
-        <w:spacing w:after="60"/>
-      </w:pPr>
-      <w:r>
-        <w:t xml:space="preserve">Benchmark: download VeRi-776 from its authors, then run </w:t>
-      </w:r>
-      <w:r>
-        <w:rPr>
-          <w:rFonts w:ascii="Consolas" w:hAnsi="Consolas"/>
-          <w:color w:val="0E8782"/>
-          <w:sz w:val="20"/>
-        </w:rPr>
-        <w:t>python scripts/eval_veri.py</w:t>
-      </w:r>
-      <w:r>
-        <w:t xml:space="preserve">; demo evaluation: </w:t>
-      </w:r>
-      <w:r>
-        <w:rPr>
-          <w:rFonts w:ascii="Consolas" w:hAnsi="Consolas"/>
-          <w:color w:val="0E8782"/>
-          <w:sz w:val="20"/>
-        </w:rPr>
-        <w:t>python scripts/demo_eval.py</w:t>
-      </w:r>
-      <w:r>
-        <w:t>.</w:t>
-      </w:r>
-    </w:p>
-    <w:p>
-      <w:r>
-        <w:t xml:space="preserve">Step-by-step demo scenarios and a guide for assessors are in </w:t>
-      </w:r>
-      <w:r>
-        <w:rPr>
-          <w:rFonts w:ascii="Consolas" w:hAnsi="Consolas"/>
-          <w:color w:val="0E8782"/>
-          <w:sz w:val="20"/>
-        </w:rPr>
-        <w:t>docs/DEMO_GUIDE.md</w:t>
-      </w:r>
-      <w:r>
-        <w:t>.</w:t>
-      </w:r>
-    </w:p>
-    <w:p>
-      <w:pPr>
-        <w:pStyle w:val="Heading2"/>
-      </w:pPr>
-      <w:r>
-        <w:t>Appendix B – Deliverables</w:t>
-      </w:r>
-    </w:p>
-    <w:tbl>
-      <w:tblPr>
-        <w:tblStyle w:val="TableGrid"/>
-        <w:tblW w:type="auto" w:w="0"/>
-        <w:jc w:val="center"/>
-        <w:tblLook w:firstColumn="1" w:firstRow="1" w:lastColumn="0" w:lastRow="0" w:noHBand="0" w:noVBand="1" w:val="04A0"/>
-      </w:tblPr>
-      <w:tblGrid>
-        <w:gridCol w:w="4706"/>
-        <w:gridCol w:w="4706"/>
-      </w:tblGrid>
-      <w:tr>
-        <w:tc>
-          <w:tcPr>
-            <w:tcW w:type="dxa" w:w="4706"/>
-            <w:shd w:val="clear" w:color="auto" w:fill="34454D"/>
-          </w:tcPr>
-          <w:p>
-            <w:pPr>
-              <w:spacing w:after="0"/>
-            </w:pPr>
-            <w:r>
-              <w:rPr>
-                <w:b/>
-                <w:color w:val="FFFFFF"/>
-                <w:sz w:val="19"/>
-              </w:rPr>
-              <w:t>Deliverable</w:t>
-            </w:r>
-          </w:p>
-        </w:tc>
-        <w:tc>
-          <w:tcPr>
-            <w:tcW w:type="dxa" w:w="4706"/>
-            <w:shd w:val="clear" w:color="auto" w:fill="34454D"/>
-          </w:tcPr>
-          <w:p>
-            <w:pPr>
-              <w:spacing w:after="0"/>
-            </w:pPr>
-            <w:r>
-              <w:rPr>
-                <w:b/>
-                <w:color w:val="FFFFFF"/>
-                <w:sz w:val="19"/>
-              </w:rPr>
-              <w:t>Location</w:t>
-            </w:r>
-          </w:p>
-        </w:tc>
-      </w:tr>
-      <w:tr>
-        <w:tc>
-          <w:tcPr>
-            <w:tcW w:type="dxa" w:w="4706"/>
-          </w:tcPr>
-          <w:p>
-            <w:pPr>
-              <w:spacing w:after="0"/>
-            </w:pPr>
-            <w:r>
-              <w:rPr>
-                <w:sz w:val="19"/>
-              </w:rPr>
-              <w:t>Runnable system (source code, tests)</w:t>
-            </w:r>
-          </w:p>
-        </w:tc>
-        <w:tc>
-          <w:tcPr>
-            <w:tcW w:type="dxa" w:w="4706"/>
-          </w:tcPr>
-          <w:p>
-            <w:pPr>
-              <w:spacing w:after="0"/>
-            </w:pPr>
-            <w:r>
-              <w:rPr>
-                <w:rFonts w:ascii="Consolas" w:hAnsi="Consolas"/>
-                <w:color w:val="0E8782"/>
-                <w:sz w:val="17"/>
-              </w:rPr>
-              <w:t>app.py</w:t>
-            </w:r>
-            <w:r>
-              <w:rPr>
-                <w:sz w:val="19"/>
-              </w:rPr>
-              <w:t xml:space="preserve">, </w:t>
-            </w:r>
-            <w:r>
-              <w:rPr>
-                <w:rFonts w:ascii="Consolas" w:hAnsi="Consolas"/>
-                <w:color w:val="0E8782"/>
-                <w:sz w:val="17"/>
-              </w:rPr>
-              <w:t>vtrace/</w:t>
-            </w:r>
-            <w:r>
-              <w:rPr>
-                <w:sz w:val="19"/>
-              </w:rPr>
-              <w:t xml:space="preserve">, </w:t>
-            </w:r>
-            <w:r>
-              <w:rPr>
-                <w:rFonts w:ascii="Consolas" w:hAnsi="Consolas"/>
-                <w:color w:val="0E8782"/>
-                <w:sz w:val="17"/>
-              </w:rPr>
-              <w:t>scripts/</w:t>
-            </w:r>
-            <w:r>
-              <w:rPr>
-                <w:sz w:val="19"/>
-              </w:rPr>
-              <w:t xml:space="preserve">, </w:t>
-            </w:r>
-            <w:r>
-              <w:rPr>
-                <w:rFonts w:ascii="Consolas" w:hAnsi="Consolas"/>
-                <w:color w:val="0E8782"/>
-                <w:sz w:val="17"/>
-              </w:rPr>
-              <w:t>tests/</w:t>
+              <w:t>Mean average precision over all queries</w:t>
             </w:r>
           </w:p>
         </w:tc>
@@ -3304,7 +5382,7 @@
               <w:rPr>
                 <w:sz w:val="19"/>
               </w:rPr>
-              <w:t>Pretrained models</w:t>
+              <w:t>CLIP</w:t>
             </w:r>
           </w:p>
         </w:tc>
@@ -3321,21 +5399,7 @@
               <w:rPr>
                 <w:sz w:val="19"/>
               </w:rPr>
-              <w:t xml:space="preserve">downloaded on first use (FastReID VeRi-776 checkpoint into </w:t>
-            </w:r>
-            <w:r>
-              <w:rPr>
-                <w:rFonts w:ascii="Consolas" w:hAnsi="Consolas"/>
-                <w:color w:val="0E8782"/>
-                <w:sz w:val="17"/>
-              </w:rPr>
-              <w:t>models/</w:t>
-            </w:r>
-            <w:r>
-              <w:rPr>
-                <w:sz w:val="19"/>
-              </w:rPr>
-              <w:t>)</w:t>
+              <w:t>Contrastive Language–Image Pre-training (vision-language model)</w:t>
             </w:r>
           </w:p>
         </w:tc>
@@ -3353,7 +5417,7 @@
               <w:rPr>
                 <w:sz w:val="19"/>
               </w:rPr>
-              <w:t>Datasets</w:t>
+              <w:t>IBN</w:t>
             </w:r>
           </w:p>
         </w:tc>
@@ -3369,35 +5433,7 @@
               <w:rPr>
                 <w:sz w:val="19"/>
               </w:rPr>
-              <w:t>demo cameras (</w:t>
-            </w:r>
-            <w:r>
-              <w:rPr>
-                <w:rFonts w:ascii="Consolas" w:hAnsi="Consolas"/>
-                <w:color w:val="0E8782"/>
-                <w:sz w:val="17"/>
-              </w:rPr>
-              <w:t>demo_bundle/</w:t>
-            </w:r>
-            <w:r>
-              <w:rPr>
-                <w:sz w:val="19"/>
-              </w:rPr>
-              <w:t xml:space="preserve">, built by </w:t>
-            </w:r>
-            <w:r>
-              <w:rPr>
-                <w:rFonts w:ascii="Consolas" w:hAnsi="Consolas"/>
-                <w:color w:val="0E8782"/>
-                <w:sz w:val="17"/>
-              </w:rPr>
-              <w:t>scripts/prepare_demo_clips.py</w:t>
-            </w:r>
-            <w:r>
-              <w:rPr>
-                <w:sz w:val="19"/>
-              </w:rPr>
-              <w:t>); VeRi-776 by request from its authors</w:t>
+              <w:t>Instance-batch normalisation</w:t>
             </w:r>
           </w:p>
         </w:tc>
@@ -3416,7 +5452,7 @@
               <w:rPr>
                 <w:sz w:val="19"/>
               </w:rPr>
-              <w:t>Results</w:t>
+              <w:t>OCR</w:t>
             </w:r>
           </w:p>
         </w:tc>
@@ -3431,147 +5467,9 @@
             </w:pPr>
             <w:r>
               <w:rPr>
-                <w:rFonts w:ascii="Consolas" w:hAnsi="Consolas"/>
-                <w:color w:val="0E8782"/>
-                <w:sz w:val="17"/>
-              </w:rPr>
-              <w:t>results/veri_eval.json</w:t>
-            </w:r>
-            <w:r>
-              <w:rPr>
                 <w:sz w:val="19"/>
               </w:rPr>
-              <w:t xml:space="preserve">, </w:t>
-            </w:r>
-            <w:r>
-              <w:rPr>
-                <w:rFonts w:ascii="Consolas" w:hAnsi="Consolas"/>
-                <w:color w:val="0E8782"/>
-                <w:sz w:val="17"/>
-              </w:rPr>
-              <w:t>results/demo_eval.json</w:t>
-            </w:r>
-          </w:p>
-        </w:tc>
-      </w:tr>
-      <w:tr>
-        <w:tc>
-          <w:tcPr>
-            <w:tcW w:type="dxa" w:w="4706"/>
-          </w:tcPr>
-          <w:p>
-            <w:pPr>
-              <w:spacing w:after="0"/>
-            </w:pPr>
-            <w:r>
-              <w:rPr>
-                <w:sz w:val="19"/>
-              </w:rPr>
-              <w:t>Final report</w:t>
-            </w:r>
-          </w:p>
-        </w:tc>
-        <w:tc>
-          <w:tcPr>
-            <w:tcW w:type="dxa" w:w="4706"/>
-          </w:tcPr>
-          <w:p>
-            <w:pPr>
-              <w:spacing w:after="0"/>
-            </w:pPr>
-            <w:r>
-              <w:rPr>
-                <w:sz w:val="19"/>
-              </w:rPr>
-              <w:t>this document</w:t>
-            </w:r>
-          </w:p>
-        </w:tc>
-      </w:tr>
-      <w:tr>
-        <w:tc>
-          <w:tcPr>
-            <w:tcW w:type="dxa" w:w="4706"/>
-            <w:shd w:val="clear" w:color="auto" w:fill="EAF7F6"/>
-          </w:tcPr>
-          <w:p>
-            <w:pPr>
-              <w:spacing w:after="0"/>
-            </w:pPr>
-            <w:r>
-              <w:rPr>
-                <w:sz w:val="19"/>
-              </w:rPr>
-              <w:t>Presentation slides</w:t>
-            </w:r>
-          </w:p>
-        </w:tc>
-        <w:tc>
-          <w:tcPr>
-            <w:tcW w:type="dxa" w:w="4706"/>
-            <w:shd w:val="clear" w:color="auto" w:fill="EAF7F6"/>
-          </w:tcPr>
-          <w:p>
-            <w:pPr>
-              <w:spacing w:after="0"/>
-            </w:pPr>
-            <w:r>
-              <w:rPr>
-                <w:rFonts w:ascii="Consolas" w:hAnsi="Consolas"/>
-                <w:color w:val="0E8782"/>
-                <w:sz w:val="17"/>
-              </w:rPr>
-              <w:t>V-Trace_First_Presentation.pdf</w:t>
-            </w:r>
-            <w:r>
-              <w:rPr>
-                <w:sz w:val="19"/>
-              </w:rPr>
-              <w:t xml:space="preserve">, </w:t>
-            </w:r>
-            <w:r>
-              <w:rPr>
-                <w:rFonts w:ascii="Consolas" w:hAnsi="Consolas"/>
-                <w:color w:val="0E8782"/>
-                <w:sz w:val="17"/>
-              </w:rPr>
-              <w:t>V-Trace_Final_Presentation.pptx</w:t>
-            </w:r>
-          </w:p>
-        </w:tc>
-      </w:tr>
-      <w:tr>
-        <w:tc>
-          <w:tcPr>
-            <w:tcW w:type="dxa" w:w="4706"/>
-          </w:tcPr>
-          <w:p>
-            <w:pPr>
-              <w:spacing w:after="0"/>
-            </w:pPr>
-            <w:r>
-              <w:rPr>
-                <w:sz w:val="19"/>
-              </w:rPr>
-              <w:t>Demo guide</w:t>
-            </w:r>
-          </w:p>
-        </w:tc>
-        <w:tc>
-          <w:tcPr>
-            <w:tcW w:type="dxa" w:w="4706"/>
-          </w:tcPr>
-          <w:p>
-            <w:pPr>
-              <w:spacing w:after="0"/>
-            </w:pPr>
-            <w:r>
-              <w:rPr>
-                <w:rFonts w:ascii="Consolas" w:hAnsi="Consolas"/>
-                <w:color w:val="0E8782"/>
-                <w:sz w:val="17"/>
-              </w:rPr>
-              <w:t>docs/DEMO_GUIDE.md</w:t>
+              <w:t>Optical character recognition</w:t>
             </w:r>
           </w:p>
         </w:tc>
@@ -3581,19 +5479,6 @@
       <w:pPr>
         <w:spacing w:after="40"/>
       </w:pPr>
-    </w:p>
-    <w:p>
-      <w:pPr>
-        <w:pStyle w:val="Heading2"/>
-      </w:pPr>
-      <w:r>
-        <w:t>AI declaration</w:t>
-      </w:r>
-    </w:p>
-    <w:p>
-      <w:r>
-        <w:t>In preparing this project, AI-based tools including Claude, ChatGPT and Gemini were used to support drafting and refining text, organising content, implementation and general research support. All ideas, analysis, technical design decisions and conclusions are the work of the project team.</w:t>
-      </w:r>
     </w:p>
     <w:sectPr>
       <w:footerReference w:type="default" r:id="rId10"/>

--- a/deliverables/V-Trace_Final_Report.docx
+++ b/deliverables/V-Trace_Final_Report.docx
@@ -2807,16 +2807,7 @@
         <w:t>Upload new videos</w:t>
       </w:r>
       <w:r>
-        <w:t xml:space="preserve"> (location and start time per file) and holds </w:t>
-      </w:r>
-      <w:r>
-        <w:rPr>
-          <w:i/>
-        </w:rPr>
-        <w:t>Settings</w:t>
-      </w:r>
-      <w:r>
-        <w:t xml:space="preserve"> and </w:t>
+        <w:t xml:space="preserve"> (location and start time per file) and </w:t>
       </w:r>
       <w:r>
         <w:rPr>
@@ -2879,7 +2870,7 @@
         <w:t>Cameras</w:t>
       </w:r>
       <w:r>
-        <w:t xml:space="preserve"> page lists and edits every camera's location and recording start; </w:t>
+        <w:t xml:space="preserve"> page lists and edits every camera's location and recording start and holds the matching settings; </w:t>
       </w:r>
       <w:r>
         <w:rPr>
@@ -5031,16 +5022,7 @@
         <w:t>Cameras</w:t>
       </w:r>
       <w:r>
-        <w:t xml:space="preserve"> page; adjust the threshold and time limit in </w:t>
-      </w:r>
-      <w:r>
-        <w:rPr>
-          <w:i/>
-        </w:rPr>
-        <w:t>Settings</w:t>
-      </w:r>
-      <w:r>
-        <w:t>.</w:t>
+        <w:t xml:space="preserve"> page; the threshold and time limit are there too.</w:t>
       </w:r>
     </w:p>
     <w:p>

--- a/deliverables/V-Trace_Final_Report.docx
+++ b/deliverables/V-Trace_Final_Report.docx
@@ -2,6 +2,42 @@
 <file path=word/document.xml><?xml version="1.0" encoding="utf-8"?>
 <w:document xmlns:wpc="http://schemas.microsoft.com/office/word/2010/wordprocessingCanvas" xmlns:mo="http://schemas.microsoft.com/office/mac/office/2008/main" xmlns:mc="http://schemas.openxmlformats.org/markup-compatibility/2006" xmlns:mv="urn:schemas-microsoft-com:mac:vml" xmlns:o="urn:schemas-microsoft-com:office:office" xmlns:r="http://schemas.openxmlformats.org/officeDocument/2006/relationships" xmlns:m="http://schemas.openxmlformats.org/officeDocument/2006/math" xmlns:v="urn:schemas-microsoft-com:vml" xmlns:wp14="http://schemas.microsoft.com/office/word/2010/wordprocessingDrawing" xmlns:wp="http://schemas.openxmlformats.org/drawingml/2006/wordprocessingDrawing" xmlns:w10="urn:schemas-microsoft-com:office:word" xmlns:w="http://schemas.openxmlformats.org/wordprocessingml/2006/main" xmlns:w14="http://schemas.microsoft.com/office/word/2010/wordml" xmlns:wpg="http://schemas.microsoft.com/office/word/2010/wordprocessingGroup" xmlns:wpi="http://schemas.microsoft.com/office/word/2010/wordprocessingInk" xmlns:wne="http://schemas.microsoft.com/office/word/2006/wordml" xmlns:wps="http://schemas.microsoft.com/office/word/2010/wordprocessingShape" mc:Ignorable="w14 wp14">
   <w:body>
+    <w:p>
+      <w:r>
+        <w:drawing>
+          <wp:inline xmlns:a="http://schemas.openxmlformats.org/drawingml/2006/main" xmlns:pic="http://schemas.openxmlformats.org/drawingml/2006/picture">
+            <wp:extent cx="2160000" cy="594693"/>
+            <wp:docPr id="1" name="Picture 1"/>
+            <wp:cNvGraphicFramePr>
+              <a:graphicFrameLocks noChangeAspect="1"/>
+            </wp:cNvGraphicFramePr>
+            <a:graphic>
+              <a:graphicData uri="http://schemas.openxmlformats.org/drawingml/2006/picture">
+                <pic:pic>
+                  <pic:nvPicPr>
+                    <pic:cNvPr id="0" name="vtrace_logo_light.png"/>
+                    <pic:cNvPicPr/>
+                  </pic:nvPicPr>
+                  <pic:blipFill>
+                    <a:blip r:embed="rId9"/>
+                    <a:stretch>
+                      <a:fillRect/>
+                    </a:stretch>
+                  </pic:blipFill>
+                  <pic:spPr>
+                    <a:xfrm>
+                      <a:off x="0" y="0"/>
+                      <a:ext cx="2160000" cy="594693"/>
+                    </a:xfrm>
+                    <a:prstGeom prst="rect"/>
+                  </pic:spPr>
+                </pic:pic>
+              </a:graphicData>
+            </a:graphic>
+          </wp:inline>
+        </w:drawing>
+      </w:r>
+    </w:p>
     <w:p/>
     <w:p/>
     <w:p/>
@@ -53,38 +89,156 @@
       </w:r>
     </w:p>
     <w:p>
+      <w:pPr>
+        <w:sectPr>
+          <w:footerReference w:type="default" r:id="rId10"/>
+          <w:pgSz w:w="11906" w:h="16838"/>
+          <w:pgMar w:top="1247" w:right="1247" w:bottom="1247" w:left="1247" w:header="720" w:footer="720" w:gutter="0"/>
+          <w:cols w:space="720"/>
+          <w:docGrid w:linePitch="360"/>
+        </w:sectPr>
+      </w:pPr>
+    </w:p>
+    <w:p>
+      <w:pPr>
+        <w:pStyle w:val="Heading2"/>
+      </w:pPr>
       <w:r>
-        <w:br w:type="page"/>
+        <w:t>Executive Summary</w:t>
+      </w:r>
+    </w:p>
+    <w:p>
+      <w:r>
+        <w:t xml:space="preserve">Finding one vehicle across several traffic or dash-cam videos is slow: an investigator usually starts from a description ("a red SUV, plate starting SGX…") and the plate is often unreadable. </w:t>
+      </w:r>
+      <w:r>
+        <w:rPr>
+          <w:b/>
+        </w:rPr>
+        <w:t>V-Trace</w:t>
+      </w:r>
+      <w:r>
+        <w:t xml:space="preserve"> turns short videos into searchable </w:t>
+      </w:r>
+      <w:r>
+        <w:rPr>
+          <w:b/>
+        </w:rPr>
+        <w:t>sightings</w:t>
+      </w:r>
+      <w:r>
+        <w:t xml:space="preserve"> (every vehicle detected, followed while in view and described), returns a </w:t>
+      </w:r>
+      <w:r>
+        <w:rPr>
+          <w:b/>
+        </w:rPr>
+        <w:t>ranked list of best matches</w:t>
+      </w:r>
+      <w:r>
+        <w:t xml:space="preserve"> for a description, and, once the user selects the right one, shows </w:t>
+      </w:r>
+      <w:r>
+        <w:rPr>
+          <w:b/>
+        </w:rPr>
+        <w:t>every camera the vehicle was seen in, with the camera's location, the real-world date and time, and a frame from each sighting</w:t>
+      </w:r>
+      <w:r>
+        <w:t>.</w:t>
+      </w:r>
+    </w:p>
+    <w:p>
+      <w:r>
+        <w:t xml:space="preserve">V-Trace is built entirely from </w:t>
+      </w:r>
+      <w:r>
+        <w:rPr>
+          <w:b/>
+        </w:rPr>
+        <w:t>published, pretrained models</w:t>
+      </w:r>
+      <w:r>
+        <w:t xml:space="preserve"> – YOLO11 and ByteTrack, CLIP, EasyOCR and the </w:t>
+      </w:r>
+      <w:r>
+        <w:rPr>
+          <w:b/>
+        </w:rPr>
+        <w:t>FastReID model trained on VeRi-776 by the VeRi authors' team</w:t>
+      </w:r>
+      <w:r>
+        <w:t xml:space="preserve"> – and nothing was trained for this project. The Re-ID model reproduces its published accuracy on VeRi-776 (</w:t>
+      </w:r>
+      <w:r>
+        <w:rPr>
+          <w:b/>
+        </w:rPr>
+        <w:t>Rank-1 97.0%, mAP 81.6%</w:t>
+      </w:r>
+      <w:r>
+        <w:t xml:space="preserve">; published 97.0% / 81.9%). On real street footage it is much weaker (Rank-1 36%), so the decision rule matters: a ratio test and a real-world time window raise the share of correct cameras reported from 26% to </w:t>
+      </w:r>
+      <w:r>
+        <w:rPr>
+          <w:b/>
+        </w:rPr>
+        <w:t>81%</w:t>
+      </w:r>
+      <w:r>
+        <w:t>, without training.</w:t>
+      </w:r>
+    </w:p>
+    <w:p>
+      <w:pPr>
+        <w:pStyle w:val="Heading2"/>
+      </w:pPr>
+      <w:r>
+        <w:t>1. Problem and Objectives</w:t>
+      </w:r>
+    </w:p>
+    <w:p>
+      <w:r>
+        <w:t xml:space="preserve">Road cameras and dash cams record most city streets, but after an incident (a hit-and-run, a stolen car) the search is largely manual. Three things make it hard: </w:t>
+      </w:r>
+      <w:r>
+        <w:rPr>
+          <w:b/>
+        </w:rPr>
+        <w:t>the plate is often unreadable</w:t>
+      </w:r>
+      <w:r>
+        <w:t xml:space="preserve"> (in our demo footage, no plate was readable); </w:t>
+      </w:r>
+      <w:r>
+        <w:rPr>
+          <w:b/>
+        </w:rPr>
+        <w:t>the search starts from a description</w:t>
+      </w:r>
+      <w:r>
+        <w:t xml:space="preserve">, not an image; and </w:t>
+      </w:r>
+      <w:r>
+        <w:rPr>
+          <w:b/>
+        </w:rPr>
+        <w:t>each camera sees the car briefly, from its own angle</w:t>
+      </w:r>
+      <w:r>
+        <w:t>, while different cars of the same model can look almost identical.</w:t>
       </w:r>
     </w:p>
     <w:p>
       <w:r>
         <w:rPr>
           <w:b/>
-          <w:color w:val="111820"/>
-          <w:sz w:val="34"/>
         </w:rPr>
-        <w:t>Contents</w:t>
+        <w:t>Objective.</w:t>
       </w:r>
-    </w:p>
-    <w:p>
       <w:r>
-        <w:fldChar w:fldCharType="begin"/>
-        <w:instrText xml:space="preserve">TOC \o "1-2" \h \z \u</w:instrText>
-        <w:fldChar w:fldCharType="separate"/>
-        <w:fldChar w:fldCharType="end"/>
+        <w:t xml:space="preserve"> A basic, working vehicle Re-ID platform that (1) takes demo or uploaded videos, one video per camera; (2) groups the frames in which a vehicle is seen continuously into one sighting; (3) ranks sightings against a description (colour, type, plate, distinctive features, free text); and (4) for the selected sighting, shows every camera it was seen in with location, real-world time and a frame. The output is a ranked list for a person to review, never an identity claim. Live camera networks, owner records and training new networks are out of scope.</w:t>
       </w:r>
-    </w:p>
-    <w:p>
-      <w:pPr>
-        <w:sectPr>
-          <w:footerReference w:type="default" r:id="rId9"/>
-          <w:pgSz w:w="11906" w:h="16838"/>
-          <w:pgMar w:top="1247" w:right="1247" w:bottom="1247" w:left="1247" w:header="720" w:footer="720" w:gutter="0"/>
-          <w:cols w:space="720"/>
-          <w:docGrid w:linePitch="360"/>
-        </w:sectPr>
-      </w:pPr>
     </w:p>
     <w:tbl>
       <w:tblPr>
@@ -114,7 +268,7 @@
                 <w:color w:val="FFFFFF"/>
                 <w:sz w:val="19"/>
               </w:rPr>
-              <w:t>Member</w:t>
+              <w:t>Measure</w:t>
             </w:r>
           </w:p>
         </w:tc>
@@ -133,554 +287,13 @@
                 <w:color w:val="FFFFFF"/>
                 <w:sz w:val="19"/>
               </w:rPr>
-              <w:t>Student ID</w:t>
+              <w:t>Target</w:t>
             </w:r>
           </w:p>
         </w:tc>
         <w:tc>
           <w:tcPr>
             <w:tcW w:type="dxa" w:w="3137"/>
-            <w:shd w:val="clear" w:color="auto" w:fill="34454D"/>
-          </w:tcPr>
-          <w:p>
-            <w:pPr>
-              <w:spacing w:after="0"/>
-            </w:pPr>
-            <w:r>
-              <w:rPr>
-                <w:b/>
-                <w:color w:val="FFFFFF"/>
-                <w:sz w:val="19"/>
-              </w:rPr>
-              <w:t>Responsibility</w:t>
-            </w:r>
-          </w:p>
-        </w:tc>
-      </w:tr>
-      <w:tr>
-        <w:tc>
-          <w:tcPr>
-            <w:tcW w:type="dxa" w:w="3137"/>
-          </w:tcPr>
-          <w:p>
-            <w:pPr>
-              <w:spacing w:after="0"/>
-            </w:pPr>
-            <w:r>
-              <w:rPr>
-                <w:sz w:val="19"/>
-              </w:rPr>
-              <w:t>Gurneet Kaur Bhuller (Group 21, one-person team)</w:t>
-            </w:r>
-          </w:p>
-        </w:tc>
-        <w:tc>
-          <w:tcPr>
-            <w:tcW w:type="dxa" w:w="3137"/>
-          </w:tcPr>
-          <w:p>
-            <w:pPr>
-              <w:spacing w:after="0"/>
-            </w:pPr>
-            <w:r>
-              <w:rPr>
-                <w:sz w:val="19"/>
-              </w:rPr>
-              <w:t>A0354164E</w:t>
-            </w:r>
-          </w:p>
-        </w:tc>
-        <w:tc>
-          <w:tcPr>
-            <w:tcW w:type="dxa" w:w="3137"/>
-          </w:tcPr>
-          <w:p>
-            <w:pPr>
-              <w:spacing w:after="0"/>
-            </w:pPr>
-            <w:r>
-              <w:rPr>
-                <w:sz w:val="19"/>
-              </w:rPr>
-              <w:t>Problem framing, system design, pipeline, matching logic, evaluation, application, report, presentations, video</w:t>
-            </w:r>
-          </w:p>
-        </w:tc>
-      </w:tr>
-    </w:tbl>
-    <w:p>
-      <w:pPr>
-        <w:spacing w:after="40"/>
-      </w:pPr>
-    </w:p>
-    <w:p>
-      <w:r>
-        <w:t>Repository: https://github.com/GurneetKB/V-Trace (private; access on request)</w:t>
-      </w:r>
-    </w:p>
-    <w:p>
-      <w:pPr>
-        <w:pStyle w:val="Heading2"/>
-      </w:pPr>
-      <w:r>
-        <w:t>Executive Summary</w:t>
-      </w:r>
-    </w:p>
-    <w:p>
-      <w:r>
-        <w:t xml:space="preserve">Traffic and dash-cam footage is recorded by many cameras, but finding one vehicle in it is slow: an investigator usually starts from a description ("a red SUV, plate starting SGX…"), and the plate is often unreadable. </w:t>
-      </w:r>
-      <w:r>
-        <w:rPr>
-          <w:b/>
-        </w:rPr>
-        <w:t>V-Trace</w:t>
-      </w:r>
-      <w:r>
-        <w:t xml:space="preserve"> is a pattern-recognition platform that answers two questions: </w:t>
-      </w:r>
-      <w:r>
-        <w:rPr>
-          <w:i/>
-        </w:rPr>
-        <w:t>which recorded vehicles fit this description?</w:t>
-      </w:r>
-      <w:r>
-        <w:t xml:space="preserve"> and, once the user has picked the right one, </w:t>
-      </w:r>
-      <w:r>
-        <w:rPr>
-          <w:i/>
-        </w:rPr>
-        <w:t>where else, and when, was the same vehicle seen?</w:t>
-      </w:r>
-    </w:p>
-    <w:p>
-      <w:r>
-        <w:t xml:space="preserve">The user loads short videos – demo cameras already on the platform, or new uploads – and V-Trace turns each video into </w:t>
-      </w:r>
-      <w:r>
-        <w:rPr>
-          <w:b/>
-        </w:rPr>
-        <w:t>sightings</w:t>
-      </w:r>
-      <w:r>
-        <w:t xml:space="preserve">: every vehicle is detected, followed while it stays in view and described. A description returns a </w:t>
-      </w:r>
-      <w:r>
-        <w:rPr>
-          <w:b/>
-        </w:rPr>
-        <w:t>ranked list of best matches</w:t>
-      </w:r>
-      <w:r>
-        <w:t xml:space="preserve">; when the user selects one, V-Trace shows </w:t>
-      </w:r>
-      <w:r>
-        <w:rPr>
-          <w:b/>
-        </w:rPr>
-        <w:t>every camera the vehicle was seen in, with the camera's location, the real-world date and time, and a frame from each sighting</w:t>
-      </w:r>
-      <w:r>
-        <w:t>, plus the route in time order.</w:t>
-      </w:r>
-    </w:p>
-    <w:p>
-      <w:r>
-        <w:t xml:space="preserve">V-Trace is built entirely from </w:t>
-      </w:r>
-      <w:r>
-        <w:rPr>
-          <w:b/>
-        </w:rPr>
-        <w:t>published, pretrained models</w:t>
-      </w:r>
-      <w:r>
-        <w:t xml:space="preserve">: YOLO11 and ByteTrack for sightings, CLIP for zero-shot description scoring, EasyOCR for plates, and the </w:t>
-      </w:r>
-      <w:r>
-        <w:rPr>
-          <w:b/>
-        </w:rPr>
-        <w:t>FastReID model trained on VeRi-776 by the VeRi authors' team</w:t>
-      </w:r>
-      <w:r>
-        <w:t xml:space="preserve"> for cross-camera re-identification. Nothing was trained for this project.</w:t>
-      </w:r>
-    </w:p>
-    <w:p>
-      <w:r>
-        <w:t>Key results:</w:t>
-      </w:r>
-    </w:p>
-    <w:p>
-      <w:pPr>
-        <w:pStyle w:val="ListBullet"/>
-        <w:spacing w:after="60"/>
-      </w:pPr>
-      <w:r>
-        <w:t>The Re-ID model reproduces its published accuracy on the official VeRi-776 split: **Rank-1 97.0%, mAP</w:t>
-      </w:r>
-    </w:p>
-    <w:p>
-      <w:r>
-        <w:t>81.6%** (published: 97.0% / 81.9%).</w:t>
-      </w:r>
-    </w:p>
-    <w:p>
-      <w:pPr>
-        <w:pStyle w:val="ListBullet"/>
-        <w:spacing w:after="60"/>
-      </w:pPr>
-      <w:r>
-        <w:t>On real street footage it is much weaker (Rank-1 36%), so the decision rule matters: a ratio test and a</w:t>
-      </w:r>
-    </w:p>
-    <w:p>
-      <w:r>
-        <w:t xml:space="preserve">real-world time window raise the share of correct cameras reported from 26% to </w:t>
-      </w:r>
-      <w:r>
-        <w:rPr>
-          <w:b/>
-        </w:rPr>
-        <w:t>81%</w:t>
-      </w:r>
-      <w:r>
-        <w:t>, without any training.</w:t>
-      </w:r>
-    </w:p>
-    <w:p>
-      <w:pPr>
-        <w:pStyle w:val="ListBullet"/>
-        <w:spacing w:after="60"/>
-      </w:pPr>
-      <w:r>
-        <w:t>One Streamlit application with an admin sign-in covers the whole flow, with a demo set and an upload test pack.</w:t>
-      </w:r>
-    </w:p>
-    <w:p>
-      <w:pPr>
-        <w:pStyle w:val="Heading2"/>
-      </w:pPr>
-      <w:r>
-        <w:t>1. Business Problem Background</w:t>
-      </w:r>
-    </w:p>
-    <w:p>
-      <w:pPr>
-        <w:pStyle w:val="Heading3"/>
-      </w:pPr>
-      <w:r>
-        <w:t>1.1 Context</w:t>
-      </w:r>
-    </w:p>
-    <w:p>
-      <w:r>
-        <w:t>Road and traffic cameras are everywhere in a modern city: LTA publishes live images from traffic cameras on Singapore's expressways and major roads, red-light and speed cameras enforce traffic rules, and many vehicles carry dash cams. After an incident – a hit-and-run, a stolen car, a vehicle of interest – investigators need to know where a vehicle went. Today this is largely manual: watching hours of footage from several cameras and comparing vehicles by eye.</w:t>
-      </w:r>
-    </w:p>
-    <w:p>
-      <w:pPr>
-        <w:pStyle w:val="Heading3"/>
-      </w:pPr>
-      <w:r>
-        <w:t>1.2 The problem</w:t>
-      </w:r>
-    </w:p>
-    <w:p>
-      <w:r>
-        <w:t>Three gaps make the search hard:</w:t>
-      </w:r>
-    </w:p>
-    <w:p>
-      <w:pPr>
-        <w:pStyle w:val="ListBullet"/>
-        <w:spacing w:after="60"/>
-      </w:pPr>
-      <w:r>
-        <w:rPr>
-          <w:b/>
-        </w:rPr>
-        <w:t>The plate is often unreadable.</w:t>
-      </w:r>
-      <w:r>
-        <w:t xml:space="preserve"> At street distance, at night, in motion blur or from behind, the plate is too</w:t>
-      </w:r>
-    </w:p>
-    <w:p>
-      <w:r>
-        <w:t>small or hidden. In our demo footage not a single plate was readable.</w:t>
-      </w:r>
-    </w:p>
-    <w:p>
-      <w:pPr>
-        <w:pStyle w:val="ListBullet"/>
-        <w:spacing w:after="60"/>
-      </w:pPr>
-      <w:r>
-        <w:rPr>
-          <w:b/>
-        </w:rPr>
-        <w:t>The search starts from a description, not an image.</w:t>
-      </w:r>
-      <w:r>
-        <w:t xml:space="preserve"> "A red SUV with a roof rack" is incomplete and uncertain.</w:t>
-      </w:r>
-    </w:p>
-    <w:p>
-      <w:pPr>
-        <w:pStyle w:val="ListBullet"/>
-        <w:spacing w:after="60"/>
-      </w:pPr>
-      <w:r>
-        <w:rPr>
-          <w:b/>
-        </w:rPr>
-        <w:t>Each camera sees the car briefly, from its own angle.</w:t>
-      </w:r>
-      <w:r>
-        <w:t xml:space="preserve"> The same car looks different in two cameras (scale,</w:t>
-      </w:r>
-    </w:p>
-    <w:p>
-      <w:r>
-        <w:t>viewpoint, lighting), and two different cars of the same model can look almost identical.</w:t>
-      </w:r>
-    </w:p>
-    <w:p>
-      <w:pPr>
-        <w:pStyle w:val="Heading3"/>
-      </w:pPr>
-      <w:r>
-        <w:t>1.3 Users and value</w:t>
-      </w:r>
-    </w:p>
-    <w:p>
-      <w:r>
-        <w:t>The intended user is an analyst or investigator (traffic police, an operator of a camera network, a fleet or car-park operator). V-Trace gives them a ranked shortlist instead of hours of footage, the camera, location and real-world time of every sighting, and the evidence (frames, scores, closest alternatives) to check each result. It is a decision aid: the output is always a ranked list for human review, never an identity claim.</w:t>
-      </w:r>
-    </w:p>
-    <w:p>
-      <w:pPr>
-        <w:pStyle w:val="Heading2"/>
-      </w:pPr>
-      <w:r>
-        <w:t>2. Market Research and Literature Review</w:t>
-      </w:r>
-    </w:p>
-    <w:p>
-      <w:pPr>
-        <w:pStyle w:val="Heading3"/>
-      </w:pPr>
-      <w:r>
-        <w:t>2.1 Vehicle re-identification</w:t>
-      </w:r>
-    </w:p>
-    <w:p>
-      <w:r>
-        <w:t xml:space="preserve">Vehicle Re-ID matches images of the same vehicle across cameras. </w:t>
-      </w:r>
-      <w:r>
-        <w:rPr>
-          <w:b/>
-        </w:rPr>
-        <w:t>VeRi-776</w:t>
-      </w:r>
-      <w:r>
-        <w:t xml:space="preserve"> (Liu et al., 2016) – 50,000+ images of 776 vehicles from 20 surveillance cameras – became the standard benchmark, together with VehicleID and the CityFlow multi-camera dataset of the AI City Challenge (Tang et al., 2019). Strong baselines combine a ResNet-50 backbone, a BN-neck and identity plus metric losses (Luo et al., 2019, "Bag of Tricks"); instance-batch normalisation (IBN-Net, Pan et al., 2018) and non-local blocks improve robustness to appearance changes. </w:t>
-      </w:r>
-      <w:r>
-        <w:rPr>
-          <w:b/>
-        </w:rPr>
-        <w:t>FastReID</w:t>
-      </w:r>
-      <w:r>
-        <w:t xml:space="preserve"> (He et al., 2020), released by JD AI Research – the team of the VeRi-776 authors – packages these into a toolbox and publishes trained models; its SBS(R50-ibn) model reaches Rank-1 97.0% and mAP 81.9% on VeRi-776.</w:t>
-      </w:r>
-    </w:p>
-    <w:p>
-      <w:pPr>
-        <w:pStyle w:val="Heading3"/>
-      </w:pPr>
-      <w:r>
-        <w:t>2.2 Description-based retrieval</w:t>
-      </w:r>
-    </w:p>
-    <w:p>
-      <w:r>
-        <w:t xml:space="preserve">Searching vehicles by natural language was the topic of AI City Challenge Track 5 (2021). Vision-language models such as </w:t>
-      </w:r>
-      <w:r>
-        <w:rPr>
-          <w:b/>
-        </w:rPr>
-        <w:t>CLIP</w:t>
-      </w:r>
-      <w:r>
-        <w:t xml:space="preserve"> (Radford et al., 2021) score an image against arbitrary text, so colour, type and distinctive features can be scored </w:t>
-      </w:r>
-      <w:r>
-        <w:rPr>
-          <w:b/>
-        </w:rPr>
-        <w:t>zero-shot</w:t>
-      </w:r>
-      <w:r>
-        <w:t>, without labelled training data. Licence-plate recognition is mature for close, frontal views; general OCR engines such as EasyOCR read plates when they are large enough.</w:t>
-      </w:r>
-    </w:p>
-    <w:p>
-      <w:pPr>
-        <w:pStyle w:val="Heading3"/>
-      </w:pPr>
-      <w:r>
-        <w:t>2.3 Detection and tracking</w:t>
-      </w:r>
-    </w:p>
-    <w:p>
-      <w:r>
-        <w:t xml:space="preserve">Single-stage detectors (the YOLO family, here YOLO11 from Ultralytics) detect vehicles in real time, and tracking-by-detection methods such as </w:t>
-      </w:r>
-      <w:r>
-        <w:rPr>
-          <w:b/>
-        </w:rPr>
-        <w:t>ByteTrack</w:t>
-      </w:r>
-      <w:r>
-        <w:t xml:space="preserve"> (Zhang et al., 2022) link detections of one vehicle across frames, including low-confidence detections, which keeps tracks through partial occlusion.</w:t>
-      </w:r>
-    </w:p>
-    <w:p>
-      <w:pPr>
-        <w:pStyle w:val="Heading3"/>
-      </w:pPr>
-      <w:r>
-        <w:t>2.4 Current practice and gap</w:t>
-      </w:r>
-    </w:p>
-    <w:p>
-      <w:r>
-        <w:t>Commercial video-analytics platforms offer vehicle search in large deployments, and research code exists for each component, but we found no simple, open tool that takes a handful of ordinary video files, lets a user search by description and then shows where and when the selected vehicle reappears, with the evidence for each result. V-Trace fills that gap by connecting published components into one workflow and adding a cautious, explainable decision rule.</w:t>
-      </w:r>
-    </w:p>
-    <w:p>
-      <w:pPr>
-        <w:pStyle w:val="Heading2"/>
-      </w:pPr>
-      <w:r>
-        <w:t>3. Project Objectives and Success Measurements</w:t>
-      </w:r>
-    </w:p>
-    <w:p>
-      <w:r>
-        <w:rPr>
-          <w:b/>
-        </w:rPr>
-        <w:t>Objective.</w:t>
-      </w:r>
-      <w:r>
-        <w:t xml:space="preserve"> Build a basic, working vehicle Re-ID platform that offers demo or uploaded videos, processes each video into sightings, ranks sightings against a description, and after the user selects one, shows every camera it was seen in with location, real-world time and a frame. Live camera networks, owner records, facial recognition and training detection or Re-ID networks are out of scope.</w:t>
-      </w:r>
-    </w:p>
-    <w:tbl>
-      <w:tblPr>
-        <w:tblStyle w:val="TableGrid"/>
-        <w:tblW w:type="auto" w:w="0"/>
-        <w:jc w:val="center"/>
-        <w:tblLook w:firstColumn="1" w:firstRow="1" w:lastColumn="0" w:lastRow="0" w:noHBand="0" w:noVBand="1" w:val="04A0"/>
-      </w:tblPr>
-      <w:tblGrid>
-        <w:gridCol w:w="1882"/>
-        <w:gridCol w:w="1882"/>
-        <w:gridCol w:w="1882"/>
-        <w:gridCol w:w="1882"/>
-        <w:gridCol w:w="1882"/>
-      </w:tblGrid>
-      <w:tr>
-        <w:tc>
-          <w:tcPr>
-            <w:tcW w:type="dxa" w:w="1882"/>
-            <w:shd w:val="clear" w:color="auto" w:fill="34454D"/>
-          </w:tcPr>
-          <w:p>
-            <w:pPr>
-              <w:spacing w:after="0"/>
-            </w:pPr>
-            <w:r>
-              <w:rPr>
-                <w:b/>
-                <w:color w:val="FFFFFF"/>
-                <w:sz w:val="19"/>
-              </w:rPr>
-              <w:t>Stage</w:t>
-            </w:r>
-          </w:p>
-        </w:tc>
-        <w:tc>
-          <w:tcPr>
-            <w:tcW w:type="dxa" w:w="1882"/>
-            <w:shd w:val="clear" w:color="auto" w:fill="34454D"/>
-          </w:tcPr>
-          <w:p>
-            <w:pPr>
-              <w:spacing w:after="0"/>
-            </w:pPr>
-            <w:r>
-              <w:rPr>
-                <w:b/>
-                <w:color w:val="FFFFFF"/>
-                <w:sz w:val="19"/>
-              </w:rPr>
-              <w:t>Measure</w:t>
-            </w:r>
-          </w:p>
-        </w:tc>
-        <w:tc>
-          <w:tcPr>
-            <w:tcW w:type="dxa" w:w="1882"/>
-            <w:shd w:val="clear" w:color="auto" w:fill="34454D"/>
-          </w:tcPr>
-          <w:p>
-            <w:pPr>
-              <w:spacing w:after="0"/>
-            </w:pPr>
-            <w:r>
-              <w:rPr>
-                <w:b/>
-                <w:color w:val="FFFFFF"/>
-                <w:sz w:val="19"/>
-              </w:rPr>
-              <w:t>Answer key</w:t>
-            </w:r>
-          </w:p>
-        </w:tc>
-        <w:tc>
-          <w:tcPr>
-            <w:tcW w:type="dxa" w:w="1882"/>
-            <w:shd w:val="clear" w:color="auto" w:fill="34454D"/>
-          </w:tcPr>
-          <w:p>
-            <w:pPr>
-              <w:spacing w:after="0"/>
-            </w:pPr>
-            <w:r>
-              <w:rPr>
-                <w:b/>
-                <w:color w:val="FFFFFF"/>
-                <w:sz w:val="19"/>
-              </w:rPr>
-              <w:t>Target</w:t>
-            </w:r>
-          </w:p>
-        </w:tc>
-        <w:tc>
-          <w:tcPr>
-            <w:tcW w:type="dxa" w:w="1882"/>
             <w:shd w:val="clear" w:color="auto" w:fill="34454D"/>
           </w:tcPr>
           <w:p>
@@ -701,7 +314,7 @@
       <w:tr>
         <w:tc>
           <w:tcPr>
-            <w:tcW w:type="dxa" w:w="1882"/>
+            <w:tcW w:type="dxa" w:w="3137"/>
           </w:tcPr>
           <w:p>
             <w:pPr>
@@ -711,13 +324,13 @@
               <w:rPr>
                 <w:sz w:val="19"/>
               </w:rPr>
-              <w:t>Re-ID model</w:t>
+              <w:t>Re-ID model on VeRi-776 (official split), Rank-1 / mAP</w:t>
             </w:r>
           </w:p>
         </w:tc>
         <w:tc>
           <w:tcPr>
-            <w:tcW w:type="dxa" w:w="1882"/>
+            <w:tcW w:type="dxa" w:w="3137"/>
           </w:tcPr>
           <w:p>
             <w:pPr>
@@ -727,45 +340,13 @@
               <w:rPr>
                 <w:sz w:val="19"/>
               </w:rPr>
-              <w:t>Rank-1 / mAP on VeRi-776</w:t>
+              <w:t>within 1 point of 97.0 / 81.9</w:t>
             </w:r>
           </w:p>
         </w:tc>
         <w:tc>
           <w:tcPr>
-            <w:tcW w:type="dxa" w:w="1882"/>
-          </w:tcPr>
-          <w:p>
-            <w:pPr>
-              <w:spacing w:after="0"/>
-            </w:pPr>
-            <w:r>
-              <w:rPr>
-                <w:sz w:val="19"/>
-              </w:rPr>
-              <w:t>Official query/test split</w:t>
-            </w:r>
-          </w:p>
-        </w:tc>
-        <w:tc>
-          <w:tcPr>
-            <w:tcW w:type="dxa" w:w="1882"/>
-          </w:tcPr>
-          <w:p>
-            <w:pPr>
-              <w:spacing w:after="0"/>
-            </w:pPr>
-            <w:r>
-              <w:rPr>
-                <w:sz w:val="19"/>
-              </w:rPr>
-              <w:t>Within 1 point of the published 97.0 / 81.9</w:t>
-            </w:r>
-          </w:p>
-        </w:tc>
-        <w:tc>
-          <w:tcPr>
-            <w:tcW w:type="dxa" w:w="1882"/>
+            <w:tcW w:type="dxa" w:w="3137"/>
           </w:tcPr>
           <w:p>
             <w:pPr>
@@ -783,7 +364,7 @@
       <w:tr>
         <w:tc>
           <w:tcPr>
-            <w:tcW w:type="dxa" w:w="1882"/>
+            <w:tcW w:type="dxa" w:w="3137"/>
             <w:shd w:val="clear" w:color="auto" w:fill="EAF7F6"/>
           </w:tcPr>
           <w:p>
@@ -794,13 +375,13 @@
               <w:rPr>
                 <w:sz w:val="19"/>
               </w:rPr>
-              <w:t>Threshold</w:t>
+              <w:t>Same-vehicle threshold: true / wrong pairs passing (VeRi-776)</w:t>
             </w:r>
           </w:p>
         </w:tc>
         <w:tc>
           <w:tcPr>
-            <w:tcW w:type="dxa" w:w="1882"/>
+            <w:tcW w:type="dxa" w:w="3137"/>
             <w:shd w:val="clear" w:color="auto" w:fill="EAF7F6"/>
           </w:tcPr>
           <w:p>
@@ -811,47 +392,13 @@
               <w:rPr>
                 <w:sz w:val="19"/>
               </w:rPr>
-              <w:t>Share of true / wrong pairs above the threshold</w:t>
+              <w:t>≥ 85% / ≤ 1%</w:t>
             </w:r>
           </w:p>
         </w:tc>
         <w:tc>
           <w:tcPr>
-            <w:tcW w:type="dxa" w:w="1882"/>
-            <w:shd w:val="clear" w:color="auto" w:fill="EAF7F6"/>
-          </w:tcPr>
-          <w:p>
-            <w:pPr>
-              <w:spacing w:after="0"/>
-            </w:pPr>
-            <w:r>
-              <w:rPr>
-                <w:sz w:val="19"/>
-              </w:rPr>
-              <w:t>VeRi-776 pairs</w:t>
-            </w:r>
-          </w:p>
-        </w:tc>
-        <w:tc>
-          <w:tcPr>
-            <w:tcW w:type="dxa" w:w="1882"/>
-            <w:shd w:val="clear" w:color="auto" w:fill="EAF7F6"/>
-          </w:tcPr>
-          <w:p>
-            <w:pPr>
-              <w:spacing w:after="0"/>
-            </w:pPr>
-            <w:r>
-              <w:rPr>
-                <w:sz w:val="19"/>
-              </w:rPr>
-              <w:t>≥ 85% true, ≤ 1% wrong</w:t>
-            </w:r>
-          </w:p>
-        </w:tc>
-        <w:tc>
-          <w:tcPr>
-            <w:tcW w:type="dxa" w:w="1882"/>
+            <w:tcW w:type="dxa" w:w="3137"/>
             <w:shd w:val="clear" w:color="auto" w:fill="EAF7F6"/>
           </w:tcPr>
           <w:p>
@@ -870,7 +417,7 @@
       <w:tr>
         <w:tc>
           <w:tcPr>
-            <w:tcW w:type="dxa" w:w="1882"/>
+            <w:tcW w:type="dxa" w:w="3137"/>
           </w:tcPr>
           <w:p>
             <w:pPr>
@@ -880,131 +427,13 @@
               <w:rPr>
                 <w:sz w:val="19"/>
               </w:rPr>
-              <w:t>Re-ID on footage</w:t>
+              <w:t>Demo footage: cameras reported that are correct</w:t>
             </w:r>
           </w:p>
         </w:tc>
         <w:tc>
           <w:tcPr>
-            <w:tcW w:type="dxa" w:w="1882"/>
-          </w:tcPr>
-          <w:p>
-            <w:pPr>
-              <w:spacing w:after="0"/>
-            </w:pPr>
-            <w:r>
-              <w:rPr>
-                <w:sz w:val="19"/>
-              </w:rPr>
-              <w:t>Rank-1, Rank-5, mAP across cameras</w:t>
-            </w:r>
-          </w:p>
-        </w:tc>
-        <w:tc>
-          <w:tcPr>
-            <w:tcW w:type="dxa" w:w="1882"/>
-          </w:tcPr>
-          <w:p>
-            <w:pPr>
-              <w:spacing w:after="0"/>
-            </w:pPr>
-            <w:r>
-              <w:rPr>
-                <w:sz w:val="19"/>
-              </w:rPr>
-              <w:t>Pseudo ground truth (Section 6.2)</w:t>
-            </w:r>
-          </w:p>
-        </w:tc>
-        <w:tc>
-          <w:tcPr>
-            <w:tcW w:type="dxa" w:w="1882"/>
-          </w:tcPr>
-          <w:p>
-            <w:pPr>
-              <w:spacing w:after="0"/>
-            </w:pPr>
-            <w:r>
-              <w:rPr>
-                <w:sz w:val="19"/>
-              </w:rPr>
-              <w:t>reported</w:t>
-            </w:r>
-          </w:p>
-        </w:tc>
-        <w:tc>
-          <w:tcPr>
-            <w:tcW w:type="dxa" w:w="1882"/>
-          </w:tcPr>
-          <w:p>
-            <w:pPr>
-              <w:spacing w:after="0"/>
-            </w:pPr>
-            <w:r>
-              <w:rPr>
-                <w:sz w:val="19"/>
-              </w:rPr>
-              <w:t>36 / 58 / 38</w:t>
-            </w:r>
-          </w:p>
-        </w:tc>
-      </w:tr>
-      <w:tr>
-        <w:tc>
-          <w:tcPr>
-            <w:tcW w:type="dxa" w:w="1882"/>
-            <w:shd w:val="clear" w:color="auto" w:fill="EAF7F6"/>
-          </w:tcPr>
-          <w:p>
-            <w:pPr>
-              <w:spacing w:after="0"/>
-            </w:pPr>
-            <w:r>
-              <w:rPr>
-                <w:sz w:val="19"/>
-              </w:rPr>
-              <w:t>Where seen</w:t>
-            </w:r>
-          </w:p>
-        </w:tc>
-        <w:tc>
-          <w:tcPr>
-            <w:tcW w:type="dxa" w:w="1882"/>
-            <w:shd w:val="clear" w:color="auto" w:fill="EAF7F6"/>
-          </w:tcPr>
-          <w:p>
-            <w:pPr>
-              <w:spacing w:after="0"/>
-            </w:pPr>
-            <w:r>
-              <w:rPr>
-                <w:sz w:val="19"/>
-              </w:rPr>
-              <w:t>Cameras reported that are correct</w:t>
-            </w:r>
-          </w:p>
-        </w:tc>
-        <w:tc>
-          <w:tcPr>
-            <w:tcW w:type="dxa" w:w="1882"/>
-            <w:shd w:val="clear" w:color="auto" w:fill="EAF7F6"/>
-          </w:tcPr>
-          <w:p>
-            <w:pPr>
-              <w:spacing w:after="0"/>
-            </w:pPr>
-            <w:r>
-              <w:rPr>
-                <w:sz w:val="19"/>
-              </w:rPr>
-              <w:t>Pseudo ground truth</w:t>
-            </w:r>
-          </w:p>
-        </w:tc>
-        <w:tc>
-          <w:tcPr>
-            <w:tcW w:type="dxa" w:w="1882"/>
-            <w:shd w:val="clear" w:color="auto" w:fill="EAF7F6"/>
+            <w:tcW w:type="dxa" w:w="3137"/>
           </w:tcPr>
           <w:p>
             <w:pPr>
@@ -1020,8 +449,7 @@
         </w:tc>
         <w:tc>
           <w:tcPr>
-            <w:tcW w:type="dxa" w:w="1882"/>
-            <w:shd w:val="clear" w:color="auto" w:fill="EAF7F6"/>
+            <w:tcW w:type="dxa" w:w="3137"/>
           </w:tcPr>
           <w:p>
             <w:pPr>
@@ -1039,7 +467,8 @@
       <w:tr>
         <w:tc>
           <w:tcPr>
-            <w:tcW w:type="dxa" w:w="1882"/>
+            <w:tcW w:type="dxa" w:w="3137"/>
+            <w:shd w:val="clear" w:color="auto" w:fill="EAF7F6"/>
           </w:tcPr>
           <w:p>
             <w:pPr>
@@ -1049,13 +478,14 @@
               <w:rPr>
                 <w:sz w:val="19"/>
               </w:rPr>
-              <w:t>Where seen</w:t>
+              <w:t>Demo footage: queries wrongly placed on the distractor road</w:t>
             </w:r>
           </w:p>
         </w:tc>
         <w:tc>
           <w:tcPr>
-            <w:tcW w:type="dxa" w:w="1882"/>
+            <w:tcW w:type="dxa" w:w="3137"/>
+            <w:shd w:val="clear" w:color="auto" w:fill="EAF7F6"/>
           </w:tcPr>
           <w:p>
             <w:pPr>
@@ -1065,45 +495,14 @@
               <w:rPr>
                 <w:sz w:val="19"/>
               </w:rPr>
-              <w:t>Distractor road wrongly reported</w:t>
+              <w:t>≤ 10%</w:t>
             </w:r>
           </w:p>
         </w:tc>
         <w:tc>
           <w:tcPr>
-            <w:tcW w:type="dxa" w:w="1882"/>
-          </w:tcPr>
-          <w:p>
-            <w:pPr>
-              <w:spacing w:after="0"/>
-            </w:pPr>
-            <w:r>
-              <w:rPr>
-                <w:sz w:val="19"/>
-              </w:rPr>
-              <w:t>Pseudo ground truth</w:t>
-            </w:r>
-          </w:p>
-        </w:tc>
-        <w:tc>
-          <w:tcPr>
-            <w:tcW w:type="dxa" w:w="1882"/>
-          </w:tcPr>
-          <w:p>
-            <w:pPr>
-              <w:spacing w:after="0"/>
-            </w:pPr>
-            <w:r>
-              <w:rPr>
-                <w:sz w:val="19"/>
-              </w:rPr>
-              <w:t>≤ 10% of queries</w:t>
-            </w:r>
-          </w:p>
-        </w:tc>
-        <w:tc>
-          <w:tcPr>
-            <w:tcW w:type="dxa" w:w="1882"/>
+            <w:tcW w:type="dxa" w:w="3137"/>
+            <w:shd w:val="clear" w:color="auto" w:fill="EAF7F6"/>
           </w:tcPr>
           <w:p>
             <w:pPr>
@@ -1121,8 +520,7 @@
       <w:tr>
         <w:tc>
           <w:tcPr>
-            <w:tcW w:type="dxa" w:w="1882"/>
-            <w:shd w:val="clear" w:color="auto" w:fill="EAF7F6"/>
+            <w:tcW w:type="dxa" w:w="3137"/>
           </w:tcPr>
           <w:p>
             <w:pPr>
@@ -1132,48 +530,13 @@
               <w:rPr>
                 <w:sz w:val="19"/>
               </w:rPr>
-              <w:t>Search</w:t>
+              <w:t>Demo vehicle found from its description</w:t>
             </w:r>
           </w:p>
         </w:tc>
         <w:tc>
           <w:tcPr>
-            <w:tcW w:type="dxa" w:w="1882"/>
-            <w:shd w:val="clear" w:color="auto" w:fill="EAF7F6"/>
-          </w:tcPr>
-          <w:p>
-            <w:pPr>
-              <w:spacing w:after="0"/>
-            </w:pPr>
-            <w:r>
-              <w:rPr>
-                <w:sz w:val="19"/>
-              </w:rPr>
-              <w:t>The demo vehicle in the top 5 for its description</w:t>
-            </w:r>
-          </w:p>
-        </w:tc>
-        <w:tc>
-          <w:tcPr>
-            <w:tcW w:type="dxa" w:w="1882"/>
-            <w:shd w:val="clear" w:color="auto" w:fill="EAF7F6"/>
-          </w:tcPr>
-          <w:p>
-            <w:pPr>
-              <w:spacing w:after="0"/>
-            </w:pPr>
-            <w:r>
-              <w:rPr>
-                <w:sz w:val="19"/>
-              </w:rPr>
-              <w:t>Demo scenario</w:t>
-            </w:r>
-          </w:p>
-        </w:tc>
-        <w:tc>
-          <w:tcPr>
-            <w:tcW w:type="dxa" w:w="1882"/>
-            <w:shd w:val="clear" w:color="auto" w:fill="EAF7F6"/>
+            <w:tcW w:type="dxa" w:w="3137"/>
           </w:tcPr>
           <w:p>
             <w:pPr>
@@ -1189,8 +552,7 @@
         </w:tc>
         <w:tc>
           <w:tcPr>
-            <w:tcW w:type="dxa" w:w="1882"/>
-            <w:shd w:val="clear" w:color="auto" w:fill="EAF7F6"/>
+            <w:tcW w:type="dxa" w:w="3137"/>
           </w:tcPr>
           <w:p>
             <w:pPr>
@@ -1208,7 +570,8 @@
       <w:tr>
         <w:tc>
           <w:tcPr>
-            <w:tcW w:type="dxa" w:w="1882"/>
+            <w:tcW w:type="dxa" w:w="3137"/>
+            <w:shd w:val="clear" w:color="auto" w:fill="EAF7F6"/>
           </w:tcPr>
           <w:p>
             <w:pPr>
@@ -1218,13 +581,14 @@
               <w:rPr>
                 <w:sz w:val="19"/>
               </w:rPr>
-              <w:t>Uploads</w:t>
+              <w:t>Upload processing time (Fast), 20–22 s clips, laptop CPU</w:t>
             </w:r>
           </w:p>
         </w:tc>
         <w:tc>
           <w:tcPr>
-            <w:tcW w:type="dxa" w:w="1882"/>
+            <w:tcW w:type="dxa" w:w="3137"/>
+            <w:shd w:val="clear" w:color="auto" w:fill="EAF7F6"/>
           </w:tcPr>
           <w:p>
             <w:pPr>
@@ -1234,45 +598,14 @@
               <w:rPr>
                 <w:sz w:val="19"/>
               </w:rPr>
-              <w:t>Processing time per clip (Fast)</w:t>
+              <w:t>≤ 1.5 × clip length</w:t>
             </w:r>
           </w:p>
         </w:tc>
         <w:tc>
           <w:tcPr>
-            <w:tcW w:type="dxa" w:w="1882"/>
-          </w:tcPr>
-          <w:p>
-            <w:pPr>
-              <w:spacing w:after="0"/>
-            </w:pPr>
-            <w:r>
-              <w:rPr>
-                <w:sz w:val="19"/>
-              </w:rPr>
-              <w:t>20–22 s test clips, laptop CPU</w:t>
-            </w:r>
-          </w:p>
-        </w:tc>
-        <w:tc>
-          <w:tcPr>
-            <w:tcW w:type="dxa" w:w="1882"/>
-          </w:tcPr>
-          <w:p>
-            <w:pPr>
-              <w:spacing w:after="0"/>
-            </w:pPr>
-            <w:r>
-              <w:rPr>
-                <w:sz w:val="19"/>
-              </w:rPr>
-              <w:t>≤ clip length × 1.5</w:t>
-            </w:r>
-          </w:p>
-        </w:tc>
-        <w:tc>
-          <w:tcPr>
-            <w:tcW w:type="dxa" w:w="1882"/>
+            <w:tcW w:type="dxa" w:w="3137"/>
+            <w:shd w:val="clear" w:color="auto" w:fill="EAF7F6"/>
           </w:tcPr>
           <w:p>
             <w:pPr>
@@ -1283,93 +616,6 @@
                 <w:sz w:val="19"/>
               </w:rPr>
               <w:t>about 1× ✔</w:t>
-            </w:r>
-          </w:p>
-        </w:tc>
-      </w:tr>
-      <w:tr>
-        <w:tc>
-          <w:tcPr>
-            <w:tcW w:type="dxa" w:w="1882"/>
-            <w:shd w:val="clear" w:color="auto" w:fill="EAF7F6"/>
-          </w:tcPr>
-          <w:p>
-            <w:pPr>
-              <w:spacing w:after="0"/>
-            </w:pPr>
-            <w:r>
-              <w:rPr>
-                <w:sz w:val="19"/>
-              </w:rPr>
-              <w:t>Software</w:t>
-            </w:r>
-          </w:p>
-        </w:tc>
-        <w:tc>
-          <w:tcPr>
-            <w:tcW w:type="dxa" w:w="1882"/>
-            <w:shd w:val="clear" w:color="auto" w:fill="EAF7F6"/>
-          </w:tcPr>
-          <w:p>
-            <w:pPr>
-              <w:spacing w:after="0"/>
-            </w:pPr>
-            <w:r>
-              <w:rPr>
-                <w:sz w:val="19"/>
-              </w:rPr>
-              <w:t>Unit and end-to-end tests</w:t>
-            </w:r>
-          </w:p>
-        </w:tc>
-        <w:tc>
-          <w:tcPr>
-            <w:tcW w:type="dxa" w:w="1882"/>
-            <w:shd w:val="clear" w:color="auto" w:fill="EAF7F6"/>
-          </w:tcPr>
-          <w:p>
-            <w:pPr>
-              <w:spacing w:after="0"/>
-            </w:pPr>
-            <w:r>
-              <w:rPr>
-                <w:sz w:val="19"/>
-              </w:rPr>
-              <w:t>Synthetic data + demo bundle</w:t>
-            </w:r>
-          </w:p>
-        </w:tc>
-        <w:tc>
-          <w:tcPr>
-            <w:tcW w:type="dxa" w:w="1882"/>
-            <w:shd w:val="clear" w:color="auto" w:fill="EAF7F6"/>
-          </w:tcPr>
-          <w:p>
-            <w:pPr>
-              <w:spacing w:after="0"/>
-            </w:pPr>
-            <w:r>
-              <w:rPr>
-                <w:sz w:val="19"/>
-              </w:rPr>
-              <w:t>all pass</w:t>
-            </w:r>
-          </w:p>
-        </w:tc>
-        <w:tc>
-          <w:tcPr>
-            <w:tcW w:type="dxa" w:w="1882"/>
-            <w:shd w:val="clear" w:color="auto" w:fill="EAF7F6"/>
-          </w:tcPr>
-          <w:p>
-            <w:pPr>
-              <w:spacing w:after="0"/>
-            </w:pPr>
-            <w:r>
-              <w:rPr>
-                <w:sz w:val="19"/>
-              </w:rPr>
-              <w:t>all pass ✔</w:t>
             </w:r>
           </w:p>
         </w:tc>
@@ -1385,54 +631,518 @@
         <w:pStyle w:val="Heading2"/>
       </w:pPr>
       <w:r>
-        <w:t>4. Project Solution: System Design</w:t>
+        <w:t>2. Tools and Techniques</w:t>
       </w:r>
     </w:p>
+    <w:tbl>
+      <w:tblPr>
+        <w:tblStyle w:val="TableGrid"/>
+        <w:tblW w:type="auto" w:w="0"/>
+        <w:jc w:val="center"/>
+        <w:tblLook w:firstColumn="1" w:firstRow="1" w:lastColumn="0" w:lastRow="0" w:noHBand="0" w:noVBand="1" w:val="04A0"/>
+      </w:tblPr>
+      <w:tblGrid>
+        <w:gridCol w:w="3137"/>
+        <w:gridCol w:w="3137"/>
+        <w:gridCol w:w="3137"/>
+      </w:tblGrid>
+      <w:tr>
+        <w:tc>
+          <w:tcPr>
+            <w:tcW w:type="dxa" w:w="3137"/>
+            <w:shd w:val="clear" w:color="auto" w:fill="34454D"/>
+          </w:tcPr>
+          <w:p>
+            <w:pPr>
+              <w:spacing w:after="0"/>
+            </w:pPr>
+            <w:r>
+              <w:rPr>
+                <w:b/>
+                <w:color w:val="FFFFFF"/>
+                <w:sz w:val="19"/>
+              </w:rPr>
+              <w:t>Step</w:t>
+            </w:r>
+          </w:p>
+        </w:tc>
+        <w:tc>
+          <w:tcPr>
+            <w:tcW w:type="dxa" w:w="3137"/>
+            <w:shd w:val="clear" w:color="auto" w:fill="34454D"/>
+          </w:tcPr>
+          <w:p>
+            <w:pPr>
+              <w:spacing w:after="0"/>
+            </w:pPr>
+            <w:r>
+              <w:rPr>
+                <w:b/>
+                <w:color w:val="FFFFFF"/>
+                <w:sz w:val="19"/>
+              </w:rPr>
+              <w:t>Tool / model (pretrained, used as published)</w:t>
+            </w:r>
+          </w:p>
+        </w:tc>
+        <w:tc>
+          <w:tcPr>
+            <w:tcW w:type="dxa" w:w="3137"/>
+            <w:shd w:val="clear" w:color="auto" w:fill="34454D"/>
+          </w:tcPr>
+          <w:p>
+            <w:pPr>
+              <w:spacing w:after="0"/>
+            </w:pPr>
+            <w:r>
+              <w:rPr>
+                <w:b/>
+                <w:color w:val="FFFFFF"/>
+                <w:sz w:val="19"/>
+              </w:rPr>
+              <w:t>Technique</w:t>
+            </w:r>
+          </w:p>
+        </w:tc>
+      </w:tr>
+      <w:tr>
+        <w:tc>
+          <w:tcPr>
+            <w:tcW w:type="dxa" w:w="3137"/>
+          </w:tcPr>
+          <w:p>
+            <w:pPr>
+              <w:spacing w:after="0"/>
+            </w:pPr>
+            <w:r>
+              <w:rPr>
+                <w:sz w:val="19"/>
+              </w:rPr>
+              <w:t>Detect vehicles</w:t>
+            </w:r>
+          </w:p>
+        </w:tc>
+        <w:tc>
+          <w:tcPr>
+            <w:tcW w:type="dxa" w:w="3137"/>
+          </w:tcPr>
+          <w:p>
+            <w:pPr>
+              <w:spacing w:after="0"/>
+            </w:pPr>
+            <w:r>
+              <w:rPr>
+                <w:b/>
+                <w:sz w:val="19"/>
+              </w:rPr>
+              <w:t>YOLO11n</w:t>
+            </w:r>
+            <w:r>
+              <w:rPr>
+                <w:sz w:val="19"/>
+              </w:rPr>
+              <w:t xml:space="preserve"> (Ultralytics), COCO classes car, motorcycle, bus, truck</w:t>
+            </w:r>
+          </w:p>
+        </w:tc>
+        <w:tc>
+          <w:tcPr>
+            <w:tcW w:type="dxa" w:w="3137"/>
+          </w:tcPr>
+          <w:p>
+            <w:pPr>
+              <w:spacing w:after="0"/>
+            </w:pPr>
+            <w:r>
+              <w:rPr>
+                <w:sz w:val="19"/>
+              </w:rPr>
+              <w:t>Single-stage CNN object detection</w:t>
+            </w:r>
+          </w:p>
+        </w:tc>
+      </w:tr>
+      <w:tr>
+        <w:tc>
+          <w:tcPr>
+            <w:tcW w:type="dxa" w:w="3137"/>
+            <w:shd w:val="clear" w:color="auto" w:fill="EAF7F6"/>
+          </w:tcPr>
+          <w:p>
+            <w:pPr>
+              <w:spacing w:after="0"/>
+            </w:pPr>
+            <w:r>
+              <w:rPr>
+                <w:sz w:val="19"/>
+              </w:rPr>
+              <w:t>Follow a vehicle in one video</w:t>
+            </w:r>
+          </w:p>
+        </w:tc>
+        <w:tc>
+          <w:tcPr>
+            <w:tcW w:type="dxa" w:w="3137"/>
+            <w:shd w:val="clear" w:color="auto" w:fill="EAF7F6"/>
+          </w:tcPr>
+          <w:p>
+            <w:pPr>
+              <w:spacing w:after="0"/>
+            </w:pPr>
+            <w:r>
+              <w:rPr>
+                <w:b/>
+                <w:sz w:val="19"/>
+              </w:rPr>
+              <w:t>ByteTrack</w:t>
+            </w:r>
+            <w:r>
+              <w:rPr>
+                <w:sz w:val="19"/>
+              </w:rPr>
+              <w:t xml:space="preserve"> (Ultralytics)</w:t>
+            </w:r>
+          </w:p>
+        </w:tc>
+        <w:tc>
+          <w:tcPr>
+            <w:tcW w:type="dxa" w:w="3137"/>
+            <w:shd w:val="clear" w:color="auto" w:fill="EAF7F6"/>
+          </w:tcPr>
+          <w:p>
+            <w:pPr>
+              <w:spacing w:after="0"/>
+            </w:pPr>
+            <w:r>
+              <w:rPr>
+                <w:sz w:val="19"/>
+              </w:rPr>
+              <w:t>Tracking-by-detection; also links low-confidence boxes, so tracks survive partial occlusion</w:t>
+            </w:r>
+          </w:p>
+        </w:tc>
+      </w:tr>
+      <w:tr>
+        <w:tc>
+          <w:tcPr>
+            <w:tcW w:type="dxa" w:w="3137"/>
+          </w:tcPr>
+          <w:p>
+            <w:pPr>
+              <w:spacing w:after="0"/>
+            </w:pPr>
+            <w:r>
+              <w:rPr>
+                <w:sz w:val="19"/>
+              </w:rPr>
+              <w:t>Same vehicle in another camera</w:t>
+            </w:r>
+          </w:p>
+        </w:tc>
+        <w:tc>
+          <w:tcPr>
+            <w:tcW w:type="dxa" w:w="3137"/>
+          </w:tcPr>
+          <w:p>
+            <w:pPr>
+              <w:spacing w:after="0"/>
+            </w:pPr>
+            <w:r>
+              <w:rPr>
+                <w:b/>
+                <w:sz w:val="19"/>
+              </w:rPr>
+              <w:t>FastReID SBS(R50-ibn)</w:t>
+            </w:r>
+            <w:r>
+              <w:rPr>
+                <w:sz w:val="19"/>
+              </w:rPr>
+              <w:t xml:space="preserve"> trained on VeRi-776 (JDAI-CV)</w:t>
+            </w:r>
+          </w:p>
+        </w:tc>
+        <w:tc>
+          <w:tcPr>
+            <w:tcW w:type="dxa" w:w="3137"/>
+          </w:tcPr>
+          <w:p>
+            <w:pPr>
+              <w:spacing w:after="0"/>
+            </w:pPr>
+            <w:r>
+              <w:rPr>
+                <w:sz w:val="19"/>
+              </w:rPr>
+              <w:t>Supervised metric learning: ResNet-50 with instance-batch normalisation and non-local blocks, GeM pooling, BN-neck; cosine similarity of 2048-d embeddings</w:t>
+            </w:r>
+          </w:p>
+        </w:tc>
+      </w:tr>
+      <w:tr>
+        <w:tc>
+          <w:tcPr>
+            <w:tcW w:type="dxa" w:w="3137"/>
+            <w:shd w:val="clear" w:color="auto" w:fill="EAF7F6"/>
+          </w:tcPr>
+          <w:p>
+            <w:pPr>
+              <w:spacing w:after="0"/>
+            </w:pPr>
+            <w:r>
+              <w:rPr>
+                <w:sz w:val="19"/>
+              </w:rPr>
+              <w:t>Colour, type, features, free text</w:t>
+            </w:r>
+          </w:p>
+        </w:tc>
+        <w:tc>
+          <w:tcPr>
+            <w:tcW w:type="dxa" w:w="3137"/>
+            <w:shd w:val="clear" w:color="auto" w:fill="EAF7F6"/>
+          </w:tcPr>
+          <w:p>
+            <w:pPr>
+              <w:spacing w:after="0"/>
+            </w:pPr>
+            <w:r>
+              <w:rPr>
+                <w:b/>
+                <w:sz w:val="19"/>
+              </w:rPr>
+              <w:t>CLIP ViT-B/32</w:t>
+            </w:r>
+            <w:r>
+              <w:rPr>
+                <w:sz w:val="19"/>
+              </w:rPr>
+              <w:t xml:space="preserve"> (OpenAI, open_clip)</w:t>
+            </w:r>
+          </w:p>
+        </w:tc>
+        <w:tc>
+          <w:tcPr>
+            <w:tcW w:type="dxa" w:w="3137"/>
+            <w:shd w:val="clear" w:color="auto" w:fill="EAF7F6"/>
+          </w:tcPr>
+          <w:p>
+            <w:pPr>
+              <w:spacing w:after="0"/>
+            </w:pPr>
+            <w:r>
+              <w:rPr>
+                <w:sz w:val="19"/>
+              </w:rPr>
+              <w:t>Zero-shot vision-language scoring of image vs text prompts</w:t>
+            </w:r>
+          </w:p>
+        </w:tc>
+      </w:tr>
+      <w:tr>
+        <w:tc>
+          <w:tcPr>
+            <w:tcW w:type="dxa" w:w="3137"/>
+          </w:tcPr>
+          <w:p>
+            <w:pPr>
+              <w:spacing w:after="0"/>
+            </w:pPr>
+            <w:r>
+              <w:rPr>
+                <w:sz w:val="19"/>
+              </w:rPr>
+              <w:t>Licence plate</w:t>
+            </w:r>
+          </w:p>
+        </w:tc>
+        <w:tc>
+          <w:tcPr>
+            <w:tcW w:type="dxa" w:w="3137"/>
+          </w:tcPr>
+          <w:p>
+            <w:pPr>
+              <w:spacing w:after="0"/>
+            </w:pPr>
+            <w:r>
+              <w:rPr>
+                <w:b/>
+                <w:sz w:val="19"/>
+              </w:rPr>
+              <w:t>EasyOCR</w:t>
+            </w:r>
+            <w:r>
+              <w:rPr>
+                <w:sz w:val="19"/>
+              </w:rPr>
+              <w:t xml:space="preserve"> (JaidedAI)</w:t>
+            </w:r>
+          </w:p>
+        </w:tc>
+        <w:tc>
+          <w:tcPr>
+            <w:tcW w:type="dxa" w:w="3137"/>
+          </w:tcPr>
+          <w:p>
+            <w:pPr>
+              <w:spacing w:after="0"/>
+            </w:pPr>
+            <w:r>
+              <w:rPr>
+                <w:sz w:val="19"/>
+              </w:rPr>
+              <w:t>OCR with wildcard (</w:t>
+            </w:r>
+            <w:r>
+              <w:rPr>
+                <w:rFonts w:ascii="Consolas" w:hAnsi="Consolas"/>
+                <w:color w:val="0E8782"/>
+                <w:sz w:val="17"/>
+              </w:rPr>
+              <w:t>?</w:t>
+            </w:r>
+            <w:r>
+              <w:rPr>
+                <w:sz w:val="19"/>
+              </w:rPr>
+              <w:t>) edit-distance matching</w:t>
+            </w:r>
+          </w:p>
+        </w:tc>
+      </w:tr>
+      <w:tr>
+        <w:tc>
+          <w:tcPr>
+            <w:tcW w:type="dxa" w:w="3137"/>
+            <w:shd w:val="clear" w:color="auto" w:fill="EAF7F6"/>
+          </w:tcPr>
+          <w:p>
+            <w:pPr>
+              <w:spacing w:after="0"/>
+            </w:pPr>
+            <w:r>
+              <w:rPr>
+                <w:sz w:val="19"/>
+              </w:rPr>
+              <w:t>Decide "seen in this camera"</w:t>
+            </w:r>
+          </w:p>
+        </w:tc>
+        <w:tc>
+          <w:tcPr>
+            <w:tcW w:type="dxa" w:w="3137"/>
+            <w:shd w:val="clear" w:color="auto" w:fill="EAF7F6"/>
+          </w:tcPr>
+          <w:p>
+            <w:pPr>
+              <w:spacing w:after="0"/>
+            </w:pPr>
+            <w:r>
+              <w:rPr>
+                <w:sz w:val="19"/>
+              </w:rPr>
+              <w:t>our decision rule</w:t>
+            </w:r>
+          </w:p>
+        </w:tc>
+        <w:tc>
+          <w:tcPr>
+            <w:tcW w:type="dxa" w:w="3137"/>
+            <w:shd w:val="clear" w:color="auto" w:fill="EAF7F6"/>
+          </w:tcPr>
+          <w:p>
+            <w:pPr>
+              <w:spacing w:after="0"/>
+            </w:pPr>
+            <w:r>
+              <w:rPr>
+                <w:sz w:val="19"/>
+              </w:rPr>
+              <w:t>Similarity threshold + ratio test (Lowe, 2004) + real-world time window</w:t>
+            </w:r>
+          </w:p>
+        </w:tc>
+      </w:tr>
+      <w:tr>
+        <w:tc>
+          <w:tcPr>
+            <w:tcW w:type="dxa" w:w="3137"/>
+          </w:tcPr>
+          <w:p>
+            <w:pPr>
+              <w:spacing w:after="0"/>
+            </w:pPr>
+            <w:r>
+              <w:rPr>
+                <w:sz w:val="19"/>
+              </w:rPr>
+              <w:t>Application</w:t>
+            </w:r>
+          </w:p>
+        </w:tc>
+        <w:tc>
+          <w:tcPr>
+            <w:tcW w:type="dxa" w:w="3137"/>
+          </w:tcPr>
+          <w:p>
+            <w:pPr>
+              <w:spacing w:after="0"/>
+            </w:pPr>
+            <w:r>
+              <w:rPr>
+                <w:b/>
+                <w:sz w:val="19"/>
+              </w:rPr>
+              <w:t>Streamlit</w:t>
+            </w:r>
+            <w:r>
+              <w:rPr>
+                <w:sz w:val="19"/>
+              </w:rPr>
+              <w:t>, OpenCV, PyTorch (CPU)</w:t>
+            </w:r>
+          </w:p>
+        </w:tc>
+        <w:tc>
+          <w:tcPr>
+            <w:tcW w:type="dxa" w:w="3137"/>
+          </w:tcPr>
+          <w:p>
+            <w:pPr>
+              <w:spacing w:after="0"/>
+            </w:pPr>
+            <w:r>
+              <w:rPr>
+                <w:sz w:val="19"/>
+              </w:rPr>
+              <w:t>Web app with admin sign-in; tests with pytest and Streamlit AppTest</w:t>
+            </w:r>
+          </w:p>
+        </w:tc>
+      </w:tr>
+    </w:tbl>
     <w:p>
       <w:pPr>
-        <w:pStyle w:val="Heading3"/>
+        <w:spacing w:after="40"/>
       </w:pPr>
-      <w:r>
-        <w:t>4.1 Inputs and outputs</w:t>
-      </w:r>
     </w:p>
     <w:p>
       <w:r>
         <w:rPr>
           <w:b/>
         </w:rPr>
-        <w:t>Input:</w:t>
+        <w:t>Why these choices.</w:t>
       </w:r>
       <w:r>
-        <w:t xml:space="preserve"> one or more videos (one video = one camera), each with a location and a recording start; a description of the vehicle (any of colour, type, plate with </w:t>
-      </w:r>
-      <w:r>
-        <w:rPr>
-          <w:rFonts w:ascii="Consolas" w:hAnsi="Consolas"/>
-          <w:color w:val="0E8782"/>
-          <w:sz w:val="20"/>
-        </w:rPr>
-        <w:t>?</w:t>
-      </w:r>
-      <w:r>
-        <w:t xml:space="preserve"> wildcards, distinctive features, free text). </w:t>
-      </w:r>
-      <w:r>
-        <w:rPr>
-          <w:b/>
-        </w:rPr>
-        <w:t>Output:</w:t>
-      </w:r>
-      <w:r>
-        <w:t xml:space="preserve"> the ranked best-matching sightings; for the selected one, every camera where the same vehicle was seen with location, real-world date and time span, position in the video, a crop and a full frame, the route in time order and a map; and, for cameras with no confident match, the three closest vehicles.</w:t>
+        <w:t xml:space="preserve"> VeRi-776 (Liu et al., 2016) is the standard vehicle Re-ID benchmark, and FastReID (He et al., 2020) is the toolbox released by the same research team with trained VeRi-776 models; using it avoids training and gives far stronger matching than generic embeddings (an earlier version of this project with ImageNet ResNet-50 and CLIP embeddings plus a trained LDA metric and Random Forest reached at most about 77% Rank-1 on VeRi). CLIP needs no labelled data and also handles free text. YOLO11 and ByteTrack are fast enough on a CPU for upload-and-search.</w:t>
       </w:r>
     </w:p>
     <w:p>
       <w:pPr>
-        <w:pStyle w:val="Heading3"/>
+        <w:pStyle w:val="Heading2"/>
       </w:pPr>
       <w:r>
-        <w:t>4.2 Architecture</w:t>
+        <w:t>3. System Design and Models</w:t>
       </w:r>
     </w:p>
     <w:tbl>
@@ -1539,592 +1249,23 @@
     </w:tbl>
     <w:p/>
     <w:p>
-      <w:pPr>
-        <w:pStyle w:val="Heading3"/>
-      </w:pPr>
-      <w:r>
-        <w:t>4.3 Design principles</w:t>
-      </w:r>
-    </w:p>
-    <w:p>
-      <w:pPr>
-        <w:pStyle w:val="ListNumber"/>
-        <w:spacing w:after="60"/>
-      </w:pPr>
       <w:r>
         <w:rPr>
           <w:b/>
         </w:rPr>
-        <w:t>Pretrained only.</w:t>
+        <w:t>3.1 Videos → sightings.</w:t>
       </w:r>
       <w:r>
-        <w:t xml:space="preserve"> Every model is a published checkpoint used unchanged; our work is integration, decision logic</w:t>
+        <w:t xml:space="preserve"> Every 3rd frame (every 5th with </w:t>
       </w:r>
-    </w:p>
-    <w:p>
-      <w:r>
-        <w:t>and evaluation.</w:t>
-      </w:r>
-    </w:p>
-    <w:p>
-      <w:pPr>
-        <w:pStyle w:val="ListNumber"/>
-        <w:spacing w:after="60"/>
-      </w:pPr>
       <w:r>
         <w:rPr>
-          <w:b/>
+          <w:i/>
         </w:rPr>
-        <w:t>A person decides.</w:t>
+        <w:t>Fast processing</w:t>
       </w:r>
       <w:r>
-        <w:t xml:space="preserve"> V-Trace ranks and shows evidence; ambiguous cases are shown as candidates, not decided.</w:t>
-      </w:r>
-    </w:p>
-    <w:p>
-      <w:pPr>
-        <w:pStyle w:val="ListNumber"/>
-        <w:spacing w:after="60"/>
-      </w:pPr>
-      <w:r>
-        <w:rPr>
-          <w:b/>
-        </w:rPr>
-        <w:t>Real-world context.</w:t>
-      </w:r>
-      <w:r>
-        <w:t xml:space="preserve"> Every sighting carries the camera's location and a real-world time, so results read as</w:t>
-      </w:r>
-    </w:p>
-    <w:p>
-      <w:r>
-        <w:t>"Orchard Road at Scotts Road, 08:15:42" rather than "video 2 at 00:42".</w:t>
-      </w:r>
-    </w:p>
-    <w:p>
-      <w:pPr>
-        <w:pStyle w:val="Heading3"/>
-      </w:pPr>
-      <w:r>
-        <w:t>4.4 Choice of techniques</w:t>
-      </w:r>
-    </w:p>
-    <w:tbl>
-      <w:tblPr>
-        <w:tblStyle w:val="TableGrid"/>
-        <w:tblW w:type="auto" w:w="0"/>
-        <w:jc w:val="center"/>
-        <w:tblLook w:firstColumn="1" w:firstRow="1" w:lastColumn="0" w:lastRow="0" w:noHBand="0" w:noVBand="1" w:val="04A0"/>
-      </w:tblPr>
-      <w:tblGrid>
-        <w:gridCol w:w="2353"/>
-        <w:gridCol w:w="2353"/>
-        <w:gridCol w:w="2353"/>
-        <w:gridCol w:w="2353"/>
-      </w:tblGrid>
-      <w:tr>
-        <w:tc>
-          <w:tcPr>
-            <w:tcW w:type="dxa" w:w="2353"/>
-            <w:shd w:val="clear" w:color="auto" w:fill="34454D"/>
-          </w:tcPr>
-          <w:p>
-            <w:pPr>
-              <w:spacing w:after="0"/>
-            </w:pPr>
-            <w:r>
-              <w:rPr>
-                <w:b/>
-                <w:color w:val="FFFFFF"/>
-                <w:sz w:val="19"/>
-              </w:rPr>
-              <w:t>Step</w:t>
-            </w:r>
-          </w:p>
-        </w:tc>
-        <w:tc>
-          <w:tcPr>
-            <w:tcW w:type="dxa" w:w="2353"/>
-            <w:shd w:val="clear" w:color="auto" w:fill="34454D"/>
-          </w:tcPr>
-          <w:p>
-            <w:pPr>
-              <w:spacing w:after="0"/>
-            </w:pPr>
-            <w:r>
-              <w:rPr>
-                <w:b/>
-                <w:color w:val="FFFFFF"/>
-                <w:sz w:val="19"/>
-              </w:rPr>
-              <w:t>Chosen</w:t>
-            </w:r>
-          </w:p>
-        </w:tc>
-        <w:tc>
-          <w:tcPr>
-            <w:tcW w:type="dxa" w:w="2353"/>
-            <w:shd w:val="clear" w:color="auto" w:fill="34454D"/>
-          </w:tcPr>
-          <w:p>
-            <w:pPr>
-              <w:spacing w:after="0"/>
-            </w:pPr>
-            <w:r>
-              <w:rPr>
-                <w:b/>
-                <w:color w:val="FFFFFF"/>
-                <w:sz w:val="19"/>
-              </w:rPr>
-              <w:t>Alternatives considered</w:t>
-            </w:r>
-          </w:p>
-        </w:tc>
-        <w:tc>
-          <w:tcPr>
-            <w:tcW w:type="dxa" w:w="2353"/>
-            <w:shd w:val="clear" w:color="auto" w:fill="34454D"/>
-          </w:tcPr>
-          <w:p>
-            <w:pPr>
-              <w:spacing w:after="0"/>
-            </w:pPr>
-            <w:r>
-              <w:rPr>
-                <w:b/>
-                <w:color w:val="FFFFFF"/>
-                <w:sz w:val="19"/>
-              </w:rPr>
-              <w:t>Reason</w:t>
-            </w:r>
-          </w:p>
-        </w:tc>
-      </w:tr>
-      <w:tr>
-        <w:tc>
-          <w:tcPr>
-            <w:tcW w:type="dxa" w:w="2353"/>
-          </w:tcPr>
-          <w:p>
-            <w:pPr>
-              <w:spacing w:after="0"/>
-            </w:pPr>
-            <w:r>
-              <w:rPr>
-                <w:sz w:val="19"/>
-              </w:rPr>
-              <w:t>Detection</w:t>
-            </w:r>
-          </w:p>
-        </w:tc>
-        <w:tc>
-          <w:tcPr>
-            <w:tcW w:type="dxa" w:w="2353"/>
-          </w:tcPr>
-          <w:p>
-            <w:pPr>
-              <w:spacing w:after="0"/>
-            </w:pPr>
-            <w:r>
-              <w:rPr>
-                <w:sz w:val="19"/>
-              </w:rPr>
-              <w:t>YOLO11n (COCO vehicle classes)</w:t>
-            </w:r>
-          </w:p>
-        </w:tc>
-        <w:tc>
-          <w:tcPr>
-            <w:tcW w:type="dxa" w:w="2353"/>
-          </w:tcPr>
-          <w:p>
-            <w:pPr>
-              <w:spacing w:after="0"/>
-            </w:pPr>
-            <w:r>
-              <w:rPr>
-                <w:sz w:val="19"/>
-              </w:rPr>
-              <w:t>Larger YOLO models, Faster R-CNN</w:t>
-            </w:r>
-          </w:p>
-        </w:tc>
-        <w:tc>
-          <w:tcPr>
-            <w:tcW w:type="dxa" w:w="2353"/>
-          </w:tcPr>
-          <w:p>
-            <w:pPr>
-              <w:spacing w:after="0"/>
-            </w:pPr>
-            <w:r>
-              <w:rPr>
-                <w:sz w:val="19"/>
-              </w:rPr>
-              <w:t>Fast enough on a CPU for upload-and-search; vehicles are a standard COCO class</w:t>
-            </w:r>
-          </w:p>
-        </w:tc>
-      </w:tr>
-      <w:tr>
-        <w:tc>
-          <w:tcPr>
-            <w:tcW w:type="dxa" w:w="2353"/>
-            <w:shd w:val="clear" w:color="auto" w:fill="EAF7F6"/>
-          </w:tcPr>
-          <w:p>
-            <w:pPr>
-              <w:spacing w:after="0"/>
-            </w:pPr>
-            <w:r>
-              <w:rPr>
-                <w:sz w:val="19"/>
-              </w:rPr>
-              <w:t>Tracking</w:t>
-            </w:r>
-          </w:p>
-        </w:tc>
-        <w:tc>
-          <w:tcPr>
-            <w:tcW w:type="dxa" w:w="2353"/>
-            <w:shd w:val="clear" w:color="auto" w:fill="EAF7F6"/>
-          </w:tcPr>
-          <w:p>
-            <w:pPr>
-              <w:spacing w:after="0"/>
-            </w:pPr>
-            <w:r>
-              <w:rPr>
-                <w:sz w:val="19"/>
-              </w:rPr>
-              <w:t>ByteTrack</w:t>
-            </w:r>
-          </w:p>
-        </w:tc>
-        <w:tc>
-          <w:tcPr>
-            <w:tcW w:type="dxa" w:w="2353"/>
-            <w:shd w:val="clear" w:color="auto" w:fill="EAF7F6"/>
-          </w:tcPr>
-          <w:p>
-            <w:pPr>
-              <w:spacing w:after="0"/>
-            </w:pPr>
-            <w:r>
-              <w:rPr>
-                <w:sz w:val="19"/>
-              </w:rPr>
-              <w:t>DeepSORT, BoT-SORT</w:t>
-            </w:r>
-          </w:p>
-        </w:tc>
-        <w:tc>
-          <w:tcPr>
-            <w:tcW w:type="dxa" w:w="2353"/>
-            <w:shd w:val="clear" w:color="auto" w:fill="EAF7F6"/>
-          </w:tcPr>
-          <w:p>
-            <w:pPr>
-              <w:spacing w:after="0"/>
-            </w:pPr>
-            <w:r>
-              <w:rPr>
-                <w:sz w:val="19"/>
-              </w:rPr>
-              <w:t>Ships with Ultralytics; keeps low-confidence boxes, so fewer broken tracks</w:t>
-            </w:r>
-          </w:p>
-        </w:tc>
-      </w:tr>
-      <w:tr>
-        <w:tc>
-          <w:tcPr>
-            <w:tcW w:type="dxa" w:w="2353"/>
-          </w:tcPr>
-          <w:p>
-            <w:pPr>
-              <w:spacing w:after="0"/>
-            </w:pPr>
-            <w:r>
-              <w:rPr>
-                <w:sz w:val="19"/>
-              </w:rPr>
-              <w:t>Cross-camera Re-ID</w:t>
-            </w:r>
-          </w:p>
-        </w:tc>
-        <w:tc>
-          <w:tcPr>
-            <w:tcW w:type="dxa" w:w="2353"/>
-          </w:tcPr>
-          <w:p>
-            <w:pPr>
-              <w:spacing w:after="0"/>
-            </w:pPr>
-            <w:r>
-              <w:rPr>
-                <w:sz w:val="19"/>
-              </w:rPr>
-              <w:t>FastReID SBS(R50-ibn), VeRi-776</w:t>
-            </w:r>
-          </w:p>
-        </w:tc>
-        <w:tc>
-          <w:tcPr>
-            <w:tcW w:type="dxa" w:w="2353"/>
-          </w:tcPr>
-          <w:p>
-            <w:pPr>
-              <w:spacing w:after="0"/>
-            </w:pPr>
-            <w:r>
-              <w:rPr>
-                <w:sz w:val="19"/>
-              </w:rPr>
-              <w:t>ImageNet ResNet-50 or CLIP embeddings; training our own metric</w:t>
-            </w:r>
-          </w:p>
-        </w:tc>
-        <w:tc>
-          <w:tcPr>
-            <w:tcW w:type="dxa" w:w="2353"/>
-          </w:tcPr>
-          <w:p>
-            <w:pPr>
-              <w:spacing w:after="0"/>
-            </w:pPr>
-            <w:r>
-              <w:rPr>
-                <w:sz w:val="19"/>
-              </w:rPr>
-              <w:t>Trained on vehicle identities by the dataset's authors; 97% Rank-1, against about 60% for generic ImageNet embeddings in our earlier tracklet-level tests</w:t>
-            </w:r>
-          </w:p>
-        </w:tc>
-      </w:tr>
-      <w:tr>
-        <w:tc>
-          <w:tcPr>
-            <w:tcW w:type="dxa" w:w="2353"/>
-            <w:shd w:val="clear" w:color="auto" w:fill="EAF7F6"/>
-          </w:tcPr>
-          <w:p>
-            <w:pPr>
-              <w:spacing w:after="0"/>
-            </w:pPr>
-            <w:r>
-              <w:rPr>
-                <w:sz w:val="19"/>
-              </w:rPr>
-              <w:t>Colour, type, features</w:t>
-            </w:r>
-          </w:p>
-        </w:tc>
-        <w:tc>
-          <w:tcPr>
-            <w:tcW w:type="dxa" w:w="2353"/>
-            <w:shd w:val="clear" w:color="auto" w:fill="EAF7F6"/>
-          </w:tcPr>
-          <w:p>
-            <w:pPr>
-              <w:spacing w:after="0"/>
-            </w:pPr>
-            <w:r>
-              <w:rPr>
-                <w:sz w:val="19"/>
-              </w:rPr>
-              <w:t>CLIP ViT-B/32 zero-shot</w:t>
-            </w:r>
-          </w:p>
-        </w:tc>
-        <w:tc>
-          <w:tcPr>
-            <w:tcW w:type="dxa" w:w="2353"/>
-            <w:shd w:val="clear" w:color="auto" w:fill="EAF7F6"/>
-          </w:tcPr>
-          <w:p>
-            <w:pPr>
-              <w:spacing w:after="0"/>
-            </w:pPr>
-            <w:r>
-              <w:rPr>
-                <w:sz w:val="19"/>
-              </w:rPr>
-              <w:t>Classifiers trained on VeRi labels</w:t>
-            </w:r>
-          </w:p>
-        </w:tc>
-        <w:tc>
-          <w:tcPr>
-            <w:tcW w:type="dxa" w:w="2353"/>
-            <w:shd w:val="clear" w:color="auto" w:fill="EAF7F6"/>
-          </w:tcPr>
-          <w:p>
-            <w:pPr>
-              <w:spacing w:after="0"/>
-            </w:pPr>
-            <w:r>
-              <w:rPr>
-                <w:sz w:val="19"/>
-              </w:rPr>
-              <w:t>No training needed; also handles free text</w:t>
-            </w:r>
-          </w:p>
-        </w:tc>
-      </w:tr>
-      <w:tr>
-        <w:tc>
-          <w:tcPr>
-            <w:tcW w:type="dxa" w:w="2353"/>
-          </w:tcPr>
-          <w:p>
-            <w:pPr>
-              <w:spacing w:after="0"/>
-            </w:pPr>
-            <w:r>
-              <w:rPr>
-                <w:sz w:val="19"/>
-              </w:rPr>
-              <w:t>Plate</w:t>
-            </w:r>
-          </w:p>
-        </w:tc>
-        <w:tc>
-          <w:tcPr>
-            <w:tcW w:type="dxa" w:w="2353"/>
-          </w:tcPr>
-          <w:p>
-            <w:pPr>
-              <w:spacing w:after="0"/>
-            </w:pPr>
-            <w:r>
-              <w:rPr>
-                <w:sz w:val="19"/>
-              </w:rPr>
-              <w:t>EasyOCR on the lower part of the largest crops</w:t>
-            </w:r>
-          </w:p>
-        </w:tc>
-        <w:tc>
-          <w:tcPr>
-            <w:tcW w:type="dxa" w:w="2353"/>
-          </w:tcPr>
-          <w:p>
-            <w:pPr>
-              <w:spacing w:after="0"/>
-            </w:pPr>
-            <w:r>
-              <w:rPr>
-                <w:sz w:val="19"/>
-              </w:rPr>
-              <w:t>Dedicated plate detector + recogniser</w:t>
-            </w:r>
-          </w:p>
-        </w:tc>
-        <w:tc>
-          <w:tcPr>
-            <w:tcW w:type="dxa" w:w="2353"/>
-          </w:tcPr>
-          <w:p>
-            <w:pPr>
-              <w:spacing w:after="0"/>
-            </w:pPr>
-            <w:r>
-              <w:rPr>
-                <w:sz w:val="19"/>
-              </w:rPr>
-              <w:t>General, pretrained; plates are evidence only when confidently read</w:t>
-            </w:r>
-          </w:p>
-        </w:tc>
-      </w:tr>
-      <w:tr>
-        <w:tc>
-          <w:tcPr>
-            <w:tcW w:type="dxa" w:w="2353"/>
-            <w:shd w:val="clear" w:color="auto" w:fill="EAF7F6"/>
-          </w:tcPr>
-          <w:p>
-            <w:pPr>
-              <w:spacing w:after="0"/>
-            </w:pPr>
-            <w:r>
-              <w:rPr>
-                <w:sz w:val="19"/>
-              </w:rPr>
-              <w:t>Same-vehicle decision</w:t>
-            </w:r>
-          </w:p>
-        </w:tc>
-        <w:tc>
-          <w:tcPr>
-            <w:tcW w:type="dxa" w:w="2353"/>
-            <w:shd w:val="clear" w:color="auto" w:fill="EAF7F6"/>
-          </w:tcPr>
-          <w:p>
-            <w:pPr>
-              <w:spacing w:after="0"/>
-            </w:pPr>
-            <w:r>
-              <w:rPr>
-                <w:sz w:val="19"/>
-              </w:rPr>
-              <w:t>Best sighting per camera + threshold + ratio test + real-world time window</w:t>
-            </w:r>
-          </w:p>
-        </w:tc>
-        <w:tc>
-          <w:tcPr>
-            <w:tcW w:type="dxa" w:w="2353"/>
-            <w:shd w:val="clear" w:color="auto" w:fill="EAF7F6"/>
-          </w:tcPr>
-          <w:p>
-            <w:pPr>
-              <w:spacing w:after="0"/>
-            </w:pPr>
-            <w:r>
-              <w:rPr>
-                <w:sz w:val="19"/>
-              </w:rPr>
-              <w:t>Threshold alone</w:t>
-            </w:r>
-          </w:p>
-        </w:tc>
-        <w:tc>
-          <w:tcPr>
-            <w:tcW w:type="dxa" w:w="2353"/>
-            <w:shd w:val="clear" w:color="auto" w:fill="EAF7F6"/>
-          </w:tcPr>
-          <w:p>
-            <w:pPr>
-              <w:spacing w:after="0"/>
-            </w:pPr>
-            <w:r>
-              <w:rPr>
-                <w:sz w:val="19"/>
-              </w:rPr>
-              <w:t>Threshold alone reported mostly wrong cameras on real footage (Section 6.3)</w:t>
-            </w:r>
-          </w:p>
-        </w:tc>
-      </w:tr>
-    </w:tbl>
-    <w:p>
-      <w:pPr>
-        <w:spacing w:after="40"/>
-      </w:pPr>
-    </w:p>
-    <w:p>
-      <w:pPr>
-        <w:pStyle w:val="Heading3"/>
-      </w:pPr>
-      <w:r>
-        <w:t>4.5 Data model</w:t>
-      </w:r>
-    </w:p>
-    <w:p>
-      <w:r>
-        <w:t xml:space="preserve">A </w:t>
+        <w:t xml:space="preserve">) goes through YOLO11n and ByteTrack links one vehicle's detections. One track is one </w:t>
       </w:r>
       <w:r>
         <w:rPr>
@@ -2133,138 +1274,18 @@
         <w:t>sighting</w:t>
       </w:r>
       <w:r>
-        <w:t xml:space="preserve"> (tracklet) stores its camera, first/last/best time in the video, boxes, four crops spread in time, one annotated full frame, and its descriptors (Re-ID embedding, CLIP embedding, colour/type/feature probabilities, plate). A </w:t>
+        <w:t>: its time span, boxes, four good crops spread in time (large, confident, not cut by the frame edge) and one full frame with the vehicle boxed. Tracks with fewer than 4 detections are dropped.</w:t>
       </w:r>
+    </w:p>
+    <w:p>
       <w:r>
         <w:rPr>
           <w:b/>
         </w:rPr>
-        <w:t>camera</w:t>
+        <w:t>3.2 Camera details and real-world time.</w:t>
       </w:r>
       <w:r>
-        <w:t xml:space="preserve"> stores its location (name, optional latitude/longitude) and recording start. Real-world times are derived when the view is built, so editing a camera's details never touches the processed sightings.</w:t>
-      </w:r>
-    </w:p>
-    <w:p>
-      <w:pPr>
-        <w:pStyle w:val="Heading2"/>
-      </w:pPr>
-      <w:r>
-        <w:t>5. System Development and Implementation</w:t>
-      </w:r>
-    </w:p>
-    <w:p>
-      <w:pPr>
-        <w:pStyle w:val="Heading3"/>
-      </w:pPr>
-      <w:r>
-        <w:t>5.1 Technology and engineering practice</w:t>
-      </w:r>
-    </w:p>
-    <w:p>
-      <w:r>
-        <w:t>Python 3.11, PyTorch 2.5 (CPU), Ultralytics (YOLO11 + ByteTrack), open_clip, EasyOCR, OpenCV and Streamlit 1.66. The code (</w:t>
-      </w:r>
-      <w:r>
-        <w:rPr>
-          <w:rFonts w:ascii="Consolas" w:hAnsi="Consolas"/>
-          <w:color w:val="0E8782"/>
-          <w:sz w:val="20"/>
-        </w:rPr>
-        <w:t>vtrace/</w:t>
-      </w:r>
-      <w:r>
-        <w:t xml:space="preserve"> package, </w:t>
-      </w:r>
-      <w:r>
-        <w:rPr>
-          <w:rFonts w:ascii="Consolas" w:hAnsi="Consolas"/>
-          <w:color w:val="0E8782"/>
-          <w:sz w:val="20"/>
-        </w:rPr>
-        <w:t>app.py</w:t>
-      </w:r>
-      <w:r>
-        <w:t xml:space="preserve">, </w:t>
-      </w:r>
-      <w:r>
-        <w:rPr>
-          <w:rFonts w:ascii="Consolas" w:hAnsi="Consolas"/>
-          <w:color w:val="0E8782"/>
-          <w:sz w:val="20"/>
-        </w:rPr>
-        <w:t>scripts/</w:t>
-      </w:r>
-      <w:r>
-        <w:t>) was developed on GitHub with one branch and pull request per change, unit tests on synthetic sightings and an end-to-end test of the demo flow (</w:t>
-      </w:r>
-      <w:r>
-        <w:rPr>
-          <w:rFonts w:ascii="Consolas" w:hAnsi="Consolas"/>
-          <w:color w:val="0E8782"/>
-          <w:sz w:val="20"/>
-        </w:rPr>
-        <w:t>streamlit.testing.AppTest</w:t>
-      </w:r>
-      <w:r>
-        <w:t>), run by GitHub Actions.</w:t>
-      </w:r>
-    </w:p>
-    <w:p>
-      <w:pPr>
-        <w:pStyle w:val="Heading3"/>
-      </w:pPr>
-      <w:r>
-        <w:t>5.2 Videos → sightings (</w:t>
-      </w:r>
-      <w:r>
-        <w:rPr>
-          <w:rFonts w:ascii="Consolas" w:hAnsi="Consolas"/>
-          <w:color w:val="0E8782"/>
-          <w:sz w:val="20"/>
-        </w:rPr>
-        <w:t>vtrace/video.py</w:t>
-      </w:r>
-      <w:r>
-        <w:t>)</w:t>
-      </w:r>
-    </w:p>
-    <w:p>
-      <w:r>
-        <w:t xml:space="preserve">Every 3rd frame (every 5th with </w:t>
-      </w:r>
-      <w:r>
-        <w:rPr>
-          <w:i/>
-        </w:rPr>
-        <w:t>Fast processing</w:t>
-      </w:r>
-      <w:r>
-        <w:t>) goes through YOLO11n; ByteTrack links the detections of one vehicle. One track is one sighting: its time span, boxes, four good crops spread over time (large, confident, not cut by the frame edge) and one full frame with the vehicle boxed. Tracks with fewer than 4 detections are dropped as noise.</w:t>
-      </w:r>
-    </w:p>
-    <w:p>
-      <w:pPr>
-        <w:pStyle w:val="Heading3"/>
-      </w:pPr>
-      <w:r>
-        <w:t>5.3 Camera details and real-world time (</w:t>
-      </w:r>
-      <w:r>
-        <w:rPr>
-          <w:rFonts w:ascii="Consolas" w:hAnsi="Consolas"/>
-          <w:color w:val="0E8782"/>
-          <w:sz w:val="20"/>
-        </w:rPr>
-        <w:t>vtrace/cameras.py</w:t>
-      </w:r>
-      <w:r>
-        <w:t>)</w:t>
-      </w:r>
-    </w:p>
-    <w:p>
-      <w:r>
-        <w:t xml:space="preserve">A video file knows only positions in the video. Each camera therefore has a location and a </w:t>
+        <w:t xml:space="preserve"> A video knows only positions in the video, so each camera has a location and a </w:t>
       </w:r>
       <w:r>
         <w:rPr>
@@ -2273,7 +1294,7 @@
         <w:t>recording start</w:t>
       </w:r>
       <w:r>
-        <w:t xml:space="preserve">; a sighting's real-world time is the recording start plus its position in the video, so two cameras can be seconds, minutes or hours apart, and the route is ordered by real-world time. For uploads the user enters the details next to each video; all details can be edited on the </w:t>
+        <w:t xml:space="preserve">; a sighting's real-world time is the recording start plus its position in the video, so cameras can be seconds, minutes or hours apart, and the route is ordered by real-world time. Uploads ask for these next to each file and the </w:t>
       </w:r>
       <w:r>
         <w:rPr>
@@ -2282,7 +1303,7 @@
         <w:t>Cameras</w:t>
       </w:r>
       <w:r>
-        <w:t xml:space="preserve"> page. The demo and test videos carry no such metadata, so their details are </w:t>
+        <w:t xml:space="preserve"> page edits them. The demo videos carry no such metadata, so their details are </w:t>
       </w:r>
       <w:r>
         <w:rPr>
@@ -2291,309 +1312,18 @@
         <w:t>curated</w:t>
       </w:r>
       <w:r>
-        <w:t xml:space="preserve"> and placed in Singapore (table below).</w:t>
+        <w:t xml:space="preserve"> and placed in Singapore: camA–camC on Orchard Road around the Scotts Road junction (same clock, Wed 28 Oct 2026, 08:15:00) and camD on Bukit Timah Road near Newton Circus (08:17:30).</w:t>
       </w:r>
     </w:p>
-    <w:tbl>
-      <w:tblPr>
-        <w:tblStyle w:val="TableGrid"/>
-        <w:tblW w:type="auto" w:w="0"/>
-        <w:jc w:val="center"/>
-        <w:tblLook w:firstColumn="1" w:firstRow="1" w:lastColumn="0" w:lastRow="0" w:noHBand="0" w:noVBand="1" w:val="04A0"/>
-      </w:tblPr>
-      <w:tblGrid>
-        <w:gridCol w:w="3137"/>
-        <w:gridCol w:w="3137"/>
-        <w:gridCol w:w="3137"/>
-      </w:tblGrid>
-      <w:tr>
-        <w:tc>
-          <w:tcPr>
-            <w:tcW w:type="dxa" w:w="3137"/>
-            <w:shd w:val="clear" w:color="auto" w:fill="34454D"/>
-          </w:tcPr>
-          <w:p>
-            <w:pPr>
-              <w:spacing w:after="0"/>
-            </w:pPr>
-            <w:r>
-              <w:rPr>
-                <w:b/>
-                <w:color w:val="FFFFFF"/>
-                <w:sz w:val="19"/>
-              </w:rPr>
-              <w:t>Camera</w:t>
-            </w:r>
-          </w:p>
-        </w:tc>
-        <w:tc>
-          <w:tcPr>
-            <w:tcW w:type="dxa" w:w="3137"/>
-            <w:shd w:val="clear" w:color="auto" w:fill="34454D"/>
-          </w:tcPr>
-          <w:p>
-            <w:pPr>
-              <w:spacing w:after="0"/>
-            </w:pPr>
-            <w:r>
-              <w:rPr>
-                <w:b/>
-                <w:color w:val="FFFFFF"/>
-                <w:sz w:val="19"/>
-              </w:rPr>
-              <w:t>Location (curated)</w:t>
-            </w:r>
-          </w:p>
-        </w:tc>
-        <w:tc>
-          <w:tcPr>
-            <w:tcW w:type="dxa" w:w="3137"/>
-            <w:shd w:val="clear" w:color="auto" w:fill="34454D"/>
-          </w:tcPr>
-          <w:p>
-            <w:pPr>
-              <w:spacing w:after="0"/>
-            </w:pPr>
-            <w:r>
-              <w:rPr>
-                <w:b/>
-                <w:color w:val="FFFFFF"/>
-                <w:sz w:val="19"/>
-              </w:rPr>
-              <w:t>Recording start (curated)</w:t>
-            </w:r>
-          </w:p>
-        </w:tc>
-      </w:tr>
-      <w:tr>
-        <w:tc>
-          <w:tcPr>
-            <w:tcW w:type="dxa" w:w="3137"/>
-          </w:tcPr>
-          <w:p>
-            <w:pPr>
-              <w:spacing w:after="0"/>
-            </w:pPr>
-            <w:r>
-              <w:rPr>
-                <w:sz w:val="19"/>
-              </w:rPr>
-              <w:t>camA_west</w:t>
-            </w:r>
-          </w:p>
-        </w:tc>
-        <w:tc>
-          <w:tcPr>
-            <w:tcW w:type="dxa" w:w="3137"/>
-          </w:tcPr>
-          <w:p>
-            <w:pPr>
-              <w:spacing w:after="0"/>
-            </w:pPr>
-            <w:r>
-              <w:rPr>
-                <w:sz w:val="19"/>
-              </w:rPr>
-              <w:t>Orchard Road, west of Scotts Road</w:t>
-            </w:r>
-          </w:p>
-        </w:tc>
-        <w:tc>
-          <w:tcPr>
-            <w:tcW w:type="dxa" w:w="3137"/>
-          </w:tcPr>
-          <w:p>
-            <w:pPr>
-              <w:spacing w:after="0"/>
-            </w:pPr>
-            <w:r>
-              <w:rPr>
-                <w:sz w:val="19"/>
-              </w:rPr>
-              <w:t>Wed 28 Oct 2026, 08:15:00</w:t>
-            </w:r>
-          </w:p>
-        </w:tc>
-      </w:tr>
-      <w:tr>
-        <w:tc>
-          <w:tcPr>
-            <w:tcW w:type="dxa" w:w="3137"/>
-            <w:shd w:val="clear" w:color="auto" w:fill="EAF7F6"/>
-          </w:tcPr>
-          <w:p>
-            <w:pPr>
-              <w:spacing w:after="0"/>
-            </w:pPr>
-            <w:r>
-              <w:rPr>
-                <w:sz w:val="19"/>
-              </w:rPr>
-              <w:t>camB_centre</w:t>
-            </w:r>
-          </w:p>
-        </w:tc>
-        <w:tc>
-          <w:tcPr>
-            <w:tcW w:type="dxa" w:w="3137"/>
-            <w:shd w:val="clear" w:color="auto" w:fill="EAF7F6"/>
-          </w:tcPr>
-          <w:p>
-            <w:pPr>
-              <w:spacing w:after="0"/>
-            </w:pPr>
-            <w:r>
-              <w:rPr>
-                <w:sz w:val="19"/>
-              </w:rPr>
-              <w:t>Orchard Road at the Scotts Road junction</w:t>
-            </w:r>
-          </w:p>
-        </w:tc>
-        <w:tc>
-          <w:tcPr>
-            <w:tcW w:type="dxa" w:w="3137"/>
-            <w:shd w:val="clear" w:color="auto" w:fill="EAF7F6"/>
-          </w:tcPr>
-          <w:p>
-            <w:pPr>
-              <w:spacing w:after="0"/>
-            </w:pPr>
-            <w:r>
-              <w:rPr>
-                <w:sz w:val="19"/>
-              </w:rPr>
-              <w:t>Wed 28 Oct 2026, 08:15:00</w:t>
-            </w:r>
-          </w:p>
-        </w:tc>
-      </w:tr>
-      <w:tr>
-        <w:tc>
-          <w:tcPr>
-            <w:tcW w:type="dxa" w:w="3137"/>
-          </w:tcPr>
-          <w:p>
-            <w:pPr>
-              <w:spacing w:after="0"/>
-            </w:pPr>
-            <w:r>
-              <w:rPr>
-                <w:sz w:val="19"/>
-              </w:rPr>
-              <w:t>camC_east</w:t>
-            </w:r>
-          </w:p>
-        </w:tc>
-        <w:tc>
-          <w:tcPr>
-            <w:tcW w:type="dxa" w:w="3137"/>
-          </w:tcPr>
-          <w:p>
-            <w:pPr>
-              <w:spacing w:after="0"/>
-            </w:pPr>
-            <w:r>
-              <w:rPr>
-                <w:sz w:val="19"/>
-              </w:rPr>
-              <w:t>Orchard Road, east of Scotts Road</w:t>
-            </w:r>
-          </w:p>
-        </w:tc>
-        <w:tc>
-          <w:tcPr>
-            <w:tcW w:type="dxa" w:w="3137"/>
-          </w:tcPr>
-          <w:p>
-            <w:pPr>
-              <w:spacing w:after="0"/>
-            </w:pPr>
-            <w:r>
-              <w:rPr>
-                <w:sz w:val="19"/>
-              </w:rPr>
-              <w:t>Wed 28 Oct 2026, 08:15:00</w:t>
-            </w:r>
-          </w:p>
-        </w:tc>
-      </w:tr>
-      <w:tr>
-        <w:tc>
-          <w:tcPr>
-            <w:tcW w:type="dxa" w:w="3137"/>
-            <w:shd w:val="clear" w:color="auto" w:fill="EAF7F6"/>
-          </w:tcPr>
-          <w:p>
-            <w:pPr>
-              <w:spacing w:after="0"/>
-            </w:pPr>
-            <w:r>
-              <w:rPr>
-                <w:sz w:val="19"/>
-              </w:rPr>
-              <w:t>camD_other_road</w:t>
-            </w:r>
-          </w:p>
-        </w:tc>
-        <w:tc>
-          <w:tcPr>
-            <w:tcW w:type="dxa" w:w="3137"/>
-            <w:shd w:val="clear" w:color="auto" w:fill="EAF7F6"/>
-          </w:tcPr>
-          <w:p>
-            <w:pPr>
-              <w:spacing w:after="0"/>
-            </w:pPr>
-            <w:r>
-              <w:rPr>
-                <w:sz w:val="19"/>
-              </w:rPr>
-              <w:t>Bukit Timah Road near Newton Circus</w:t>
-            </w:r>
-          </w:p>
-        </w:tc>
-        <w:tc>
-          <w:tcPr>
-            <w:tcW w:type="dxa" w:w="3137"/>
-            <w:shd w:val="clear" w:color="auto" w:fill="EAF7F6"/>
-          </w:tcPr>
-          <w:p>
-            <w:pPr>
-              <w:spacing w:after="0"/>
-            </w:pPr>
-            <w:r>
-              <w:rPr>
-                <w:sz w:val="19"/>
-              </w:rPr>
-              <w:t>Wed 28 Oct 2026, 08:17:30</w:t>
-            </w:r>
-          </w:p>
-        </w:tc>
-      </w:tr>
-    </w:tbl>
     <w:p>
-      <w:pPr>
-        <w:spacing w:after="40"/>
-      </w:pPr>
-    </w:p>
-    <w:p>
-      <w:pPr>
-        <w:pStyle w:val="Heading3"/>
-      </w:pPr>
       <w:r>
-        <w:t>5.4 Describing each sighting (</w:t>
+        <w:rPr>
+          <w:b/>
+        </w:rPr>
+        <w:t>3.3 Describing each sighting.</w:t>
       </w:r>
       <w:r>
-        <w:rPr>
-          <w:rFonts w:ascii="Consolas" w:hAnsi="Consolas"/>
-          <w:color w:val="0E8782"/>
-          <w:sz w:val="20"/>
-        </w:rPr>
-        <w:t>vtrace/features.py</w:t>
-      </w:r>
-      <w:r>
-        <w:t xml:space="preserve">, </w:t>
+        <w:t xml:space="preserve"> Each crop goes through the FastReID network (256×256 input) and the embeddings are averaged and L2-normalised; </w:t>
       </w:r>
       <w:r>
         <w:rPr>
@@ -2604,141 +1334,38 @@
         <w:t>vtrace/fastreid.py</w:t>
       </w:r>
       <w:r>
-        <w:t>)</w:t>
+        <w:t xml:space="preserve"> only re-declares the network so the published checkpoint loads with plain PyTorch. CLIP compares the averaged crop embedding with prompts such as "a photo of a red car" (ten colours and nine types from VeRi), and scores distinctive features ("a car with a rear spoiler") and free text against "a photo of a car". EasyOCR reads the lower part of the two largest crops and keeps only confident readings.</w:t>
       </w:r>
     </w:p>
     <w:p>
-      <w:pPr>
-        <w:pStyle w:val="ListBullet"/>
-        <w:spacing w:after="60"/>
-      </w:pPr>
       <w:r>
         <w:rPr>
           <w:b/>
         </w:rPr>
-        <w:t>Re-ID embedding.</w:t>
+        <w:t>3.4 Description → ranked matches.</w:t>
       </w:r>
       <w:r>
-        <w:t xml:space="preserve"> Each crop goes through the FastReID VeRi-776 network (ResNet-50 with IBN-a and non-local blocks,</w:t>
+        <w:t xml:space="preserve"> Each field the user fills in gives every sighting a 0–1 score; the final score is the weighted mean over </w:t>
+      </w:r>
+      <w:r>
+        <w:rPr>
+          <w:b/>
+        </w:rPr>
+        <w:t>only the fields given</w:t>
+      </w:r>
+      <w:r>
+        <w:t xml:space="preserve"> (plate 0.35, colour 0.30, type 0.25, features 0.10, free text 0.10), so a missing field never counts against a vehicle. Unread plates get a neutral 0.3.</w:t>
       </w:r>
     </w:p>
     <w:p>
       <w:r>
-        <w:t xml:space="preserve">GeM pooling, BN-neck; 256×256 input); the embeddings are averaged and L2-normalised. FastReID is a large training framework, so </w:t>
-      </w:r>
-      <w:r>
-        <w:rPr>
-          <w:rFonts w:ascii="Consolas" w:hAnsi="Consolas"/>
-          <w:color w:val="0E8782"/>
-          <w:sz w:val="20"/>
-        </w:rPr>
-        <w:t>vtrace/fastreid.py</w:t>
-      </w:r>
-      <w:r>
-        <w:t xml:space="preserve"> only re-declares the network so that the published checkpoint loads with plain PyTorch; the weights (downloaded on first use) are used unchanged.</w:t>
-      </w:r>
-    </w:p>
-    <w:p>
-      <w:pPr>
-        <w:pStyle w:val="ListBullet"/>
-        <w:spacing w:after="60"/>
-      </w:pPr>
-      <w:r>
         <w:rPr>
           <w:b/>
         </w:rPr>
-        <w:t>Colour and type.</w:t>
+        <w:t>3.5 Selected match → where it was seen.</w:t>
       </w:r>
       <w:r>
-        <w:t xml:space="preserve"> CLIP compares the averaged crop embedding with prompts such as "a photo of a red car" (ten VeRi</w:t>
-      </w:r>
-    </w:p>
-    <w:p>
-      <w:r>
-        <w:t>colours, nine VeRi types).</w:t>
-      </w:r>
-    </w:p>
-    <w:p>
-      <w:pPr>
-        <w:pStyle w:val="ListBullet"/>
-        <w:spacing w:after="60"/>
-      </w:pPr>
-      <w:r>
-        <w:rPr>
-          <w:b/>
-        </w:rPr>
-        <w:t>Distinctive features and free text.</w:t>
-      </w:r>
-      <w:r>
-        <w:t xml:space="preserve"> CLIP scores prompts such as "a photo of a car with a rear spoiler" against</w:t>
-      </w:r>
-    </w:p>
-    <w:p>
-      <w:r>
-        <w:t>the neutral "a photo of a car".</w:t>
-      </w:r>
-    </w:p>
-    <w:p>
-      <w:pPr>
-        <w:pStyle w:val="ListBullet"/>
-        <w:spacing w:after="60"/>
-      </w:pPr>
-      <w:r>
-        <w:rPr>
-          <w:b/>
-        </w:rPr>
-        <w:t>Plate.</w:t>
-      </w:r>
-      <w:r>
-        <w:t xml:space="preserve"> EasyOCR reads the lower part of the two largest crops; a plate is kept only if confidently read.</w:t>
-      </w:r>
-    </w:p>
-    <w:p>
-      <w:pPr>
-        <w:pStyle w:val="Heading3"/>
-      </w:pPr>
-      <w:r>
-        <w:t>5.5 Description → ranked matches (</w:t>
-      </w:r>
-      <w:r>
-        <w:rPr>
-          <w:rFonts w:ascii="Consolas" w:hAnsi="Consolas"/>
-          <w:color w:val="0E8782"/>
-          <w:sz w:val="20"/>
-        </w:rPr>
-        <w:t>vtrace/search.py</w:t>
-      </w:r>
-      <w:r>
-        <w:t>)</w:t>
-      </w:r>
-    </w:p>
-    <w:p>
-      <w:r>
-        <w:t>Each field the user fills in gives every sighting a 0–1 score: colour and type (CLIP probability relative to the most likely value), plate (wildcard-aware similarity; unread plates get a neutral 0.3), features and free text (CLIP prompt scores). The final score is the weighted mean over only the fields given (plate 0.35, colour 0.30, type 0.25, features 0.10, text 0.10), so a missing field never counts against a vehicle.</w:t>
-      </w:r>
-    </w:p>
-    <w:p>
-      <w:pPr>
-        <w:pStyle w:val="Heading3"/>
-      </w:pPr>
-      <w:r>
-        <w:t>5.6 Selected match → where it was seen (</w:t>
-      </w:r>
-      <w:r>
-        <w:rPr>
-          <w:rFonts w:ascii="Consolas" w:hAnsi="Consolas"/>
-          <w:color w:val="0E8782"/>
-          <w:sz w:val="20"/>
-        </w:rPr>
-        <w:t>vtrace/reid.py</w:t>
-      </w:r>
-      <w:r>
-        <w:t>)</w:t>
-      </w:r>
-    </w:p>
-    <w:p>
-      <w:r>
-        <w:t xml:space="preserve">The similarity of two sightings is the cosine of their FastReID embeddings. For every other camera, the most similar sighting is reported as the same vehicle only if (1) its similarity is at least </w:t>
+        <w:t xml:space="preserve"> For every other camera, the most similar sighting (cosine of FastReID embeddings) is reported as the same vehicle only if (1) its similarity is at least </w:t>
       </w:r>
       <w:r>
         <w:rPr>
@@ -2747,7 +1374,7 @@
         <w:t>0.40</w:t>
       </w:r>
       <w:r>
-        <w:t xml:space="preserve">, chosen from the VeRi-776 score distributions; (2) it beats the camera's second-best sighting by at least </w:t>
+        <w:t xml:space="preserve">, chosen from the VeRi-776 score distributions; (2) it beats the camera's second-best sighting by </w:t>
       </w:r>
       <w:r>
         <w:rPr>
@@ -2756,7 +1383,7 @@
         <w:t>0.08</w:t>
       </w:r>
       <w:r>
-        <w:t xml:space="preserve"> – a ratio test, as in Lowe's SIFT matching, so look-alike cars are left to the user; and (3) with the time limit on, it is within </w:t>
+        <w:t xml:space="preserve"> (ratio test: look-alikes are left to the user); and (3) with the time limit on, it is within </w:t>
       </w:r>
       <w:r>
         <w:rPr>
@@ -2765,58 +1392,18 @@
         <w:t>10 s</w:t>
       </w:r>
       <w:r>
-        <w:t xml:space="preserve"> of the selected sighting in real-world time (adjustable from 5 s to 12 h).</w:t>
-      </w:r>
-    </w:p>
-    <w:p>
-      <w:pPr>
-        <w:pStyle w:val="Heading3"/>
-      </w:pPr>
-      <w:r>
-        <w:t>5.7 The application (</w:t>
-      </w:r>
-      <w:r>
-        <w:rPr>
-          <w:rFonts w:ascii="Consolas" w:hAnsi="Consolas"/>
-          <w:color w:val="0E8782"/>
-          <w:sz w:val="20"/>
-        </w:rPr>
-        <w:t>app.py</w:t>
-      </w:r>
-      <w:r>
-        <w:t>)</w:t>
+        <w:t xml:space="preserve"> of the selected sighting in real-world time. For cameras with no confident match, the three closest vehicles are shown instead.</w:t>
       </w:r>
     </w:p>
     <w:p>
       <w:r>
-        <w:t xml:space="preserve">An admin sign-in (credentials in Streamlit secrets, compared in constant time) protects the app, which opens in dark mode with the V-Trace logo. The sidebar chooses </w:t>
-      </w:r>
-      <w:r>
         <w:rPr>
           <w:b/>
         </w:rPr>
-        <w:t>Demo videos</w:t>
+        <w:t>3.6 Application.</w:t>
       </w:r>
       <w:r>
-        <w:t xml:space="preserve"> or </w:t>
-      </w:r>
-      <w:r>
-        <w:rPr>
-          <w:b/>
-        </w:rPr>
-        <w:t>Upload new videos</w:t>
-      </w:r>
-      <w:r>
-        <w:t xml:space="preserve"> (location and start time per file) and </w:t>
-      </w:r>
-      <w:r>
-        <w:rPr>
-          <w:i/>
-        </w:rPr>
-        <w:t>Sign out</w:t>
-      </w:r>
-      <w:r>
-        <w:t xml:space="preserve">. The </w:t>
+        <w:t xml:space="preserve"> After an admin sign-in, the </w:t>
       </w:r>
       <w:r>
         <w:rPr>
@@ -2831,7 +1418,7 @@
         <w:rPr>
           <w:i/>
         </w:rPr>
-        <w:t>1 Describe the vehicle</w:t>
+        <w:t>Describe the vehicle</w:t>
       </w:r>
       <w:r>
         <w:t xml:space="preserve">, </w:t>
@@ -2840,10 +1427,10 @@
         <w:rPr>
           <w:i/>
         </w:rPr>
-        <w:t>2 Best matches</w:t>
+        <w:t>Best matches</w:t>
       </w:r>
       <w:r>
-        <w:t xml:space="preserve"> (crop, camera, real-world time, location, colour/type, score, </w:t>
+        <w:t xml:space="preserve"> (crop, camera, real-world time, location, score, </w:t>
       </w:r>
       <w:r>
         <w:rPr>
@@ -2858,10 +1445,10 @@
         <w:rPr>
           <w:i/>
         </w:rPr>
-        <w:t>3 Where this vehicle was seen</w:t>
+        <w:t>Where this vehicle was seen</w:t>
       </w:r>
       <w:r>
-        <w:t xml:space="preserve"> (route with real-world times and the time between cameras, one row per sighting with location, date and time, crop and frame, a map, and the closest vehicles for cameras with no confident match). The </w:t>
+        <w:t xml:space="preserve"> (route with real-world times and the time between cameras, one row per sighting with location, date and time, crop and frame, and a map). The </w:t>
       </w:r>
       <w:r>
         <w:rPr>
@@ -2870,16 +1457,18 @@
         <w:t>Cameras</w:t>
       </w:r>
       <w:r>
-        <w:t xml:space="preserve"> page lists and edits every camera's location and recording start and holds the matching settings; </w:t>
+        <w:t xml:space="preserve"> page holds each camera's details and the matching settings. Demo cameras are bundled pre-processed, and seven upload-ready test clips (</w:t>
       </w:r>
       <w:r>
         <w:rPr>
-          <w:b/>
+          <w:rFonts w:ascii="Consolas" w:hAnsi="Consolas"/>
+          <w:color w:val="0E8782"/>
+          <w:sz w:val="20"/>
         </w:rPr>
-        <w:t>How it works</w:t>
+        <w:t>test_videos/</w:t>
       </w:r>
       <w:r>
-        <w:t xml:space="preserve"> lists the models and benchmark results.</w:t>
+        <w:t>) come with their camera details and expected results.</w:t>
       </w:r>
     </w:p>
     <w:p>
@@ -2890,7 +1479,7 @@
         <w:drawing>
           <wp:inline xmlns:a="http://schemas.openxmlformats.org/drawingml/2006/main" xmlns:pic="http://schemas.openxmlformats.org/drawingml/2006/picture">
             <wp:extent cx="5976620" cy="3735388"/>
-            <wp:docPr id="1" name="Picture 1"/>
+            <wp:docPr id="2" name="Picture 2"/>
             <wp:cNvGraphicFramePr>
               <a:graphicFrameLocks noChangeAspect="1"/>
             </wp:cNvGraphicFramePr>
@@ -2902,7 +1491,7 @@
                     <pic:cNvPicPr/>
                   </pic:nvPicPr>
                   <pic:blipFill>
-                    <a:blip r:embed="rId11"/>
+                    <a:blip r:embed="rId12"/>
                     <a:stretch>
                       <a:fillRect/>
                     </a:stretch>
@@ -2931,7 +1520,7 @@
           <w:color w:val="34454D"/>
           <w:sz w:val="19"/>
         </w:rPr>
-        <w:t>Figure 1 – describe the vehicle and pick it from the ranked best matches</w:t>
+        <w:t>Figure 1 – best matches for the description "red SUV"</w:t>
       </w:r>
     </w:p>
     <w:p>
@@ -2942,7 +1531,7 @@
         <w:drawing>
           <wp:inline xmlns:a="http://schemas.openxmlformats.org/drawingml/2006/main" xmlns:pic="http://schemas.openxmlformats.org/drawingml/2006/picture">
             <wp:extent cx="5976620" cy="3735388"/>
-            <wp:docPr id="2" name="Picture 2"/>
+            <wp:docPr id="3" name="Picture 3"/>
             <wp:cNvGraphicFramePr>
               <a:graphicFrameLocks noChangeAspect="1"/>
             </wp:cNvGraphicFramePr>
@@ -2954,7 +1543,7 @@
                     <pic:cNvPicPr/>
                   </pic:nvPicPr>
                   <pic:blipFill>
-                    <a:blip r:embed="rId12"/>
+                    <a:blip r:embed="rId13"/>
                     <a:stretch>
                       <a:fillRect/>
                     </a:stretch>
@@ -2988,70 +1577,21 @@
     </w:p>
     <w:p>
       <w:pPr>
-        <w:jc w:val="center"/>
+        <w:pStyle w:val="Heading2"/>
       </w:pPr>
       <w:r>
-        <w:drawing>
-          <wp:inline xmlns:a="http://schemas.openxmlformats.org/drawingml/2006/main" xmlns:pic="http://schemas.openxmlformats.org/drawingml/2006/picture">
-            <wp:extent cx="5976620" cy="3735388"/>
-            <wp:docPr id="3" name="Picture 3"/>
-            <wp:cNvGraphicFramePr>
-              <a:graphicFrameLocks noChangeAspect="1"/>
-            </wp:cNvGraphicFramePr>
-            <a:graphic>
-              <a:graphicData uri="http://schemas.openxmlformats.org/drawingml/2006/picture">
-                <pic:pic>
-                  <pic:nvPicPr>
-                    <pic:cNvPr id="0" name="cameras.png"/>
-                    <pic:cNvPicPr/>
-                  </pic:nvPicPr>
-                  <pic:blipFill>
-                    <a:blip r:embed="rId13"/>
-                    <a:stretch>
-                      <a:fillRect/>
-                    </a:stretch>
-                  </pic:blipFill>
-                  <pic:spPr>
-                    <a:xfrm>
-                      <a:off x="0" y="0"/>
-                      <a:ext cx="5976620" cy="3735388"/>
-                    </a:xfrm>
-                    <a:prstGeom prst="rect"/>
-                  </pic:spPr>
-                </pic:pic>
-              </a:graphicData>
-            </a:graphic>
-          </wp:inline>
-        </w:drawing>
+        <w:t>4. System Performance</w:t>
       </w:r>
     </w:p>
     <w:p>
-      <w:pPr>
-        <w:jc w:val="center"/>
-      </w:pPr>
       <w:r>
         <w:rPr>
-          <w:i/>
-          <w:color w:val="34454D"/>
-          <w:sz w:val="19"/>
+          <w:b/>
         </w:rPr>
-        <w:t>Figure 3 – the Cameras page: location and recording start of every camera</w:t>
+        <w:t>4.1 Re-ID model on VeRi-776</w:t>
       </w:r>
-    </w:p>
-    <w:p>
-      <w:pPr>
-        <w:pStyle w:val="Heading2"/>
-      </w:pPr>
       <w:r>
-        <w:t>6. Experiments</w:t>
-      </w:r>
-    </w:p>
-    <w:p>
-      <w:pPr>
-        <w:pStyle w:val="Heading3"/>
-      </w:pPr>
-      <w:r>
-        <w:t>6.1 The Re-ID model on VeRi-776 (</w:t>
+        <w:t xml:space="preserve"> (</w:t>
       </w:r>
       <w:r>
         <w:rPr>
@@ -3062,12 +1602,7 @@
         <w:t>scripts/eval_veri.py</w:t>
       </w:r>
       <w:r>
-        <w:t>)</w:t>
-      </w:r>
-    </w:p>
-    <w:p>
-      <w:r>
-        <w:t>Each of the 1,678 query images is ranked against the 11,579 test images; gallery images of the same vehicle from the same camera are ignored (standard protocol). Nothing was trained.</w:t>
+        <w:t>). Official split: 1,678 query images ranked against 11,579 test images; same-vehicle, same-camera gallery images ignored. Nothing was trained.</w:t>
       </w:r>
     </w:p>
     <w:tbl>
@@ -3302,15 +1837,18 @@
     </w:p>
     <w:p>
       <w:r>
-        <w:t>Same-vehicle pairs from different cameras have a median similarity of 0.62 (10th percentile 0.39), while 99% of different-vehicle pairs score below 0.38. At the threshold of 0.40, 89% of same-vehicle pairs and 0.8% of different-vehicle pairs pass.</w:t>
+        <w:t>Same-vehicle pairs from different cameras have a median similarity of 0.62 (10th percentile 0.39); 99% of different-vehicle pairs score below 0.38. At 0.40, 89% of true pairs and 0.8% of wrong pairs pass.</w:t>
       </w:r>
     </w:p>
     <w:p>
-      <w:pPr>
-        <w:pStyle w:val="Heading3"/>
-      </w:pPr>
       <w:r>
-        <w:t>6.2 Demo cameras (</w:t>
+        <w:rPr>
+          <w:b/>
+        </w:rPr>
+        <w:t>4.2 Demo cameras</w:t>
+      </w:r>
+      <w:r>
+        <w:t xml:space="preserve"> (</w:t>
       </w:r>
       <w:r>
         <w:rPr>
@@ -3321,21 +1859,7 @@
         <w:t>scripts/demo_eval.py</w:t>
       </w:r>
       <w:r>
-        <w:t>)</w:t>
-      </w:r>
-    </w:p>
-    <w:p>
-      <w:r>
-        <w:t xml:space="preserve">The demo uses a 46 s, 1080p street recording (Wikimedia Commons, CC BY 3.0) cut into </w:t>
-      </w:r>
-      <w:r>
-        <w:rPr>
-          <w:b/>
-        </w:rPr>
-        <w:t>three non-overlapping camera zones along the road</w:t>
-      </w:r>
-      <w:r>
-        <w:t>, each with its own exposure and colour cast, so a car passes A → B → C or C → B → A; a fourth camera shows another road whose vehicles never appear in A–C (Figure 4). Processing gives 187 sightings (camA_west 71, camB_centre 42, camC_east 46, camD_other_road 28). Tracking the uncropped clip once at high resolution and mapping each zone sighting back onto it by box overlap gives a reference identity per sighting (</w:t>
+        <w:t>). A 46 s, 1080p street recording (Wikimedia Commons, CC BY 3.0) is cut into three non-overlapping zones along the road, each with its own exposure and colour cast, so a car passes A → B → C or the reverse; a fourth camera shows another road (Figure 3). Processing gives 187 sightings. Tracking the uncropped clip once and mapping each sighting back onto it by box overlap gives a reference identity per sighting (</w:t>
       </w:r>
       <w:r>
         <w:rPr>
@@ -3344,7 +1868,16 @@
         <w:t>pseudo</w:t>
       </w:r>
       <w:r>
-        <w:t xml:space="preserve"> ground truth: it inherits the reference tracker's mistakes). 19 vehicles appear in two or more cameras and 7 in all three; 61% of sightings follow one vehicle only.</w:t>
+        <w:t xml:space="preserve"> ground truth); 19 vehicles appear in two or more cameras and 7 in all three. Over 55 queries, the correct sighting in another camera is ranked first for </w:t>
+      </w:r>
+      <w:r>
+        <w:rPr>
+          <w:b/>
+        </w:rPr>
+        <w:t>36%</w:t>
+      </w:r>
+      <w:r>
+        <w:t xml:space="preserve"> (Rank-5 58%, mAP 38%).</w:t>
       </w:r>
     </w:p>
     <w:p>
@@ -3396,29 +1929,15 @@
           <w:color w:val="34454D"/>
           <w:sz w:val="19"/>
         </w:rPr>
-        <w:t>Figure 4 – the three demo camera zones cut from one street recording</w:t>
+        <w:t>Figure 3 – the three demo camera zones cut from one street recording</w:t>
       </w:r>
     </w:p>
     <w:p>
       <w:r>
-        <w:t xml:space="preserve">Over 55 queries (sightings whose vehicle also appears in another camera), the correct sighting in another camera is ranked first for </w:t>
-      </w:r>
-      <w:r>
         <w:rPr>
           <w:b/>
         </w:rPr>
-        <w:t>36%</w:t>
-      </w:r>
-      <w:r>
-        <w:t xml:space="preserve"> (Rank-5 58%, mAP 38%) – far below the benchmark.</w:t>
-      </w:r>
-    </w:p>
-    <w:p>
-      <w:pPr>
-        <w:pStyle w:val="Heading3"/>
-      </w:pPr>
-      <w:r>
-        <w:t>6.3 Decision-rule ablation</w:t>
+        <w:t>4.3 Decision-rule ablation.</w:t>
       </w:r>
     </w:p>
     <w:tbl>
@@ -3507,7 +2026,7 @@
                 <w:color w:val="FFFFFF"/>
                 <w:sz w:val="19"/>
               </w:rPr>
-              <w:t>Queries wrongly placed on the other road</w:t>
+              <w:t>Queries placed on the other road</w:t>
             </w:r>
           </w:p>
         </w:tc>
@@ -3592,7 +2111,7 @@
               <w:rPr>
                 <w:sz w:val="19"/>
               </w:rPr>
-              <w:t>+ ratio test (beats the 2nd best by 0.08)</w:t>
+              <w:t>+ ratio test</w:t>
             </w:r>
           </w:p>
         </w:tc>
@@ -3661,7 +2180,7 @@
               <w:rPr>
                 <w:sz w:val="19"/>
               </w:rPr>
-              <w:t>+ real-world time window of 10 s (final)</w:t>
+              <w:t>+ real-world time window, 10 s (final)</w:t>
             </w:r>
           </w:p>
         </w:tc>
@@ -3723,31 +2242,18 @@
     </w:p>
     <w:p>
       <w:r>
-        <w:t>The ratio test doubles precision by refusing ambiguous cameras; the time window removes physically impossible matches. Part of the window's gain comes from the curated clocks: the other road is recorded 2.5 minutes later, so a 10 s window rules it out completely. The cost of caution is recall: for cameras without a confident match the user sees the closest candidates instead.</w:t>
-      </w:r>
-    </w:p>
-    <w:p>
-      <w:pPr>
-        <w:pStyle w:val="Heading3"/>
-      </w:pPr>
-      <w:r>
-        <w:t>6.4 Upload test pack (</w:t>
-      </w:r>
-      <w:r>
-        <w:rPr>
-          <w:rFonts w:ascii="Consolas" w:hAnsi="Consolas"/>
-          <w:color w:val="0E8782"/>
-          <w:sz w:val="20"/>
-        </w:rPr>
-        <w:t>test_videos/</w:t>
-      </w:r>
-      <w:r>
-        <w:t>)</w:t>
+        <w:t>The ratio test doubles precision by refusing ambiguous cameras; the time window removes impossible matches. Part of the window's gain comes from the curated clocks (the other road is recorded 2.5 minutes later). The cost is recall: for cameras without a confident match the user sees the closest candidates.</w:t>
       </w:r>
     </w:p>
     <w:p>
       <w:r>
-        <w:t xml:space="preserve">Seven 20–22 s clips (two sets of three Orchard Road cameras and one Bukit Timah Road camera) were processed as an upload with </w:t>
+        <w:rPr>
+          <w:b/>
+        </w:rPr>
+        <w:t>4.4 Upload test pack.</w:t>
+      </w:r>
+      <w:r>
+        <w:t xml:space="preserve"> Seven 20–22 s clips (two sets of three Orchard Road cameras, one Bukit Timah Road camera) processed as uploads with </w:t>
       </w:r>
       <w:r>
         <w:rPr>
@@ -3756,18 +2262,7 @@
         <w:t>Fast processing</w:t>
       </w:r>
       <w:r>
-        <w:t xml:space="preserve"> (about 1 s of processing per second of video on a laptop CPU). Against the same pseudo ground truth, 71% (set 1) and 75% (set 2) of the cameras reported are correct, about a third of the true cameras are found, and no query is placed on Bukit Timah Road. Verified scenarios are listed in </w:t>
-      </w:r>
-      <w:r>
-        <w:rPr>
-          <w:rFonts w:ascii="Consolas" w:hAnsi="Consolas"/>
-          <w:color w:val="0E8782"/>
-          <w:sz w:val="20"/>
-        </w:rPr>
-        <w:t>test_videos/README.md</w:t>
-      </w:r>
-      <w:r>
-        <w:t>.</w:t>
+        <w:t xml:space="preserve"> take about 1 s per second of video on a laptop CPU. Against the same pseudo ground truth, 71% (set 1) and 75% (set 2) of the cameras reported are correct and none is placed on Bukit Timah Road.</w:t>
       </w:r>
     </w:p>
     <w:p>
@@ -3775,15 +2270,7 @@
         <w:pStyle w:val="Heading2"/>
       </w:pPr>
       <w:r>
-        <w:t>7. Findings and Discussion</w:t>
-      </w:r>
-    </w:p>
-    <w:p>
-      <w:pPr>
-        <w:pStyle w:val="Heading3"/>
-      </w:pPr>
-      <w:r>
-        <w:t>7.1 Findings</w:t>
+        <w:t>5. Findings and Discussion</w:t>
       </w:r>
     </w:p>
     <w:p>
@@ -3795,15 +2282,15 @@
         <w:rPr>
           <w:b/>
         </w:rPr>
-        <w:t>Published models are strong – on their own data.</w:t>
+        <w:t>Published models are strong on their own data.</w:t>
       </w:r>
       <w:r>
-        <w:t xml:space="preserve"> The FastReID model reproduces its benchmark result, but on</w:t>
+        <w:t xml:space="preserve"> FastReID reproduces its benchmark result, but on street footage</w:t>
       </w:r>
     </w:p>
     <w:p>
       <w:r>
-        <w:t>street footage with small, distant vehicles and new angles, Rank-1 falls from 97% to 36%.</w:t>
+        <w:t>with small, distant vehicles and new angles, Rank-1 falls from 97% to 36%.</w:t>
       </w:r>
     </w:p>
     <w:p>
@@ -3818,12 +2305,12 @@
         <w:t>The decision rule matters as much as the model.</w:t>
       </w:r>
       <w:r>
-        <w:t xml:space="preserve"> A threshold alone reports mostly wrong cameras; a ratio test and</w:t>
+        <w:t xml:space="preserve"> A threshold alone placed 73% of queries on</w:t>
       </w:r>
     </w:p>
     <w:p>
       <w:r>
-        <w:t>real-world time make the reported cameras mostly right, with no training.</w:t>
+        <w:t>the distractor road; the ratio test and real-world time made the reported cameras mostly right, with no training.</w:t>
       </w:r>
     </w:p>
     <w:p>
@@ -3843,15 +2330,7 @@
     </w:p>
     <w:p>
       <w:r>
-        <w:t>scores into evidence a person can check.</w:t>
-      </w:r>
-    </w:p>
-    <w:p>
-      <w:pPr>
-        <w:pStyle w:val="Heading3"/>
-      </w:pPr>
-      <w:r>
-        <w:t>7.2 What did not work, and what we changed</w:t>
+        <w:t>scores into evidence a person can check, and ambiguous cases are shown as candidates rather than decided.</w:t>
       </w:r>
     </w:p>
     <w:p>
@@ -3863,95 +2342,26 @@
         <w:rPr>
           <w:b/>
         </w:rPr>
-        <w:t>Generic embeddings and our own learned metric.</w:t>
+        <w:t>What changed during the project.</w:t>
       </w:r>
       <w:r>
-        <w:t xml:space="preserve"> An earlier version used ImageNet ResNet-50 and CLIP embeddings with</w:t>
+        <w:t xml:space="preserve"> The first version trained its own matcher (LDA metric and Random Forest on</w:t>
       </w:r>
     </w:p>
     <w:p>
       <w:r>
-        <w:t>a metric (LDA) and a Random Forest trained on VeRi; it reached about 77% Rank-1 on VeRi at best and needed training. The published FastReID model replaced it: stronger, and nothing to train.</w:t>
+        <w:t>generic embeddings); the published FastReID model replaced it. Timestamps in video time were replaced by real-world time, so cameras recorded minutes or hours apart can be compared.</w:t>
       </w:r>
     </w:p>
     <w:p>
-      <w:pPr>
-        <w:pStyle w:val="ListBullet"/>
-        <w:spacing w:after="60"/>
-      </w:pPr>
       <w:r>
         <w:rPr>
           <w:b/>
         </w:rPr>
-        <w:t>Threshold alone</w:t>
+        <w:t>Limitations.</w:t>
       </w:r>
       <w:r>
-        <w:t xml:space="preserve"> placed 73% of queries on the distractor road; the ratio test and time window</w:t>
-      </w:r>
-    </w:p>
-    <w:p>
-      <w:r>
-        <w:t>fixed most of this.</w:t>
-      </w:r>
-    </w:p>
-    <w:p>
-      <w:pPr>
-        <w:pStyle w:val="ListBullet"/>
-        <w:spacing w:after="60"/>
-      </w:pPr>
-      <w:r>
-        <w:rPr>
-          <w:b/>
-        </w:rPr>
-        <w:t>Video time instead of real time.</w:t>
-      </w:r>
-      <w:r>
-        <w:t xml:space="preserve"> Comparing positions in different videos assumed all cameras started together;</w:t>
-      </w:r>
-    </w:p>
-    <w:p>
-      <w:r>
-        <w:t>camera recording starts now make the time window meaningful for cameras minutes or hours apart.</w:t>
-      </w:r>
-    </w:p>
-    <w:p>
-      <w:pPr>
-        <w:pStyle w:val="Heading3"/>
-      </w:pPr>
-      <w:r>
-        <w:t>7.3 Limitations</w:t>
-      </w:r>
-    </w:p>
-    <w:p>
-      <w:pPr>
-        <w:pStyle w:val="ListBullet"/>
-        <w:spacing w:after="60"/>
-      </w:pPr>
-      <w:r>
-        <w:t>The demo and test cameras are zones of one recording, and their Singapore locations and times are curated.</w:t>
-      </w:r>
-    </w:p>
-    <w:p>
-      <w:pPr>
-        <w:pStyle w:val="ListBullet"/>
-        <w:spacing w:after="60"/>
-      </w:pPr>
-      <w:r>
-        <w:t>Plates are rarely readable at street distance; colour and type from zero-shot CLIP confuse similar classes</w:t>
-      </w:r>
-    </w:p>
-    <w:p>
-      <w:r>
-        <w:t>(silver/grey/white; estate/hatchback/MPV).</w:t>
-      </w:r>
-    </w:p>
-    <w:p>
-      <w:pPr>
-        <w:pStyle w:val="ListBullet"/>
-        <w:spacing w:after="60"/>
-      </w:pPr>
-      <w:r>
-        <w:t xml:space="preserve">Small or briefly seen vehicles may be dropped by tracking (especially with </w:t>
+        <w:t xml:space="preserve"> The demo and test cameras are zones of one recording, and their Singapore locations and times are curated; plates are rarely readable at street distance; zero-shot colour and type confuse similar classes (silver/grey/white; estate/hatchback/MPV); briefly seen vehicles may be dropped, especially with </w:t>
       </w:r>
       <w:r>
         <w:rPr>
@@ -3960,56 +2370,18 @@
         <w:t>Fast processing</w:t>
       </w:r>
       <w:r>
-        <w:t>) or not matched.</w:t>
-      </w:r>
-    </w:p>
-    <w:p>
-      <w:pPr>
-        <w:pStyle w:val="ListBullet"/>
-        <w:spacing w:after="60"/>
-      </w:pPr>
-      <w:r>
-        <w:t>The pseudo ground truth inherits the reference tracker's own errors.</w:t>
-      </w:r>
-    </w:p>
-    <w:p>
-      <w:pPr>
-        <w:pStyle w:val="Heading3"/>
-      </w:pPr>
-      <w:r>
-        <w:t>7.4 Future work</w:t>
-      </w:r>
-    </w:p>
-    <w:p>
-      <w:pPr>
-        <w:pStyle w:val="ListBullet"/>
-        <w:spacing w:after="60"/>
-      </w:pPr>
-      <w:r>
-        <w:t>Test on separate physical cameras (e.g. CityFlow), and learn travel times between camera locations instead of one</w:t>
+        <w:t>; and the pseudo ground truth inherits the reference tracker's errors.</w:t>
       </w:r>
     </w:p>
     <w:p>
       <w:r>
-        <w:t>fixed window.</w:t>
+        <w:rPr>
+          <w:b/>
+        </w:rPr>
+        <w:t>Future work.</w:t>
       </w:r>
-    </w:p>
-    <w:p>
-      <w:pPr>
-        <w:pStyle w:val="ListBullet"/>
-        <w:spacing w:after="60"/>
-      </w:pPr>
       <w:r>
-        <w:t>Add a dedicated plate detector before OCR, and higher-resolution crops for distant vehicles.</w:t>
-      </w:r>
-    </w:p>
-    <w:p>
-      <w:pPr>
-        <w:pStyle w:val="ListBullet"/>
-        <w:spacing w:after="60"/>
-      </w:pPr>
-      <w:r>
-        <w:t>Read camera locations and clocks directly from the camera system or video metadata; process live streams.</w:t>
+        <w:t xml:space="preserve"> Test on separate physical cameras (e.g. CityFlow) and learn travel times between locations instead of one fixed window; add a plate detector before OCR; read camera locations and clocks from the camera system; process live streams.</w:t>
       </w:r>
     </w:p>
     <w:p>
@@ -4017,12 +2389,12 @@
         <w:pStyle w:val="Heading2"/>
       </w:pPr>
       <w:r>
-        <w:t>8. Conclusion</w:t>
+        <w:t>6. Conclusion</w:t>
       </w:r>
     </w:p>
     <w:p>
       <w:r>
-        <w:t>V-Trace shows that a useful vehicle search and re-identification platform can be assembled from published pretrained models: YOLO11 and ByteTrack turn video into sightings, CLIP and EasyOCR make them searchable by description, and the FastReID VeRi-776 model links the selected vehicle across cameras. The model reproduces its published accuracy (mAP 81.6%), and on real street footage a cautious decision rule with real-world time makes 81% of the reported cameras correct, while locations, times and frames let a person check every result.</w:t>
+        <w:t>V-Trace shows that a useful vehicle search and re-identification platform can be assembled from published pretrained models. The Re-ID model reproduces its published accuracy (mAP 81.6%), and on real street footage a cautious decision rule with real-world time makes 81% of the reported cameras correct, while locations, times and frames let a person check every result.</w:t>
       </w:r>
     </w:p>
     <w:p>
@@ -4048,16 +2420,7 @@
         <w:spacing w:after="60"/>
       </w:pPr>
       <w:r>
-        <w:t>He, L., Liao, X., Liu, W., Liu, X., Cheng, P., &amp; Mei, T. (2020). FastReID: A Pytorch Toolbox for General Instance Re-identification. arXiv:2006.02631. https://github.com/JDAI-CV/fast-reid</w:t>
-      </w:r>
-    </w:p>
-    <w:p>
-      <w:pPr>
-        <w:pStyle w:val="ListBullet"/>
-        <w:spacing w:after="60"/>
-      </w:pPr>
-      <w:r>
-        <w:t>Luo, H., Gu, Y., Liao, X., Lai, S., &amp; Jiang, W. (2019). Bag of Tricks and a Strong Baseline for Deep Person Re-identification. CVPR Workshops.</w:t>
+        <w:t>He, L., Liao, X., Liu, W., Liu, X., Cheng, P., &amp; Mei, T. (2020). FastReID: A Pytorch Toolbox for General Instance Re-identification. arXiv:2006.02631.</w:t>
       </w:r>
     </w:p>
     <w:p>
@@ -4067,15 +2430,6 @@
       </w:pPr>
       <w:r>
         <w:t>Pan, X., Luo, P., Shi, J., &amp; Tang, X. (2018). Two at Once: Enhancing Learning and Generalization Capacities via IBN-Net. ECCV.</w:t>
-      </w:r>
-    </w:p>
-    <w:p>
-      <w:pPr>
-        <w:pStyle w:val="ListBullet"/>
-        <w:spacing w:after="60"/>
-      </w:pPr>
-      <w:r>
-        <w:t>Tang, Z. et al. (2019). CityFlow: A City-Scale Benchmark for Multi-Target Multi-Camera Vehicle Tracking and Re-Identification. CVPR.</w:t>
       </w:r>
     </w:p>
     <w:p>
@@ -4111,7 +2465,7 @@
         <w:spacing w:after="60"/>
       </w:pPr>
       <w:r>
-        <w:t>Jocher, G. et al. Ultralytics YOLO11 and multi-object tracking documentation. https://docs.ultralytics.com/</w:t>
+        <w:t>Tang, Z. et al. (2019). CityFlow: A City-Scale Benchmark for Multi-Target Multi-Camera Vehicle Tracking and Re-Identification. CVPR.</w:t>
       </w:r>
     </w:p>
     <w:p>
@@ -4120,7 +2474,7 @@
         <w:spacing w:after="60"/>
       </w:pPr>
       <w:r>
-        <w:t>JaidedAI. EasyOCR. https://github.com/JaidedAI/EasyOCR</w:t>
+        <w:t>Jocher, G. et al. Ultralytics YOLO11 documentation. https://docs.ultralytics.com/ · JaidedAI. EasyOCR. https://github.com/JaidedAI/EasyOCR</w:t>
       </w:r>
     </w:p>
     <w:p>
@@ -4137,675 +2491,12 @@
         <w:pStyle w:val="Heading2"/>
       </w:pPr>
       <w:r>
-        <w:t>Appendix A – Project Proposal and Changes</w:t>
-      </w:r>
-    </w:p>
-    <w:tbl>
-      <w:tblPr>
-        <w:tblStyle w:val="TableGrid"/>
-        <w:tblW w:type="auto" w:w="0"/>
-        <w:jc w:val="center"/>
-        <w:tblLook w:firstColumn="1" w:firstRow="1" w:lastColumn="0" w:lastRow="0" w:noHBand="0" w:noVBand="1" w:val="04A0"/>
-      </w:tblPr>
-      <w:tblGrid>
-        <w:gridCol w:w="3137"/>
-        <w:gridCol w:w="3137"/>
-        <w:gridCol w:w="3137"/>
-      </w:tblGrid>
-      <w:tr>
-        <w:tc>
-          <w:tcPr>
-            <w:tcW w:type="dxa" w:w="3137"/>
-            <w:shd w:val="clear" w:color="auto" w:fill="34454D"/>
-          </w:tcPr>
-          <w:p>
-            <w:pPr>
-              <w:spacing w:after="0"/>
-            </w:pPr>
-            <w:r>
-              <w:rPr>
-                <w:b/>
-                <w:color w:val="FFFFFF"/>
-                <w:sz w:val="19"/>
-              </w:rPr>
-              <w:t>Proposal</w:t>
-            </w:r>
-          </w:p>
-        </w:tc>
-        <w:tc>
-          <w:tcPr>
-            <w:tcW w:type="dxa" w:w="3137"/>
-            <w:shd w:val="clear" w:color="auto" w:fill="34454D"/>
-          </w:tcPr>
-          <w:p>
-            <w:pPr>
-              <w:spacing w:after="0"/>
-            </w:pPr>
-            <w:r>
-              <w:rPr>
-                <w:b/>
-                <w:color w:val="FFFFFF"/>
-                <w:sz w:val="19"/>
-              </w:rPr>
-              <w:t>Delivered</w:t>
-            </w:r>
-          </w:p>
-        </w:tc>
-        <w:tc>
-          <w:tcPr>
-            <w:tcW w:type="dxa" w:w="3137"/>
-            <w:shd w:val="clear" w:color="auto" w:fill="34454D"/>
-          </w:tcPr>
-          <w:p>
-            <w:pPr>
-              <w:spacing w:after="0"/>
-            </w:pPr>
-            <w:r>
-              <w:rPr>
-                <w:b/>
-                <w:color w:val="FFFFFF"/>
-                <w:sz w:val="19"/>
-              </w:rPr>
-              <w:t>Reason</w:t>
-            </w:r>
-          </w:p>
-        </w:tc>
-      </w:tr>
-      <w:tr>
-        <w:tc>
-          <w:tcPr>
-            <w:tcW w:type="dxa" w:w="3137"/>
-          </w:tcPr>
-          <w:p>
-            <w:pPr>
-              <w:spacing w:after="0"/>
-            </w:pPr>
-            <w:r>
-              <w:rPr>
-                <w:sz w:val="19"/>
-              </w:rPr>
-              <w:t>Describe → search → confirm → re-identify across uploaded videos</w:t>
-            </w:r>
-          </w:p>
-        </w:tc>
-        <w:tc>
-          <w:tcPr>
-            <w:tcW w:type="dxa" w:w="3137"/>
-          </w:tcPr>
-          <w:p>
-            <w:pPr>
-              <w:spacing w:after="0"/>
-            </w:pPr>
-            <w:r>
-              <w:rPr>
-                <w:sz w:val="19"/>
-              </w:rPr>
-              <w:t>Unchanged: describe → rank → select → where seen</w:t>
-            </w:r>
-          </w:p>
-        </w:tc>
-        <w:tc>
-          <w:tcPr>
-            <w:tcW w:type="dxa" w:w="3137"/>
-          </w:tcPr>
-          <w:p>
-            <w:pPr>
-              <w:spacing w:after="0"/>
-            </w:pPr>
-            <w:r>
-              <w:rPr>
-                <w:sz w:val="19"/>
-              </w:rPr>
-              <w:t>–</w:t>
-            </w:r>
-          </w:p>
-        </w:tc>
-      </w:tr>
-      <w:tr>
-        <w:tc>
-          <w:tcPr>
-            <w:tcW w:type="dxa" w:w="3137"/>
-            <w:shd w:val="clear" w:color="auto" w:fill="EAF7F6"/>
-          </w:tcPr>
-          <w:p>
-            <w:pPr>
-              <w:spacing w:after="0"/>
-            </w:pPr>
-            <w:r>
-              <w:rPr>
-                <w:sz w:val="19"/>
-              </w:rPr>
-              <w:t>Appearance embeddings fused with colour, type, plate and track cues by a trained Random Forest; SOM pre-filter</w:t>
-            </w:r>
-          </w:p>
-        </w:tc>
-        <w:tc>
-          <w:tcPr>
-            <w:tcW w:type="dxa" w:w="3137"/>
-            <w:shd w:val="clear" w:color="auto" w:fill="EAF7F6"/>
-          </w:tcPr>
-          <w:p>
-            <w:pPr>
-              <w:spacing w:after="0"/>
-            </w:pPr>
-            <w:r>
-              <w:rPr>
-                <w:sz w:val="19"/>
-              </w:rPr>
-              <w:t>Pretrained FastReID VeRi-776 embedding with a threshold, ratio test and time window</w:t>
-            </w:r>
-          </w:p>
-        </w:tc>
-        <w:tc>
-          <w:tcPr>
-            <w:tcW w:type="dxa" w:w="3137"/>
-            <w:shd w:val="clear" w:color="auto" w:fill="EAF7F6"/>
-          </w:tcPr>
-          <w:p>
-            <w:pPr>
-              <w:spacing w:after="0"/>
-            </w:pPr>
-            <w:r>
-              <w:rPr>
-                <w:sz w:val="19"/>
-              </w:rPr>
-              <w:t>The published model is far stronger and needs no training; the learned fusion did not beat it</w:t>
-            </w:r>
-          </w:p>
-        </w:tc>
-      </w:tr>
-      <w:tr>
-        <w:tc>
-          <w:tcPr>
-            <w:tcW w:type="dxa" w:w="3137"/>
-          </w:tcPr>
-          <w:p>
-            <w:pPr>
-              <w:spacing w:after="0"/>
-            </w:pPr>
-            <w:r>
-              <w:rPr>
-                <w:sz w:val="19"/>
-              </w:rPr>
-              <w:t>Supervised colour/type classifiers trained on VeRi</w:t>
-            </w:r>
-          </w:p>
-        </w:tc>
-        <w:tc>
-          <w:tcPr>
-            <w:tcW w:type="dxa" w:w="3137"/>
-          </w:tcPr>
-          <w:p>
-            <w:pPr>
-              <w:spacing w:after="0"/>
-            </w:pPr>
-            <w:r>
-              <w:rPr>
-                <w:sz w:val="19"/>
-              </w:rPr>
-              <w:t>CLIP zero-shot colour/type/features</w:t>
-            </w:r>
-          </w:p>
-        </w:tc>
-        <w:tc>
-          <w:tcPr>
-            <w:tcW w:type="dxa" w:w="3137"/>
-          </w:tcPr>
-          <w:p>
-            <w:pPr>
-              <w:spacing w:after="0"/>
-            </w:pPr>
-            <w:r>
-              <w:rPr>
-                <w:sz w:val="19"/>
-              </w:rPr>
-              <w:t>No training; also handles free text</w:t>
-            </w:r>
-          </w:p>
-        </w:tc>
-      </w:tr>
-      <w:tr>
-        <w:tc>
-          <w:tcPr>
-            <w:tcW w:type="dxa" w:w="3137"/>
-            <w:shd w:val="clear" w:color="auto" w:fill="EAF7F6"/>
-          </w:tcPr>
-          <w:p>
-            <w:pPr>
-              <w:spacing w:after="0"/>
-            </w:pPr>
-            <w:r>
-              <w:rPr>
-                <w:sz w:val="19"/>
-              </w:rPr>
-              <w:t>Timestamps in video time</w:t>
-            </w:r>
-          </w:p>
-        </w:tc>
-        <w:tc>
-          <w:tcPr>
-            <w:tcW w:type="dxa" w:w="3137"/>
-            <w:shd w:val="clear" w:color="auto" w:fill="EAF7F6"/>
-          </w:tcPr>
-          <w:p>
-            <w:pPr>
-              <w:spacing w:after="0"/>
-            </w:pPr>
-            <w:r>
-              <w:rPr>
-                <w:sz w:val="19"/>
-              </w:rPr>
-              <w:t>Camera location + recording start → real-world time</w:t>
-            </w:r>
-          </w:p>
-        </w:tc>
-        <w:tc>
-          <w:tcPr>
-            <w:tcW w:type="dxa" w:w="3137"/>
-            <w:shd w:val="clear" w:color="auto" w:fill="EAF7F6"/>
-          </w:tcPr>
-          <w:p>
-            <w:pPr>
-              <w:spacing w:after="0"/>
-            </w:pPr>
-            <w:r>
-              <w:rPr>
-                <w:sz w:val="19"/>
-              </w:rPr>
-              <w:t>Cameras recorded at different times; results readable as place and time</w:t>
-            </w:r>
-          </w:p>
-        </w:tc>
-      </w:tr>
-      <w:tr>
-        <w:tc>
-          <w:tcPr>
-            <w:tcW w:type="dxa" w:w="3137"/>
-          </w:tcPr>
-          <w:p>
-            <w:pPr>
-              <w:spacing w:after="0"/>
-            </w:pPr>
-            <w:r>
-              <w:rPr>
-                <w:sz w:val="19"/>
-              </w:rPr>
-              <w:t>Evaluation on VeRi-776</w:t>
-            </w:r>
-          </w:p>
-        </w:tc>
-        <w:tc>
-          <w:tcPr>
-            <w:tcW w:type="dxa" w:w="3137"/>
-          </w:tcPr>
-          <w:p>
-            <w:pPr>
-              <w:spacing w:after="0"/>
-            </w:pPr>
-            <w:r>
-              <w:rPr>
-                <w:sz w:val="19"/>
-              </w:rPr>
-              <w:t>VeRi-776 official split + demo footage + upload test pack</w:t>
-            </w:r>
-          </w:p>
-        </w:tc>
-        <w:tc>
-          <w:tcPr>
-            <w:tcW w:type="dxa" w:w="3137"/>
-          </w:tcPr>
-          <w:p>
-            <w:pPr>
-              <w:spacing w:after="0"/>
-            </w:pPr>
-            <w:r>
-              <w:rPr>
-                <w:sz w:val="19"/>
-              </w:rPr>
-              <w:t>Measures both the model and the platform</w:t>
-            </w:r>
-          </w:p>
-        </w:tc>
-      </w:tr>
-    </w:tbl>
-    <w:p>
-      <w:pPr>
-        <w:spacing w:after="40"/>
-      </w:pPr>
-    </w:p>
-    <w:p>
-      <w:pPr>
-        <w:pStyle w:val="Heading2"/>
-      </w:pPr>
-      <w:r>
-        <w:t>Appendix B – Mapped System Functionalities against Course Knowledge</w:t>
-      </w:r>
-    </w:p>
-    <w:tbl>
-      <w:tblPr>
-        <w:tblStyle w:val="TableGrid"/>
-        <w:tblW w:type="auto" w:w="0"/>
-        <w:jc w:val="center"/>
-        <w:tblLook w:firstColumn="1" w:firstRow="1" w:lastColumn="0" w:lastRow="0" w:noHBand="0" w:noVBand="1" w:val="04A0"/>
-      </w:tblPr>
-      <w:tblGrid>
-        <w:gridCol w:w="3137"/>
-        <w:gridCol w:w="3137"/>
-        <w:gridCol w:w="3137"/>
-      </w:tblGrid>
-      <w:tr>
-        <w:tc>
-          <w:tcPr>
-            <w:tcW w:type="dxa" w:w="3137"/>
-            <w:shd w:val="clear" w:color="auto" w:fill="34454D"/>
-          </w:tcPr>
-          <w:p>
-            <w:pPr>
-              <w:spacing w:after="0"/>
-            </w:pPr>
-            <w:r>
-              <w:rPr>
-                <w:b/>
-                <w:color w:val="FFFFFF"/>
-                <w:sz w:val="19"/>
-              </w:rPr>
-              <w:t>Course area</w:t>
-            </w:r>
-          </w:p>
-        </w:tc>
-        <w:tc>
-          <w:tcPr>
-            <w:tcW w:type="dxa" w:w="3137"/>
-            <w:shd w:val="clear" w:color="auto" w:fill="34454D"/>
-          </w:tcPr>
-          <w:p>
-            <w:pPr>
-              <w:spacing w:after="0"/>
-            </w:pPr>
-            <w:r>
-              <w:rPr>
-                <w:b/>
-                <w:color w:val="FFFFFF"/>
-                <w:sz w:val="19"/>
-              </w:rPr>
-              <w:t>Where it appears in V-Trace</w:t>
-            </w:r>
-          </w:p>
-        </w:tc>
-        <w:tc>
-          <w:tcPr>
-            <w:tcW w:type="dxa" w:w="3137"/>
-            <w:shd w:val="clear" w:color="auto" w:fill="34454D"/>
-          </w:tcPr>
-          <w:p>
-            <w:pPr>
-              <w:spacing w:after="0"/>
-            </w:pPr>
-            <w:r>
-              <w:rPr>
-                <w:b/>
-                <w:color w:val="FFFFFF"/>
-                <w:sz w:val="19"/>
-              </w:rPr>
-              <w:t>How it is demonstrated</w:t>
-            </w:r>
-          </w:p>
-        </w:tc>
-      </w:tr>
-      <w:tr>
-        <w:tc>
-          <w:tcPr>
-            <w:tcW w:type="dxa" w:w="3137"/>
-          </w:tcPr>
-          <w:p>
-            <w:pPr>
-              <w:spacing w:after="0"/>
-            </w:pPr>
-            <w:r>
-              <w:rPr>
-                <w:sz w:val="19"/>
-              </w:rPr>
-              <w:t>Pattern recognition and machine learning systems</w:t>
-            </w:r>
-          </w:p>
-        </w:tc>
-        <w:tc>
-          <w:tcPr>
-            <w:tcW w:type="dxa" w:w="3137"/>
-          </w:tcPr>
-          <w:p>
-            <w:pPr>
-              <w:spacing w:after="0"/>
-            </w:pPr>
-            <w:r>
-              <w:rPr>
-                <w:sz w:val="19"/>
-              </w:rPr>
-              <w:t>Supervised metric learning (FastReID trained on VeRi identities) applied to new footage; similarity threshold chosen from score distributions</w:t>
-            </w:r>
-          </w:p>
-        </w:tc>
-        <w:tc>
-          <w:tcPr>
-            <w:tcW w:type="dxa" w:w="3137"/>
-          </w:tcPr>
-          <w:p>
-            <w:pPr>
-              <w:spacing w:after="0"/>
-            </w:pPr>
-            <w:r>
-              <w:rPr>
-                <w:sz w:val="19"/>
-              </w:rPr>
-              <w:t>VeRi-776 benchmark (6.1), threshold analysis</w:t>
-            </w:r>
-          </w:p>
-        </w:tc>
-      </w:tr>
-      <w:tr>
-        <w:tc>
-          <w:tcPr>
-            <w:tcW w:type="dxa" w:w="3137"/>
-            <w:shd w:val="clear" w:color="auto" w:fill="EAF7F6"/>
-          </w:tcPr>
-          <w:p>
-            <w:pPr>
-              <w:spacing w:after="0"/>
-            </w:pPr>
-            <w:r>
-              <w:rPr>
-                <w:sz w:val="19"/>
-              </w:rPr>
-              <w:t>Deep learning / computer vision</w:t>
-            </w:r>
-          </w:p>
-        </w:tc>
-        <w:tc>
-          <w:tcPr>
-            <w:tcW w:type="dxa" w:w="3137"/>
-            <w:shd w:val="clear" w:color="auto" w:fill="EAF7F6"/>
-          </w:tcPr>
-          <w:p>
-            <w:pPr>
-              <w:spacing w:after="0"/>
-            </w:pPr>
-            <w:r>
-              <w:rPr>
-                <w:sz w:val="19"/>
-              </w:rPr>
-              <w:t>YOLO11 detection, IBN-ResNet Re-ID network, CLIP vision-language model, OCR</w:t>
-            </w:r>
-          </w:p>
-        </w:tc>
-        <w:tc>
-          <w:tcPr>
-            <w:tcW w:type="dxa" w:w="3137"/>
-            <w:shd w:val="clear" w:color="auto" w:fill="EAF7F6"/>
-          </w:tcPr>
-          <w:p>
-            <w:pPr>
-              <w:spacing w:after="0"/>
-            </w:pPr>
-            <w:r>
-              <w:rPr>
-                <w:sz w:val="19"/>
-              </w:rPr>
-              <w:t>Search and Where seen pages</w:t>
-            </w:r>
-          </w:p>
-        </w:tc>
-      </w:tr>
-      <w:tr>
-        <w:tc>
-          <w:tcPr>
-            <w:tcW w:type="dxa" w:w="3137"/>
-          </w:tcPr>
-          <w:p>
-            <w:pPr>
-              <w:spacing w:after="0"/>
-            </w:pPr>
-            <w:r>
-              <w:rPr>
-                <w:sz w:val="19"/>
-              </w:rPr>
-              <w:t>Intelligent sensing and sense-making</w:t>
-            </w:r>
-          </w:p>
-        </w:tc>
-        <w:tc>
-          <w:tcPr>
-            <w:tcW w:type="dxa" w:w="3137"/>
-          </w:tcPr>
-          <w:p>
-            <w:pPr>
-              <w:spacing w:after="0"/>
-            </w:pPr>
-            <w:r>
-              <w:rPr>
-                <w:sz w:val="19"/>
-              </w:rPr>
-              <w:t>Video → detections → tracks → sightings → descriptors → ranked matches → where seen, with real-world time and location</w:t>
-            </w:r>
-          </w:p>
-        </w:tc>
-        <w:tc>
-          <w:tcPr>
-            <w:tcW w:type="dxa" w:w="3137"/>
-          </w:tcPr>
-          <w:p>
-            <w:pPr>
-              <w:spacing w:after="0"/>
-            </w:pPr>
-            <w:r>
-              <w:rPr>
-                <w:sz w:val="19"/>
-              </w:rPr>
-              <w:t>Demo and upload test pack (6.2–6.4)</w:t>
-            </w:r>
-          </w:p>
-        </w:tc>
-      </w:tr>
-      <w:tr>
-        <w:tc>
-          <w:tcPr>
-            <w:tcW w:type="dxa" w:w="3137"/>
-            <w:shd w:val="clear" w:color="auto" w:fill="EAF7F6"/>
-          </w:tcPr>
-          <w:p>
-            <w:pPr>
-              <w:spacing w:after="0"/>
-            </w:pPr>
-            <w:r>
-              <w:rPr>
-                <w:sz w:val="19"/>
-              </w:rPr>
-              <w:t>Problem solving with pattern recognition</w:t>
-            </w:r>
-          </w:p>
-        </w:tc>
-        <w:tc>
-          <w:tcPr>
-            <w:tcW w:type="dxa" w:w="3137"/>
-            <w:shd w:val="clear" w:color="auto" w:fill="EAF7F6"/>
-          </w:tcPr>
-          <w:p>
-            <w:pPr>
-              <w:spacing w:after="0"/>
-            </w:pPr>
-            <w:r>
-              <w:rPr>
-                <w:sz w:val="19"/>
-              </w:rPr>
-              <w:t>Multi-evidence description search (fields weighted by what is given); decision rule with ratio test and time window</w:t>
-            </w:r>
-          </w:p>
-        </w:tc>
-        <w:tc>
-          <w:tcPr>
-            <w:tcW w:type="dxa" w:w="3137"/>
-            <w:shd w:val="clear" w:color="auto" w:fill="EAF7F6"/>
-          </w:tcPr>
-          <w:p>
-            <w:pPr>
-              <w:spacing w:after="0"/>
-            </w:pPr>
-            <w:r>
-              <w:rPr>
-                <w:sz w:val="19"/>
-              </w:rPr>
-              <w:t>Decision-rule ablation (6.3)</w:t>
-            </w:r>
-          </w:p>
-        </w:tc>
-      </w:tr>
-    </w:tbl>
-    <w:p>
-      <w:pPr>
-        <w:spacing w:after="40"/>
-      </w:pPr>
-    </w:p>
-    <w:p>
-      <w:pPr>
-        <w:pStyle w:val="Heading2"/>
-      </w:pPr>
-      <w:r>
-        <w:t>Appendix C – Installation and User Guide</w:t>
+        <w:t>Appendix – Running the System and AI Declaration</w:t>
       </w:r>
     </w:p>
     <w:p>
       <w:r>
-        <w:rPr>
-          <w:b/>
-        </w:rPr>
-        <w:t>C.1 Requirements.</w:t>
-      </w:r>
-      <w:r>
-        <w:t xml:space="preserve"> Windows, macOS or Linux, Python 3.11. A GPU is optional.</w:t>
-      </w:r>
-    </w:p>
-    <w:p>
-      <w:r>
-        <w:rPr>
-          <w:b/>
-        </w:rPr>
-        <w:t>C.2 Install and run.</w:t>
-      </w:r>
-    </w:p>
-    <w:p>
-      <w:pPr>
-        <w:pStyle w:val="ListNumber"/>
-        <w:spacing w:after="60"/>
-      </w:pPr>
-      <w:r>
-        <w:rPr>
-          <w:rFonts w:ascii="Consolas" w:hAnsi="Consolas"/>
-          <w:color w:val="0E8782"/>
-          <w:sz w:val="20"/>
-        </w:rPr>
-        <w:t>python -m venv .venv</w:t>
-      </w:r>
-      <w:r>
-        <w:t xml:space="preserve">, then </w:t>
+        <w:t xml:space="preserve">Install Python 3.11, run </w:t>
       </w:r>
       <w:r>
         <w:rPr>
@@ -4813,19 +2504,10 @@
           <w:color w:val="0E8782"/>
           <w:sz w:val="20"/>
         </w:rPr>
-        <w:t>.venv\Scripts\pip install -r requirements.txt</w:t>
+        <w:t>pip install -r requirements.txt</w:t>
       </w:r>
       <w:r>
-        <w:t xml:space="preserve"> (Windows).</w:t>
-      </w:r>
-    </w:p>
-    <w:p>
-      <w:pPr>
-        <w:pStyle w:val="ListNumber"/>
-        <w:spacing w:after="60"/>
-      </w:pPr>
-      <w:r>
-        <w:t xml:space="preserve">Copy </w:t>
+        <w:t xml:space="preserve">, copy </w:t>
       </w:r>
       <w:r>
         <w:rPr>
@@ -4847,148 +2529,7 @@
         <w:t>.streamlit/secrets.toml</w:t>
       </w:r>
       <w:r>
-        <w:t xml:space="preserve"> and set the admin username and password.</w:t>
-      </w:r>
-    </w:p>
-    <w:p>
-      <w:pPr>
-        <w:pStyle w:val="ListNumber"/>
-        <w:spacing w:after="60"/>
-      </w:pPr>
-      <w:r>
-        <w:rPr>
-          <w:rFonts w:ascii="Consolas" w:hAnsi="Consolas"/>
-          <w:color w:val="0E8782"/>
-          <w:sz w:val="20"/>
-        </w:rPr>
-        <w:t>.venv\Scripts\python -m streamlit run app.py</w:t>
-      </w:r>
-      <w:r>
-        <w:t xml:space="preserve"> and open http://localhost:8501. The pretrained weights download on first use.</w:t>
-      </w:r>
-    </w:p>
-    <w:p>
-      <w:r>
-        <w:rPr>
-          <w:b/>
-        </w:rPr>
-        <w:t>C.3 Using the application.</w:t>
-      </w:r>
-    </w:p>
-    <w:p>
-      <w:pPr>
-        <w:pStyle w:val="ListNumber"/>
-        <w:spacing w:after="60"/>
-      </w:pPr>
-      <w:r>
-        <w:t>Sign in. The four demo cameras are already processed.</w:t>
-      </w:r>
-    </w:p>
-    <w:p>
-      <w:pPr>
-        <w:pStyle w:val="ListNumber"/>
-        <w:spacing w:after="60"/>
-      </w:pPr>
-      <w:r>
-        <w:rPr>
-          <w:i/>
-        </w:rPr>
-        <w:t>Describe the vehicle</w:t>
-      </w:r>
-      <w:r>
-        <w:t xml:space="preserve"> (e.g. Colour </w:t>
-      </w:r>
-      <w:r>
-        <w:rPr>
-          <w:b/>
-        </w:rPr>
-        <w:t>red</w:t>
-      </w:r>
-      <w:r>
-        <w:t xml:space="preserve">, Type </w:t>
-      </w:r>
-      <w:r>
-        <w:rPr>
-          <w:b/>
-        </w:rPr>
-        <w:t>suv</w:t>
-      </w:r>
-      <w:r>
-        <w:t xml:space="preserve">) and click </w:t>
-      </w:r>
-      <w:r>
-        <w:rPr>
-          <w:b/>
-        </w:rPr>
-        <w:t>Search</w:t>
-      </w:r>
-      <w:r>
-        <w:t>.</w:t>
-      </w:r>
-    </w:p>
-    <w:p>
-      <w:pPr>
-        <w:pStyle w:val="ListNumber"/>
-        <w:spacing w:after="60"/>
-      </w:pPr>
-      <w:r>
-        <w:t xml:space="preserve">In </w:t>
-      </w:r>
-      <w:r>
-        <w:rPr>
-          <w:i/>
-        </w:rPr>
-        <w:t>Best matches</w:t>
-      </w:r>
-      <w:r>
-        <w:t xml:space="preserve">, click </w:t>
-      </w:r>
-      <w:r>
-        <w:rPr>
-          <w:b/>
-        </w:rPr>
-        <w:t>Select</w:t>
-      </w:r>
-      <w:r>
-        <w:t xml:space="preserve"> on the vehicle (in the demo: #3, Orchard Road at Scotts Road, 08:15:42.0).</w:t>
-      </w:r>
-    </w:p>
-    <w:p>
-      <w:pPr>
-        <w:pStyle w:val="ListNumber"/>
-        <w:spacing w:after="60"/>
-      </w:pPr>
-      <w:r>
-        <w:rPr>
-          <w:i/>
-        </w:rPr>
-        <w:t>Where this vehicle was seen</w:t>
-      </w:r>
-      <w:r>
-        <w:t xml:space="preserve"> shows the route (Orchard Road west 08:15:40.8 → Scotts Road 08:15:42.0 → east 08:15:43.5),</w:t>
-      </w:r>
-    </w:p>
-    <w:p>
-      <w:r>
-        <w:t>each sighting's location, date and time, crop and frame, and a map.</w:t>
-      </w:r>
-    </w:p>
-    <w:p>
-      <w:pPr>
-        <w:pStyle w:val="ListNumber"/>
-        <w:spacing w:after="60"/>
-      </w:pPr>
-      <w:r>
-        <w:t xml:space="preserve">To try uploads, choose </w:t>
-      </w:r>
-      <w:r>
-        <w:rPr>
-          <w:b/>
-        </w:rPr>
-        <w:t>Upload new videos</w:t>
-      </w:r>
-      <w:r>
-        <w:t xml:space="preserve"> and add a set from </w:t>
+        <w:t xml:space="preserve"> with an admin username and password, then </w:t>
       </w:r>
       <w:r>
         <w:rPr>
@@ -4996,44 +2537,10 @@
           <w:color w:val="0E8782"/>
           <w:sz w:val="20"/>
         </w:rPr>
-        <w:t>test_videos/</w:t>
+        <w:t>streamlit run app.py</w:t>
       </w:r>
       <w:r>
-        <w:t xml:space="preserve"> (details fill in automatically), or</w:t>
-      </w:r>
-    </w:p>
-    <w:p>
-      <w:r>
-        <w:t>your own clips with their location and start time.</w:t>
-      </w:r>
-    </w:p>
-    <w:p>
-      <w:pPr>
-        <w:pStyle w:val="ListNumber"/>
-        <w:spacing w:after="60"/>
-      </w:pPr>
-      <w:r>
-        <w:t xml:space="preserve">Edit camera locations and recording starts on the </w:t>
-      </w:r>
-      <w:r>
-        <w:rPr>
-          <w:b/>
-        </w:rPr>
-        <w:t>Cameras</w:t>
-      </w:r>
-      <w:r>
-        <w:t xml:space="preserve"> page; the threshold and time limit are there too.</w:t>
-      </w:r>
-    </w:p>
-    <w:p>
-      <w:r>
-        <w:rPr>
-          <w:b/>
-        </w:rPr>
-        <w:t>C.4 Deployment and access.</w:t>
-      </w:r>
-      <w:r>
-        <w:t xml:space="preserve"> The app deploys on Streamlit Community Cloud from the repository (</w:t>
+        <w:t xml:space="preserve"> and open http://localhost:8501. Demo scenarios and search combinations with expected results are in the Demo Guide; the hosted link and assessor sign-in are provided with the submission. Benchmark and demo evaluation: </w:t>
       </w:r>
       <w:r>
         <w:rPr>
@@ -5041,10 +2548,10 @@
           <w:color w:val="0E8782"/>
           <w:sz w:val="20"/>
         </w:rPr>
-        <w:t>app.py</w:t>
+        <w:t>python scripts/eval_veri.py</w:t>
       </w:r>
       <w:r>
-        <w:t xml:space="preserve">, Python 3.11, the </w:t>
+        <w:t xml:space="preserve"> and </w:t>
       </w:r>
       <w:r>
         <w:rPr>
@@ -5052,418 +2559,25 @@
           <w:color w:val="0E8782"/>
           <w:sz w:val="20"/>
         </w:rPr>
-        <w:t>[admin]</w:t>
+        <w:t>python scripts/demo_eval.py</w:t>
       </w:r>
       <w:r>
-        <w:t xml:space="preserve"> block in Secrets). The hosted link and the assessor sign-in are provided with the Canvas submission.</w:t>
+        <w:t>.</w:t>
       </w:r>
     </w:p>
     <w:p>
       <w:r>
         <w:rPr>
-          <w:b/>
+          <w:i/>
         </w:rPr>
-        <w:t>C.5 Video.</w:t>
+        <w:t>AI declaration.</w:t>
       </w:r>
       <w:r>
-        <w:t xml:space="preserve"> The 10–15 minute presentation video is submitted with this report (</w:t>
-      </w:r>
-      <w:r>
-        <w:rPr>
-          <w:rFonts w:ascii="Consolas" w:hAnsi="Consolas"/>
-          <w:color w:val="0E8782"/>
-          <w:sz w:val="20"/>
-        </w:rPr>
-        <w:t>V-Trace_Presentation.mp4</w:t>
-      </w:r>
-      <w:r>
-        <w:t>).</w:t>
+        <w:t xml:space="preserve"> AI-based tools including Claude, ChatGPT and Gemini were used in a supporting role (drafting and refining text, organising content, coding assistance whose output was reviewed and tested, and research support). All ideas, analysis, technical design decisions and conclusions are the work of the project team.</w:t>
       </w:r>
     </w:p>
-    <w:p>
-      <w:pPr>
-        <w:pStyle w:val="Heading2"/>
-      </w:pPr>
-      <w:r>
-        <w:t>Appendix D – Individual Project Report</w:t>
-      </w:r>
-    </w:p>
-    <w:p>
-      <w:r>
-        <w:t>The individual report is submitted separately (</w:t>
-      </w:r>
-      <w:r>
-        <w:rPr>
-          <w:rFonts w:ascii="Consolas" w:hAnsi="Consolas"/>
-          <w:color w:val="0E8782"/>
-          <w:sz w:val="20"/>
-        </w:rPr>
-        <w:t>V-Trace_Individual_Report_Gurneet_Kaur_Bhuller</w:t>
-      </w:r>
-      <w:r>
-        <w:t>).</w:t>
-      </w:r>
-    </w:p>
-    <w:p>
-      <w:pPr>
-        <w:pStyle w:val="Heading2"/>
-      </w:pPr>
-      <w:r>
-        <w:t>Appendix E – Use of AI Tools</w:t>
-      </w:r>
-    </w:p>
-    <w:p>
-      <w:r>
-        <w:t>AI-based tools including Claude, ChatGPT and Gemini were used in a supporting role: drafting and refining text, organising content, coding assistance whose output was reviewed and tested before it was merged, and general research support. All ideas, analysis, technical design decisions and conclusions are the work of the project team.</w:t>
-      </w:r>
-    </w:p>
-    <w:p>
-      <w:pPr>
-        <w:pStyle w:val="Heading2"/>
-      </w:pPr>
-      <w:r>
-        <w:t>Appendix F – Abbreviations</w:t>
-      </w:r>
-    </w:p>
-    <w:tbl>
-      <w:tblPr>
-        <w:tblStyle w:val="TableGrid"/>
-        <w:tblW w:type="auto" w:w="0"/>
-        <w:jc w:val="center"/>
-        <w:tblLook w:firstColumn="1" w:firstRow="1" w:lastColumn="0" w:lastRow="0" w:noHBand="0" w:noVBand="1" w:val="04A0"/>
-      </w:tblPr>
-      <w:tblGrid>
-        <w:gridCol w:w="4706"/>
-        <w:gridCol w:w="4706"/>
-      </w:tblGrid>
-      <w:tr>
-        <w:tc>
-          <w:tcPr>
-            <w:tcW w:type="dxa" w:w="4706"/>
-            <w:shd w:val="clear" w:color="auto" w:fill="34454D"/>
-          </w:tcPr>
-          <w:p>
-            <w:pPr>
-              <w:spacing w:after="0"/>
-            </w:pPr>
-            <w:r>
-              <w:rPr>
-                <w:b/>
-                <w:color w:val="FFFFFF"/>
-                <w:sz w:val="19"/>
-              </w:rPr>
-              <w:t>Term</w:t>
-            </w:r>
-          </w:p>
-        </w:tc>
-        <w:tc>
-          <w:tcPr>
-            <w:tcW w:type="dxa" w:w="4706"/>
-            <w:shd w:val="clear" w:color="auto" w:fill="34454D"/>
-          </w:tcPr>
-          <w:p>
-            <w:pPr>
-              <w:spacing w:after="0"/>
-            </w:pPr>
-            <w:r>
-              <w:rPr>
-                <w:b/>
-                <w:color w:val="FFFFFF"/>
-                <w:sz w:val="19"/>
-              </w:rPr>
-              <w:t>Meaning</w:t>
-            </w:r>
-          </w:p>
-        </w:tc>
-      </w:tr>
-      <w:tr>
-        <w:tc>
-          <w:tcPr>
-            <w:tcW w:type="dxa" w:w="4706"/>
-          </w:tcPr>
-          <w:p>
-            <w:pPr>
-              <w:spacing w:after="0"/>
-            </w:pPr>
-            <w:r>
-              <w:rPr>
-                <w:sz w:val="19"/>
-              </w:rPr>
-              <w:t>Re-ID</w:t>
-            </w:r>
-          </w:p>
-        </w:tc>
-        <w:tc>
-          <w:tcPr>
-            <w:tcW w:type="dxa" w:w="4706"/>
-          </w:tcPr>
-          <w:p>
-            <w:pPr>
-              <w:spacing w:after="0"/>
-            </w:pPr>
-            <w:r>
-              <w:rPr>
-                <w:sz w:val="19"/>
-              </w:rPr>
-              <w:t>Re-identification: recognising the same vehicle in another camera</w:t>
-            </w:r>
-          </w:p>
-        </w:tc>
-      </w:tr>
-      <w:tr>
-        <w:tc>
-          <w:tcPr>
-            <w:tcW w:type="dxa" w:w="4706"/>
-            <w:shd w:val="clear" w:color="auto" w:fill="EAF7F6"/>
-          </w:tcPr>
-          <w:p>
-            <w:pPr>
-              <w:spacing w:after="0"/>
-            </w:pPr>
-            <w:r>
-              <w:rPr>
-                <w:sz w:val="19"/>
-              </w:rPr>
-              <w:t>Sighting / tracklet</w:t>
-            </w:r>
-          </w:p>
-        </w:tc>
-        <w:tc>
-          <w:tcPr>
-            <w:tcW w:type="dxa" w:w="4706"/>
-            <w:shd w:val="clear" w:color="auto" w:fill="EAF7F6"/>
-          </w:tcPr>
-          <w:p>
-            <w:pPr>
-              <w:spacing w:after="0"/>
-            </w:pPr>
-            <w:r>
-              <w:rPr>
-                <w:sz w:val="19"/>
-              </w:rPr>
-              <w:t>All frames in which one vehicle is seen continuously in one camera</w:t>
-            </w:r>
-          </w:p>
-        </w:tc>
-      </w:tr>
-      <w:tr>
-        <w:tc>
-          <w:tcPr>
-            <w:tcW w:type="dxa" w:w="4706"/>
-          </w:tcPr>
-          <w:p>
-            <w:pPr>
-              <w:spacing w:after="0"/>
-            </w:pPr>
-            <w:r>
-              <w:rPr>
-                <w:sz w:val="19"/>
-              </w:rPr>
-              <w:t>VeRi-776</w:t>
-            </w:r>
-          </w:p>
-        </w:tc>
-        <w:tc>
-          <w:tcPr>
-            <w:tcW w:type="dxa" w:w="4706"/>
-          </w:tcPr>
-          <w:p>
-            <w:pPr>
-              <w:spacing w:after="0"/>
-            </w:pPr>
-            <w:r>
-              <w:rPr>
-                <w:sz w:val="19"/>
-              </w:rPr>
-              <w:t>Vehicle Re-ID benchmark of 776 vehicles from 20 cameras</w:t>
-            </w:r>
-          </w:p>
-        </w:tc>
-      </w:tr>
-      <w:tr>
-        <w:tc>
-          <w:tcPr>
-            <w:tcW w:type="dxa" w:w="4706"/>
-            <w:shd w:val="clear" w:color="auto" w:fill="EAF7F6"/>
-          </w:tcPr>
-          <w:p>
-            <w:pPr>
-              <w:spacing w:after="0"/>
-            </w:pPr>
-            <w:r>
-              <w:rPr>
-                <w:sz w:val="19"/>
-              </w:rPr>
-              <w:t>Rank-1 / Rank-5</w:t>
-            </w:r>
-          </w:p>
-        </w:tc>
-        <w:tc>
-          <w:tcPr>
-            <w:tcW w:type="dxa" w:w="4706"/>
-            <w:shd w:val="clear" w:color="auto" w:fill="EAF7F6"/>
-          </w:tcPr>
-          <w:p>
-            <w:pPr>
-              <w:spacing w:after="0"/>
-            </w:pPr>
-            <w:r>
-              <w:rPr>
-                <w:sz w:val="19"/>
-              </w:rPr>
-              <w:t>Share of queries whose correct match is first / in the top 5</w:t>
-            </w:r>
-          </w:p>
-        </w:tc>
-      </w:tr>
-      <w:tr>
-        <w:tc>
-          <w:tcPr>
-            <w:tcW w:type="dxa" w:w="4706"/>
-          </w:tcPr>
-          <w:p>
-            <w:pPr>
-              <w:spacing w:after="0"/>
-            </w:pPr>
-            <w:r>
-              <w:rPr>
-                <w:sz w:val="19"/>
-              </w:rPr>
-              <w:t>mAP</w:t>
-            </w:r>
-          </w:p>
-        </w:tc>
-        <w:tc>
-          <w:tcPr>
-            <w:tcW w:type="dxa" w:w="4706"/>
-          </w:tcPr>
-          <w:p>
-            <w:pPr>
-              <w:spacing w:after="0"/>
-            </w:pPr>
-            <w:r>
-              <w:rPr>
-                <w:sz w:val="19"/>
-              </w:rPr>
-              <w:t>Mean average precision over all queries</w:t>
-            </w:r>
-          </w:p>
-        </w:tc>
-      </w:tr>
-      <w:tr>
-        <w:tc>
-          <w:tcPr>
-            <w:tcW w:type="dxa" w:w="4706"/>
-            <w:shd w:val="clear" w:color="auto" w:fill="EAF7F6"/>
-          </w:tcPr>
-          <w:p>
-            <w:pPr>
-              <w:spacing w:after="0"/>
-            </w:pPr>
-            <w:r>
-              <w:rPr>
-                <w:sz w:val="19"/>
-              </w:rPr>
-              <w:t>CLIP</w:t>
-            </w:r>
-          </w:p>
-        </w:tc>
-        <w:tc>
-          <w:tcPr>
-            <w:tcW w:type="dxa" w:w="4706"/>
-            <w:shd w:val="clear" w:color="auto" w:fill="EAF7F6"/>
-          </w:tcPr>
-          <w:p>
-            <w:pPr>
-              <w:spacing w:after="0"/>
-            </w:pPr>
-            <w:r>
-              <w:rPr>
-                <w:sz w:val="19"/>
-              </w:rPr>
-              <w:t>Contrastive Language–Image Pre-training (vision-language model)</w:t>
-            </w:r>
-          </w:p>
-        </w:tc>
-      </w:tr>
-      <w:tr>
-        <w:tc>
-          <w:tcPr>
-            <w:tcW w:type="dxa" w:w="4706"/>
-          </w:tcPr>
-          <w:p>
-            <w:pPr>
-              <w:spacing w:after="0"/>
-            </w:pPr>
-            <w:r>
-              <w:rPr>
-                <w:sz w:val="19"/>
-              </w:rPr>
-              <w:t>IBN</w:t>
-            </w:r>
-          </w:p>
-        </w:tc>
-        <w:tc>
-          <w:tcPr>
-            <w:tcW w:type="dxa" w:w="4706"/>
-          </w:tcPr>
-          <w:p>
-            <w:pPr>
-              <w:spacing w:after="0"/>
-            </w:pPr>
-            <w:r>
-              <w:rPr>
-                <w:sz w:val="19"/>
-              </w:rPr>
-              <w:t>Instance-batch normalisation</w:t>
-            </w:r>
-          </w:p>
-        </w:tc>
-      </w:tr>
-      <w:tr>
-        <w:tc>
-          <w:tcPr>
-            <w:tcW w:type="dxa" w:w="4706"/>
-            <w:shd w:val="clear" w:color="auto" w:fill="EAF7F6"/>
-          </w:tcPr>
-          <w:p>
-            <w:pPr>
-              <w:spacing w:after="0"/>
-            </w:pPr>
-            <w:r>
-              <w:rPr>
-                <w:sz w:val="19"/>
-              </w:rPr>
-              <w:t>OCR</w:t>
-            </w:r>
-          </w:p>
-        </w:tc>
-        <w:tc>
-          <w:tcPr>
-            <w:tcW w:type="dxa" w:w="4706"/>
-            <w:shd w:val="clear" w:color="auto" w:fill="EAF7F6"/>
-          </w:tcPr>
-          <w:p>
-            <w:pPr>
-              <w:spacing w:after="0"/>
-            </w:pPr>
-            <w:r>
-              <w:rPr>
-                <w:sz w:val="19"/>
-              </w:rPr>
-              <w:t>Optical character recognition</w:t>
-            </w:r>
-          </w:p>
-        </w:tc>
-      </w:tr>
-    </w:tbl>
-    <w:p>
-      <w:pPr>
-        <w:spacing w:after="40"/>
-      </w:pPr>
-    </w:p>
     <w:sectPr>
-      <w:footerReference w:type="default" r:id="rId10"/>
+      <w:footerReference w:type="default" r:id="rId11"/>
       <w:pgSz w:w="11906" w:h="16838"/>
       <w:pgMar w:top="1247" w:right="1247" w:bottom="1247" w:left="1247" w:header="720" w:footer="720" w:gutter="0"/>
       <w:cols w:space="720"/>
